--- a/pdf/class 10/CLASS 10 CH-4.docx
+++ b/pdf/class 10/CLASS 10 CH-4.docx
@@ -3,6 +3,5851 @@
 <w:document xmlns:wpc="http://schemas.microsoft.com/office/word/2010/wordprocessingCanvas" xmlns:mc="http://schemas.openxmlformats.org/markup-compatibility/2006" xmlns:o="urn:schemas-microsoft-com:office:office" xmlns:r="http://schemas.openxmlformats.org/officeDocument/2006/relationships" xmlns:m="http://schemas.openxmlformats.org/officeDocument/2006/math" xmlns:v="urn:schemas-microsoft-com:vml" xmlns:wp14="http://schemas.microsoft.com/office/word/2010/wordprocessingDrawing" xmlns:wp="http://schemas.openxmlformats.org/drawingml/2006/wordprocessingDrawing" xmlns:w10="urn:schemas-microsoft-com:office:word" xmlns:w="http://schemas.openxmlformats.org/wordprocessingml/2006/main" xmlns:w14="http://schemas.microsoft.com/office/word/2010/wordml" xmlns:w15="http://schemas.microsoft.com/office/word/2012/wordml" xmlns:wpg="http://schemas.microsoft.com/office/word/2010/wordprocessingGroup" xmlns:wpi="http://schemas.microsoft.com/office/word/2010/wordprocessingInk" xmlns:wne="http://schemas.microsoft.com/office/word/2006/wordml" xmlns:wps="http://schemas.microsoft.com/office/word/2010/wordprocessingShape" mc:Ignorable="w14 w15 wp14">
   <w:background w:color="E2EFD9" w:themeColor="accent6" w:themeTint="33"/>
   <w:body>
+    <w:p>
+      <w:pPr>
+        <w:spacing w:after="0" w:line="240" w:lineRule="auto"/>
+        <w:ind w:left="270"/>
+        <w:jc w:val="center"/>
+        <w:rPr>
+          <w:rFonts w:ascii="Times New Roman" w:hAnsi="Times New Roman" w:cs="Times New Roman"/>
+          <w:color w:val="7030A0"/>
+          <w:sz w:val="40"/>
+        </w:rPr>
+      </w:pPr>
+      <w:r>
+        <w:rPr>
+          <w:rFonts w:ascii="Times New Roman" w:hAnsi="Times New Roman" w:cs="Times New Roman"/>
+          <w:color w:val="7030A0"/>
+          <w:sz w:val="40"/>
+        </w:rPr>
+        <w:t>CLASS -1</w:t>
+      </w:r>
+      <w:r>
+        <w:rPr>
+          <w:rFonts w:ascii="Times New Roman" w:hAnsi="Times New Roman" w:cs="Times New Roman"/>
+          <w:color w:val="7030A0"/>
+          <w:sz w:val="40"/>
+        </w:rPr>
+        <w:t>0</w:t>
+      </w:r>
+      <w:r>
+        <w:rPr>
+          <w:rFonts w:ascii="Times New Roman" w:hAnsi="Times New Roman" w:cs="Times New Roman"/>
+          <w:color w:val="7030A0"/>
+          <w:sz w:val="40"/>
+        </w:rPr>
+        <w:t xml:space="preserve"> (202</w:t>
+      </w:r>
+      <w:r>
+        <w:rPr>
+          <w:rFonts w:ascii="Times New Roman" w:hAnsi="Times New Roman" w:cs="Times New Roman"/>
+          <w:color w:val="7030A0"/>
+          <w:sz w:val="40"/>
+        </w:rPr>
+        <w:t>6</w:t>
+      </w:r>
+      <w:r>
+        <w:rPr>
+          <w:rFonts w:ascii="Times New Roman" w:hAnsi="Times New Roman" w:cs="Times New Roman"/>
+          <w:color w:val="7030A0"/>
+          <w:sz w:val="40"/>
+        </w:rPr>
+        <w:t>-2</w:t>
+      </w:r>
+      <w:r>
+        <w:rPr>
+          <w:rFonts w:ascii="Times New Roman" w:hAnsi="Times New Roman" w:cs="Times New Roman"/>
+          <w:color w:val="7030A0"/>
+          <w:sz w:val="40"/>
+        </w:rPr>
+        <w:t>7</w:t>
+      </w:r>
+      <w:r>
+        <w:rPr>
+          <w:rFonts w:ascii="Times New Roman" w:hAnsi="Times New Roman" w:cs="Times New Roman"/>
+          <w:color w:val="7030A0"/>
+          <w:sz w:val="40"/>
+        </w:rPr>
+        <w:t>)</w:t>
+      </w:r>
+    </w:p>
+    <w:p>
+      <w:pPr>
+        <w:spacing w:after="0" w:line="240" w:lineRule="auto"/>
+        <w:ind w:left="270"/>
+        <w:jc w:val="center"/>
+        <w:rPr>
+          <w:rFonts w:ascii="Times New Roman" w:hAnsi="Times New Roman" w:cs="Times New Roman"/>
+          <w:b/>
+          <w:color w:val="00B050"/>
+          <w:sz w:val="72"/>
+        </w:rPr>
+      </w:pPr>
+      <w:r>
+        <w:rPr>
+          <w:rFonts w:ascii="Times New Roman" w:hAnsi="Times New Roman" w:cs="Times New Roman"/>
+          <w:b/>
+          <w:color w:val="00B050"/>
+          <w:sz w:val="44"/>
+        </w:rPr>
+        <w:t>Operators in Java</w:t>
+      </w:r>
+    </w:p>
+    <w:p>
+      <w:pPr>
+        <w:spacing w:after="0" w:line="240" w:lineRule="auto"/>
+        <w:ind w:left="270"/>
+        <w:jc w:val="center"/>
+        <w:rPr>
+          <w:rFonts w:ascii="Times New Roman" w:hAnsi="Times New Roman" w:cs="Times New Roman"/>
+          <w:b/>
+          <w:color w:val="538135" w:themeColor="accent6" w:themeShade="BF"/>
+          <w:sz w:val="32"/>
+        </w:rPr>
+      </w:pPr>
+      <w:r>
+        <w:rPr>
+          <w:rFonts w:ascii="Times New Roman" w:hAnsi="Times New Roman" w:cs="Times New Roman"/>
+          <w:b/>
+          <w:color w:val="538135" w:themeColor="accent6" w:themeShade="BF"/>
+          <w:sz w:val="32"/>
+        </w:rPr>
+        <w:t xml:space="preserve">CHAPTER </w:t>
+      </w:r>
+      <w:r>
+        <w:rPr>
+          <w:rFonts w:ascii="Times New Roman" w:hAnsi="Times New Roman" w:cs="Times New Roman"/>
+          <w:b/>
+          <w:color w:val="538135" w:themeColor="accent6" w:themeShade="BF"/>
+          <w:sz w:val="32"/>
+        </w:rPr>
+        <w:t>4</w:t>
+      </w:r>
+    </w:p>
+    <w:p>
+      <w:pPr>
+        <w:spacing w:after="0" w:line="240" w:lineRule="auto"/>
+        <w:outlineLvl w:val="0"/>
+        <w:rPr>
+          <w:rFonts w:ascii="Times New Roman" w:eastAsia="Times New Roman" w:hAnsi="Times New Roman" w:cs="Times New Roman"/>
+          <w:b/>
+          <w:bCs/>
+          <w:color w:val="00B0F0"/>
+          <w:kern w:val="36"/>
+          <w:sz w:val="48"/>
+          <w:szCs w:val="48"/>
+        </w:rPr>
+      </w:pPr>
+      <w:r>
+        <w:rPr>
+          <w:rFonts w:ascii="Times New Roman" w:eastAsia="Times New Roman" w:hAnsi="Times New Roman" w:cs="Times New Roman"/>
+          <w:b/>
+          <w:bCs/>
+          <w:color w:val="00B0F0"/>
+          <w:kern w:val="36"/>
+          <w:sz w:val="48"/>
+          <w:szCs w:val="48"/>
+        </w:rPr>
+        <w:t>A. Tick (</w:t>
+      </w:r>
+      <w:r>
+        <w:rPr>
+          <w:rFonts w:ascii="Segoe UI Symbol" w:eastAsia="Times New Roman" w:hAnsi="Segoe UI Symbol" w:cs="Segoe UI Symbol"/>
+          <w:b/>
+          <w:bCs/>
+          <w:color w:val="00B0F0"/>
+          <w:kern w:val="36"/>
+          <w:sz w:val="48"/>
+          <w:szCs w:val="48"/>
+        </w:rPr>
+        <w:t>✓</w:t>
+      </w:r>
+      <w:r>
+        <w:rPr>
+          <w:rFonts w:ascii="Times New Roman" w:eastAsia="Times New Roman" w:hAnsi="Times New Roman" w:cs="Times New Roman"/>
+          <w:b/>
+          <w:bCs/>
+          <w:color w:val="00B0F0"/>
+          <w:kern w:val="36"/>
+          <w:sz w:val="48"/>
+          <w:szCs w:val="48"/>
+        </w:rPr>
+        <w:t>) the correct answer</w:t>
+      </w:r>
+    </w:p>
+    <w:p>
+      <w:pPr>
+        <w:spacing w:after="0" w:line="240" w:lineRule="auto"/>
+        <w:outlineLvl w:val="2"/>
+        <w:rPr>
+          <w:rFonts w:ascii="Times New Roman" w:eastAsia="Times New Roman" w:hAnsi="Times New Roman" w:cs="Times New Roman"/>
+          <w:b/>
+          <w:bCs/>
+          <w:color w:val="00B050"/>
+          <w:sz w:val="27"/>
+          <w:szCs w:val="27"/>
+        </w:rPr>
+      </w:pPr>
+      <w:r>
+        <w:rPr>
+          <w:rFonts w:ascii="Times New Roman" w:eastAsia="Times New Roman" w:hAnsi="Times New Roman" w:cs="Times New Roman"/>
+          <w:b/>
+          <w:bCs/>
+          <w:color w:val="00B050"/>
+          <w:sz w:val="27"/>
+          <w:szCs w:val="27"/>
+        </w:rPr>
+        <w:t>Q1. The ‘+’ operator is an example of ______ operator.</w:t>
+      </w:r>
+    </w:p>
+    <w:p>
+      <w:pPr>
+        <w:spacing w:after="0" w:line="240" w:lineRule="auto"/>
+        <w:rPr>
+          <w:rFonts w:ascii="Times New Roman" w:eastAsia="Times New Roman" w:hAnsi="Times New Roman" w:cs="Times New Roman"/>
+          <w:sz w:val="24"/>
+          <w:szCs w:val="24"/>
+        </w:rPr>
+      </w:pPr>
+      <w:r>
+        <w:rPr>
+          <w:rFonts w:ascii="Times New Roman" w:eastAsia="Times New Roman" w:hAnsi="Times New Roman" w:cs="Times New Roman"/>
+          <w:sz w:val="24"/>
+          <w:szCs w:val="24"/>
+        </w:rPr>
+        <w:t>a. Relational</w:t>
+      </w:r>
+      <w:r>
+        <w:rPr>
+          <w:rFonts w:ascii="Times New Roman" w:eastAsia="Times New Roman" w:hAnsi="Times New Roman" w:cs="Times New Roman"/>
+          <w:sz w:val="24"/>
+          <w:szCs w:val="24"/>
+        </w:rPr>
+        <w:br/>
+        <w:t>b. Logical</w:t>
+      </w:r>
+      <w:r>
+        <w:rPr>
+          <w:rFonts w:ascii="Times New Roman" w:eastAsia="Times New Roman" w:hAnsi="Times New Roman" w:cs="Times New Roman"/>
+          <w:sz w:val="24"/>
+          <w:szCs w:val="24"/>
+        </w:rPr>
+        <w:br/>
+        <w:t>c. Arithmetic</w:t>
+      </w:r>
+      <w:r>
+        <w:rPr>
+          <w:rFonts w:ascii="Times New Roman" w:eastAsia="Times New Roman" w:hAnsi="Times New Roman" w:cs="Times New Roman"/>
+          <w:sz w:val="24"/>
+          <w:szCs w:val="24"/>
+        </w:rPr>
+        <w:br/>
+        <w:t>d. Assignment</w:t>
+      </w:r>
+    </w:p>
+    <w:p>
+      <w:pPr>
+        <w:spacing w:after="0" w:line="240" w:lineRule="auto"/>
+        <w:rPr>
+          <w:rFonts w:ascii="Times New Roman" w:eastAsia="Times New Roman" w:hAnsi="Times New Roman" w:cs="Times New Roman"/>
+          <w:color w:val="FF0000"/>
+          <w:sz w:val="24"/>
+          <w:szCs w:val="24"/>
+        </w:rPr>
+      </w:pPr>
+      <w:r>
+        <w:rPr>
+          <w:rFonts w:ascii="Times New Roman" w:eastAsia="Times New Roman" w:hAnsi="Times New Roman" w:cs="Times New Roman"/>
+          <w:b/>
+          <w:bCs/>
+          <w:color w:val="FF0000"/>
+          <w:sz w:val="24"/>
+          <w:szCs w:val="24"/>
+        </w:rPr>
+        <w:t>Answer:</w:t>
+      </w:r>
+      <w:r>
+        <w:rPr>
+          <w:rFonts w:ascii="Times New Roman" w:eastAsia="Times New Roman" w:hAnsi="Times New Roman" w:cs="Times New Roman"/>
+          <w:color w:val="FF0000"/>
+          <w:sz w:val="24"/>
+          <w:szCs w:val="24"/>
+        </w:rPr>
+        <w:t xml:space="preserve"> c. Arithmetic</w:t>
+      </w:r>
+    </w:p>
+    <w:p>
+      <w:pPr>
+        <w:spacing w:after="0" w:line="240" w:lineRule="auto"/>
+        <w:outlineLvl w:val="2"/>
+        <w:rPr>
+          <w:rFonts w:ascii="Times New Roman" w:eastAsia="Times New Roman" w:hAnsi="Times New Roman" w:cs="Times New Roman"/>
+          <w:b/>
+          <w:bCs/>
+          <w:color w:val="00B050"/>
+          <w:sz w:val="27"/>
+          <w:szCs w:val="27"/>
+        </w:rPr>
+      </w:pPr>
+      <w:r>
+        <w:rPr>
+          <w:rFonts w:ascii="Times New Roman" w:eastAsia="Times New Roman" w:hAnsi="Times New Roman" w:cs="Times New Roman"/>
+          <w:b/>
+          <w:bCs/>
+          <w:color w:val="00B050"/>
+          <w:sz w:val="27"/>
+          <w:szCs w:val="27"/>
+        </w:rPr>
+        <w:t>Q2. Which of the following is an example of a postfix increment operator?</w:t>
+      </w:r>
+    </w:p>
+    <w:p>
+      <w:pPr>
+        <w:spacing w:after="0" w:line="240" w:lineRule="auto"/>
+        <w:rPr>
+          <w:rFonts w:ascii="Times New Roman" w:eastAsia="Times New Roman" w:hAnsi="Times New Roman" w:cs="Times New Roman"/>
+          <w:sz w:val="24"/>
+          <w:szCs w:val="24"/>
+        </w:rPr>
+      </w:pPr>
+      <w:proofErr w:type="gramStart"/>
+      <w:r>
+        <w:rPr>
+          <w:rFonts w:ascii="Times New Roman" w:eastAsia="Times New Roman" w:hAnsi="Times New Roman" w:cs="Times New Roman"/>
+          <w:sz w:val="24"/>
+          <w:szCs w:val="24"/>
+        </w:rPr>
+        <w:t>a</w:t>
+      </w:r>
+      <w:proofErr w:type="gramEnd"/>
+      <w:r>
+        <w:rPr>
+          <w:rFonts w:ascii="Times New Roman" w:eastAsia="Times New Roman" w:hAnsi="Times New Roman" w:cs="Times New Roman"/>
+          <w:sz w:val="24"/>
+          <w:szCs w:val="24"/>
+        </w:rPr>
+        <w:t>. a+</w:t>
+      </w:r>
+      <w:r>
+        <w:rPr>
+          <w:rFonts w:ascii="Times New Roman" w:eastAsia="Times New Roman" w:hAnsi="Times New Roman" w:cs="Times New Roman"/>
+          <w:sz w:val="24"/>
+          <w:szCs w:val="24"/>
+        </w:rPr>
+        <w:br/>
+        <w:t>b. a++</w:t>
+      </w:r>
+      <w:r>
+        <w:rPr>
+          <w:rFonts w:ascii="Times New Roman" w:eastAsia="Times New Roman" w:hAnsi="Times New Roman" w:cs="Times New Roman"/>
+          <w:sz w:val="24"/>
+          <w:szCs w:val="24"/>
+        </w:rPr>
+        <w:br/>
+        <w:t>c. ++a</w:t>
+      </w:r>
+      <w:r>
+        <w:rPr>
+          <w:rFonts w:ascii="Times New Roman" w:eastAsia="Times New Roman" w:hAnsi="Times New Roman" w:cs="Times New Roman"/>
+          <w:sz w:val="24"/>
+          <w:szCs w:val="24"/>
+        </w:rPr>
+        <w:br/>
+        <w:t>d. +++a</w:t>
+      </w:r>
+    </w:p>
+    <w:p>
+      <w:pPr>
+        <w:spacing w:after="0" w:line="240" w:lineRule="auto"/>
+        <w:rPr>
+          <w:rFonts w:ascii="Times New Roman" w:eastAsia="Times New Roman" w:hAnsi="Times New Roman" w:cs="Times New Roman"/>
+          <w:color w:val="FF0000"/>
+          <w:sz w:val="24"/>
+          <w:szCs w:val="24"/>
+        </w:rPr>
+      </w:pPr>
+      <w:r>
+        <w:rPr>
+          <w:rFonts w:ascii="Times New Roman" w:eastAsia="Times New Roman" w:hAnsi="Times New Roman" w:cs="Times New Roman"/>
+          <w:b/>
+          <w:bCs/>
+          <w:color w:val="FF0000"/>
+          <w:sz w:val="24"/>
+          <w:szCs w:val="24"/>
+        </w:rPr>
+        <w:t>Answer:</w:t>
+      </w:r>
+      <w:r>
+        <w:rPr>
+          <w:rFonts w:ascii="Times New Roman" w:eastAsia="Times New Roman" w:hAnsi="Times New Roman" w:cs="Times New Roman"/>
+          <w:color w:val="FF0000"/>
+          <w:sz w:val="24"/>
+          <w:szCs w:val="24"/>
+        </w:rPr>
+        <w:t xml:space="preserve"> b. a++</w:t>
+      </w:r>
+    </w:p>
+    <w:p>
+      <w:pPr>
+        <w:spacing w:after="0" w:line="240" w:lineRule="auto"/>
+        <w:outlineLvl w:val="2"/>
+        <w:rPr>
+          <w:rFonts w:ascii="Times New Roman" w:eastAsia="Times New Roman" w:hAnsi="Times New Roman" w:cs="Times New Roman"/>
+          <w:b/>
+          <w:bCs/>
+          <w:color w:val="00B050"/>
+          <w:sz w:val="27"/>
+          <w:szCs w:val="27"/>
+        </w:rPr>
+      </w:pPr>
+      <w:r>
+        <w:rPr>
+          <w:rFonts w:ascii="Times New Roman" w:eastAsia="Times New Roman" w:hAnsi="Times New Roman" w:cs="Times New Roman"/>
+          <w:b/>
+          <w:bCs/>
+          <w:color w:val="00B050"/>
+          <w:sz w:val="27"/>
+          <w:szCs w:val="27"/>
+        </w:rPr>
+        <w:t>Q3. Which of the following is an example of a prefix decrement operator?</w:t>
+      </w:r>
+    </w:p>
+    <w:p>
+      <w:pPr>
+        <w:spacing w:after="0" w:line="240" w:lineRule="auto"/>
+        <w:rPr>
+          <w:rFonts w:ascii="Times New Roman" w:eastAsia="Times New Roman" w:hAnsi="Times New Roman" w:cs="Times New Roman"/>
+          <w:sz w:val="24"/>
+          <w:szCs w:val="24"/>
+        </w:rPr>
+      </w:pPr>
+      <w:proofErr w:type="gramStart"/>
+      <w:r>
+        <w:rPr>
+          <w:rFonts w:ascii="Times New Roman" w:eastAsia="Times New Roman" w:hAnsi="Times New Roman" w:cs="Times New Roman"/>
+          <w:sz w:val="24"/>
+          <w:szCs w:val="24"/>
+        </w:rPr>
+        <w:t>a</w:t>
+      </w:r>
+      <w:proofErr w:type="gramEnd"/>
+      <w:r>
+        <w:rPr>
+          <w:rFonts w:ascii="Times New Roman" w:eastAsia="Times New Roman" w:hAnsi="Times New Roman" w:cs="Times New Roman"/>
+          <w:sz w:val="24"/>
+          <w:szCs w:val="24"/>
+        </w:rPr>
+        <w:t xml:space="preserve">. </w:t>
+      </w:r>
+      <w:proofErr w:type="spellStart"/>
+      <w:r>
+        <w:rPr>
+          <w:rFonts w:ascii="Times New Roman" w:eastAsia="Times New Roman" w:hAnsi="Times New Roman" w:cs="Times New Roman"/>
+          <w:sz w:val="24"/>
+          <w:szCs w:val="24"/>
+        </w:rPr>
+        <w:t>i</w:t>
+      </w:r>
+      <w:proofErr w:type="spellEnd"/>
+      <w:r>
+        <w:rPr>
+          <w:rFonts w:ascii="Times New Roman" w:eastAsia="Times New Roman" w:hAnsi="Times New Roman" w:cs="Times New Roman"/>
+          <w:sz w:val="24"/>
+          <w:szCs w:val="24"/>
+        </w:rPr>
+        <w:t>++</w:t>
+      </w:r>
+      <w:r>
+        <w:rPr>
+          <w:rFonts w:ascii="Times New Roman" w:eastAsia="Times New Roman" w:hAnsi="Times New Roman" w:cs="Times New Roman"/>
+          <w:sz w:val="24"/>
+          <w:szCs w:val="24"/>
+        </w:rPr>
+        <w:br/>
+        <w:t>b. a--</w:t>
+      </w:r>
+      <w:r>
+        <w:rPr>
+          <w:rFonts w:ascii="Times New Roman" w:eastAsia="Times New Roman" w:hAnsi="Times New Roman" w:cs="Times New Roman"/>
+          <w:sz w:val="24"/>
+          <w:szCs w:val="24"/>
+        </w:rPr>
+        <w:br/>
+        <w:t>c. --a</w:t>
+      </w:r>
+      <w:r>
+        <w:rPr>
+          <w:rFonts w:ascii="Times New Roman" w:eastAsia="Times New Roman" w:hAnsi="Times New Roman" w:cs="Times New Roman"/>
+          <w:sz w:val="24"/>
+          <w:szCs w:val="24"/>
+        </w:rPr>
+        <w:br/>
+        <w:t>d. ++a</w:t>
+      </w:r>
+    </w:p>
+    <w:p>
+      <w:pPr>
+        <w:spacing w:after="0" w:line="240" w:lineRule="auto"/>
+        <w:rPr>
+          <w:rFonts w:ascii="Times New Roman" w:eastAsia="Times New Roman" w:hAnsi="Times New Roman" w:cs="Times New Roman"/>
+          <w:color w:val="FF0000"/>
+          <w:sz w:val="24"/>
+          <w:szCs w:val="24"/>
+        </w:rPr>
+      </w:pPr>
+      <w:r>
+        <w:rPr>
+          <w:rFonts w:ascii="Times New Roman" w:eastAsia="Times New Roman" w:hAnsi="Times New Roman" w:cs="Times New Roman"/>
+          <w:b/>
+          <w:bCs/>
+          <w:color w:val="FF0000"/>
+          <w:sz w:val="24"/>
+          <w:szCs w:val="24"/>
+        </w:rPr>
+        <w:t>Answer:</w:t>
+      </w:r>
+      <w:r>
+        <w:rPr>
+          <w:rFonts w:ascii="Times New Roman" w:eastAsia="Times New Roman" w:hAnsi="Times New Roman" w:cs="Times New Roman"/>
+          <w:color w:val="FF0000"/>
+          <w:sz w:val="24"/>
+          <w:szCs w:val="24"/>
+        </w:rPr>
+        <w:t xml:space="preserve"> c. --a</w:t>
+      </w:r>
+    </w:p>
+    <w:p>
+      <w:pPr>
+        <w:spacing w:after="0" w:line="240" w:lineRule="auto"/>
+        <w:outlineLvl w:val="2"/>
+        <w:rPr>
+          <w:rFonts w:ascii="Times New Roman" w:eastAsia="Times New Roman" w:hAnsi="Times New Roman" w:cs="Times New Roman"/>
+          <w:b/>
+          <w:bCs/>
+          <w:color w:val="00B050"/>
+          <w:sz w:val="27"/>
+          <w:szCs w:val="27"/>
+        </w:rPr>
+      </w:pPr>
+      <w:r>
+        <w:rPr>
+          <w:rFonts w:ascii="Times New Roman" w:eastAsia="Times New Roman" w:hAnsi="Times New Roman" w:cs="Times New Roman"/>
+          <w:b/>
+          <w:bCs/>
+          <w:color w:val="00B050"/>
+          <w:sz w:val="27"/>
+          <w:szCs w:val="27"/>
+        </w:rPr>
+        <w:t>Q4. Which of the following is the correct use of a ternary operator?</w:t>
+      </w:r>
+    </w:p>
+    <w:p>
+      <w:pPr>
+        <w:spacing w:after="0" w:line="240" w:lineRule="auto"/>
+        <w:rPr>
+          <w:rFonts w:ascii="Times New Roman" w:eastAsia="Times New Roman" w:hAnsi="Times New Roman" w:cs="Times New Roman"/>
+          <w:sz w:val="24"/>
+          <w:szCs w:val="24"/>
+        </w:rPr>
+      </w:pPr>
+      <w:r>
+        <w:rPr>
+          <w:rFonts w:ascii="Times New Roman" w:eastAsia="Times New Roman" w:hAnsi="Times New Roman" w:cs="Times New Roman"/>
+          <w:sz w:val="24"/>
+          <w:szCs w:val="24"/>
+        </w:rPr>
+        <w:t>a. (a &gt; b)? "</w:t>
+      </w:r>
+      <w:proofErr w:type="gramStart"/>
+      <w:r>
+        <w:rPr>
+          <w:rFonts w:ascii="Times New Roman" w:eastAsia="Times New Roman" w:hAnsi="Times New Roman" w:cs="Times New Roman"/>
+          <w:sz w:val="24"/>
+          <w:szCs w:val="24"/>
+        </w:rPr>
+        <w:t>a</w:t>
+      </w:r>
+      <w:proofErr w:type="gramEnd"/>
+      <w:r>
+        <w:rPr>
+          <w:rFonts w:ascii="Times New Roman" w:eastAsia="Times New Roman" w:hAnsi="Times New Roman" w:cs="Times New Roman"/>
+          <w:sz w:val="24"/>
+          <w:szCs w:val="24"/>
+        </w:rPr>
+        <w:t xml:space="preserve"> is greater than b" : "b is greater than a";</w:t>
+      </w:r>
+      <w:r>
+        <w:rPr>
+          <w:rFonts w:ascii="Times New Roman" w:eastAsia="Times New Roman" w:hAnsi="Times New Roman" w:cs="Times New Roman"/>
+          <w:sz w:val="24"/>
+          <w:szCs w:val="24"/>
+        </w:rPr>
+        <w:br/>
+        <w:t>b. (a &gt; b): "a is greater than b" ? "</w:t>
+      </w:r>
+      <w:proofErr w:type="gramStart"/>
+      <w:r>
+        <w:rPr>
+          <w:rFonts w:ascii="Times New Roman" w:eastAsia="Times New Roman" w:hAnsi="Times New Roman" w:cs="Times New Roman"/>
+          <w:sz w:val="24"/>
+          <w:szCs w:val="24"/>
+        </w:rPr>
+        <w:t>b</w:t>
+      </w:r>
+      <w:proofErr w:type="gramEnd"/>
+      <w:r>
+        <w:rPr>
+          <w:rFonts w:ascii="Times New Roman" w:eastAsia="Times New Roman" w:hAnsi="Times New Roman" w:cs="Times New Roman"/>
+          <w:sz w:val="24"/>
+          <w:szCs w:val="24"/>
+        </w:rPr>
+        <w:t xml:space="preserve"> is greater than a";</w:t>
+      </w:r>
+      <w:r>
+        <w:rPr>
+          <w:rFonts w:ascii="Times New Roman" w:eastAsia="Times New Roman" w:hAnsi="Times New Roman" w:cs="Times New Roman"/>
+          <w:sz w:val="24"/>
+          <w:szCs w:val="24"/>
+        </w:rPr>
+        <w:br/>
+        <w:t xml:space="preserve">c. Both </w:t>
+      </w:r>
+      <w:proofErr w:type="gramStart"/>
+      <w:r>
+        <w:rPr>
+          <w:rFonts w:ascii="Times New Roman" w:eastAsia="Times New Roman" w:hAnsi="Times New Roman" w:cs="Times New Roman"/>
+          <w:sz w:val="24"/>
+          <w:szCs w:val="24"/>
+        </w:rPr>
+        <w:t>a and</w:t>
+      </w:r>
+      <w:proofErr w:type="gramEnd"/>
+      <w:r>
+        <w:rPr>
+          <w:rFonts w:ascii="Times New Roman" w:eastAsia="Times New Roman" w:hAnsi="Times New Roman" w:cs="Times New Roman"/>
+          <w:sz w:val="24"/>
+          <w:szCs w:val="24"/>
+        </w:rPr>
+        <w:t xml:space="preserve"> b</w:t>
+      </w:r>
+      <w:r>
+        <w:rPr>
+          <w:rFonts w:ascii="Times New Roman" w:eastAsia="Times New Roman" w:hAnsi="Times New Roman" w:cs="Times New Roman"/>
+          <w:sz w:val="24"/>
+          <w:szCs w:val="24"/>
+        </w:rPr>
+        <w:br/>
+        <w:t>d. (a &gt; b)? "</w:t>
+      </w:r>
+      <w:proofErr w:type="gramStart"/>
+      <w:r>
+        <w:rPr>
+          <w:rFonts w:ascii="Times New Roman" w:eastAsia="Times New Roman" w:hAnsi="Times New Roman" w:cs="Times New Roman"/>
+          <w:sz w:val="24"/>
+          <w:szCs w:val="24"/>
+        </w:rPr>
+        <w:t>a</w:t>
+      </w:r>
+      <w:proofErr w:type="gramEnd"/>
+      <w:r>
+        <w:rPr>
+          <w:rFonts w:ascii="Times New Roman" w:eastAsia="Times New Roman" w:hAnsi="Times New Roman" w:cs="Times New Roman"/>
+          <w:sz w:val="24"/>
+          <w:szCs w:val="24"/>
+        </w:rPr>
+        <w:t xml:space="preserve"> is greater than b" ; "b is greater than a";</w:t>
+      </w:r>
+    </w:p>
+    <w:p>
+      <w:pPr>
+        <w:spacing w:after="0" w:line="240" w:lineRule="auto"/>
+        <w:rPr>
+          <w:rFonts w:ascii="Times New Roman" w:eastAsia="Times New Roman" w:hAnsi="Times New Roman" w:cs="Times New Roman"/>
+          <w:color w:val="FF0000"/>
+          <w:sz w:val="24"/>
+          <w:szCs w:val="24"/>
+        </w:rPr>
+      </w:pPr>
+      <w:r>
+        <w:rPr>
+          <w:rFonts w:ascii="Times New Roman" w:eastAsia="Times New Roman" w:hAnsi="Times New Roman" w:cs="Times New Roman"/>
+          <w:b/>
+          <w:bCs/>
+          <w:color w:val="FF0000"/>
+          <w:sz w:val="24"/>
+          <w:szCs w:val="24"/>
+        </w:rPr>
+        <w:t>Answer:</w:t>
+      </w:r>
+      <w:r>
+        <w:rPr>
+          <w:rFonts w:ascii="Times New Roman" w:eastAsia="Times New Roman" w:hAnsi="Times New Roman" w:cs="Times New Roman"/>
+          <w:color w:val="FF0000"/>
+          <w:sz w:val="24"/>
+          <w:szCs w:val="24"/>
+        </w:rPr>
+        <w:t xml:space="preserve"> a.</w:t>
+      </w:r>
+    </w:p>
+    <w:p>
+      <w:pPr>
+        <w:spacing w:after="0" w:line="240" w:lineRule="auto"/>
+        <w:outlineLvl w:val="2"/>
+        <w:rPr>
+          <w:rFonts w:ascii="Times New Roman" w:eastAsia="Times New Roman" w:hAnsi="Times New Roman" w:cs="Times New Roman"/>
+          <w:b/>
+          <w:bCs/>
+          <w:color w:val="00B050"/>
+          <w:sz w:val="27"/>
+          <w:szCs w:val="27"/>
+        </w:rPr>
+      </w:pPr>
+      <w:r>
+        <w:rPr>
+          <w:rFonts w:ascii="Times New Roman" w:eastAsia="Times New Roman" w:hAnsi="Times New Roman" w:cs="Times New Roman"/>
+          <w:b/>
+          <w:bCs/>
+          <w:color w:val="00B050"/>
+          <w:sz w:val="27"/>
+          <w:szCs w:val="27"/>
+        </w:rPr>
+        <w:t>Q5. Which of the following operators can we use to initialize all non-primitive data types?</w:t>
+      </w:r>
+    </w:p>
+    <w:p>
+      <w:pPr>
+        <w:spacing w:after="0" w:line="240" w:lineRule="auto"/>
+        <w:rPr>
+          <w:rFonts w:ascii="Times New Roman" w:eastAsia="Times New Roman" w:hAnsi="Times New Roman" w:cs="Times New Roman"/>
+          <w:sz w:val="24"/>
+          <w:szCs w:val="24"/>
+        </w:rPr>
+      </w:pPr>
+      <w:proofErr w:type="gramStart"/>
+      <w:r>
+        <w:rPr>
+          <w:rFonts w:ascii="Times New Roman" w:eastAsia="Times New Roman" w:hAnsi="Times New Roman" w:cs="Times New Roman"/>
+          <w:sz w:val="24"/>
+          <w:szCs w:val="24"/>
+        </w:rPr>
+        <w:t>a</w:t>
+      </w:r>
+      <w:proofErr w:type="gramEnd"/>
+      <w:r>
+        <w:rPr>
+          <w:rFonts w:ascii="Times New Roman" w:eastAsia="Times New Roman" w:hAnsi="Times New Roman" w:cs="Times New Roman"/>
+          <w:sz w:val="24"/>
+          <w:szCs w:val="24"/>
+        </w:rPr>
+        <w:t>. Dot (.) operator</w:t>
+      </w:r>
+      <w:r>
+        <w:rPr>
+          <w:rFonts w:ascii="Times New Roman" w:eastAsia="Times New Roman" w:hAnsi="Times New Roman" w:cs="Times New Roman"/>
+          <w:sz w:val="24"/>
+          <w:szCs w:val="24"/>
+        </w:rPr>
+        <w:br/>
+        <w:t>b. Ternary operator</w:t>
+      </w:r>
+      <w:r>
+        <w:rPr>
+          <w:rFonts w:ascii="Times New Roman" w:eastAsia="Times New Roman" w:hAnsi="Times New Roman" w:cs="Times New Roman"/>
+          <w:sz w:val="24"/>
+          <w:szCs w:val="24"/>
+        </w:rPr>
+        <w:br/>
+        <w:t>c. new operator</w:t>
+      </w:r>
+      <w:r>
+        <w:rPr>
+          <w:rFonts w:ascii="Times New Roman" w:eastAsia="Times New Roman" w:hAnsi="Times New Roman" w:cs="Times New Roman"/>
+          <w:sz w:val="24"/>
+          <w:szCs w:val="24"/>
+        </w:rPr>
+        <w:br/>
+        <w:t>d. relational operator</w:t>
+      </w:r>
+    </w:p>
+    <w:p>
+      <w:pPr>
+        <w:spacing w:after="0" w:line="240" w:lineRule="auto"/>
+        <w:rPr>
+          <w:rFonts w:ascii="Times New Roman" w:eastAsia="Times New Roman" w:hAnsi="Times New Roman" w:cs="Times New Roman"/>
+          <w:color w:val="FF0000"/>
+          <w:sz w:val="24"/>
+          <w:szCs w:val="24"/>
+        </w:rPr>
+      </w:pPr>
+      <w:r>
+        <w:rPr>
+          <w:rFonts w:ascii="Times New Roman" w:eastAsia="Times New Roman" w:hAnsi="Times New Roman" w:cs="Times New Roman"/>
+          <w:b/>
+          <w:bCs/>
+          <w:color w:val="FF0000"/>
+          <w:sz w:val="24"/>
+          <w:szCs w:val="24"/>
+        </w:rPr>
+        <w:t>Answer:</w:t>
+      </w:r>
+      <w:r>
+        <w:rPr>
+          <w:rFonts w:ascii="Times New Roman" w:eastAsia="Times New Roman" w:hAnsi="Times New Roman" w:cs="Times New Roman"/>
+          <w:color w:val="FF0000"/>
+          <w:sz w:val="24"/>
+          <w:szCs w:val="24"/>
+        </w:rPr>
+        <w:t xml:space="preserve"> c. new operator</w:t>
+      </w:r>
+    </w:p>
+    <w:p>
+      <w:pPr>
+        <w:spacing w:after="0" w:line="240" w:lineRule="auto"/>
+        <w:outlineLvl w:val="0"/>
+        <w:rPr>
+          <w:rFonts w:ascii="Times New Roman" w:eastAsia="Times New Roman" w:hAnsi="Times New Roman" w:cs="Times New Roman"/>
+          <w:b/>
+          <w:bCs/>
+          <w:color w:val="00B0F0"/>
+          <w:kern w:val="36"/>
+          <w:sz w:val="48"/>
+          <w:szCs w:val="48"/>
+        </w:rPr>
+      </w:pPr>
+      <w:r>
+        <w:rPr>
+          <w:rFonts w:ascii="Times New Roman" w:eastAsia="Times New Roman" w:hAnsi="Times New Roman" w:cs="Times New Roman"/>
+          <w:b/>
+          <w:bCs/>
+          <w:color w:val="00B0F0"/>
+          <w:kern w:val="36"/>
+          <w:sz w:val="48"/>
+          <w:szCs w:val="48"/>
+        </w:rPr>
+        <w:t>B. Fill in the blanks</w:t>
+      </w:r>
+    </w:p>
+    <w:p>
+      <w:pPr>
+        <w:spacing w:after="0" w:line="240" w:lineRule="auto"/>
+        <w:outlineLvl w:val="2"/>
+        <w:rPr>
+          <w:rFonts w:ascii="Times New Roman" w:eastAsia="Times New Roman" w:hAnsi="Times New Roman" w:cs="Times New Roman"/>
+          <w:b/>
+          <w:bCs/>
+          <w:color w:val="00B050"/>
+          <w:sz w:val="27"/>
+          <w:szCs w:val="27"/>
+        </w:rPr>
+      </w:pPr>
+      <w:r>
+        <w:rPr>
+          <w:rFonts w:ascii="Times New Roman" w:eastAsia="Times New Roman" w:hAnsi="Times New Roman" w:cs="Times New Roman"/>
+          <w:b/>
+          <w:bCs/>
+          <w:color w:val="00B050"/>
+          <w:sz w:val="27"/>
+          <w:szCs w:val="27"/>
+        </w:rPr>
+        <w:t>Q1. Arrange these operators (&lt;, ++, +, %) in order of higher to lower precedence.</w:t>
+      </w:r>
+    </w:p>
+    <w:p>
+      <w:pPr>
+        <w:spacing w:after="0" w:line="240" w:lineRule="auto"/>
+        <w:rPr>
+          <w:rFonts w:ascii="Times New Roman" w:eastAsia="Times New Roman" w:hAnsi="Times New Roman" w:cs="Times New Roman"/>
+          <w:color w:val="FF0000"/>
+          <w:sz w:val="24"/>
+          <w:szCs w:val="24"/>
+        </w:rPr>
+      </w:pPr>
+      <w:r>
+        <w:rPr>
+          <w:rFonts w:ascii="Times New Roman" w:eastAsia="Times New Roman" w:hAnsi="Times New Roman" w:cs="Times New Roman"/>
+          <w:b/>
+          <w:bCs/>
+          <w:color w:val="FF0000"/>
+          <w:sz w:val="24"/>
+          <w:szCs w:val="24"/>
+        </w:rPr>
+        <w:t>Answer</w:t>
+      </w:r>
+      <w:proofErr w:type="gramStart"/>
+      <w:r>
+        <w:rPr>
+          <w:rFonts w:ascii="Times New Roman" w:eastAsia="Times New Roman" w:hAnsi="Times New Roman" w:cs="Times New Roman"/>
+          <w:b/>
+          <w:bCs/>
+          <w:color w:val="FF0000"/>
+          <w:sz w:val="24"/>
+          <w:szCs w:val="24"/>
+        </w:rPr>
+        <w:t>:</w:t>
+      </w:r>
+      <w:proofErr w:type="gramEnd"/>
+      <w:r>
+        <w:rPr>
+          <w:rFonts w:ascii="Times New Roman" w:eastAsia="Times New Roman" w:hAnsi="Times New Roman" w:cs="Times New Roman"/>
+          <w:color w:val="FF0000"/>
+          <w:sz w:val="24"/>
+          <w:szCs w:val="24"/>
+        </w:rPr>
+        <w:br/>
+      </w:r>
+      <w:r>
+        <w:rPr>
+          <w:rFonts w:ascii="Courier New" w:eastAsia="Times New Roman" w:hAnsi="Courier New" w:cs="Courier New"/>
+          <w:color w:val="FF0000"/>
+          <w:sz w:val="20"/>
+          <w:szCs w:val="20"/>
+        </w:rPr>
+        <w:t>++ , % , + , &lt;</w:t>
+      </w:r>
+    </w:p>
+    <w:p>
+      <w:pPr>
+        <w:spacing w:after="0" w:line="240" w:lineRule="auto"/>
+        <w:outlineLvl w:val="2"/>
+        <w:rPr>
+          <w:rFonts w:ascii="Times New Roman" w:eastAsia="Times New Roman" w:hAnsi="Times New Roman" w:cs="Times New Roman"/>
+          <w:b/>
+          <w:bCs/>
+          <w:color w:val="00B050"/>
+          <w:sz w:val="27"/>
+          <w:szCs w:val="27"/>
+        </w:rPr>
+      </w:pPr>
+      <w:r>
+        <w:rPr>
+          <w:rFonts w:ascii="Times New Roman" w:eastAsia="Times New Roman" w:hAnsi="Times New Roman" w:cs="Times New Roman"/>
+          <w:b/>
+          <w:bCs/>
+          <w:color w:val="00B050"/>
+          <w:sz w:val="27"/>
+          <w:szCs w:val="27"/>
+        </w:rPr>
+        <w:t>Q2. The equivalent Java expression for a² + b² + 2ab is ______.</w:t>
+      </w:r>
+    </w:p>
+    <w:p>
+      <w:pPr>
+        <w:spacing w:after="0" w:line="240" w:lineRule="auto"/>
+        <w:rPr>
+          <w:rFonts w:ascii="Times New Roman" w:eastAsia="Times New Roman" w:hAnsi="Times New Roman" w:cs="Times New Roman"/>
+          <w:color w:val="FF0000"/>
+          <w:sz w:val="24"/>
+          <w:szCs w:val="24"/>
+        </w:rPr>
+      </w:pPr>
+      <w:r>
+        <w:rPr>
+          <w:rFonts w:ascii="Times New Roman" w:eastAsia="Times New Roman" w:hAnsi="Times New Roman" w:cs="Times New Roman"/>
+          <w:b/>
+          <w:bCs/>
+          <w:color w:val="FF0000"/>
+          <w:sz w:val="24"/>
+          <w:szCs w:val="24"/>
+        </w:rPr>
+        <w:t>Answer</w:t>
+      </w:r>
+      <w:proofErr w:type="gramStart"/>
+      <w:r>
+        <w:rPr>
+          <w:rFonts w:ascii="Times New Roman" w:eastAsia="Times New Roman" w:hAnsi="Times New Roman" w:cs="Times New Roman"/>
+          <w:b/>
+          <w:bCs/>
+          <w:color w:val="FF0000"/>
+          <w:sz w:val="24"/>
+          <w:szCs w:val="24"/>
+        </w:rPr>
+        <w:t>:</w:t>
+      </w:r>
+      <w:proofErr w:type="gramEnd"/>
+      <w:r>
+        <w:rPr>
+          <w:rFonts w:ascii="Times New Roman" w:eastAsia="Times New Roman" w:hAnsi="Times New Roman" w:cs="Times New Roman"/>
+          <w:color w:val="FF0000"/>
+          <w:sz w:val="24"/>
+          <w:szCs w:val="24"/>
+        </w:rPr>
+        <w:br/>
+      </w:r>
+      <w:r>
+        <w:rPr>
+          <w:rFonts w:ascii="Courier New" w:eastAsia="Times New Roman" w:hAnsi="Courier New" w:cs="Courier New"/>
+          <w:color w:val="FF0000"/>
+          <w:sz w:val="20"/>
+          <w:szCs w:val="20"/>
+        </w:rPr>
+        <w:t>a*a + b*b + 2*a*b</w:t>
+      </w:r>
+    </w:p>
+    <w:p>
+      <w:pPr>
+        <w:spacing w:after="0" w:line="240" w:lineRule="auto"/>
+        <w:outlineLvl w:val="2"/>
+        <w:rPr>
+          <w:rFonts w:ascii="Times New Roman" w:eastAsia="Times New Roman" w:hAnsi="Times New Roman" w:cs="Times New Roman"/>
+          <w:b/>
+          <w:bCs/>
+          <w:color w:val="00B050"/>
+          <w:sz w:val="27"/>
+          <w:szCs w:val="27"/>
+        </w:rPr>
+      </w:pPr>
+      <w:r>
+        <w:rPr>
+          <w:rFonts w:ascii="Times New Roman" w:eastAsia="Times New Roman" w:hAnsi="Times New Roman" w:cs="Times New Roman"/>
+          <w:b/>
+          <w:bCs/>
+          <w:color w:val="00B050"/>
+          <w:sz w:val="27"/>
+          <w:szCs w:val="27"/>
+        </w:rPr>
+        <w:t xml:space="preserve">Q3. The output of the expression a += a++ + a++ % </w:t>
+      </w:r>
+      <w:proofErr w:type="gramStart"/>
+      <w:r>
+        <w:rPr>
+          <w:rFonts w:ascii="Times New Roman" w:eastAsia="Times New Roman" w:hAnsi="Times New Roman" w:cs="Times New Roman"/>
+          <w:b/>
+          <w:bCs/>
+          <w:color w:val="00B050"/>
+          <w:sz w:val="27"/>
+          <w:szCs w:val="27"/>
+        </w:rPr>
+        <w:t>a is</w:t>
+      </w:r>
+      <w:proofErr w:type="gramEnd"/>
+      <w:r>
+        <w:rPr>
+          <w:rFonts w:ascii="Times New Roman" w:eastAsia="Times New Roman" w:hAnsi="Times New Roman" w:cs="Times New Roman"/>
+          <w:b/>
+          <w:bCs/>
+          <w:color w:val="00B050"/>
+          <w:sz w:val="27"/>
+          <w:szCs w:val="27"/>
+        </w:rPr>
+        <w:t xml:space="preserve"> ______ if a = 5.</w:t>
+      </w:r>
+    </w:p>
+    <w:p>
+      <w:pPr>
+        <w:spacing w:after="0" w:line="240" w:lineRule="auto"/>
+        <w:outlineLvl w:val="2"/>
+        <w:rPr>
+          <w:rFonts w:ascii="Times New Roman" w:eastAsia="Times New Roman" w:hAnsi="Times New Roman" w:cs="Times New Roman"/>
+          <w:b/>
+          <w:bCs/>
+          <w:color w:val="00B050"/>
+          <w:sz w:val="27"/>
+          <w:szCs w:val="27"/>
+        </w:rPr>
+      </w:pPr>
+      <w:r>
+        <w:rPr>
+          <w:rFonts w:ascii="Times New Roman" w:eastAsia="Times New Roman" w:hAnsi="Times New Roman" w:cs="Times New Roman"/>
+          <w:b/>
+          <w:bCs/>
+          <w:color w:val="00B050"/>
+          <w:sz w:val="27"/>
+          <w:szCs w:val="27"/>
+        </w:rPr>
+        <w:t>Step-by-step solution:</w:t>
+      </w:r>
+    </w:p>
+    <w:p>
+      <w:pPr>
+        <w:spacing w:after="0" w:line="240" w:lineRule="auto"/>
+        <w:rPr>
+          <w:rFonts w:ascii="Times New Roman" w:eastAsia="Times New Roman" w:hAnsi="Times New Roman" w:cs="Times New Roman"/>
+          <w:sz w:val="24"/>
+          <w:szCs w:val="24"/>
+        </w:rPr>
+      </w:pPr>
+      <w:r>
+        <w:rPr>
+          <w:rFonts w:ascii="Times New Roman" w:eastAsia="Times New Roman" w:hAnsi="Times New Roman" w:cs="Times New Roman"/>
+          <w:sz w:val="24"/>
+          <w:szCs w:val="24"/>
+        </w:rPr>
+        <w:t>Initial value → a = 5</w:t>
+      </w:r>
+    </w:p>
+    <w:p>
+      <w:pPr>
+        <w:spacing w:after="0" w:line="240" w:lineRule="auto"/>
+        <w:rPr>
+          <w:rFonts w:ascii="Times New Roman" w:eastAsia="Times New Roman" w:hAnsi="Times New Roman" w:cs="Times New Roman"/>
+          <w:sz w:val="24"/>
+          <w:szCs w:val="24"/>
+        </w:rPr>
+      </w:pPr>
+      <w:r>
+        <w:rPr>
+          <w:rFonts w:ascii="Times New Roman" w:eastAsia="Times New Roman" w:hAnsi="Times New Roman" w:cs="Times New Roman"/>
+          <w:sz w:val="24"/>
+          <w:szCs w:val="24"/>
+        </w:rPr>
+        <w:t>Expression</w:t>
+      </w:r>
+      <w:proofErr w:type="gramStart"/>
+      <w:r>
+        <w:rPr>
+          <w:rFonts w:ascii="Times New Roman" w:eastAsia="Times New Roman" w:hAnsi="Times New Roman" w:cs="Times New Roman"/>
+          <w:sz w:val="24"/>
+          <w:szCs w:val="24"/>
+        </w:rPr>
+        <w:t>:</w:t>
+      </w:r>
+      <w:proofErr w:type="gramEnd"/>
+      <w:r>
+        <w:rPr>
+          <w:rFonts w:ascii="Times New Roman" w:eastAsia="Times New Roman" w:hAnsi="Times New Roman" w:cs="Times New Roman"/>
+          <w:sz w:val="24"/>
+          <w:szCs w:val="24"/>
+        </w:rPr>
+        <w:br/>
+        <w:t>a += a++ + a++ % a</w:t>
+      </w:r>
+    </w:p>
+    <w:p>
+      <w:pPr>
+        <w:spacing w:after="0" w:line="240" w:lineRule="auto"/>
+        <w:rPr>
+          <w:rFonts w:ascii="Times New Roman" w:eastAsia="Times New Roman" w:hAnsi="Times New Roman" w:cs="Times New Roman"/>
+          <w:sz w:val="24"/>
+          <w:szCs w:val="24"/>
+        </w:rPr>
+      </w:pPr>
+      <w:r>
+        <w:rPr>
+          <w:rFonts w:ascii="Times New Roman" w:eastAsia="Times New Roman" w:hAnsi="Times New Roman" w:cs="Times New Roman"/>
+          <w:sz w:val="24"/>
+          <w:szCs w:val="24"/>
+        </w:rPr>
+        <w:t>Step 1: a++ → use 5, then a becomes 6</w:t>
+      </w:r>
+      <w:r>
+        <w:rPr>
+          <w:rFonts w:ascii="Times New Roman" w:eastAsia="Times New Roman" w:hAnsi="Times New Roman" w:cs="Times New Roman"/>
+          <w:sz w:val="24"/>
+          <w:szCs w:val="24"/>
+        </w:rPr>
+        <w:br/>
+        <w:t>Step 2: next a++ → use 6, then a becomes 7</w:t>
+      </w:r>
+      <w:r>
+        <w:rPr>
+          <w:rFonts w:ascii="Times New Roman" w:eastAsia="Times New Roman" w:hAnsi="Times New Roman" w:cs="Times New Roman"/>
+          <w:sz w:val="24"/>
+          <w:szCs w:val="24"/>
+        </w:rPr>
+        <w:br/>
+        <w:t>Step 3: 6 % 7 = 6</w:t>
+      </w:r>
+    </w:p>
+    <w:p>
+      <w:pPr>
+        <w:spacing w:after="0" w:line="240" w:lineRule="auto"/>
+        <w:rPr>
+          <w:rFonts w:ascii="Times New Roman" w:eastAsia="Times New Roman" w:hAnsi="Times New Roman" w:cs="Times New Roman"/>
+          <w:sz w:val="24"/>
+          <w:szCs w:val="24"/>
+        </w:rPr>
+      </w:pPr>
+      <w:r>
+        <w:rPr>
+          <w:rFonts w:ascii="Times New Roman" w:eastAsia="Times New Roman" w:hAnsi="Times New Roman" w:cs="Times New Roman"/>
+          <w:sz w:val="24"/>
+          <w:szCs w:val="24"/>
+        </w:rPr>
+        <w:lastRenderedPageBreak/>
+        <w:t>Now</w:t>
+      </w:r>
+      <w:proofErr w:type="gramStart"/>
+      <w:r>
+        <w:rPr>
+          <w:rFonts w:ascii="Times New Roman" w:eastAsia="Times New Roman" w:hAnsi="Times New Roman" w:cs="Times New Roman"/>
+          <w:sz w:val="24"/>
+          <w:szCs w:val="24"/>
+        </w:rPr>
+        <w:t>:</w:t>
+      </w:r>
+      <w:proofErr w:type="gramEnd"/>
+      <w:r>
+        <w:rPr>
+          <w:rFonts w:ascii="Times New Roman" w:eastAsia="Times New Roman" w:hAnsi="Times New Roman" w:cs="Times New Roman"/>
+          <w:sz w:val="24"/>
+          <w:szCs w:val="24"/>
+        </w:rPr>
+        <w:br/>
+        <w:t>a += 5 + 6</w:t>
+      </w:r>
+      <w:r>
+        <w:rPr>
+          <w:rFonts w:ascii="Times New Roman" w:eastAsia="Times New Roman" w:hAnsi="Times New Roman" w:cs="Times New Roman"/>
+          <w:sz w:val="24"/>
+          <w:szCs w:val="24"/>
+        </w:rPr>
+        <w:br/>
+        <w:t>a += 11</w:t>
+      </w:r>
+    </w:p>
+    <w:p>
+      <w:pPr>
+        <w:spacing w:after="0" w:line="240" w:lineRule="auto"/>
+        <w:rPr>
+          <w:rFonts w:ascii="Times New Roman" w:eastAsia="Times New Roman" w:hAnsi="Times New Roman" w:cs="Times New Roman"/>
+          <w:sz w:val="24"/>
+          <w:szCs w:val="24"/>
+        </w:rPr>
+      </w:pPr>
+      <w:r>
+        <w:rPr>
+          <w:rFonts w:ascii="Times New Roman" w:eastAsia="Times New Roman" w:hAnsi="Times New Roman" w:cs="Times New Roman"/>
+          <w:sz w:val="24"/>
+          <w:szCs w:val="24"/>
+        </w:rPr>
+        <w:t>Final</w:t>
+      </w:r>
+      <w:proofErr w:type="gramStart"/>
+      <w:r>
+        <w:rPr>
+          <w:rFonts w:ascii="Times New Roman" w:eastAsia="Times New Roman" w:hAnsi="Times New Roman" w:cs="Times New Roman"/>
+          <w:sz w:val="24"/>
+          <w:szCs w:val="24"/>
+        </w:rPr>
+        <w:t>:</w:t>
+      </w:r>
+      <w:proofErr w:type="gramEnd"/>
+      <w:r>
+        <w:rPr>
+          <w:rFonts w:ascii="Times New Roman" w:eastAsia="Times New Roman" w:hAnsi="Times New Roman" w:cs="Times New Roman"/>
+          <w:sz w:val="24"/>
+          <w:szCs w:val="24"/>
+        </w:rPr>
+        <w:br/>
+        <w:t xml:space="preserve">a = 7 + 11 = </w:t>
+      </w:r>
+      <w:r>
+        <w:rPr>
+          <w:rFonts w:ascii="Times New Roman" w:eastAsia="Times New Roman" w:hAnsi="Times New Roman" w:cs="Times New Roman"/>
+          <w:b/>
+          <w:bCs/>
+          <w:sz w:val="24"/>
+          <w:szCs w:val="24"/>
+        </w:rPr>
+        <w:t>18</w:t>
+      </w:r>
+    </w:p>
+    <w:p>
+      <w:pPr>
+        <w:spacing w:after="0" w:line="240" w:lineRule="auto"/>
+        <w:rPr>
+          <w:rFonts w:ascii="Times New Roman" w:eastAsia="Times New Roman" w:hAnsi="Times New Roman" w:cs="Times New Roman"/>
+          <w:color w:val="FF0000"/>
+          <w:sz w:val="24"/>
+          <w:szCs w:val="24"/>
+        </w:rPr>
+      </w:pPr>
+      <w:r>
+        <w:rPr>
+          <w:rFonts w:ascii="Times New Roman" w:eastAsia="Times New Roman" w:hAnsi="Times New Roman" w:cs="Times New Roman"/>
+          <w:b/>
+          <w:bCs/>
+          <w:color w:val="FF0000"/>
+          <w:sz w:val="24"/>
+          <w:szCs w:val="24"/>
+        </w:rPr>
+        <w:t>Answer:</w:t>
+      </w:r>
+      <w:r>
+        <w:rPr>
+          <w:rFonts w:ascii="Times New Roman" w:eastAsia="Times New Roman" w:hAnsi="Times New Roman" w:cs="Times New Roman"/>
+          <w:color w:val="FF0000"/>
+          <w:sz w:val="24"/>
+          <w:szCs w:val="24"/>
+        </w:rPr>
+        <w:t xml:space="preserve"> 18</w:t>
+      </w:r>
+    </w:p>
+    <w:p>
+      <w:pPr>
+        <w:spacing w:after="0" w:line="240" w:lineRule="auto"/>
+        <w:outlineLvl w:val="2"/>
+        <w:rPr>
+          <w:rFonts w:ascii="Times New Roman" w:eastAsia="Times New Roman" w:hAnsi="Times New Roman" w:cs="Times New Roman"/>
+          <w:b/>
+          <w:bCs/>
+          <w:color w:val="00B050"/>
+          <w:sz w:val="27"/>
+          <w:szCs w:val="27"/>
+        </w:rPr>
+      </w:pPr>
+      <w:r>
+        <w:rPr>
+          <w:rFonts w:ascii="Times New Roman" w:eastAsia="Times New Roman" w:hAnsi="Times New Roman" w:cs="Times New Roman"/>
+          <w:b/>
+          <w:bCs/>
+          <w:color w:val="00B050"/>
+          <w:sz w:val="27"/>
+          <w:szCs w:val="27"/>
+        </w:rPr>
+        <w:t>Q4. The expression (true || true) || (true) will return ______.</w:t>
+      </w:r>
+    </w:p>
+    <w:p>
+      <w:pPr>
+        <w:spacing w:after="0" w:line="240" w:lineRule="auto"/>
+        <w:rPr>
+          <w:rFonts w:ascii="Times New Roman" w:eastAsia="Times New Roman" w:hAnsi="Times New Roman" w:cs="Times New Roman"/>
+          <w:sz w:val="24"/>
+          <w:szCs w:val="24"/>
+        </w:rPr>
+      </w:pPr>
+      <w:r>
+        <w:rPr>
+          <w:rFonts w:ascii="Times New Roman" w:eastAsia="Times New Roman" w:hAnsi="Times New Roman" w:cs="Times New Roman"/>
+          <w:b/>
+          <w:bCs/>
+          <w:sz w:val="24"/>
+          <w:szCs w:val="24"/>
+        </w:rPr>
+        <w:t>Answer:</w:t>
+      </w:r>
+      <w:r>
+        <w:rPr>
+          <w:rFonts w:ascii="Times New Roman" w:eastAsia="Times New Roman" w:hAnsi="Times New Roman" w:cs="Times New Roman"/>
+          <w:sz w:val="24"/>
+          <w:szCs w:val="24"/>
+        </w:rPr>
+        <w:t xml:space="preserve"> true</w:t>
+      </w:r>
+    </w:p>
+    <w:p>
+      <w:pPr>
+        <w:spacing w:after="0" w:line="240" w:lineRule="auto"/>
+        <w:outlineLvl w:val="2"/>
+        <w:rPr>
+          <w:rFonts w:ascii="Times New Roman" w:eastAsia="Times New Roman" w:hAnsi="Times New Roman" w:cs="Times New Roman"/>
+          <w:b/>
+          <w:bCs/>
+          <w:color w:val="00B050"/>
+          <w:sz w:val="27"/>
+          <w:szCs w:val="27"/>
+        </w:rPr>
+      </w:pPr>
+      <w:r>
+        <w:rPr>
+          <w:rFonts w:ascii="Times New Roman" w:eastAsia="Times New Roman" w:hAnsi="Times New Roman" w:cs="Times New Roman"/>
+          <w:b/>
+          <w:bCs/>
+          <w:color w:val="00B050"/>
+          <w:sz w:val="27"/>
+          <w:szCs w:val="27"/>
+        </w:rPr>
+        <w:t>Q5. The expression 10 % 3 will return ______.</w:t>
+      </w:r>
+    </w:p>
+    <w:p>
+      <w:pPr>
+        <w:spacing w:after="0" w:line="240" w:lineRule="auto"/>
+        <w:rPr>
+          <w:rFonts w:ascii="Times New Roman" w:eastAsia="Times New Roman" w:hAnsi="Times New Roman" w:cs="Times New Roman"/>
+          <w:sz w:val="24"/>
+          <w:szCs w:val="24"/>
+        </w:rPr>
+      </w:pPr>
+      <w:r>
+        <w:rPr>
+          <w:rFonts w:ascii="Times New Roman" w:eastAsia="Times New Roman" w:hAnsi="Times New Roman" w:cs="Times New Roman"/>
+          <w:b/>
+          <w:bCs/>
+          <w:sz w:val="24"/>
+          <w:szCs w:val="24"/>
+        </w:rPr>
+        <w:t>Step</w:t>
+      </w:r>
+      <w:proofErr w:type="gramStart"/>
+      <w:r>
+        <w:rPr>
+          <w:rFonts w:ascii="Times New Roman" w:eastAsia="Times New Roman" w:hAnsi="Times New Roman" w:cs="Times New Roman"/>
+          <w:b/>
+          <w:bCs/>
+          <w:sz w:val="24"/>
+          <w:szCs w:val="24"/>
+        </w:rPr>
+        <w:t>:</w:t>
+      </w:r>
+      <w:proofErr w:type="gramEnd"/>
+      <w:r>
+        <w:rPr>
+          <w:rFonts w:ascii="Times New Roman" w:eastAsia="Times New Roman" w:hAnsi="Times New Roman" w:cs="Times New Roman"/>
+          <w:sz w:val="24"/>
+          <w:szCs w:val="24"/>
+        </w:rPr>
+        <w:br/>
+        <w:t>10 ÷ 3 → remainder = 1</w:t>
+      </w:r>
+    </w:p>
+    <w:p>
+      <w:pPr>
+        <w:spacing w:after="0" w:line="240" w:lineRule="auto"/>
+        <w:rPr>
+          <w:rFonts w:ascii="Times New Roman" w:eastAsia="Times New Roman" w:hAnsi="Times New Roman" w:cs="Times New Roman"/>
+          <w:color w:val="FF0000"/>
+          <w:sz w:val="24"/>
+          <w:szCs w:val="24"/>
+        </w:rPr>
+      </w:pPr>
+      <w:r>
+        <w:rPr>
+          <w:rFonts w:ascii="Times New Roman" w:eastAsia="Times New Roman" w:hAnsi="Times New Roman" w:cs="Times New Roman"/>
+          <w:b/>
+          <w:bCs/>
+          <w:color w:val="FF0000"/>
+          <w:sz w:val="24"/>
+          <w:szCs w:val="24"/>
+        </w:rPr>
+        <w:t>Answer:</w:t>
+      </w:r>
+      <w:r>
+        <w:rPr>
+          <w:rFonts w:ascii="Times New Roman" w:eastAsia="Times New Roman" w:hAnsi="Times New Roman" w:cs="Times New Roman"/>
+          <w:color w:val="FF0000"/>
+          <w:sz w:val="24"/>
+          <w:szCs w:val="24"/>
+        </w:rPr>
+        <w:t xml:space="preserve"> 1</w:t>
+      </w:r>
+    </w:p>
+    <w:p>
+      <w:pPr>
+        <w:spacing w:after="0" w:line="240" w:lineRule="auto"/>
+        <w:outlineLvl w:val="0"/>
+        <w:rPr>
+          <w:rFonts w:ascii="Times New Roman" w:eastAsia="Times New Roman" w:hAnsi="Times New Roman" w:cs="Times New Roman"/>
+          <w:b/>
+          <w:bCs/>
+          <w:color w:val="00B0F0"/>
+          <w:kern w:val="36"/>
+          <w:sz w:val="48"/>
+          <w:szCs w:val="48"/>
+        </w:rPr>
+      </w:pPr>
+      <w:r>
+        <w:rPr>
+          <w:rFonts w:ascii="Times New Roman" w:eastAsia="Times New Roman" w:hAnsi="Times New Roman" w:cs="Times New Roman"/>
+          <w:b/>
+          <w:bCs/>
+          <w:color w:val="00B0F0"/>
+          <w:kern w:val="36"/>
+          <w:sz w:val="48"/>
+          <w:szCs w:val="48"/>
+        </w:rPr>
+        <w:t>C. Answer the following questions</w:t>
+      </w:r>
+    </w:p>
+    <w:p>
+      <w:pPr>
+        <w:spacing w:after="0" w:line="240" w:lineRule="auto"/>
+        <w:outlineLvl w:val="2"/>
+        <w:rPr>
+          <w:rFonts w:ascii="Times New Roman" w:eastAsia="Times New Roman" w:hAnsi="Times New Roman" w:cs="Times New Roman"/>
+          <w:b/>
+          <w:bCs/>
+          <w:color w:val="00B050"/>
+          <w:sz w:val="27"/>
+          <w:szCs w:val="27"/>
+        </w:rPr>
+      </w:pPr>
+      <w:r>
+        <w:rPr>
+          <w:rFonts w:ascii="Times New Roman" w:eastAsia="Times New Roman" w:hAnsi="Times New Roman" w:cs="Times New Roman"/>
+          <w:b/>
+          <w:bCs/>
+          <w:color w:val="00B050"/>
+          <w:sz w:val="27"/>
+          <w:szCs w:val="27"/>
+        </w:rPr>
+        <w:t>Q1. What is the output of the following expressions (a = 10, b = 2, c = 8)?</w:t>
+      </w:r>
+    </w:p>
+    <w:p>
+      <w:pPr>
+        <w:tabs>
+          <w:tab w:val="left" w:pos="916"/>
+          <w:tab w:val="left" w:pos="1832"/>
+          <w:tab w:val="left" w:pos="2748"/>
+          <w:tab w:val="left" w:pos="3664"/>
+          <w:tab w:val="left" w:pos="4580"/>
+          <w:tab w:val="left" w:pos="5496"/>
+          <w:tab w:val="left" w:pos="6412"/>
+          <w:tab w:val="left" w:pos="7328"/>
+          <w:tab w:val="left" w:pos="8244"/>
+          <w:tab w:val="left" w:pos="9160"/>
+          <w:tab w:val="left" w:pos="10076"/>
+          <w:tab w:val="left" w:pos="10992"/>
+          <w:tab w:val="left" w:pos="11908"/>
+          <w:tab w:val="left" w:pos="12824"/>
+          <w:tab w:val="left" w:pos="13740"/>
+          <w:tab w:val="left" w:pos="14656"/>
+        </w:tabs>
+        <w:spacing w:after="0" w:line="240" w:lineRule="auto"/>
+        <w:rPr>
+          <w:rFonts w:ascii="Courier New" w:eastAsia="Times New Roman" w:hAnsi="Courier New" w:cs="Courier New"/>
+          <w:sz w:val="20"/>
+          <w:szCs w:val="20"/>
+        </w:rPr>
+      </w:pPr>
+      <w:r>
+        <w:rPr>
+          <w:rFonts w:ascii="Courier New" w:eastAsia="Times New Roman" w:hAnsi="Courier New" w:cs="Courier New"/>
+          <w:sz w:val="20"/>
+          <w:szCs w:val="20"/>
+        </w:rPr>
+        <w:t>a = a++ * (a + b + c)</w:t>
+      </w:r>
+      <w:proofErr w:type="gramStart"/>
+      <w:r>
+        <w:rPr>
+          <w:rFonts w:ascii="Courier New" w:eastAsia="Times New Roman" w:hAnsi="Courier New" w:cs="Courier New"/>
+          <w:sz w:val="20"/>
+          <w:szCs w:val="20"/>
+        </w:rPr>
+        <w:t>;</w:t>
+      </w:r>
+      <w:proofErr w:type="gramEnd"/>
+      <w:r>
+        <w:rPr>
+          <w:rFonts w:ascii="Courier New" w:eastAsia="Times New Roman" w:hAnsi="Courier New" w:cs="Courier New"/>
+          <w:sz w:val="20"/>
+          <w:szCs w:val="20"/>
+        </w:rPr>
+        <w:br/>
+        <w:t>a = c + b++ * (a + b + c);</w:t>
+      </w:r>
+    </w:p>
+    <w:p>
+      <w:pPr>
+        <w:spacing w:after="0" w:line="240" w:lineRule="auto"/>
+        <w:outlineLvl w:val="2"/>
+        <w:rPr>
+          <w:rFonts w:ascii="Times New Roman" w:eastAsia="Times New Roman" w:hAnsi="Times New Roman" w:cs="Times New Roman"/>
+          <w:b/>
+          <w:bCs/>
+          <w:sz w:val="27"/>
+          <w:szCs w:val="27"/>
+        </w:rPr>
+      </w:pPr>
+      <w:r>
+        <w:rPr>
+          <w:rFonts w:ascii="Times New Roman" w:eastAsia="Times New Roman" w:hAnsi="Times New Roman" w:cs="Times New Roman"/>
+          <w:b/>
+          <w:bCs/>
+          <w:sz w:val="27"/>
+          <w:szCs w:val="27"/>
+        </w:rPr>
+        <w:t>Step-by-step:</w:t>
+      </w:r>
+    </w:p>
+    <w:p>
+      <w:pPr>
+        <w:spacing w:after="0" w:line="240" w:lineRule="auto"/>
+        <w:rPr>
+          <w:rFonts w:ascii="Times New Roman" w:eastAsia="Times New Roman" w:hAnsi="Times New Roman" w:cs="Times New Roman"/>
+          <w:sz w:val="24"/>
+          <w:szCs w:val="24"/>
+        </w:rPr>
+      </w:pPr>
+      <w:r>
+        <w:rPr>
+          <w:rFonts w:ascii="Times New Roman" w:eastAsia="Times New Roman" w:hAnsi="Times New Roman" w:cs="Times New Roman"/>
+          <w:sz w:val="24"/>
+          <w:szCs w:val="24"/>
+        </w:rPr>
+        <w:t>Initial</w:t>
+      </w:r>
+      <w:proofErr w:type="gramStart"/>
+      <w:r>
+        <w:rPr>
+          <w:rFonts w:ascii="Times New Roman" w:eastAsia="Times New Roman" w:hAnsi="Times New Roman" w:cs="Times New Roman"/>
+          <w:sz w:val="24"/>
+          <w:szCs w:val="24"/>
+        </w:rPr>
+        <w:t>:</w:t>
+      </w:r>
+      <w:proofErr w:type="gramEnd"/>
+      <w:r>
+        <w:rPr>
+          <w:rFonts w:ascii="Times New Roman" w:eastAsia="Times New Roman" w:hAnsi="Times New Roman" w:cs="Times New Roman"/>
+          <w:sz w:val="24"/>
+          <w:szCs w:val="24"/>
+        </w:rPr>
+        <w:br/>
+        <w:t>a = 10, b = 2, c = 8</w:t>
+      </w:r>
+    </w:p>
+    <w:p>
+      <w:pPr>
+        <w:spacing w:after="0" w:line="240" w:lineRule="auto"/>
+        <w:rPr>
+          <w:rFonts w:ascii="Times New Roman" w:eastAsia="Times New Roman" w:hAnsi="Times New Roman" w:cs="Times New Roman"/>
+          <w:sz w:val="24"/>
+          <w:szCs w:val="24"/>
+        </w:rPr>
+      </w:pPr>
+      <w:r>
+        <w:rPr>
+          <w:rFonts w:ascii="Times New Roman" w:eastAsia="Times New Roman" w:hAnsi="Times New Roman" w:cs="Times New Roman"/>
+          <w:b/>
+          <w:bCs/>
+          <w:sz w:val="24"/>
+          <w:szCs w:val="24"/>
+        </w:rPr>
+        <w:t>First Expression</w:t>
+      </w:r>
+      <w:proofErr w:type="gramStart"/>
+      <w:r>
+        <w:rPr>
+          <w:rFonts w:ascii="Times New Roman" w:eastAsia="Times New Roman" w:hAnsi="Times New Roman" w:cs="Times New Roman"/>
+          <w:b/>
+          <w:bCs/>
+          <w:sz w:val="24"/>
+          <w:szCs w:val="24"/>
+        </w:rPr>
+        <w:t>:</w:t>
+      </w:r>
+      <w:proofErr w:type="gramEnd"/>
+      <w:r>
+        <w:rPr>
+          <w:rFonts w:ascii="Times New Roman" w:eastAsia="Times New Roman" w:hAnsi="Times New Roman" w:cs="Times New Roman"/>
+          <w:sz w:val="24"/>
+          <w:szCs w:val="24"/>
+        </w:rPr>
+        <w:br/>
+        <w:t>a = a++ * (a + b + c)</w:t>
+      </w:r>
+    </w:p>
+    <w:p>
+      <w:pPr>
+        <w:spacing w:after="0" w:line="240" w:lineRule="auto"/>
+        <w:rPr>
+          <w:rFonts w:ascii="Times New Roman" w:eastAsia="Times New Roman" w:hAnsi="Times New Roman" w:cs="Times New Roman"/>
+          <w:sz w:val="24"/>
+          <w:szCs w:val="24"/>
+        </w:rPr>
+      </w:pPr>
+      <w:proofErr w:type="gramStart"/>
+      <w:r>
+        <w:rPr>
+          <w:rFonts w:ascii="Times New Roman" w:eastAsia="Times New Roman" w:hAnsi="Times New Roman" w:cs="Times New Roman"/>
+          <w:sz w:val="24"/>
+          <w:szCs w:val="24"/>
+        </w:rPr>
+        <w:t>a</w:t>
+      </w:r>
+      <w:proofErr w:type="gramEnd"/>
+      <w:r>
+        <w:rPr>
+          <w:rFonts w:ascii="Times New Roman" w:eastAsia="Times New Roman" w:hAnsi="Times New Roman" w:cs="Times New Roman"/>
+          <w:sz w:val="24"/>
+          <w:szCs w:val="24"/>
+        </w:rPr>
+        <w:t>++ → use 10, then a = 11</w:t>
+      </w:r>
+    </w:p>
+    <w:p>
+      <w:pPr>
+        <w:spacing w:after="0" w:line="240" w:lineRule="auto"/>
+        <w:rPr>
+          <w:rFonts w:ascii="Times New Roman" w:eastAsia="Times New Roman" w:hAnsi="Times New Roman" w:cs="Times New Roman"/>
+          <w:sz w:val="24"/>
+          <w:szCs w:val="24"/>
+        </w:rPr>
+      </w:pPr>
+      <w:r>
+        <w:rPr>
+          <w:rFonts w:ascii="Times New Roman" w:eastAsia="Times New Roman" w:hAnsi="Times New Roman" w:cs="Times New Roman"/>
+          <w:sz w:val="24"/>
+          <w:szCs w:val="24"/>
+        </w:rPr>
+        <w:t>Now</w:t>
+      </w:r>
+      <w:proofErr w:type="gramStart"/>
+      <w:r>
+        <w:rPr>
+          <w:rFonts w:ascii="Times New Roman" w:eastAsia="Times New Roman" w:hAnsi="Times New Roman" w:cs="Times New Roman"/>
+          <w:sz w:val="24"/>
+          <w:szCs w:val="24"/>
+        </w:rPr>
+        <w:t>:</w:t>
+      </w:r>
+      <w:proofErr w:type="gramEnd"/>
+      <w:r>
+        <w:rPr>
+          <w:rFonts w:ascii="Times New Roman" w:eastAsia="Times New Roman" w:hAnsi="Times New Roman" w:cs="Times New Roman"/>
+          <w:sz w:val="24"/>
+          <w:szCs w:val="24"/>
+        </w:rPr>
+        <w:br/>
+        <w:t>a = 10 * (11 + 2 + 8)</w:t>
+      </w:r>
+      <w:r>
+        <w:rPr>
+          <w:rFonts w:ascii="Times New Roman" w:eastAsia="Times New Roman" w:hAnsi="Times New Roman" w:cs="Times New Roman"/>
+          <w:sz w:val="24"/>
+          <w:szCs w:val="24"/>
+        </w:rPr>
+        <w:br/>
+        <w:t>= 10 * 21</w:t>
+      </w:r>
+      <w:r>
+        <w:rPr>
+          <w:rFonts w:ascii="Times New Roman" w:eastAsia="Times New Roman" w:hAnsi="Times New Roman" w:cs="Times New Roman"/>
+          <w:sz w:val="24"/>
+          <w:szCs w:val="24"/>
+        </w:rPr>
+        <w:br/>
+        <w:t>= 210</w:t>
+      </w:r>
+    </w:p>
+    <w:p>
+      <w:pPr>
+        <w:spacing w:after="0" w:line="240" w:lineRule="auto"/>
+        <w:rPr>
+          <w:rFonts w:ascii="Times New Roman" w:eastAsia="Times New Roman" w:hAnsi="Times New Roman" w:cs="Times New Roman"/>
+          <w:sz w:val="24"/>
+          <w:szCs w:val="24"/>
+        </w:rPr>
+      </w:pPr>
+      <w:r>
+        <w:rPr>
+          <w:rFonts w:ascii="Times New Roman" w:eastAsia="Times New Roman" w:hAnsi="Times New Roman" w:cs="Times New Roman"/>
+          <w:b/>
+          <w:bCs/>
+          <w:sz w:val="24"/>
+          <w:szCs w:val="24"/>
+        </w:rPr>
+        <w:t>Second Expression</w:t>
+      </w:r>
+      <w:proofErr w:type="gramStart"/>
+      <w:r>
+        <w:rPr>
+          <w:rFonts w:ascii="Times New Roman" w:eastAsia="Times New Roman" w:hAnsi="Times New Roman" w:cs="Times New Roman"/>
+          <w:b/>
+          <w:bCs/>
+          <w:sz w:val="24"/>
+          <w:szCs w:val="24"/>
+        </w:rPr>
+        <w:t>:</w:t>
+      </w:r>
+      <w:proofErr w:type="gramEnd"/>
+      <w:r>
+        <w:rPr>
+          <w:rFonts w:ascii="Times New Roman" w:eastAsia="Times New Roman" w:hAnsi="Times New Roman" w:cs="Times New Roman"/>
+          <w:sz w:val="24"/>
+          <w:szCs w:val="24"/>
+        </w:rPr>
+        <w:br/>
+        <w:t>a = c + b++ * (a + b + c)</w:t>
+      </w:r>
+    </w:p>
+    <w:p>
+      <w:pPr>
+        <w:spacing w:after="0" w:line="240" w:lineRule="auto"/>
+        <w:rPr>
+          <w:rFonts w:ascii="Times New Roman" w:eastAsia="Times New Roman" w:hAnsi="Times New Roman" w:cs="Times New Roman"/>
+          <w:sz w:val="24"/>
+          <w:szCs w:val="24"/>
+        </w:rPr>
+      </w:pPr>
+      <w:proofErr w:type="gramStart"/>
+      <w:r>
+        <w:rPr>
+          <w:rFonts w:ascii="Times New Roman" w:eastAsia="Times New Roman" w:hAnsi="Times New Roman" w:cs="Times New Roman"/>
+          <w:sz w:val="24"/>
+          <w:szCs w:val="24"/>
+        </w:rPr>
+        <w:t>b</w:t>
+      </w:r>
+      <w:proofErr w:type="gramEnd"/>
+      <w:r>
+        <w:rPr>
+          <w:rFonts w:ascii="Times New Roman" w:eastAsia="Times New Roman" w:hAnsi="Times New Roman" w:cs="Times New Roman"/>
+          <w:sz w:val="24"/>
+          <w:szCs w:val="24"/>
+        </w:rPr>
+        <w:t>++ → use 2, then b = 3</w:t>
+      </w:r>
+    </w:p>
+    <w:p>
+      <w:pPr>
+        <w:spacing w:after="0" w:line="240" w:lineRule="auto"/>
+        <w:rPr>
+          <w:rFonts w:ascii="Times New Roman" w:eastAsia="Times New Roman" w:hAnsi="Times New Roman" w:cs="Times New Roman"/>
+          <w:sz w:val="24"/>
+          <w:szCs w:val="24"/>
+        </w:rPr>
+      </w:pPr>
+      <w:r>
+        <w:rPr>
+          <w:rFonts w:ascii="Times New Roman" w:eastAsia="Times New Roman" w:hAnsi="Times New Roman" w:cs="Times New Roman"/>
+          <w:sz w:val="24"/>
+          <w:szCs w:val="24"/>
+        </w:rPr>
+        <w:t>Now</w:t>
+      </w:r>
+      <w:proofErr w:type="gramStart"/>
+      <w:r>
+        <w:rPr>
+          <w:rFonts w:ascii="Times New Roman" w:eastAsia="Times New Roman" w:hAnsi="Times New Roman" w:cs="Times New Roman"/>
+          <w:sz w:val="24"/>
+          <w:szCs w:val="24"/>
+        </w:rPr>
+        <w:t>:</w:t>
+      </w:r>
+      <w:proofErr w:type="gramEnd"/>
+      <w:r>
+        <w:rPr>
+          <w:rFonts w:ascii="Times New Roman" w:eastAsia="Times New Roman" w:hAnsi="Times New Roman" w:cs="Times New Roman"/>
+          <w:sz w:val="24"/>
+          <w:szCs w:val="24"/>
+        </w:rPr>
+        <w:br/>
+        <w:t>a = 8 + 2 * (210 + 3 + 8)</w:t>
+      </w:r>
+      <w:r>
+        <w:rPr>
+          <w:rFonts w:ascii="Times New Roman" w:eastAsia="Times New Roman" w:hAnsi="Times New Roman" w:cs="Times New Roman"/>
+          <w:sz w:val="24"/>
+          <w:szCs w:val="24"/>
+        </w:rPr>
+        <w:br/>
+        <w:t>= 8 + 2 * 221</w:t>
+      </w:r>
+      <w:r>
+        <w:rPr>
+          <w:rFonts w:ascii="Times New Roman" w:eastAsia="Times New Roman" w:hAnsi="Times New Roman" w:cs="Times New Roman"/>
+          <w:sz w:val="24"/>
+          <w:szCs w:val="24"/>
+        </w:rPr>
+        <w:br/>
+        <w:t>= 8 + 442</w:t>
+      </w:r>
+      <w:r>
+        <w:rPr>
+          <w:rFonts w:ascii="Times New Roman" w:eastAsia="Times New Roman" w:hAnsi="Times New Roman" w:cs="Times New Roman"/>
+          <w:sz w:val="24"/>
+          <w:szCs w:val="24"/>
+        </w:rPr>
+        <w:br/>
+        <w:t xml:space="preserve">= </w:t>
+      </w:r>
+      <w:r>
+        <w:rPr>
+          <w:rFonts w:ascii="Times New Roman" w:eastAsia="Times New Roman" w:hAnsi="Times New Roman" w:cs="Times New Roman"/>
+          <w:b/>
+          <w:bCs/>
+          <w:sz w:val="24"/>
+          <w:szCs w:val="24"/>
+        </w:rPr>
+        <w:t>450</w:t>
+      </w:r>
+    </w:p>
+    <w:p>
+      <w:pPr>
+        <w:spacing w:after="0" w:line="240" w:lineRule="auto"/>
+        <w:outlineLvl w:val="2"/>
+        <w:rPr>
+          <w:rFonts w:ascii="Times New Roman" w:eastAsia="Times New Roman" w:hAnsi="Times New Roman" w:cs="Times New Roman"/>
+          <w:b/>
+          <w:bCs/>
+          <w:color w:val="FF0000"/>
+          <w:sz w:val="27"/>
+          <w:szCs w:val="27"/>
+        </w:rPr>
+      </w:pPr>
+      <w:r>
+        <w:rPr>
+          <w:rFonts w:ascii="Times New Roman" w:eastAsia="Times New Roman" w:hAnsi="Times New Roman" w:cs="Times New Roman"/>
+          <w:b/>
+          <w:bCs/>
+          <w:color w:val="FF0000"/>
+          <w:sz w:val="27"/>
+          <w:szCs w:val="27"/>
+        </w:rPr>
+        <w:t>Final Answer: 450</w:t>
+      </w:r>
+    </w:p>
+    <w:p>
+      <w:pPr>
+        <w:spacing w:after="0" w:line="240" w:lineRule="auto"/>
+        <w:outlineLvl w:val="2"/>
+        <w:rPr>
+          <w:rFonts w:ascii="Times New Roman" w:eastAsia="Times New Roman" w:hAnsi="Times New Roman" w:cs="Times New Roman"/>
+          <w:b/>
+          <w:bCs/>
+          <w:color w:val="00B050"/>
+          <w:sz w:val="27"/>
+          <w:szCs w:val="27"/>
+        </w:rPr>
+      </w:pPr>
+      <w:r>
+        <w:rPr>
+          <w:rFonts w:ascii="Times New Roman" w:eastAsia="Times New Roman" w:hAnsi="Times New Roman" w:cs="Times New Roman"/>
+          <w:b/>
+          <w:bCs/>
+          <w:color w:val="00B050"/>
+          <w:sz w:val="27"/>
+          <w:szCs w:val="27"/>
+        </w:rPr>
+        <w:t>Q2. What will be the output?</w:t>
+      </w:r>
+    </w:p>
+    <w:p>
+      <w:pPr>
+        <w:tabs>
+          <w:tab w:val="left" w:pos="916"/>
+          <w:tab w:val="left" w:pos="1832"/>
+          <w:tab w:val="left" w:pos="2748"/>
+          <w:tab w:val="left" w:pos="3664"/>
+          <w:tab w:val="left" w:pos="4580"/>
+          <w:tab w:val="left" w:pos="5496"/>
+          <w:tab w:val="left" w:pos="6412"/>
+          <w:tab w:val="left" w:pos="7328"/>
+          <w:tab w:val="left" w:pos="8244"/>
+          <w:tab w:val="left" w:pos="9160"/>
+          <w:tab w:val="left" w:pos="10076"/>
+          <w:tab w:val="left" w:pos="10992"/>
+          <w:tab w:val="left" w:pos="11908"/>
+          <w:tab w:val="left" w:pos="12824"/>
+          <w:tab w:val="left" w:pos="13740"/>
+          <w:tab w:val="left" w:pos="14656"/>
+        </w:tabs>
+        <w:spacing w:after="0" w:line="240" w:lineRule="auto"/>
+        <w:rPr>
+          <w:rFonts w:ascii="Courier New" w:eastAsia="Times New Roman" w:hAnsi="Courier New" w:cs="Courier New"/>
+          <w:sz w:val="20"/>
+          <w:szCs w:val="20"/>
+        </w:rPr>
+      </w:pPr>
+      <w:proofErr w:type="spellStart"/>
+      <w:proofErr w:type="gramStart"/>
+      <w:r>
+        <w:rPr>
+          <w:rFonts w:ascii="Courier New" w:eastAsia="Times New Roman" w:hAnsi="Courier New" w:cs="Courier New"/>
+          <w:sz w:val="20"/>
+          <w:szCs w:val="20"/>
+        </w:rPr>
+        <w:t>int</w:t>
+      </w:r>
+      <w:proofErr w:type="spellEnd"/>
+      <w:proofErr w:type="gramEnd"/>
+      <w:r>
+        <w:rPr>
+          <w:rFonts w:ascii="Courier New" w:eastAsia="Times New Roman" w:hAnsi="Courier New" w:cs="Courier New"/>
+          <w:sz w:val="20"/>
+          <w:szCs w:val="20"/>
+        </w:rPr>
+        <w:t xml:space="preserve"> a = 5, b = 3;</w:t>
+      </w:r>
+      <w:r>
+        <w:rPr>
+          <w:rFonts w:ascii="Courier New" w:eastAsia="Times New Roman" w:hAnsi="Courier New" w:cs="Courier New"/>
+          <w:sz w:val="20"/>
+          <w:szCs w:val="20"/>
+        </w:rPr>
+        <w:br/>
+        <w:t>double d = a + b / a;</w:t>
+      </w:r>
+    </w:p>
+    <w:p>
+      <w:pPr>
+        <w:spacing w:after="0" w:line="240" w:lineRule="auto"/>
+        <w:outlineLvl w:val="2"/>
+        <w:rPr>
+          <w:rFonts w:ascii="Times New Roman" w:eastAsia="Times New Roman" w:hAnsi="Times New Roman" w:cs="Times New Roman"/>
+          <w:b/>
+          <w:bCs/>
+          <w:sz w:val="27"/>
+          <w:szCs w:val="27"/>
+        </w:rPr>
+      </w:pPr>
+      <w:r>
+        <w:rPr>
+          <w:rFonts w:ascii="Times New Roman" w:eastAsia="Times New Roman" w:hAnsi="Times New Roman" w:cs="Times New Roman"/>
+          <w:b/>
+          <w:bCs/>
+          <w:sz w:val="27"/>
+          <w:szCs w:val="27"/>
+        </w:rPr>
+        <w:t>Steps:</w:t>
+      </w:r>
+    </w:p>
+    <w:p>
+      <w:pPr>
+        <w:spacing w:after="0" w:line="240" w:lineRule="auto"/>
+        <w:rPr>
+          <w:rFonts w:ascii="Times New Roman" w:eastAsia="Times New Roman" w:hAnsi="Times New Roman" w:cs="Times New Roman"/>
+          <w:sz w:val="24"/>
+          <w:szCs w:val="24"/>
+        </w:rPr>
+      </w:pPr>
+      <w:proofErr w:type="gramStart"/>
+      <w:r>
+        <w:rPr>
+          <w:rFonts w:ascii="Times New Roman" w:eastAsia="Times New Roman" w:hAnsi="Times New Roman" w:cs="Times New Roman"/>
+          <w:sz w:val="24"/>
+          <w:szCs w:val="24"/>
+        </w:rPr>
+        <w:t>b</w:t>
+      </w:r>
+      <w:proofErr w:type="gramEnd"/>
+      <w:r>
+        <w:rPr>
+          <w:rFonts w:ascii="Times New Roman" w:eastAsia="Times New Roman" w:hAnsi="Times New Roman" w:cs="Times New Roman"/>
+          <w:sz w:val="24"/>
+          <w:szCs w:val="24"/>
+        </w:rPr>
+        <w:t xml:space="preserve"> / a = 3 / 5 = 0 (integer division)</w:t>
+      </w:r>
+    </w:p>
+    <w:p>
+      <w:pPr>
+        <w:spacing w:after="0" w:line="240" w:lineRule="auto"/>
+        <w:rPr>
+          <w:rFonts w:ascii="Times New Roman" w:eastAsia="Times New Roman" w:hAnsi="Times New Roman" w:cs="Times New Roman"/>
+          <w:sz w:val="24"/>
+          <w:szCs w:val="24"/>
+        </w:rPr>
+      </w:pPr>
+      <w:r>
+        <w:rPr>
+          <w:rFonts w:ascii="Times New Roman" w:eastAsia="Times New Roman" w:hAnsi="Times New Roman" w:cs="Times New Roman"/>
+          <w:sz w:val="24"/>
+          <w:szCs w:val="24"/>
+        </w:rPr>
+        <w:t>d = 5 + 0</w:t>
+      </w:r>
+      <w:r>
+        <w:rPr>
+          <w:rFonts w:ascii="Times New Roman" w:eastAsia="Times New Roman" w:hAnsi="Times New Roman" w:cs="Times New Roman"/>
+          <w:sz w:val="24"/>
+          <w:szCs w:val="24"/>
+        </w:rPr>
+        <w:br/>
+        <w:t xml:space="preserve">= </w:t>
+      </w:r>
+      <w:r>
+        <w:rPr>
+          <w:rFonts w:ascii="Times New Roman" w:eastAsia="Times New Roman" w:hAnsi="Times New Roman" w:cs="Times New Roman"/>
+          <w:b/>
+          <w:bCs/>
+          <w:sz w:val="24"/>
+          <w:szCs w:val="24"/>
+        </w:rPr>
+        <w:t>5.0</w:t>
+      </w:r>
+    </w:p>
+    <w:p>
+      <w:pPr>
+        <w:spacing w:after="0" w:line="240" w:lineRule="auto"/>
+        <w:outlineLvl w:val="2"/>
+        <w:rPr>
+          <w:rFonts w:ascii="Times New Roman" w:eastAsia="Times New Roman" w:hAnsi="Times New Roman" w:cs="Times New Roman"/>
+          <w:b/>
+          <w:bCs/>
+          <w:color w:val="FF0000"/>
+          <w:sz w:val="27"/>
+          <w:szCs w:val="27"/>
+        </w:rPr>
+      </w:pPr>
+      <w:r>
+        <w:rPr>
+          <w:rFonts w:ascii="Times New Roman" w:eastAsia="Times New Roman" w:hAnsi="Times New Roman" w:cs="Times New Roman"/>
+          <w:b/>
+          <w:bCs/>
+          <w:color w:val="FF0000"/>
+          <w:sz w:val="27"/>
+          <w:szCs w:val="27"/>
+        </w:rPr>
+        <w:t>Answer: 5.0</w:t>
+      </w:r>
+    </w:p>
+    <w:p>
+      <w:pPr>
+        <w:spacing w:after="0" w:line="240" w:lineRule="auto"/>
+        <w:outlineLvl w:val="2"/>
+        <w:rPr>
+          <w:rFonts w:ascii="Times New Roman" w:eastAsia="Times New Roman" w:hAnsi="Times New Roman" w:cs="Times New Roman"/>
+          <w:b/>
+          <w:bCs/>
+          <w:color w:val="00B050"/>
+          <w:sz w:val="27"/>
+          <w:szCs w:val="27"/>
+        </w:rPr>
+      </w:pPr>
+      <w:r>
+        <w:rPr>
+          <w:rFonts w:ascii="Times New Roman" w:eastAsia="Times New Roman" w:hAnsi="Times New Roman" w:cs="Times New Roman"/>
+          <w:b/>
+          <w:bCs/>
+          <w:color w:val="00B050"/>
+          <w:sz w:val="27"/>
+          <w:szCs w:val="27"/>
+        </w:rPr>
+        <w:t>Q3. Difference between ternary and unary operator.</w:t>
+      </w:r>
+    </w:p>
+    <w:p>
+      <w:pPr>
+        <w:spacing w:after="0" w:line="240" w:lineRule="auto"/>
+        <w:rPr>
+          <w:rFonts w:ascii="Times New Roman" w:eastAsia="Times New Roman" w:hAnsi="Times New Roman" w:cs="Times New Roman"/>
+          <w:color w:val="FF0000"/>
+          <w:sz w:val="24"/>
+          <w:szCs w:val="24"/>
+        </w:rPr>
+      </w:pPr>
+      <w:r>
+        <w:rPr>
+          <w:rFonts w:ascii="Times New Roman" w:eastAsia="Times New Roman" w:hAnsi="Times New Roman" w:cs="Times New Roman"/>
+          <w:b/>
+          <w:bCs/>
+          <w:color w:val="FF0000"/>
+          <w:sz w:val="24"/>
+          <w:szCs w:val="24"/>
+        </w:rPr>
+        <w:t>Answer:</w:t>
+      </w:r>
+    </w:p>
+    <w:tbl>
+      <w:tblPr>
+        <w:tblW w:w="0" w:type="auto"/>
+        <w:tblCellSpacing w:w="15" w:type="dxa"/>
+        <w:tblCellMar>
+          <w:top w:w="15" w:type="dxa"/>
+          <w:left w:w="15" w:type="dxa"/>
+          <w:bottom w:w="15" w:type="dxa"/>
+          <w:right w:w="15" w:type="dxa"/>
+        </w:tblCellMar>
+        <w:tblLook w:val="04A0" w:firstRow="1" w:lastRow="0" w:firstColumn="1" w:lastColumn="0" w:noHBand="0" w:noVBand="1"/>
+      </w:tblPr>
+      <w:tblGrid>
+        <w:gridCol w:w="2255"/>
+        <w:gridCol w:w="2481"/>
+      </w:tblGrid>
+      <w:tr>
+        <w:trPr>
+          <w:tblHeader/>
+          <w:tblCellSpacing w:w="15" w:type="dxa"/>
+        </w:trPr>
+        <w:tc>
+          <w:tcPr>
+            <w:tcW w:w="0" w:type="auto"/>
+            <w:vAlign w:val="center"/>
+            <w:hideMark/>
+          </w:tcPr>
+          <w:p>
+            <w:pPr>
+              <w:spacing w:after="0" w:line="240" w:lineRule="auto"/>
+              <w:jc w:val="center"/>
+              <w:rPr>
+                <w:rFonts w:ascii="Times New Roman" w:eastAsia="Times New Roman" w:hAnsi="Times New Roman" w:cs="Times New Roman"/>
+                <w:b/>
+                <w:bCs/>
+                <w:sz w:val="24"/>
+                <w:szCs w:val="24"/>
+              </w:rPr>
+            </w:pPr>
+            <w:r>
+              <w:rPr>
+                <w:rFonts w:ascii="Times New Roman" w:eastAsia="Times New Roman" w:hAnsi="Times New Roman" w:cs="Times New Roman"/>
+                <w:b/>
+                <w:bCs/>
+                <w:sz w:val="24"/>
+                <w:szCs w:val="24"/>
+              </w:rPr>
+              <w:t>Unary Operator</w:t>
+            </w:r>
+          </w:p>
+        </w:tc>
+        <w:tc>
+          <w:tcPr>
+            <w:tcW w:w="0" w:type="auto"/>
+            <w:vAlign w:val="center"/>
+            <w:hideMark/>
+          </w:tcPr>
+          <w:p>
+            <w:pPr>
+              <w:spacing w:after="0" w:line="240" w:lineRule="auto"/>
+              <w:jc w:val="center"/>
+              <w:rPr>
+                <w:rFonts w:ascii="Times New Roman" w:eastAsia="Times New Roman" w:hAnsi="Times New Roman" w:cs="Times New Roman"/>
+                <w:b/>
+                <w:bCs/>
+                <w:sz w:val="24"/>
+                <w:szCs w:val="24"/>
+              </w:rPr>
+            </w:pPr>
+            <w:r>
+              <w:rPr>
+                <w:rFonts w:ascii="Times New Roman" w:eastAsia="Times New Roman" w:hAnsi="Times New Roman" w:cs="Times New Roman"/>
+                <w:b/>
+                <w:bCs/>
+                <w:sz w:val="24"/>
+                <w:szCs w:val="24"/>
+              </w:rPr>
+              <w:t>Ternary Operator</w:t>
+            </w:r>
+          </w:p>
+        </w:tc>
+      </w:tr>
+      <w:tr>
+        <w:trPr>
+          <w:tblCellSpacing w:w="15" w:type="dxa"/>
+        </w:trPr>
+        <w:tc>
+          <w:tcPr>
+            <w:tcW w:w="0" w:type="auto"/>
+            <w:vAlign w:val="center"/>
+            <w:hideMark/>
+          </w:tcPr>
+          <w:p>
+            <w:pPr>
+              <w:spacing w:after="0" w:line="240" w:lineRule="auto"/>
+              <w:rPr>
+                <w:rFonts w:ascii="Times New Roman" w:eastAsia="Times New Roman" w:hAnsi="Times New Roman" w:cs="Times New Roman"/>
+                <w:sz w:val="24"/>
+                <w:szCs w:val="24"/>
+              </w:rPr>
+            </w:pPr>
+            <w:r>
+              <w:rPr>
+                <w:rFonts w:ascii="Times New Roman" w:eastAsia="Times New Roman" w:hAnsi="Times New Roman" w:cs="Times New Roman"/>
+                <w:sz w:val="24"/>
+                <w:szCs w:val="24"/>
+              </w:rPr>
+              <w:t>Works on one operand</w:t>
+            </w:r>
+          </w:p>
+        </w:tc>
+        <w:tc>
+          <w:tcPr>
+            <w:tcW w:w="0" w:type="auto"/>
+            <w:vAlign w:val="center"/>
+            <w:hideMark/>
+          </w:tcPr>
+          <w:p>
+            <w:pPr>
+              <w:spacing w:after="0" w:line="240" w:lineRule="auto"/>
+              <w:rPr>
+                <w:rFonts w:ascii="Times New Roman" w:eastAsia="Times New Roman" w:hAnsi="Times New Roman" w:cs="Times New Roman"/>
+                <w:sz w:val="24"/>
+                <w:szCs w:val="24"/>
+              </w:rPr>
+            </w:pPr>
+            <w:r>
+              <w:rPr>
+                <w:rFonts w:ascii="Times New Roman" w:eastAsia="Times New Roman" w:hAnsi="Times New Roman" w:cs="Times New Roman"/>
+                <w:sz w:val="24"/>
+                <w:szCs w:val="24"/>
+              </w:rPr>
+              <w:t>Works on three operands</w:t>
+            </w:r>
+          </w:p>
+        </w:tc>
+      </w:tr>
+      <w:tr>
+        <w:trPr>
+          <w:tblCellSpacing w:w="15" w:type="dxa"/>
+        </w:trPr>
+        <w:tc>
+          <w:tcPr>
+            <w:tcW w:w="0" w:type="auto"/>
+            <w:vAlign w:val="center"/>
+            <w:hideMark/>
+          </w:tcPr>
+          <w:p>
+            <w:pPr>
+              <w:spacing w:after="0" w:line="240" w:lineRule="auto"/>
+              <w:rPr>
+                <w:rFonts w:ascii="Times New Roman" w:eastAsia="Times New Roman" w:hAnsi="Times New Roman" w:cs="Times New Roman"/>
+                <w:sz w:val="24"/>
+                <w:szCs w:val="24"/>
+              </w:rPr>
+            </w:pPr>
+            <w:r>
+              <w:rPr>
+                <w:rFonts w:ascii="Times New Roman" w:eastAsia="Times New Roman" w:hAnsi="Times New Roman" w:cs="Times New Roman"/>
+                <w:sz w:val="24"/>
+                <w:szCs w:val="24"/>
+              </w:rPr>
+              <w:t>Example: ++a</w:t>
+            </w:r>
+          </w:p>
+        </w:tc>
+        <w:tc>
+          <w:tcPr>
+            <w:tcW w:w="0" w:type="auto"/>
+            <w:vAlign w:val="center"/>
+            <w:hideMark/>
+          </w:tcPr>
+          <w:p>
+            <w:pPr>
+              <w:spacing w:after="0" w:line="240" w:lineRule="auto"/>
+              <w:rPr>
+                <w:rFonts w:ascii="Times New Roman" w:eastAsia="Times New Roman" w:hAnsi="Times New Roman" w:cs="Times New Roman"/>
+                <w:sz w:val="24"/>
+                <w:szCs w:val="24"/>
+              </w:rPr>
+            </w:pPr>
+            <w:r>
+              <w:rPr>
+                <w:rFonts w:ascii="Times New Roman" w:eastAsia="Times New Roman" w:hAnsi="Times New Roman" w:cs="Times New Roman"/>
+                <w:sz w:val="24"/>
+                <w:szCs w:val="24"/>
+              </w:rPr>
+              <w:t>Example: (a&gt;b)?</w:t>
+            </w:r>
+            <w:proofErr w:type="spellStart"/>
+            <w:r>
+              <w:rPr>
+                <w:rFonts w:ascii="Times New Roman" w:eastAsia="Times New Roman" w:hAnsi="Times New Roman" w:cs="Times New Roman"/>
+                <w:sz w:val="24"/>
+                <w:szCs w:val="24"/>
+              </w:rPr>
+              <w:t>a:b</w:t>
+            </w:r>
+            <w:proofErr w:type="spellEnd"/>
+          </w:p>
+        </w:tc>
+      </w:tr>
+    </w:tbl>
+    <w:p>
+      <w:pPr>
+        <w:spacing w:after="0" w:line="240" w:lineRule="auto"/>
+        <w:outlineLvl w:val="2"/>
+        <w:rPr>
+          <w:rFonts w:ascii="Times New Roman" w:eastAsia="Times New Roman" w:hAnsi="Times New Roman" w:cs="Times New Roman"/>
+          <w:b/>
+          <w:bCs/>
+          <w:color w:val="00B050"/>
+          <w:sz w:val="27"/>
+          <w:szCs w:val="27"/>
+        </w:rPr>
+      </w:pPr>
+      <w:r>
+        <w:rPr>
+          <w:rFonts w:ascii="Times New Roman" w:eastAsia="Times New Roman" w:hAnsi="Times New Roman" w:cs="Times New Roman"/>
+          <w:b/>
+          <w:bCs/>
+          <w:color w:val="00B050"/>
+          <w:sz w:val="27"/>
+          <w:szCs w:val="27"/>
+        </w:rPr>
+        <w:t>Q4. Write Java expressions:</w:t>
+      </w:r>
+    </w:p>
+    <w:p>
+      <w:pPr>
+        <w:spacing w:after="0" w:line="240" w:lineRule="auto"/>
+        <w:rPr>
+          <w:rFonts w:ascii="Times New Roman" w:eastAsia="Times New Roman" w:hAnsi="Times New Roman" w:cs="Times New Roman"/>
+          <w:color w:val="FF0000"/>
+          <w:sz w:val="24"/>
+          <w:szCs w:val="24"/>
+        </w:rPr>
+      </w:pPr>
+      <w:r>
+        <w:rPr>
+          <w:rFonts w:ascii="Times New Roman" w:eastAsia="Times New Roman" w:hAnsi="Times New Roman" w:cs="Times New Roman"/>
+          <w:sz w:val="24"/>
+          <w:szCs w:val="24"/>
+        </w:rPr>
+        <w:t>(</w:t>
+      </w:r>
+      <w:proofErr w:type="spellStart"/>
+      <w:r>
+        <w:rPr>
+          <w:rFonts w:ascii="Times New Roman" w:eastAsia="Times New Roman" w:hAnsi="Times New Roman" w:cs="Times New Roman"/>
+          <w:sz w:val="24"/>
+          <w:szCs w:val="24"/>
+        </w:rPr>
+        <w:t>i</w:t>
+      </w:r>
+      <w:proofErr w:type="spellEnd"/>
+      <w:r>
+        <w:rPr>
+          <w:rFonts w:ascii="Times New Roman" w:eastAsia="Times New Roman" w:hAnsi="Times New Roman" w:cs="Times New Roman"/>
+          <w:sz w:val="24"/>
+          <w:szCs w:val="24"/>
+        </w:rPr>
+        <w:t>) A = (B + C) × h</w:t>
+      </w:r>
+      <w:r>
+        <w:rPr>
+          <w:rFonts w:ascii="Times New Roman" w:eastAsia="Times New Roman" w:hAnsi="Times New Roman" w:cs="Times New Roman"/>
+          <w:sz w:val="24"/>
+          <w:szCs w:val="24"/>
+        </w:rPr>
+        <w:br/>
+      </w:r>
+      <w:r>
+        <w:rPr>
+          <w:rFonts w:ascii="Times New Roman" w:eastAsia="Times New Roman" w:hAnsi="Times New Roman" w:cs="Times New Roman"/>
+          <w:b/>
+          <w:bCs/>
+          <w:color w:val="FF0000"/>
+          <w:sz w:val="24"/>
+          <w:szCs w:val="24"/>
+        </w:rPr>
+        <w:t>Answer:</w:t>
+      </w:r>
+      <w:r>
+        <w:rPr>
+          <w:rFonts w:ascii="Times New Roman" w:eastAsia="Times New Roman" w:hAnsi="Times New Roman" w:cs="Times New Roman"/>
+          <w:color w:val="FF0000"/>
+          <w:sz w:val="24"/>
+          <w:szCs w:val="24"/>
+        </w:rPr>
+        <w:t xml:space="preserve"> </w:t>
+      </w:r>
+      <w:r>
+        <w:rPr>
+          <w:rFonts w:ascii="Courier New" w:eastAsia="Times New Roman" w:hAnsi="Courier New" w:cs="Courier New"/>
+          <w:color w:val="FF0000"/>
+          <w:sz w:val="20"/>
+          <w:szCs w:val="20"/>
+        </w:rPr>
+        <w:t>A = (B + C) * h;</w:t>
+      </w:r>
+    </w:p>
+    <w:p>
+      <w:pPr>
+        <w:spacing w:after="0" w:line="240" w:lineRule="auto"/>
+        <w:rPr>
+          <w:rFonts w:ascii="Times New Roman" w:eastAsia="Times New Roman" w:hAnsi="Times New Roman" w:cs="Times New Roman"/>
+          <w:sz w:val="24"/>
+          <w:szCs w:val="24"/>
+        </w:rPr>
+      </w:pPr>
+      <w:r>
+        <w:rPr>
+          <w:rFonts w:ascii="Times New Roman" w:eastAsia="Times New Roman" w:hAnsi="Times New Roman" w:cs="Times New Roman"/>
+          <w:sz w:val="24"/>
+          <w:szCs w:val="24"/>
+        </w:rPr>
+        <w:t>(ii) V = πr²h</w:t>
+      </w:r>
+      <w:r>
+        <w:rPr>
+          <w:rFonts w:ascii="Times New Roman" w:eastAsia="Times New Roman" w:hAnsi="Times New Roman" w:cs="Times New Roman"/>
+          <w:sz w:val="24"/>
+          <w:szCs w:val="24"/>
+        </w:rPr>
+        <w:br/>
+      </w:r>
+      <w:r>
+        <w:rPr>
+          <w:rFonts w:ascii="Times New Roman" w:eastAsia="Times New Roman" w:hAnsi="Times New Roman" w:cs="Times New Roman"/>
+          <w:b/>
+          <w:bCs/>
+          <w:sz w:val="24"/>
+          <w:szCs w:val="24"/>
+        </w:rPr>
+        <w:t>Answer:</w:t>
+      </w:r>
+      <w:r>
+        <w:rPr>
+          <w:rFonts w:ascii="Times New Roman" w:eastAsia="Times New Roman" w:hAnsi="Times New Roman" w:cs="Times New Roman"/>
+          <w:sz w:val="24"/>
+          <w:szCs w:val="24"/>
+        </w:rPr>
+        <w:t xml:space="preserve"> </w:t>
+      </w:r>
+      <w:r>
+        <w:rPr>
+          <w:rFonts w:ascii="Courier New" w:eastAsia="Times New Roman" w:hAnsi="Courier New" w:cs="Courier New"/>
+          <w:sz w:val="20"/>
+          <w:szCs w:val="20"/>
+        </w:rPr>
+        <w:t xml:space="preserve">V = </w:t>
+      </w:r>
+      <w:proofErr w:type="spellStart"/>
+      <w:r>
+        <w:rPr>
+          <w:rFonts w:ascii="Courier New" w:eastAsia="Times New Roman" w:hAnsi="Courier New" w:cs="Courier New"/>
+          <w:sz w:val="20"/>
+          <w:szCs w:val="20"/>
+        </w:rPr>
+        <w:t>Math.PI</w:t>
+      </w:r>
+      <w:proofErr w:type="spellEnd"/>
+      <w:r>
+        <w:rPr>
+          <w:rFonts w:ascii="Courier New" w:eastAsia="Times New Roman" w:hAnsi="Courier New" w:cs="Courier New"/>
+          <w:sz w:val="20"/>
+          <w:szCs w:val="20"/>
+        </w:rPr>
+        <w:t xml:space="preserve"> * r * r * h;</w:t>
+      </w:r>
+    </w:p>
+    <w:p>
+      <w:pPr>
+        <w:spacing w:after="0" w:line="240" w:lineRule="auto"/>
+        <w:outlineLvl w:val="2"/>
+        <w:rPr>
+          <w:rFonts w:ascii="Times New Roman" w:eastAsia="Times New Roman" w:hAnsi="Times New Roman" w:cs="Times New Roman"/>
+          <w:b/>
+          <w:bCs/>
+          <w:color w:val="00B050"/>
+          <w:sz w:val="27"/>
+          <w:szCs w:val="27"/>
+        </w:rPr>
+      </w:pPr>
+      <w:r>
+        <w:rPr>
+          <w:rFonts w:ascii="Times New Roman" w:eastAsia="Times New Roman" w:hAnsi="Times New Roman" w:cs="Times New Roman"/>
+          <w:b/>
+          <w:bCs/>
+          <w:color w:val="00B050"/>
+          <w:sz w:val="27"/>
+          <w:szCs w:val="27"/>
+        </w:rPr>
+        <w:lastRenderedPageBreak/>
+        <w:t>Q5. Name the operators:</w:t>
+      </w:r>
+    </w:p>
+    <w:tbl>
+      <w:tblPr>
+        <w:tblW w:w="0" w:type="auto"/>
+        <w:tblCellSpacing w:w="15" w:type="dxa"/>
+        <w:tblCellMar>
+          <w:top w:w="15" w:type="dxa"/>
+          <w:left w:w="15" w:type="dxa"/>
+          <w:bottom w:w="15" w:type="dxa"/>
+          <w:right w:w="15" w:type="dxa"/>
+        </w:tblCellMar>
+        <w:tblLook w:val="04A0" w:firstRow="1" w:lastRow="0" w:firstColumn="1" w:lastColumn="0" w:noHBand="0" w:noVBand="1"/>
+      </w:tblPr>
+      <w:tblGrid>
+        <w:gridCol w:w="1209"/>
+        <w:gridCol w:w="1695"/>
+      </w:tblGrid>
+      <w:tr>
+        <w:trPr>
+          <w:tblHeader/>
+          <w:tblCellSpacing w:w="15" w:type="dxa"/>
+        </w:trPr>
+        <w:tc>
+          <w:tcPr>
+            <w:tcW w:w="0" w:type="auto"/>
+            <w:vAlign w:val="center"/>
+            <w:hideMark/>
+          </w:tcPr>
+          <w:p>
+            <w:pPr>
+              <w:spacing w:after="0" w:line="240" w:lineRule="auto"/>
+              <w:jc w:val="center"/>
+              <w:rPr>
+                <w:rFonts w:ascii="Times New Roman" w:eastAsia="Times New Roman" w:hAnsi="Times New Roman" w:cs="Times New Roman"/>
+                <w:b/>
+                <w:bCs/>
+                <w:sz w:val="24"/>
+                <w:szCs w:val="24"/>
+              </w:rPr>
+            </w:pPr>
+            <w:r>
+              <w:rPr>
+                <w:rFonts w:ascii="Times New Roman" w:eastAsia="Times New Roman" w:hAnsi="Times New Roman" w:cs="Times New Roman"/>
+                <w:b/>
+                <w:bCs/>
+                <w:sz w:val="24"/>
+                <w:szCs w:val="24"/>
+              </w:rPr>
+              <w:t>Expression</w:t>
+            </w:r>
+          </w:p>
+        </w:tc>
+        <w:tc>
+          <w:tcPr>
+            <w:tcW w:w="0" w:type="auto"/>
+            <w:vAlign w:val="center"/>
+            <w:hideMark/>
+          </w:tcPr>
+          <w:p>
+            <w:pPr>
+              <w:spacing w:after="0" w:line="240" w:lineRule="auto"/>
+              <w:jc w:val="center"/>
+              <w:rPr>
+                <w:rFonts w:ascii="Times New Roman" w:eastAsia="Times New Roman" w:hAnsi="Times New Roman" w:cs="Times New Roman"/>
+                <w:b/>
+                <w:bCs/>
+                <w:sz w:val="24"/>
+                <w:szCs w:val="24"/>
+              </w:rPr>
+            </w:pPr>
+            <w:r>
+              <w:rPr>
+                <w:rFonts w:ascii="Times New Roman" w:eastAsia="Times New Roman" w:hAnsi="Times New Roman" w:cs="Times New Roman"/>
+                <w:b/>
+                <w:bCs/>
+                <w:sz w:val="24"/>
+                <w:szCs w:val="24"/>
+              </w:rPr>
+              <w:t>Operator Name</w:t>
+            </w:r>
+          </w:p>
+        </w:tc>
+      </w:tr>
+      <w:tr>
+        <w:trPr>
+          <w:tblCellSpacing w:w="15" w:type="dxa"/>
+        </w:trPr>
+        <w:tc>
+          <w:tcPr>
+            <w:tcW w:w="0" w:type="auto"/>
+            <w:vAlign w:val="center"/>
+            <w:hideMark/>
+          </w:tcPr>
+          <w:p>
+            <w:pPr>
+              <w:spacing w:after="0" w:line="240" w:lineRule="auto"/>
+              <w:rPr>
+                <w:rFonts w:ascii="Times New Roman" w:eastAsia="Times New Roman" w:hAnsi="Times New Roman" w:cs="Times New Roman"/>
+                <w:sz w:val="24"/>
+                <w:szCs w:val="24"/>
+              </w:rPr>
+            </w:pPr>
+            <w:r>
+              <w:rPr>
+                <w:rFonts w:ascii="Times New Roman" w:eastAsia="Times New Roman" w:hAnsi="Times New Roman" w:cs="Times New Roman"/>
+                <w:sz w:val="24"/>
+                <w:szCs w:val="24"/>
+              </w:rPr>
+              <w:t>&gt;=</w:t>
+            </w:r>
+          </w:p>
+        </w:tc>
+        <w:tc>
+          <w:tcPr>
+            <w:tcW w:w="0" w:type="auto"/>
+            <w:vAlign w:val="center"/>
+            <w:hideMark/>
+          </w:tcPr>
+          <w:p>
+            <w:pPr>
+              <w:spacing w:after="0" w:line="240" w:lineRule="auto"/>
+              <w:rPr>
+                <w:rFonts w:ascii="Times New Roman" w:eastAsia="Times New Roman" w:hAnsi="Times New Roman" w:cs="Times New Roman"/>
+                <w:sz w:val="24"/>
+                <w:szCs w:val="24"/>
+              </w:rPr>
+            </w:pPr>
+            <w:r>
+              <w:rPr>
+                <w:rFonts w:ascii="Times New Roman" w:eastAsia="Times New Roman" w:hAnsi="Times New Roman" w:cs="Times New Roman"/>
+                <w:sz w:val="24"/>
+                <w:szCs w:val="24"/>
+              </w:rPr>
+              <w:t>Relational</w:t>
+            </w:r>
+          </w:p>
+        </w:tc>
+      </w:tr>
+      <w:tr>
+        <w:trPr>
+          <w:tblCellSpacing w:w="15" w:type="dxa"/>
+        </w:trPr>
+        <w:tc>
+          <w:tcPr>
+            <w:tcW w:w="0" w:type="auto"/>
+            <w:vAlign w:val="center"/>
+            <w:hideMark/>
+          </w:tcPr>
+          <w:p>
+            <w:pPr>
+              <w:spacing w:after="0" w:line="240" w:lineRule="auto"/>
+              <w:rPr>
+                <w:rFonts w:ascii="Times New Roman" w:eastAsia="Times New Roman" w:hAnsi="Times New Roman" w:cs="Times New Roman"/>
+                <w:sz w:val="24"/>
+                <w:szCs w:val="24"/>
+              </w:rPr>
+            </w:pPr>
+            <w:r>
+              <w:rPr>
+                <w:rFonts w:ascii="Times New Roman" w:eastAsia="Times New Roman" w:hAnsi="Times New Roman" w:cs="Times New Roman"/>
+                <w:sz w:val="24"/>
+                <w:szCs w:val="24"/>
+              </w:rPr>
+              <w:t>!=</w:t>
+            </w:r>
+          </w:p>
+        </w:tc>
+        <w:tc>
+          <w:tcPr>
+            <w:tcW w:w="0" w:type="auto"/>
+            <w:vAlign w:val="center"/>
+            <w:hideMark/>
+          </w:tcPr>
+          <w:p>
+            <w:pPr>
+              <w:spacing w:after="0" w:line="240" w:lineRule="auto"/>
+              <w:rPr>
+                <w:rFonts w:ascii="Times New Roman" w:eastAsia="Times New Roman" w:hAnsi="Times New Roman" w:cs="Times New Roman"/>
+                <w:sz w:val="24"/>
+                <w:szCs w:val="24"/>
+              </w:rPr>
+            </w:pPr>
+            <w:r>
+              <w:rPr>
+                <w:rFonts w:ascii="Times New Roman" w:eastAsia="Times New Roman" w:hAnsi="Times New Roman" w:cs="Times New Roman"/>
+                <w:sz w:val="24"/>
+                <w:szCs w:val="24"/>
+              </w:rPr>
+              <w:t>Relational</w:t>
+            </w:r>
+          </w:p>
+        </w:tc>
+      </w:tr>
+      <w:tr>
+        <w:trPr>
+          <w:tblCellSpacing w:w="15" w:type="dxa"/>
+        </w:trPr>
+        <w:tc>
+          <w:tcPr>
+            <w:tcW w:w="0" w:type="auto"/>
+            <w:vAlign w:val="center"/>
+            <w:hideMark/>
+          </w:tcPr>
+          <w:p>
+            <w:pPr>
+              <w:spacing w:after="0" w:line="240" w:lineRule="auto"/>
+              <w:rPr>
+                <w:rFonts w:ascii="Times New Roman" w:eastAsia="Times New Roman" w:hAnsi="Times New Roman" w:cs="Times New Roman"/>
+                <w:sz w:val="24"/>
+                <w:szCs w:val="24"/>
+              </w:rPr>
+            </w:pPr>
+            <w:r>
+              <w:rPr>
+                <w:rFonts w:ascii="Times New Roman" w:eastAsia="Times New Roman" w:hAnsi="Times New Roman" w:cs="Times New Roman"/>
+                <w:sz w:val="24"/>
+                <w:szCs w:val="24"/>
+              </w:rPr>
+              <w:t>%</w:t>
+            </w:r>
+          </w:p>
+        </w:tc>
+        <w:tc>
+          <w:tcPr>
+            <w:tcW w:w="0" w:type="auto"/>
+            <w:vAlign w:val="center"/>
+            <w:hideMark/>
+          </w:tcPr>
+          <w:p>
+            <w:pPr>
+              <w:spacing w:after="0" w:line="240" w:lineRule="auto"/>
+              <w:rPr>
+                <w:rFonts w:ascii="Times New Roman" w:eastAsia="Times New Roman" w:hAnsi="Times New Roman" w:cs="Times New Roman"/>
+                <w:sz w:val="24"/>
+                <w:szCs w:val="24"/>
+              </w:rPr>
+            </w:pPr>
+            <w:r>
+              <w:rPr>
+                <w:rFonts w:ascii="Times New Roman" w:eastAsia="Times New Roman" w:hAnsi="Times New Roman" w:cs="Times New Roman"/>
+                <w:sz w:val="24"/>
+                <w:szCs w:val="24"/>
+              </w:rPr>
+              <w:t>Modulus</w:t>
+            </w:r>
+          </w:p>
+        </w:tc>
+      </w:tr>
+      <w:tr>
+        <w:trPr>
+          <w:tblCellSpacing w:w="15" w:type="dxa"/>
+        </w:trPr>
+        <w:tc>
+          <w:tcPr>
+            <w:tcW w:w="0" w:type="auto"/>
+            <w:vAlign w:val="center"/>
+            <w:hideMark/>
+          </w:tcPr>
+          <w:p>
+            <w:pPr>
+              <w:spacing w:after="0" w:line="240" w:lineRule="auto"/>
+              <w:rPr>
+                <w:rFonts w:ascii="Times New Roman" w:eastAsia="Times New Roman" w:hAnsi="Times New Roman" w:cs="Times New Roman"/>
+                <w:sz w:val="24"/>
+                <w:szCs w:val="24"/>
+              </w:rPr>
+            </w:pPr>
+            <w:r>
+              <w:rPr>
+                <w:rFonts w:ascii="Times New Roman" w:eastAsia="Times New Roman" w:hAnsi="Times New Roman" w:cs="Times New Roman"/>
+                <w:sz w:val="24"/>
+                <w:szCs w:val="24"/>
+              </w:rPr>
+              <w:t>+=</w:t>
+            </w:r>
+          </w:p>
+        </w:tc>
+        <w:tc>
+          <w:tcPr>
+            <w:tcW w:w="0" w:type="auto"/>
+            <w:vAlign w:val="center"/>
+            <w:hideMark/>
+          </w:tcPr>
+          <w:p>
+            <w:pPr>
+              <w:spacing w:after="0" w:line="240" w:lineRule="auto"/>
+              <w:rPr>
+                <w:rFonts w:ascii="Times New Roman" w:eastAsia="Times New Roman" w:hAnsi="Times New Roman" w:cs="Times New Roman"/>
+                <w:sz w:val="24"/>
+                <w:szCs w:val="24"/>
+              </w:rPr>
+            </w:pPr>
+            <w:r>
+              <w:rPr>
+                <w:rFonts w:ascii="Times New Roman" w:eastAsia="Times New Roman" w:hAnsi="Times New Roman" w:cs="Times New Roman"/>
+                <w:sz w:val="24"/>
+                <w:szCs w:val="24"/>
+              </w:rPr>
+              <w:t>Assignment</w:t>
+            </w:r>
+          </w:p>
+        </w:tc>
+      </w:tr>
+      <w:tr>
+        <w:trPr>
+          <w:tblCellSpacing w:w="15" w:type="dxa"/>
+        </w:trPr>
+        <w:tc>
+          <w:tcPr>
+            <w:tcW w:w="0" w:type="auto"/>
+            <w:vAlign w:val="center"/>
+            <w:hideMark/>
+          </w:tcPr>
+          <w:p>
+            <w:pPr>
+              <w:spacing w:after="0" w:line="240" w:lineRule="auto"/>
+              <w:rPr>
+                <w:rFonts w:ascii="Times New Roman" w:eastAsia="Times New Roman" w:hAnsi="Times New Roman" w:cs="Times New Roman"/>
+                <w:sz w:val="24"/>
+                <w:szCs w:val="24"/>
+              </w:rPr>
+            </w:pPr>
+            <w:r>
+              <w:rPr>
+                <w:rFonts w:ascii="Times New Roman" w:eastAsia="Times New Roman" w:hAnsi="Times New Roman" w:cs="Times New Roman"/>
+                <w:sz w:val="24"/>
+                <w:szCs w:val="24"/>
+              </w:rPr>
+              <w:t>*=</w:t>
+            </w:r>
+          </w:p>
+        </w:tc>
+        <w:tc>
+          <w:tcPr>
+            <w:tcW w:w="0" w:type="auto"/>
+            <w:vAlign w:val="center"/>
+            <w:hideMark/>
+          </w:tcPr>
+          <w:p>
+            <w:pPr>
+              <w:spacing w:after="0" w:line="240" w:lineRule="auto"/>
+              <w:rPr>
+                <w:rFonts w:ascii="Times New Roman" w:eastAsia="Times New Roman" w:hAnsi="Times New Roman" w:cs="Times New Roman"/>
+                <w:sz w:val="24"/>
+                <w:szCs w:val="24"/>
+              </w:rPr>
+            </w:pPr>
+            <w:r>
+              <w:rPr>
+                <w:rFonts w:ascii="Times New Roman" w:eastAsia="Times New Roman" w:hAnsi="Times New Roman" w:cs="Times New Roman"/>
+                <w:sz w:val="24"/>
+                <w:szCs w:val="24"/>
+              </w:rPr>
+              <w:t>Assignment</w:t>
+            </w:r>
+          </w:p>
+        </w:tc>
+      </w:tr>
+      <w:tr>
+        <w:trPr>
+          <w:tblCellSpacing w:w="15" w:type="dxa"/>
+        </w:trPr>
+        <w:tc>
+          <w:tcPr>
+            <w:tcW w:w="0" w:type="auto"/>
+            <w:vAlign w:val="center"/>
+            <w:hideMark/>
+          </w:tcPr>
+          <w:p>
+            <w:pPr>
+              <w:spacing w:after="0" w:line="240" w:lineRule="auto"/>
+              <w:rPr>
+                <w:rFonts w:ascii="Times New Roman" w:eastAsia="Times New Roman" w:hAnsi="Times New Roman" w:cs="Times New Roman"/>
+                <w:sz w:val="24"/>
+                <w:szCs w:val="24"/>
+              </w:rPr>
+            </w:pPr>
+            <w:r>
+              <w:rPr>
+                <w:rFonts w:ascii="Times New Roman" w:eastAsia="Times New Roman" w:hAnsi="Times New Roman" w:cs="Times New Roman"/>
+                <w:sz w:val="24"/>
+                <w:szCs w:val="24"/>
+              </w:rPr>
+              <w:t>||</w:t>
+            </w:r>
+          </w:p>
+        </w:tc>
+        <w:tc>
+          <w:tcPr>
+            <w:tcW w:w="0" w:type="auto"/>
+            <w:vAlign w:val="center"/>
+            <w:hideMark/>
+          </w:tcPr>
+          <w:p>
+            <w:pPr>
+              <w:spacing w:after="0" w:line="240" w:lineRule="auto"/>
+              <w:rPr>
+                <w:rFonts w:ascii="Times New Roman" w:eastAsia="Times New Roman" w:hAnsi="Times New Roman" w:cs="Times New Roman"/>
+                <w:sz w:val="24"/>
+                <w:szCs w:val="24"/>
+              </w:rPr>
+            </w:pPr>
+            <w:r>
+              <w:rPr>
+                <w:rFonts w:ascii="Times New Roman" w:eastAsia="Times New Roman" w:hAnsi="Times New Roman" w:cs="Times New Roman"/>
+                <w:sz w:val="24"/>
+                <w:szCs w:val="24"/>
+              </w:rPr>
+              <w:t>Logical OR</w:t>
+            </w:r>
+          </w:p>
+        </w:tc>
+      </w:tr>
+    </w:tbl>
+    <w:p>
+      <w:pPr>
+        <w:spacing w:after="0" w:line="240" w:lineRule="auto"/>
+        <w:outlineLvl w:val="2"/>
+        <w:rPr>
+          <w:rFonts w:ascii="Times New Roman" w:eastAsia="Times New Roman" w:hAnsi="Times New Roman" w:cs="Times New Roman"/>
+          <w:b/>
+          <w:bCs/>
+          <w:color w:val="00B050"/>
+          <w:sz w:val="27"/>
+          <w:szCs w:val="27"/>
+        </w:rPr>
+      </w:pPr>
+      <w:r>
+        <w:rPr>
+          <w:rFonts w:ascii="Times New Roman" w:eastAsia="Times New Roman" w:hAnsi="Times New Roman" w:cs="Times New Roman"/>
+          <w:b/>
+          <w:bCs/>
+          <w:color w:val="00B050"/>
+          <w:sz w:val="27"/>
+          <w:szCs w:val="27"/>
+        </w:rPr>
+        <w:t>Q6. Give the output:</w:t>
+      </w:r>
+    </w:p>
+    <w:p>
+      <w:pPr>
+        <w:tabs>
+          <w:tab w:val="left" w:pos="916"/>
+          <w:tab w:val="left" w:pos="1832"/>
+          <w:tab w:val="left" w:pos="2748"/>
+          <w:tab w:val="left" w:pos="3664"/>
+          <w:tab w:val="left" w:pos="4580"/>
+          <w:tab w:val="left" w:pos="5496"/>
+          <w:tab w:val="left" w:pos="6412"/>
+          <w:tab w:val="left" w:pos="7328"/>
+          <w:tab w:val="left" w:pos="8244"/>
+          <w:tab w:val="left" w:pos="9160"/>
+          <w:tab w:val="left" w:pos="10076"/>
+          <w:tab w:val="left" w:pos="10992"/>
+          <w:tab w:val="left" w:pos="11908"/>
+          <w:tab w:val="left" w:pos="12824"/>
+          <w:tab w:val="left" w:pos="13740"/>
+          <w:tab w:val="left" w:pos="14656"/>
+        </w:tabs>
+        <w:spacing w:after="0" w:line="240" w:lineRule="auto"/>
+        <w:rPr>
+          <w:rFonts w:ascii="Courier New" w:eastAsia="Times New Roman" w:hAnsi="Courier New" w:cs="Courier New"/>
+          <w:sz w:val="20"/>
+          <w:szCs w:val="20"/>
+        </w:rPr>
+      </w:pPr>
+      <w:r>
+        <w:rPr>
+          <w:rFonts w:ascii="Courier New" w:eastAsia="Times New Roman" w:hAnsi="Courier New" w:cs="Courier New"/>
+          <w:sz w:val="20"/>
+          <w:szCs w:val="20"/>
+        </w:rPr>
+        <w:t>a = ++a + a-- / ++a</w:t>
+      </w:r>
+      <w:proofErr w:type="gramStart"/>
+      <w:r>
+        <w:rPr>
+          <w:rFonts w:ascii="Courier New" w:eastAsia="Times New Roman" w:hAnsi="Courier New" w:cs="Courier New"/>
+          <w:sz w:val="20"/>
+          <w:szCs w:val="20"/>
+        </w:rPr>
+        <w:t>;</w:t>
+      </w:r>
+      <w:proofErr w:type="gramEnd"/>
+      <w:r>
+        <w:rPr>
+          <w:rFonts w:ascii="Courier New" w:eastAsia="Times New Roman" w:hAnsi="Courier New" w:cs="Courier New"/>
+          <w:sz w:val="20"/>
+          <w:szCs w:val="20"/>
+        </w:rPr>
+        <w:br/>
+        <w:t>a = 5;</w:t>
+      </w:r>
+    </w:p>
+    <w:p>
+      <w:pPr>
+        <w:spacing w:after="0" w:line="240" w:lineRule="auto"/>
+        <w:outlineLvl w:val="2"/>
+        <w:rPr>
+          <w:rFonts w:ascii="Times New Roman" w:eastAsia="Times New Roman" w:hAnsi="Times New Roman" w:cs="Times New Roman"/>
+          <w:b/>
+          <w:bCs/>
+          <w:sz w:val="27"/>
+          <w:szCs w:val="27"/>
+        </w:rPr>
+      </w:pPr>
+      <w:r>
+        <w:rPr>
+          <w:rFonts w:ascii="Times New Roman" w:eastAsia="Times New Roman" w:hAnsi="Times New Roman" w:cs="Times New Roman"/>
+          <w:b/>
+          <w:bCs/>
+          <w:sz w:val="27"/>
+          <w:szCs w:val="27"/>
+        </w:rPr>
+        <w:t>Steps:</w:t>
+      </w:r>
+    </w:p>
+    <w:p>
+      <w:pPr>
+        <w:spacing w:after="0" w:line="240" w:lineRule="auto"/>
+        <w:rPr>
+          <w:rFonts w:ascii="Times New Roman" w:eastAsia="Times New Roman" w:hAnsi="Times New Roman" w:cs="Times New Roman"/>
+          <w:sz w:val="24"/>
+          <w:szCs w:val="24"/>
+        </w:rPr>
+      </w:pPr>
+      <w:r>
+        <w:rPr>
+          <w:rFonts w:ascii="Times New Roman" w:eastAsia="Times New Roman" w:hAnsi="Times New Roman" w:cs="Times New Roman"/>
+          <w:sz w:val="24"/>
+          <w:szCs w:val="24"/>
+        </w:rPr>
+        <w:t>Initial: a = 5</w:t>
+      </w:r>
+    </w:p>
+    <w:p>
+      <w:pPr>
+        <w:spacing w:after="0" w:line="240" w:lineRule="auto"/>
+        <w:rPr>
+          <w:rFonts w:ascii="Times New Roman" w:eastAsia="Times New Roman" w:hAnsi="Times New Roman" w:cs="Times New Roman"/>
+          <w:sz w:val="24"/>
+          <w:szCs w:val="24"/>
+        </w:rPr>
+      </w:pPr>
+      <w:r>
+        <w:rPr>
+          <w:rFonts w:ascii="Times New Roman" w:eastAsia="Times New Roman" w:hAnsi="Times New Roman" w:cs="Times New Roman"/>
+          <w:sz w:val="24"/>
+          <w:szCs w:val="24"/>
+        </w:rPr>
+        <w:t>++a → a = 6</w:t>
+      </w:r>
+      <w:r>
+        <w:rPr>
+          <w:rFonts w:ascii="Times New Roman" w:eastAsia="Times New Roman" w:hAnsi="Times New Roman" w:cs="Times New Roman"/>
+          <w:sz w:val="24"/>
+          <w:szCs w:val="24"/>
+        </w:rPr>
+        <w:br/>
+        <w:t>a-- → use 6, then a = 5</w:t>
+      </w:r>
+      <w:r>
+        <w:rPr>
+          <w:rFonts w:ascii="Times New Roman" w:eastAsia="Times New Roman" w:hAnsi="Times New Roman" w:cs="Times New Roman"/>
+          <w:sz w:val="24"/>
+          <w:szCs w:val="24"/>
+        </w:rPr>
+        <w:br/>
+        <w:t>++a → a = 6</w:t>
+      </w:r>
+    </w:p>
+    <w:p>
+      <w:pPr>
+        <w:spacing w:after="0" w:line="240" w:lineRule="auto"/>
+        <w:rPr>
+          <w:rFonts w:ascii="Times New Roman" w:eastAsia="Times New Roman" w:hAnsi="Times New Roman" w:cs="Times New Roman"/>
+          <w:sz w:val="24"/>
+          <w:szCs w:val="24"/>
+        </w:rPr>
+      </w:pPr>
+      <w:r>
+        <w:rPr>
+          <w:rFonts w:ascii="Times New Roman" w:eastAsia="Times New Roman" w:hAnsi="Times New Roman" w:cs="Times New Roman"/>
+          <w:sz w:val="24"/>
+          <w:szCs w:val="24"/>
+        </w:rPr>
+        <w:t>Now</w:t>
+      </w:r>
+      <w:proofErr w:type="gramStart"/>
+      <w:r>
+        <w:rPr>
+          <w:rFonts w:ascii="Times New Roman" w:eastAsia="Times New Roman" w:hAnsi="Times New Roman" w:cs="Times New Roman"/>
+          <w:sz w:val="24"/>
+          <w:szCs w:val="24"/>
+        </w:rPr>
+        <w:t>:</w:t>
+      </w:r>
+      <w:proofErr w:type="gramEnd"/>
+      <w:r>
+        <w:rPr>
+          <w:rFonts w:ascii="Times New Roman" w:eastAsia="Times New Roman" w:hAnsi="Times New Roman" w:cs="Times New Roman"/>
+          <w:sz w:val="24"/>
+          <w:szCs w:val="24"/>
+        </w:rPr>
+        <w:br/>
+        <w:t>a = 6 + (6 / 6)</w:t>
+      </w:r>
+      <w:r>
+        <w:rPr>
+          <w:rFonts w:ascii="Times New Roman" w:eastAsia="Times New Roman" w:hAnsi="Times New Roman" w:cs="Times New Roman"/>
+          <w:sz w:val="24"/>
+          <w:szCs w:val="24"/>
+        </w:rPr>
+        <w:br/>
+        <w:t>= 6 + 1</w:t>
+      </w:r>
+      <w:r>
+        <w:rPr>
+          <w:rFonts w:ascii="Times New Roman" w:eastAsia="Times New Roman" w:hAnsi="Times New Roman" w:cs="Times New Roman"/>
+          <w:sz w:val="24"/>
+          <w:szCs w:val="24"/>
+        </w:rPr>
+        <w:br/>
+        <w:t xml:space="preserve">= </w:t>
+      </w:r>
+      <w:r>
+        <w:rPr>
+          <w:rFonts w:ascii="Times New Roman" w:eastAsia="Times New Roman" w:hAnsi="Times New Roman" w:cs="Times New Roman"/>
+          <w:b/>
+          <w:bCs/>
+          <w:sz w:val="24"/>
+          <w:szCs w:val="24"/>
+        </w:rPr>
+        <w:t>7</w:t>
+      </w:r>
+    </w:p>
+    <w:p>
+      <w:pPr>
+        <w:spacing w:after="0" w:line="240" w:lineRule="auto"/>
+        <w:outlineLvl w:val="2"/>
+        <w:rPr>
+          <w:rFonts w:ascii="Times New Roman" w:eastAsia="Times New Roman" w:hAnsi="Times New Roman" w:cs="Times New Roman"/>
+          <w:b/>
+          <w:bCs/>
+          <w:color w:val="FF0000"/>
+          <w:sz w:val="27"/>
+          <w:szCs w:val="27"/>
+        </w:rPr>
+      </w:pPr>
+      <w:r>
+        <w:rPr>
+          <w:rFonts w:ascii="Times New Roman" w:eastAsia="Times New Roman" w:hAnsi="Times New Roman" w:cs="Times New Roman"/>
+          <w:b/>
+          <w:bCs/>
+          <w:color w:val="FF0000"/>
+          <w:sz w:val="27"/>
+          <w:szCs w:val="27"/>
+        </w:rPr>
+        <w:t>Answer: 7</w:t>
+      </w:r>
+    </w:p>
+    <w:p>
+      <w:pPr>
+        <w:spacing w:after="0" w:line="240" w:lineRule="auto"/>
+        <w:outlineLvl w:val="0"/>
+        <w:rPr>
+          <w:rFonts w:ascii="Times New Roman" w:eastAsia="Times New Roman" w:hAnsi="Times New Roman" w:cs="Times New Roman"/>
+          <w:b/>
+          <w:bCs/>
+          <w:color w:val="00B0F0"/>
+          <w:kern w:val="36"/>
+          <w:sz w:val="48"/>
+          <w:szCs w:val="48"/>
+        </w:rPr>
+      </w:pPr>
+      <w:r>
+        <w:rPr>
+          <w:rFonts w:ascii="Times New Roman" w:eastAsia="Times New Roman" w:hAnsi="Times New Roman" w:cs="Times New Roman"/>
+          <w:b/>
+          <w:bCs/>
+          <w:color w:val="00B0F0"/>
+          <w:kern w:val="36"/>
+          <w:sz w:val="48"/>
+          <w:szCs w:val="48"/>
+        </w:rPr>
+        <w:t>D. Assertion and Reasoning</w:t>
+      </w:r>
+    </w:p>
+    <w:p>
+      <w:pPr>
+        <w:spacing w:after="0" w:line="240" w:lineRule="auto"/>
+        <w:outlineLvl w:val="2"/>
+        <w:rPr>
+          <w:rFonts w:ascii="Times New Roman" w:eastAsia="Times New Roman" w:hAnsi="Times New Roman" w:cs="Times New Roman"/>
+          <w:b/>
+          <w:bCs/>
+          <w:color w:val="00B050"/>
+          <w:sz w:val="27"/>
+          <w:szCs w:val="27"/>
+        </w:rPr>
+      </w:pPr>
+      <w:r>
+        <w:rPr>
+          <w:rFonts w:ascii="Times New Roman" w:eastAsia="Times New Roman" w:hAnsi="Times New Roman" w:cs="Times New Roman"/>
+          <w:b/>
+          <w:bCs/>
+          <w:color w:val="00B050"/>
+          <w:sz w:val="27"/>
+          <w:szCs w:val="27"/>
+        </w:rPr>
+        <w:t>Q1.</w:t>
+      </w:r>
+    </w:p>
+    <w:p>
+      <w:pPr>
+        <w:spacing w:after="0" w:line="240" w:lineRule="auto"/>
+        <w:rPr>
+          <w:rFonts w:ascii="Times New Roman" w:eastAsia="Times New Roman" w:hAnsi="Times New Roman" w:cs="Times New Roman"/>
+          <w:sz w:val="24"/>
+          <w:szCs w:val="24"/>
+        </w:rPr>
+      </w:pPr>
+      <w:r>
+        <w:rPr>
+          <w:rFonts w:ascii="Times New Roman" w:eastAsia="Times New Roman" w:hAnsi="Times New Roman" w:cs="Times New Roman"/>
+          <w:sz w:val="24"/>
+          <w:szCs w:val="24"/>
+        </w:rPr>
+        <w:t>Assertion: += performs addition and assignment</w:t>
+      </w:r>
+      <w:r>
+        <w:rPr>
+          <w:rFonts w:ascii="Times New Roman" w:eastAsia="Times New Roman" w:hAnsi="Times New Roman" w:cs="Times New Roman"/>
+          <w:sz w:val="24"/>
+          <w:szCs w:val="24"/>
+        </w:rPr>
+        <w:br/>
+        <w:t>Reason: It is shorthand for x = x + y</w:t>
+      </w:r>
+    </w:p>
+    <w:p>
+      <w:pPr>
+        <w:spacing w:after="0" w:line="240" w:lineRule="auto"/>
+        <w:rPr>
+          <w:rFonts w:ascii="Times New Roman" w:eastAsia="Times New Roman" w:hAnsi="Times New Roman" w:cs="Times New Roman"/>
+          <w:color w:val="FF0000"/>
+          <w:sz w:val="24"/>
+          <w:szCs w:val="24"/>
+        </w:rPr>
+      </w:pPr>
+      <w:r>
+        <w:rPr>
+          <w:rFonts w:ascii="Times New Roman" w:eastAsia="Times New Roman" w:hAnsi="Times New Roman" w:cs="Times New Roman"/>
+          <w:b/>
+          <w:bCs/>
+          <w:color w:val="FF0000"/>
+          <w:sz w:val="24"/>
+          <w:szCs w:val="24"/>
+        </w:rPr>
+        <w:t>Answer:</w:t>
+      </w:r>
+      <w:r>
+        <w:rPr>
+          <w:rFonts w:ascii="Times New Roman" w:eastAsia="Times New Roman" w:hAnsi="Times New Roman" w:cs="Times New Roman"/>
+          <w:color w:val="FF0000"/>
+          <w:sz w:val="24"/>
+          <w:szCs w:val="24"/>
+        </w:rPr>
+        <w:t xml:space="preserve"> a. </w:t>
+      </w:r>
+      <w:proofErr w:type="gramStart"/>
+      <w:r>
+        <w:rPr>
+          <w:rFonts w:ascii="Times New Roman" w:eastAsia="Times New Roman" w:hAnsi="Times New Roman" w:cs="Times New Roman"/>
+          <w:color w:val="FF0000"/>
+          <w:sz w:val="24"/>
+          <w:szCs w:val="24"/>
+        </w:rPr>
+        <w:t>Both</w:t>
+      </w:r>
+      <w:proofErr w:type="gramEnd"/>
+      <w:r>
+        <w:rPr>
+          <w:rFonts w:ascii="Times New Roman" w:eastAsia="Times New Roman" w:hAnsi="Times New Roman" w:cs="Times New Roman"/>
+          <w:color w:val="FF0000"/>
+          <w:sz w:val="24"/>
+          <w:szCs w:val="24"/>
+        </w:rPr>
+        <w:t xml:space="preserve"> true and correct</w:t>
+      </w:r>
+    </w:p>
+    <w:p>
+      <w:pPr>
+        <w:spacing w:after="0" w:line="240" w:lineRule="auto"/>
+        <w:outlineLvl w:val="2"/>
+        <w:rPr>
+          <w:rFonts w:ascii="Times New Roman" w:eastAsia="Times New Roman" w:hAnsi="Times New Roman" w:cs="Times New Roman"/>
+          <w:b/>
+          <w:bCs/>
+          <w:color w:val="00B050"/>
+          <w:sz w:val="27"/>
+          <w:szCs w:val="27"/>
+        </w:rPr>
+      </w:pPr>
+      <w:r>
+        <w:rPr>
+          <w:rFonts w:ascii="Times New Roman" w:eastAsia="Times New Roman" w:hAnsi="Times New Roman" w:cs="Times New Roman"/>
+          <w:b/>
+          <w:bCs/>
+          <w:color w:val="00B050"/>
+          <w:sz w:val="27"/>
+          <w:szCs w:val="27"/>
+        </w:rPr>
+        <w:t>Q2.</w:t>
+      </w:r>
+    </w:p>
+    <w:p>
+      <w:pPr>
+        <w:spacing w:after="0" w:line="240" w:lineRule="auto"/>
+        <w:rPr>
+          <w:rFonts w:ascii="Times New Roman" w:eastAsia="Times New Roman" w:hAnsi="Times New Roman" w:cs="Times New Roman"/>
+          <w:sz w:val="24"/>
+          <w:szCs w:val="24"/>
+        </w:rPr>
+      </w:pPr>
+      <w:r>
+        <w:rPr>
+          <w:rFonts w:ascii="Times New Roman" w:eastAsia="Times New Roman" w:hAnsi="Times New Roman" w:cs="Times New Roman"/>
+          <w:sz w:val="24"/>
+          <w:szCs w:val="24"/>
+        </w:rPr>
+        <w:t>Assertion</w:t>
+      </w:r>
+      <w:proofErr w:type="gramStart"/>
+      <w:r>
+        <w:rPr>
+          <w:rFonts w:ascii="Times New Roman" w:eastAsia="Times New Roman" w:hAnsi="Times New Roman" w:cs="Times New Roman"/>
+          <w:sz w:val="24"/>
+          <w:szCs w:val="24"/>
+        </w:rPr>
+        <w:t>: !</w:t>
+      </w:r>
+      <w:proofErr w:type="gramEnd"/>
+      <w:r>
+        <w:rPr>
+          <w:rFonts w:ascii="Times New Roman" w:eastAsia="Times New Roman" w:hAnsi="Times New Roman" w:cs="Times New Roman"/>
+          <w:sz w:val="24"/>
+          <w:szCs w:val="24"/>
+        </w:rPr>
+        <w:t>= checks inequality</w:t>
+      </w:r>
+      <w:r>
+        <w:rPr>
+          <w:rFonts w:ascii="Times New Roman" w:eastAsia="Times New Roman" w:hAnsi="Times New Roman" w:cs="Times New Roman"/>
+          <w:sz w:val="24"/>
+          <w:szCs w:val="24"/>
+        </w:rPr>
+        <w:br/>
+        <w:t>Reason: It compares equality</w:t>
+      </w:r>
+    </w:p>
+    <w:p>
+      <w:pPr>
+        <w:spacing w:after="0" w:line="240" w:lineRule="auto"/>
+        <w:rPr>
+          <w:rFonts w:ascii="Times New Roman" w:eastAsia="Times New Roman" w:hAnsi="Times New Roman" w:cs="Times New Roman"/>
+          <w:color w:val="FF0000"/>
+          <w:sz w:val="24"/>
+          <w:szCs w:val="24"/>
+        </w:rPr>
+      </w:pPr>
+      <w:r>
+        <w:rPr>
+          <w:rFonts w:ascii="Times New Roman" w:eastAsia="Times New Roman" w:hAnsi="Times New Roman" w:cs="Times New Roman"/>
+          <w:b/>
+          <w:bCs/>
+          <w:color w:val="FF0000"/>
+          <w:sz w:val="24"/>
+          <w:szCs w:val="24"/>
+        </w:rPr>
+        <w:t>Answer:</w:t>
+      </w:r>
+      <w:r>
+        <w:rPr>
+          <w:rFonts w:ascii="Times New Roman" w:eastAsia="Times New Roman" w:hAnsi="Times New Roman" w:cs="Times New Roman"/>
+          <w:color w:val="FF0000"/>
+          <w:sz w:val="24"/>
+          <w:szCs w:val="24"/>
+        </w:rPr>
+        <w:t xml:space="preserve"> d. </w:t>
+      </w:r>
+      <w:proofErr w:type="gramStart"/>
+      <w:r>
+        <w:rPr>
+          <w:rFonts w:ascii="Times New Roman" w:eastAsia="Times New Roman" w:hAnsi="Times New Roman" w:cs="Times New Roman"/>
+          <w:color w:val="FF0000"/>
+          <w:sz w:val="24"/>
+          <w:szCs w:val="24"/>
+        </w:rPr>
+        <w:t>A</w:t>
+      </w:r>
+      <w:proofErr w:type="gramEnd"/>
+      <w:r>
+        <w:rPr>
+          <w:rFonts w:ascii="Times New Roman" w:eastAsia="Times New Roman" w:hAnsi="Times New Roman" w:cs="Times New Roman"/>
+          <w:color w:val="FF0000"/>
+          <w:sz w:val="24"/>
+          <w:szCs w:val="24"/>
+        </w:rPr>
+        <w:t xml:space="preserve"> true, R false</w:t>
+      </w:r>
+    </w:p>
+    <w:p>
+      <w:pPr>
+        <w:spacing w:after="0" w:line="240" w:lineRule="auto"/>
+        <w:outlineLvl w:val="0"/>
+        <w:rPr>
+          <w:rFonts w:ascii="Times New Roman" w:eastAsia="Times New Roman" w:hAnsi="Times New Roman" w:cs="Times New Roman"/>
+          <w:b/>
+          <w:bCs/>
+          <w:color w:val="C00000"/>
+          <w:kern w:val="36"/>
+          <w:sz w:val="32"/>
+          <w:szCs w:val="48"/>
+        </w:rPr>
+      </w:pPr>
+      <w:r>
+        <w:rPr>
+          <w:rFonts w:ascii="Segoe UI Symbol" w:eastAsia="Times New Roman" w:hAnsi="Segoe UI Symbol" w:cs="Segoe UI Symbol"/>
+          <w:b/>
+          <w:bCs/>
+          <w:color w:val="C00000"/>
+          <w:kern w:val="36"/>
+          <w:sz w:val="48"/>
+          <w:szCs w:val="48"/>
+        </w:rPr>
+        <w:t>📘</w:t>
+      </w:r>
+      <w:r>
+        <w:rPr>
+          <w:rFonts w:ascii="Times New Roman" w:eastAsia="Times New Roman" w:hAnsi="Times New Roman" w:cs="Times New Roman"/>
+          <w:b/>
+          <w:bCs/>
+          <w:color w:val="C00000"/>
+          <w:kern w:val="36"/>
+          <w:sz w:val="48"/>
+          <w:szCs w:val="48"/>
+        </w:rPr>
+        <w:t xml:space="preserve"> </w:t>
+      </w:r>
+      <w:r>
+        <w:rPr>
+          <w:rFonts w:ascii="Times New Roman" w:eastAsia="Times New Roman" w:hAnsi="Times New Roman" w:cs="Times New Roman"/>
+          <w:b/>
+          <w:bCs/>
+          <w:color w:val="C00000"/>
+          <w:kern w:val="36"/>
+          <w:sz w:val="48"/>
+          <w:szCs w:val="48"/>
+        </w:rPr>
+        <w:t xml:space="preserve">PREVIOUS YEARS’ </w:t>
+      </w:r>
+      <w:proofErr w:type="gramStart"/>
+      <w:r>
+        <w:rPr>
+          <w:rFonts w:ascii="Times New Roman" w:eastAsia="Times New Roman" w:hAnsi="Times New Roman" w:cs="Times New Roman"/>
+          <w:b/>
+          <w:bCs/>
+          <w:color w:val="C00000"/>
+          <w:kern w:val="36"/>
+          <w:sz w:val="48"/>
+          <w:szCs w:val="48"/>
+        </w:rPr>
+        <w:t>QUESTIONS</w:t>
+      </w:r>
+      <w:r>
+        <w:rPr>
+          <w:rFonts w:ascii="Times New Roman" w:eastAsia="Times New Roman" w:hAnsi="Times New Roman" w:cs="Times New Roman"/>
+          <w:b/>
+          <w:bCs/>
+          <w:color w:val="C00000"/>
+          <w:kern w:val="36"/>
+          <w:sz w:val="32"/>
+          <w:szCs w:val="48"/>
+        </w:rPr>
+        <w:t>(</w:t>
+      </w:r>
+      <w:proofErr w:type="gramEnd"/>
+      <w:r>
+        <w:rPr>
+          <w:rFonts w:ascii="Times New Roman" w:eastAsia="Times New Roman" w:hAnsi="Times New Roman" w:cs="Times New Roman"/>
+          <w:b/>
+          <w:bCs/>
+          <w:color w:val="C00000"/>
+          <w:kern w:val="36"/>
+          <w:sz w:val="32"/>
+          <w:szCs w:val="48"/>
+        </w:rPr>
+        <w:t>From BOOK)</w:t>
+      </w:r>
+    </w:p>
+    <w:p>
+      <w:pPr>
+        <w:spacing w:after="0" w:line="240" w:lineRule="auto"/>
+        <w:outlineLvl w:val="2"/>
+        <w:rPr>
+          <w:rFonts w:ascii="Times New Roman" w:eastAsia="Times New Roman" w:hAnsi="Times New Roman" w:cs="Times New Roman"/>
+          <w:b/>
+          <w:bCs/>
+          <w:color w:val="00B050"/>
+          <w:sz w:val="27"/>
+          <w:szCs w:val="27"/>
+        </w:rPr>
+      </w:pPr>
+      <w:r>
+        <w:rPr>
+          <w:rFonts w:ascii="Times New Roman" w:eastAsia="Times New Roman" w:hAnsi="Times New Roman" w:cs="Times New Roman"/>
+          <w:b/>
+          <w:bCs/>
+          <w:color w:val="00B050"/>
+          <w:sz w:val="27"/>
+          <w:szCs w:val="27"/>
+        </w:rPr>
+        <w:t>Q1. Operator acting on one operand is called:</w:t>
+      </w:r>
+    </w:p>
+    <w:p>
+      <w:pPr>
+        <w:spacing w:after="0" w:line="240" w:lineRule="auto"/>
+        <w:rPr>
+          <w:rFonts w:ascii="Times New Roman" w:eastAsia="Times New Roman" w:hAnsi="Times New Roman" w:cs="Times New Roman"/>
+          <w:color w:val="FF0000"/>
+          <w:sz w:val="24"/>
+          <w:szCs w:val="24"/>
+        </w:rPr>
+      </w:pPr>
+      <w:r>
+        <w:rPr>
+          <w:rFonts w:ascii="Times New Roman" w:eastAsia="Times New Roman" w:hAnsi="Times New Roman" w:cs="Times New Roman"/>
+          <w:b/>
+          <w:bCs/>
+          <w:color w:val="FF0000"/>
+          <w:sz w:val="24"/>
+          <w:szCs w:val="24"/>
+        </w:rPr>
+        <w:t>Answer:</w:t>
+      </w:r>
+      <w:r>
+        <w:rPr>
+          <w:rFonts w:ascii="Times New Roman" w:eastAsia="Times New Roman" w:hAnsi="Times New Roman" w:cs="Times New Roman"/>
+          <w:color w:val="FF0000"/>
+          <w:sz w:val="24"/>
+          <w:szCs w:val="24"/>
+        </w:rPr>
+        <w:t xml:space="preserve"> Unary</w:t>
+      </w:r>
+    </w:p>
+    <w:p>
+      <w:pPr>
+        <w:spacing w:after="0" w:line="240" w:lineRule="auto"/>
+        <w:outlineLvl w:val="2"/>
+        <w:rPr>
+          <w:rFonts w:ascii="Times New Roman" w:eastAsia="Times New Roman" w:hAnsi="Times New Roman" w:cs="Times New Roman"/>
+          <w:b/>
+          <w:bCs/>
+          <w:color w:val="00B050"/>
+          <w:sz w:val="27"/>
+          <w:szCs w:val="27"/>
+        </w:rPr>
+      </w:pPr>
+      <w:r>
+        <w:rPr>
+          <w:rFonts w:ascii="Times New Roman" w:eastAsia="Times New Roman" w:hAnsi="Times New Roman" w:cs="Times New Roman"/>
+          <w:b/>
+          <w:bCs/>
+          <w:color w:val="00B050"/>
+          <w:sz w:val="27"/>
+          <w:szCs w:val="27"/>
+        </w:rPr>
+        <w:t>Q2. ASCII code of ‘B’:</w:t>
+      </w:r>
+      <w:bookmarkStart w:id="0" w:name="_GoBack"/>
+      <w:bookmarkEnd w:id="0"/>
+    </w:p>
+    <w:p>
+      <w:pPr>
+        <w:spacing w:after="0" w:line="240" w:lineRule="auto"/>
+        <w:rPr>
+          <w:rFonts w:ascii="Times New Roman" w:eastAsia="Times New Roman" w:hAnsi="Times New Roman" w:cs="Times New Roman"/>
+          <w:color w:val="FF0000"/>
+          <w:sz w:val="24"/>
+          <w:szCs w:val="24"/>
+        </w:rPr>
+      </w:pPr>
+      <w:r>
+        <w:rPr>
+          <w:rFonts w:ascii="Times New Roman" w:eastAsia="Times New Roman" w:hAnsi="Times New Roman" w:cs="Times New Roman"/>
+          <w:b/>
+          <w:bCs/>
+          <w:color w:val="FF0000"/>
+          <w:sz w:val="24"/>
+          <w:szCs w:val="24"/>
+        </w:rPr>
+        <w:t>Answer:</w:t>
+      </w:r>
+      <w:r>
+        <w:rPr>
+          <w:rFonts w:ascii="Times New Roman" w:eastAsia="Times New Roman" w:hAnsi="Times New Roman" w:cs="Times New Roman"/>
+          <w:color w:val="FF0000"/>
+          <w:sz w:val="24"/>
+          <w:szCs w:val="24"/>
+        </w:rPr>
+        <w:t xml:space="preserve"> 66</w:t>
+      </w:r>
+    </w:p>
+    <w:p>
+      <w:pPr>
+        <w:spacing w:after="0" w:line="240" w:lineRule="auto"/>
+        <w:outlineLvl w:val="2"/>
+        <w:rPr>
+          <w:rFonts w:ascii="Times New Roman" w:eastAsia="Times New Roman" w:hAnsi="Times New Roman" w:cs="Times New Roman"/>
+          <w:b/>
+          <w:bCs/>
+          <w:color w:val="00B050"/>
+          <w:sz w:val="27"/>
+          <w:szCs w:val="27"/>
+        </w:rPr>
+      </w:pPr>
+      <w:r>
+        <w:rPr>
+          <w:rFonts w:ascii="Times New Roman" w:eastAsia="Times New Roman" w:hAnsi="Times New Roman" w:cs="Times New Roman"/>
+          <w:b/>
+          <w:bCs/>
+          <w:color w:val="00B050"/>
+          <w:sz w:val="27"/>
+          <w:szCs w:val="27"/>
+        </w:rPr>
+        <w:t>Q3. “== is assignment operator”</w:t>
+      </w:r>
+    </w:p>
+    <w:p>
+      <w:pPr>
+        <w:spacing w:after="0" w:line="240" w:lineRule="auto"/>
+        <w:rPr>
+          <w:rFonts w:ascii="Times New Roman" w:eastAsia="Times New Roman" w:hAnsi="Times New Roman" w:cs="Times New Roman"/>
+          <w:sz w:val="24"/>
+          <w:szCs w:val="24"/>
+        </w:rPr>
+      </w:pPr>
+      <w:r>
+        <w:rPr>
+          <w:rFonts w:ascii="Times New Roman" w:eastAsia="Times New Roman" w:hAnsi="Times New Roman" w:cs="Times New Roman"/>
+          <w:b/>
+          <w:bCs/>
+          <w:sz w:val="24"/>
+          <w:szCs w:val="24"/>
+        </w:rPr>
+        <w:t>Answer:</w:t>
+      </w:r>
+      <w:r>
+        <w:rPr>
+          <w:rFonts w:ascii="Times New Roman" w:eastAsia="Times New Roman" w:hAnsi="Times New Roman" w:cs="Times New Roman"/>
+          <w:sz w:val="24"/>
+          <w:szCs w:val="24"/>
+        </w:rPr>
+        <w:t xml:space="preserve"> False</w:t>
+      </w:r>
+    </w:p>
+    <w:p>
+      <w:pPr>
+        <w:spacing w:after="0" w:line="240" w:lineRule="auto"/>
+        <w:outlineLvl w:val="2"/>
+        <w:rPr>
+          <w:rFonts w:ascii="Times New Roman" w:eastAsia="Times New Roman" w:hAnsi="Times New Roman" w:cs="Times New Roman"/>
+          <w:b/>
+          <w:bCs/>
+          <w:color w:val="00B050"/>
+          <w:sz w:val="27"/>
+          <w:szCs w:val="27"/>
+        </w:rPr>
+      </w:pPr>
+      <w:r>
+        <w:rPr>
+          <w:rFonts w:ascii="Times New Roman" w:eastAsia="Times New Roman" w:hAnsi="Times New Roman" w:cs="Times New Roman"/>
+          <w:b/>
+          <w:bCs/>
+          <w:color w:val="00B050"/>
+          <w:sz w:val="27"/>
+          <w:szCs w:val="27"/>
+        </w:rPr>
+        <w:t>Q4. Choose the odd one:</w:t>
+      </w:r>
+    </w:p>
+    <w:p>
+      <w:pPr>
+        <w:spacing w:after="0" w:line="240" w:lineRule="auto"/>
+        <w:rPr>
+          <w:rFonts w:ascii="Times New Roman" w:eastAsia="Times New Roman" w:hAnsi="Times New Roman" w:cs="Times New Roman"/>
+          <w:color w:val="FF0000"/>
+          <w:sz w:val="24"/>
+          <w:szCs w:val="24"/>
+        </w:rPr>
+      </w:pPr>
+      <w:r>
+        <w:rPr>
+          <w:rFonts w:ascii="Times New Roman" w:eastAsia="Times New Roman" w:hAnsi="Times New Roman" w:cs="Times New Roman"/>
+          <w:b/>
+          <w:bCs/>
+          <w:color w:val="FF0000"/>
+          <w:sz w:val="24"/>
+          <w:szCs w:val="24"/>
+        </w:rPr>
+        <w:t>Answer:</w:t>
+      </w:r>
+      <w:r>
+        <w:rPr>
+          <w:rFonts w:ascii="Times New Roman" w:eastAsia="Times New Roman" w:hAnsi="Times New Roman" w:cs="Times New Roman"/>
+          <w:color w:val="FF0000"/>
+          <w:sz w:val="24"/>
+          <w:szCs w:val="24"/>
+        </w:rPr>
+        <w:t xml:space="preserve"> &gt;=</w:t>
+      </w:r>
+    </w:p>
+    <w:p>
+      <w:pPr>
+        <w:spacing w:after="0" w:line="240" w:lineRule="auto"/>
+        <w:outlineLvl w:val="2"/>
+        <w:rPr>
+          <w:rFonts w:ascii="Times New Roman" w:eastAsia="Times New Roman" w:hAnsi="Times New Roman" w:cs="Times New Roman"/>
+          <w:b/>
+          <w:bCs/>
+          <w:color w:val="00B050"/>
+          <w:sz w:val="27"/>
+          <w:szCs w:val="27"/>
+        </w:rPr>
+      </w:pPr>
+      <w:r>
+        <w:rPr>
+          <w:rFonts w:ascii="Times New Roman" w:eastAsia="Times New Roman" w:hAnsi="Times New Roman" w:cs="Times New Roman"/>
+          <w:b/>
+          <w:bCs/>
+          <w:color w:val="00B050"/>
+          <w:sz w:val="27"/>
+          <w:szCs w:val="27"/>
+        </w:rPr>
+        <w:t>Q5. Difference unary vs binary:</w:t>
+      </w:r>
+    </w:p>
+    <w:tbl>
+      <w:tblPr>
+        <w:tblW w:w="0" w:type="auto"/>
+        <w:tblCellSpacing w:w="15" w:type="dxa"/>
+        <w:tblCellMar>
+          <w:top w:w="15" w:type="dxa"/>
+          <w:left w:w="15" w:type="dxa"/>
+          <w:bottom w:w="15" w:type="dxa"/>
+          <w:right w:w="15" w:type="dxa"/>
+        </w:tblCellMar>
+        <w:tblLook w:val="04A0" w:firstRow="1" w:lastRow="0" w:firstColumn="1" w:lastColumn="0" w:noHBand="0" w:noVBand="1"/>
+      </w:tblPr>
+      <w:tblGrid>
+        <w:gridCol w:w="1308"/>
+        <w:gridCol w:w="1442"/>
+      </w:tblGrid>
+      <w:tr>
+        <w:trPr>
+          <w:tblHeader/>
+          <w:tblCellSpacing w:w="15" w:type="dxa"/>
+        </w:trPr>
+        <w:tc>
+          <w:tcPr>
+            <w:tcW w:w="0" w:type="auto"/>
+            <w:vAlign w:val="center"/>
+            <w:hideMark/>
+          </w:tcPr>
+          <w:p>
+            <w:pPr>
+              <w:spacing w:after="0" w:line="240" w:lineRule="auto"/>
+              <w:jc w:val="center"/>
+              <w:rPr>
+                <w:rFonts w:ascii="Times New Roman" w:eastAsia="Times New Roman" w:hAnsi="Times New Roman" w:cs="Times New Roman"/>
+                <w:b/>
+                <w:bCs/>
+                <w:sz w:val="24"/>
+                <w:szCs w:val="24"/>
+              </w:rPr>
+            </w:pPr>
+            <w:r>
+              <w:rPr>
+                <w:rFonts w:ascii="Times New Roman" w:eastAsia="Times New Roman" w:hAnsi="Times New Roman" w:cs="Times New Roman"/>
+                <w:b/>
+                <w:bCs/>
+                <w:sz w:val="24"/>
+                <w:szCs w:val="24"/>
+              </w:rPr>
+              <w:t>Unary</w:t>
+            </w:r>
+          </w:p>
+        </w:tc>
+        <w:tc>
+          <w:tcPr>
+            <w:tcW w:w="0" w:type="auto"/>
+            <w:vAlign w:val="center"/>
+            <w:hideMark/>
+          </w:tcPr>
+          <w:p>
+            <w:pPr>
+              <w:spacing w:after="0" w:line="240" w:lineRule="auto"/>
+              <w:jc w:val="center"/>
+              <w:rPr>
+                <w:rFonts w:ascii="Times New Roman" w:eastAsia="Times New Roman" w:hAnsi="Times New Roman" w:cs="Times New Roman"/>
+                <w:b/>
+                <w:bCs/>
+                <w:sz w:val="24"/>
+                <w:szCs w:val="24"/>
+              </w:rPr>
+            </w:pPr>
+            <w:r>
+              <w:rPr>
+                <w:rFonts w:ascii="Times New Roman" w:eastAsia="Times New Roman" w:hAnsi="Times New Roman" w:cs="Times New Roman"/>
+                <w:b/>
+                <w:bCs/>
+                <w:sz w:val="24"/>
+                <w:szCs w:val="24"/>
+              </w:rPr>
+              <w:t>Binary</w:t>
+            </w:r>
+          </w:p>
+        </w:tc>
+      </w:tr>
+      <w:tr>
+        <w:trPr>
+          <w:tblCellSpacing w:w="15" w:type="dxa"/>
+        </w:trPr>
+        <w:tc>
+          <w:tcPr>
+            <w:tcW w:w="0" w:type="auto"/>
+            <w:vAlign w:val="center"/>
+            <w:hideMark/>
+          </w:tcPr>
+          <w:p>
+            <w:pPr>
+              <w:spacing w:after="0" w:line="240" w:lineRule="auto"/>
+              <w:rPr>
+                <w:rFonts w:ascii="Times New Roman" w:eastAsia="Times New Roman" w:hAnsi="Times New Roman" w:cs="Times New Roman"/>
+                <w:sz w:val="24"/>
+                <w:szCs w:val="24"/>
+              </w:rPr>
+            </w:pPr>
+            <w:r>
+              <w:rPr>
+                <w:rFonts w:ascii="Times New Roman" w:eastAsia="Times New Roman" w:hAnsi="Times New Roman" w:cs="Times New Roman"/>
+                <w:sz w:val="24"/>
+                <w:szCs w:val="24"/>
+              </w:rPr>
+              <w:t>One operand</w:t>
+            </w:r>
+          </w:p>
+        </w:tc>
+        <w:tc>
+          <w:tcPr>
+            <w:tcW w:w="0" w:type="auto"/>
+            <w:vAlign w:val="center"/>
+            <w:hideMark/>
+          </w:tcPr>
+          <w:p>
+            <w:pPr>
+              <w:spacing w:after="0" w:line="240" w:lineRule="auto"/>
+              <w:rPr>
+                <w:rFonts w:ascii="Times New Roman" w:eastAsia="Times New Roman" w:hAnsi="Times New Roman" w:cs="Times New Roman"/>
+                <w:sz w:val="24"/>
+                <w:szCs w:val="24"/>
+              </w:rPr>
+            </w:pPr>
+            <w:r>
+              <w:rPr>
+                <w:rFonts w:ascii="Times New Roman" w:eastAsia="Times New Roman" w:hAnsi="Times New Roman" w:cs="Times New Roman"/>
+                <w:sz w:val="24"/>
+                <w:szCs w:val="24"/>
+              </w:rPr>
+              <w:t>Two operands</w:t>
+            </w:r>
+          </w:p>
+        </w:tc>
+      </w:tr>
+    </w:tbl>
+    <w:p>
+      <w:pPr>
+        <w:spacing w:after="0" w:line="240" w:lineRule="auto"/>
+        <w:outlineLvl w:val="2"/>
+        <w:rPr>
+          <w:rFonts w:ascii="Times New Roman" w:eastAsia="Times New Roman" w:hAnsi="Times New Roman" w:cs="Times New Roman"/>
+          <w:b/>
+          <w:bCs/>
+          <w:color w:val="00B050"/>
+          <w:sz w:val="27"/>
+          <w:szCs w:val="27"/>
+        </w:rPr>
+      </w:pPr>
+      <w:r>
+        <w:rPr>
+          <w:rFonts w:ascii="Times New Roman" w:eastAsia="Times New Roman" w:hAnsi="Times New Roman" w:cs="Times New Roman"/>
+          <w:b/>
+          <w:bCs/>
+          <w:color w:val="00B050"/>
+          <w:sz w:val="27"/>
+          <w:szCs w:val="27"/>
+        </w:rPr>
+        <w:t>Q6. Name operators:</w:t>
+      </w:r>
+    </w:p>
+    <w:p>
+      <w:pPr>
+        <w:spacing w:after="0" w:line="240" w:lineRule="auto"/>
+        <w:rPr>
+          <w:rFonts w:ascii="Times New Roman" w:eastAsia="Times New Roman" w:hAnsi="Times New Roman" w:cs="Times New Roman"/>
+          <w:sz w:val="24"/>
+          <w:szCs w:val="24"/>
+        </w:rPr>
+      </w:pPr>
+      <w:r>
+        <w:rPr>
+          <w:rFonts w:ascii="Times New Roman" w:eastAsia="Times New Roman" w:hAnsi="Times New Roman" w:cs="Times New Roman"/>
+          <w:sz w:val="24"/>
+          <w:szCs w:val="24"/>
+        </w:rPr>
+        <w:t>&lt; → Less than</w:t>
+      </w:r>
+      <w:r>
+        <w:rPr>
+          <w:rFonts w:ascii="Times New Roman" w:eastAsia="Times New Roman" w:hAnsi="Times New Roman" w:cs="Times New Roman"/>
+          <w:sz w:val="24"/>
+          <w:szCs w:val="24"/>
+        </w:rPr>
+        <w:br/>
+        <w:t>++ → Increment</w:t>
+      </w:r>
+      <w:r>
+        <w:rPr>
+          <w:rFonts w:ascii="Times New Roman" w:eastAsia="Times New Roman" w:hAnsi="Times New Roman" w:cs="Times New Roman"/>
+          <w:sz w:val="24"/>
+          <w:szCs w:val="24"/>
+        </w:rPr>
+        <w:br/>
+        <w:t>&amp;&amp; → Logical AND</w:t>
+      </w:r>
+      <w:r>
+        <w:rPr>
+          <w:rFonts w:ascii="Times New Roman" w:eastAsia="Times New Roman" w:hAnsi="Times New Roman" w:cs="Times New Roman"/>
+          <w:sz w:val="24"/>
+          <w:szCs w:val="24"/>
+        </w:rPr>
+        <w:br/>
+      </w:r>
+      <w:proofErr w:type="gramStart"/>
+      <w:r>
+        <w:rPr>
+          <w:rFonts w:ascii="Times New Roman" w:eastAsia="Times New Roman" w:hAnsi="Times New Roman" w:cs="Times New Roman"/>
+          <w:sz w:val="24"/>
+          <w:szCs w:val="24"/>
+        </w:rPr>
+        <w:t>?:</w:t>
+      </w:r>
+      <w:proofErr w:type="gramEnd"/>
+      <w:r>
+        <w:rPr>
+          <w:rFonts w:ascii="Times New Roman" w:eastAsia="Times New Roman" w:hAnsi="Times New Roman" w:cs="Times New Roman"/>
+          <w:sz w:val="24"/>
+          <w:szCs w:val="24"/>
+        </w:rPr>
+        <w:t xml:space="preserve"> → Ternary</w:t>
+      </w:r>
+    </w:p>
+    <w:p>
+      <w:pPr>
+        <w:spacing w:after="0" w:line="240" w:lineRule="auto"/>
+        <w:outlineLvl w:val="2"/>
+        <w:rPr>
+          <w:rFonts w:ascii="Times New Roman" w:eastAsia="Times New Roman" w:hAnsi="Times New Roman" w:cs="Times New Roman"/>
+          <w:b/>
+          <w:bCs/>
+          <w:color w:val="00B050"/>
+          <w:sz w:val="27"/>
+          <w:szCs w:val="27"/>
+        </w:rPr>
+      </w:pPr>
+      <w:r>
+        <w:rPr>
+          <w:rFonts w:ascii="Times New Roman" w:eastAsia="Times New Roman" w:hAnsi="Times New Roman" w:cs="Times New Roman"/>
+          <w:b/>
+          <w:bCs/>
+          <w:color w:val="00B050"/>
+          <w:sz w:val="27"/>
+          <w:szCs w:val="27"/>
+        </w:rPr>
+        <w:t>Q7. Difference / and %:</w:t>
+      </w:r>
+    </w:p>
+    <w:tbl>
+      <w:tblPr>
+        <w:tblW w:w="0" w:type="auto"/>
+        <w:tblCellSpacing w:w="15" w:type="dxa"/>
+        <w:tblCellMar>
+          <w:top w:w="15" w:type="dxa"/>
+          <w:left w:w="15" w:type="dxa"/>
+          <w:bottom w:w="15" w:type="dxa"/>
+          <w:right w:w="15" w:type="dxa"/>
+        </w:tblCellMar>
+        <w:tblLook w:val="04A0" w:firstRow="1" w:lastRow="0" w:firstColumn="1" w:lastColumn="0" w:noHBand="0" w:noVBand="1"/>
+      </w:tblPr>
+      <w:tblGrid>
+        <w:gridCol w:w="1482"/>
+        <w:gridCol w:w="1668"/>
+      </w:tblGrid>
+      <w:tr>
+        <w:trPr>
+          <w:tblHeader/>
+          <w:tblCellSpacing w:w="15" w:type="dxa"/>
+        </w:trPr>
+        <w:tc>
+          <w:tcPr>
+            <w:tcW w:w="0" w:type="auto"/>
+            <w:vAlign w:val="center"/>
+            <w:hideMark/>
+          </w:tcPr>
+          <w:p>
+            <w:pPr>
+              <w:spacing w:after="0" w:line="240" w:lineRule="auto"/>
+              <w:jc w:val="center"/>
+              <w:rPr>
+                <w:rFonts w:ascii="Times New Roman" w:eastAsia="Times New Roman" w:hAnsi="Times New Roman" w:cs="Times New Roman"/>
+                <w:b/>
+                <w:bCs/>
+                <w:sz w:val="24"/>
+                <w:szCs w:val="24"/>
+              </w:rPr>
+            </w:pPr>
+            <w:r>
+              <w:rPr>
+                <w:rFonts w:ascii="Times New Roman" w:eastAsia="Times New Roman" w:hAnsi="Times New Roman" w:cs="Times New Roman"/>
+                <w:b/>
+                <w:bCs/>
+                <w:sz w:val="24"/>
+                <w:szCs w:val="24"/>
+              </w:rPr>
+              <w:lastRenderedPageBreak/>
+              <w:t>/</w:t>
+            </w:r>
+          </w:p>
+        </w:tc>
+        <w:tc>
+          <w:tcPr>
+            <w:tcW w:w="0" w:type="auto"/>
+            <w:vAlign w:val="center"/>
+            <w:hideMark/>
+          </w:tcPr>
+          <w:p>
+            <w:pPr>
+              <w:spacing w:after="0" w:line="240" w:lineRule="auto"/>
+              <w:jc w:val="center"/>
+              <w:rPr>
+                <w:rFonts w:ascii="Times New Roman" w:eastAsia="Times New Roman" w:hAnsi="Times New Roman" w:cs="Times New Roman"/>
+                <w:b/>
+                <w:bCs/>
+                <w:sz w:val="24"/>
+                <w:szCs w:val="24"/>
+              </w:rPr>
+            </w:pPr>
+            <w:r>
+              <w:rPr>
+                <w:rFonts w:ascii="Times New Roman" w:eastAsia="Times New Roman" w:hAnsi="Times New Roman" w:cs="Times New Roman"/>
+                <w:b/>
+                <w:bCs/>
+                <w:sz w:val="24"/>
+                <w:szCs w:val="24"/>
+              </w:rPr>
+              <w:t>%</w:t>
+            </w:r>
+          </w:p>
+        </w:tc>
+      </w:tr>
+      <w:tr>
+        <w:trPr>
+          <w:tblCellSpacing w:w="15" w:type="dxa"/>
+        </w:trPr>
+        <w:tc>
+          <w:tcPr>
+            <w:tcW w:w="0" w:type="auto"/>
+            <w:vAlign w:val="center"/>
+            <w:hideMark/>
+          </w:tcPr>
+          <w:p>
+            <w:pPr>
+              <w:spacing w:after="0" w:line="240" w:lineRule="auto"/>
+              <w:rPr>
+                <w:rFonts w:ascii="Times New Roman" w:eastAsia="Times New Roman" w:hAnsi="Times New Roman" w:cs="Times New Roman"/>
+                <w:sz w:val="24"/>
+                <w:szCs w:val="24"/>
+              </w:rPr>
+            </w:pPr>
+            <w:r>
+              <w:rPr>
+                <w:rFonts w:ascii="Times New Roman" w:eastAsia="Times New Roman" w:hAnsi="Times New Roman" w:cs="Times New Roman"/>
+                <w:sz w:val="24"/>
+                <w:szCs w:val="24"/>
+              </w:rPr>
+              <w:t>Gives quotient</w:t>
+            </w:r>
+          </w:p>
+        </w:tc>
+        <w:tc>
+          <w:tcPr>
+            <w:tcW w:w="0" w:type="auto"/>
+            <w:vAlign w:val="center"/>
+            <w:hideMark/>
+          </w:tcPr>
+          <w:p>
+            <w:pPr>
+              <w:spacing w:after="0" w:line="240" w:lineRule="auto"/>
+              <w:rPr>
+                <w:rFonts w:ascii="Times New Roman" w:eastAsia="Times New Roman" w:hAnsi="Times New Roman" w:cs="Times New Roman"/>
+                <w:sz w:val="24"/>
+                <w:szCs w:val="24"/>
+              </w:rPr>
+            </w:pPr>
+            <w:r>
+              <w:rPr>
+                <w:rFonts w:ascii="Times New Roman" w:eastAsia="Times New Roman" w:hAnsi="Times New Roman" w:cs="Times New Roman"/>
+                <w:sz w:val="24"/>
+                <w:szCs w:val="24"/>
+              </w:rPr>
+              <w:t>Gives remainder</w:t>
+            </w:r>
+          </w:p>
+        </w:tc>
+      </w:tr>
+    </w:tbl>
+    <w:p>
+      <w:pPr>
+        <w:spacing w:after="0" w:line="240" w:lineRule="auto"/>
+        <w:outlineLvl w:val="2"/>
+        <w:rPr>
+          <w:rFonts w:ascii="Times New Roman" w:eastAsia="Times New Roman" w:hAnsi="Times New Roman" w:cs="Times New Roman"/>
+          <w:b/>
+          <w:bCs/>
+          <w:color w:val="00B050"/>
+          <w:sz w:val="27"/>
+          <w:szCs w:val="27"/>
+        </w:rPr>
+      </w:pPr>
+      <w:r>
+        <w:rPr>
+          <w:rFonts w:ascii="Times New Roman" w:eastAsia="Times New Roman" w:hAnsi="Times New Roman" w:cs="Times New Roman"/>
+          <w:b/>
+          <w:bCs/>
+          <w:color w:val="00B050"/>
+          <w:sz w:val="27"/>
+          <w:szCs w:val="27"/>
+        </w:rPr>
+        <w:t>Q8. Output</w:t>
+      </w:r>
+    </w:p>
+    <w:p>
+      <w:pPr>
+        <w:tabs>
+          <w:tab w:val="left" w:pos="916"/>
+          <w:tab w:val="left" w:pos="1832"/>
+          <w:tab w:val="left" w:pos="2748"/>
+          <w:tab w:val="left" w:pos="3664"/>
+          <w:tab w:val="left" w:pos="4580"/>
+          <w:tab w:val="left" w:pos="5496"/>
+          <w:tab w:val="left" w:pos="6412"/>
+          <w:tab w:val="left" w:pos="7328"/>
+          <w:tab w:val="left" w:pos="8244"/>
+          <w:tab w:val="left" w:pos="9160"/>
+          <w:tab w:val="left" w:pos="10076"/>
+          <w:tab w:val="left" w:pos="10992"/>
+          <w:tab w:val="left" w:pos="11908"/>
+          <w:tab w:val="left" w:pos="12824"/>
+          <w:tab w:val="left" w:pos="13740"/>
+          <w:tab w:val="left" w:pos="14656"/>
+        </w:tabs>
+        <w:spacing w:after="0" w:line="240" w:lineRule="auto"/>
+        <w:rPr>
+          <w:rFonts w:ascii="Courier New" w:eastAsia="Times New Roman" w:hAnsi="Courier New" w:cs="Courier New"/>
+          <w:sz w:val="20"/>
+          <w:szCs w:val="20"/>
+        </w:rPr>
+      </w:pPr>
+      <w:proofErr w:type="gramStart"/>
+      <w:r>
+        <w:rPr>
+          <w:rFonts w:ascii="Courier New" w:eastAsia="Times New Roman" w:hAnsi="Courier New" w:cs="Courier New"/>
+          <w:sz w:val="20"/>
+          <w:szCs w:val="20"/>
+        </w:rPr>
+        <w:t>char</w:t>
+      </w:r>
+      <w:proofErr w:type="gramEnd"/>
+      <w:r>
+        <w:rPr>
+          <w:rFonts w:ascii="Courier New" w:eastAsia="Times New Roman" w:hAnsi="Courier New" w:cs="Courier New"/>
+          <w:sz w:val="20"/>
+          <w:szCs w:val="20"/>
+        </w:rPr>
+        <w:t xml:space="preserve"> </w:t>
+      </w:r>
+      <w:proofErr w:type="spellStart"/>
+      <w:r>
+        <w:rPr>
+          <w:rFonts w:ascii="Courier New" w:eastAsia="Times New Roman" w:hAnsi="Courier New" w:cs="Courier New"/>
+          <w:sz w:val="20"/>
+          <w:szCs w:val="20"/>
+        </w:rPr>
+        <w:t>ch</w:t>
+      </w:r>
+      <w:proofErr w:type="spellEnd"/>
+      <w:r>
+        <w:rPr>
+          <w:rFonts w:ascii="Courier New" w:eastAsia="Times New Roman" w:hAnsi="Courier New" w:cs="Courier New"/>
+          <w:sz w:val="20"/>
+          <w:szCs w:val="20"/>
+        </w:rPr>
+        <w:t xml:space="preserve"> = 'F';</w:t>
+      </w:r>
+      <w:r>
+        <w:rPr>
+          <w:rFonts w:ascii="Courier New" w:eastAsia="Times New Roman" w:hAnsi="Courier New" w:cs="Courier New"/>
+          <w:sz w:val="20"/>
+          <w:szCs w:val="20"/>
+        </w:rPr>
+        <w:br/>
+      </w:r>
+      <w:proofErr w:type="spellStart"/>
+      <w:r>
+        <w:rPr>
+          <w:rFonts w:ascii="Courier New" w:eastAsia="Times New Roman" w:hAnsi="Courier New" w:cs="Courier New"/>
+          <w:sz w:val="20"/>
+          <w:szCs w:val="20"/>
+        </w:rPr>
+        <w:t>int</w:t>
+      </w:r>
+      <w:proofErr w:type="spellEnd"/>
+      <w:r>
+        <w:rPr>
+          <w:rFonts w:ascii="Courier New" w:eastAsia="Times New Roman" w:hAnsi="Courier New" w:cs="Courier New"/>
+          <w:sz w:val="20"/>
+          <w:szCs w:val="20"/>
+        </w:rPr>
+        <w:t xml:space="preserve"> m = </w:t>
+      </w:r>
+      <w:proofErr w:type="spellStart"/>
+      <w:r>
+        <w:rPr>
+          <w:rFonts w:ascii="Courier New" w:eastAsia="Times New Roman" w:hAnsi="Courier New" w:cs="Courier New"/>
+          <w:sz w:val="20"/>
+          <w:szCs w:val="20"/>
+        </w:rPr>
+        <w:t>ch</w:t>
+      </w:r>
+      <w:proofErr w:type="spellEnd"/>
+      <w:r>
+        <w:rPr>
+          <w:rFonts w:ascii="Courier New" w:eastAsia="Times New Roman" w:hAnsi="Courier New" w:cs="Courier New"/>
+          <w:sz w:val="20"/>
+          <w:szCs w:val="20"/>
+        </w:rPr>
+        <w:t>;</w:t>
+      </w:r>
+      <w:r>
+        <w:rPr>
+          <w:rFonts w:ascii="Courier New" w:eastAsia="Times New Roman" w:hAnsi="Courier New" w:cs="Courier New"/>
+          <w:sz w:val="20"/>
+          <w:szCs w:val="20"/>
+        </w:rPr>
+        <w:br/>
+        <w:t>m = m + 5;</w:t>
+      </w:r>
+      <w:r>
+        <w:rPr>
+          <w:rFonts w:ascii="Courier New" w:eastAsia="Times New Roman" w:hAnsi="Courier New" w:cs="Courier New"/>
+          <w:sz w:val="20"/>
+          <w:szCs w:val="20"/>
+        </w:rPr>
+        <w:br/>
+      </w:r>
+      <w:proofErr w:type="spellStart"/>
+      <w:r>
+        <w:rPr>
+          <w:rFonts w:ascii="Courier New" w:eastAsia="Times New Roman" w:hAnsi="Courier New" w:cs="Courier New"/>
+          <w:sz w:val="20"/>
+          <w:szCs w:val="20"/>
+        </w:rPr>
+        <w:t>System.out.println</w:t>
+      </w:r>
+      <w:proofErr w:type="spellEnd"/>
+      <w:r>
+        <w:rPr>
+          <w:rFonts w:ascii="Courier New" w:eastAsia="Times New Roman" w:hAnsi="Courier New" w:cs="Courier New"/>
+          <w:sz w:val="20"/>
+          <w:szCs w:val="20"/>
+        </w:rPr>
+        <w:t xml:space="preserve">(m + " " + </w:t>
+      </w:r>
+      <w:proofErr w:type="spellStart"/>
+      <w:r>
+        <w:rPr>
+          <w:rFonts w:ascii="Courier New" w:eastAsia="Times New Roman" w:hAnsi="Courier New" w:cs="Courier New"/>
+          <w:sz w:val="20"/>
+          <w:szCs w:val="20"/>
+        </w:rPr>
+        <w:t>ch</w:t>
+      </w:r>
+      <w:proofErr w:type="spellEnd"/>
+      <w:r>
+        <w:rPr>
+          <w:rFonts w:ascii="Courier New" w:eastAsia="Times New Roman" w:hAnsi="Courier New" w:cs="Courier New"/>
+          <w:sz w:val="20"/>
+          <w:szCs w:val="20"/>
+        </w:rPr>
+        <w:t>);</w:t>
+      </w:r>
+    </w:p>
+    <w:p>
+      <w:pPr>
+        <w:spacing w:after="0" w:line="240" w:lineRule="auto"/>
+        <w:rPr>
+          <w:rFonts w:ascii="Times New Roman" w:eastAsia="Times New Roman" w:hAnsi="Times New Roman" w:cs="Times New Roman"/>
+          <w:sz w:val="24"/>
+          <w:szCs w:val="24"/>
+        </w:rPr>
+      </w:pPr>
+      <w:r>
+        <w:rPr>
+          <w:rFonts w:ascii="Times New Roman" w:eastAsia="Times New Roman" w:hAnsi="Times New Roman" w:cs="Times New Roman"/>
+          <w:sz w:val="24"/>
+          <w:szCs w:val="24"/>
+        </w:rPr>
+        <w:t>ASCII of F = 70</w:t>
+      </w:r>
+    </w:p>
+    <w:p>
+      <w:pPr>
+        <w:spacing w:after="0" w:line="240" w:lineRule="auto"/>
+        <w:rPr>
+          <w:rFonts w:ascii="Times New Roman" w:eastAsia="Times New Roman" w:hAnsi="Times New Roman" w:cs="Times New Roman"/>
+          <w:sz w:val="24"/>
+          <w:szCs w:val="24"/>
+        </w:rPr>
+      </w:pPr>
+      <w:r>
+        <w:rPr>
+          <w:rFonts w:ascii="Times New Roman" w:eastAsia="Times New Roman" w:hAnsi="Times New Roman" w:cs="Times New Roman"/>
+          <w:sz w:val="24"/>
+          <w:szCs w:val="24"/>
+        </w:rPr>
+        <w:t>m = 70 + 5 = 75</w:t>
+      </w:r>
+    </w:p>
+    <w:p>
+      <w:pPr>
+        <w:spacing w:after="0" w:line="240" w:lineRule="auto"/>
+        <w:rPr>
+          <w:rFonts w:ascii="Times New Roman" w:eastAsia="Times New Roman" w:hAnsi="Times New Roman" w:cs="Times New Roman"/>
+          <w:color w:val="FF0000"/>
+          <w:sz w:val="24"/>
+          <w:szCs w:val="24"/>
+        </w:rPr>
+      </w:pPr>
+      <w:r>
+        <w:rPr>
+          <w:rFonts w:ascii="Times New Roman" w:eastAsia="Times New Roman" w:hAnsi="Times New Roman" w:cs="Times New Roman"/>
+          <w:b/>
+          <w:bCs/>
+          <w:color w:val="FF0000"/>
+          <w:sz w:val="24"/>
+          <w:szCs w:val="24"/>
+        </w:rPr>
+        <w:t>Answer:</w:t>
+      </w:r>
+      <w:r>
+        <w:rPr>
+          <w:rFonts w:ascii="Times New Roman" w:eastAsia="Times New Roman" w:hAnsi="Times New Roman" w:cs="Times New Roman"/>
+          <w:color w:val="FF0000"/>
+          <w:sz w:val="24"/>
+          <w:szCs w:val="24"/>
+        </w:rPr>
+        <w:t xml:space="preserve"> 75 F</w:t>
+      </w:r>
+    </w:p>
+    <w:p>
+      <w:pPr>
+        <w:spacing w:after="0" w:line="240" w:lineRule="auto"/>
+        <w:outlineLvl w:val="2"/>
+        <w:rPr>
+          <w:rFonts w:ascii="Times New Roman" w:eastAsia="Times New Roman" w:hAnsi="Times New Roman" w:cs="Times New Roman"/>
+          <w:b/>
+          <w:bCs/>
+          <w:color w:val="00B050"/>
+          <w:sz w:val="27"/>
+          <w:szCs w:val="27"/>
+        </w:rPr>
+      </w:pPr>
+      <w:r>
+        <w:rPr>
+          <w:rFonts w:ascii="Times New Roman" w:eastAsia="Times New Roman" w:hAnsi="Times New Roman" w:cs="Times New Roman"/>
+          <w:b/>
+          <w:bCs/>
+          <w:color w:val="00B050"/>
+          <w:sz w:val="27"/>
+          <w:szCs w:val="27"/>
+        </w:rPr>
+        <w:t>Q9.</w:t>
+      </w:r>
+    </w:p>
+    <w:p>
+      <w:pPr>
+        <w:tabs>
+          <w:tab w:val="left" w:pos="916"/>
+          <w:tab w:val="left" w:pos="1832"/>
+          <w:tab w:val="left" w:pos="2748"/>
+          <w:tab w:val="left" w:pos="3664"/>
+          <w:tab w:val="left" w:pos="4580"/>
+          <w:tab w:val="left" w:pos="5496"/>
+          <w:tab w:val="left" w:pos="6412"/>
+          <w:tab w:val="left" w:pos="7328"/>
+          <w:tab w:val="left" w:pos="8244"/>
+          <w:tab w:val="left" w:pos="9160"/>
+          <w:tab w:val="left" w:pos="10076"/>
+          <w:tab w:val="left" w:pos="10992"/>
+          <w:tab w:val="left" w:pos="11908"/>
+          <w:tab w:val="left" w:pos="12824"/>
+          <w:tab w:val="left" w:pos="13740"/>
+          <w:tab w:val="left" w:pos="14656"/>
+        </w:tabs>
+        <w:spacing w:after="0" w:line="240" w:lineRule="auto"/>
+        <w:rPr>
+          <w:rFonts w:ascii="Courier New" w:eastAsia="Times New Roman" w:hAnsi="Courier New" w:cs="Courier New"/>
+          <w:sz w:val="20"/>
+          <w:szCs w:val="20"/>
+        </w:rPr>
+      </w:pPr>
+      <w:proofErr w:type="gramStart"/>
+      <w:r>
+        <w:rPr>
+          <w:rFonts w:ascii="Courier New" w:eastAsia="Times New Roman" w:hAnsi="Courier New" w:cs="Courier New"/>
+          <w:sz w:val="20"/>
+          <w:szCs w:val="20"/>
+        </w:rPr>
+        <w:t>x1</w:t>
+      </w:r>
+      <w:proofErr w:type="gramEnd"/>
+      <w:r>
+        <w:rPr>
+          <w:rFonts w:ascii="Courier New" w:eastAsia="Times New Roman" w:hAnsi="Courier New" w:cs="Courier New"/>
+          <w:sz w:val="20"/>
+          <w:szCs w:val="20"/>
+        </w:rPr>
+        <w:t xml:space="preserve"> = ++x * x++ + --x; (x=5)</w:t>
+      </w:r>
+    </w:p>
+    <w:p>
+      <w:pPr>
+        <w:spacing w:after="0" w:line="240" w:lineRule="auto"/>
+        <w:rPr>
+          <w:rFonts w:ascii="Times New Roman" w:eastAsia="Times New Roman" w:hAnsi="Times New Roman" w:cs="Times New Roman"/>
+          <w:sz w:val="24"/>
+          <w:szCs w:val="24"/>
+        </w:rPr>
+      </w:pPr>
+      <w:r>
+        <w:rPr>
+          <w:rFonts w:ascii="Times New Roman" w:eastAsia="Times New Roman" w:hAnsi="Times New Roman" w:cs="Times New Roman"/>
+          <w:sz w:val="24"/>
+          <w:szCs w:val="24"/>
+        </w:rPr>
+        <w:t>Steps</w:t>
+      </w:r>
+      <w:proofErr w:type="gramStart"/>
+      <w:r>
+        <w:rPr>
+          <w:rFonts w:ascii="Times New Roman" w:eastAsia="Times New Roman" w:hAnsi="Times New Roman" w:cs="Times New Roman"/>
+          <w:sz w:val="24"/>
+          <w:szCs w:val="24"/>
+        </w:rPr>
+        <w:t>:</w:t>
+      </w:r>
+      <w:proofErr w:type="gramEnd"/>
+      <w:r>
+        <w:rPr>
+          <w:rFonts w:ascii="Times New Roman" w:eastAsia="Times New Roman" w:hAnsi="Times New Roman" w:cs="Times New Roman"/>
+          <w:sz w:val="24"/>
+          <w:szCs w:val="24"/>
+        </w:rPr>
+        <w:br/>
+        <w:t>++x → 6</w:t>
+      </w:r>
+      <w:r>
+        <w:rPr>
+          <w:rFonts w:ascii="Times New Roman" w:eastAsia="Times New Roman" w:hAnsi="Times New Roman" w:cs="Times New Roman"/>
+          <w:sz w:val="24"/>
+          <w:szCs w:val="24"/>
+        </w:rPr>
+        <w:br/>
+        <w:t>x++ → 6 (then x=7)</w:t>
+      </w:r>
+      <w:r>
+        <w:rPr>
+          <w:rFonts w:ascii="Times New Roman" w:eastAsia="Times New Roman" w:hAnsi="Times New Roman" w:cs="Times New Roman"/>
+          <w:sz w:val="24"/>
+          <w:szCs w:val="24"/>
+        </w:rPr>
+        <w:br/>
+        <w:t>--x → 6</w:t>
+      </w:r>
+    </w:p>
+    <w:p>
+      <w:pPr>
+        <w:spacing w:after="0" w:line="240" w:lineRule="auto"/>
+        <w:rPr>
+          <w:rFonts w:ascii="Times New Roman" w:eastAsia="Times New Roman" w:hAnsi="Times New Roman" w:cs="Times New Roman"/>
+          <w:color w:val="FF0000"/>
+          <w:sz w:val="24"/>
+          <w:szCs w:val="24"/>
+        </w:rPr>
+      </w:pPr>
+      <w:proofErr w:type="gramStart"/>
+      <w:r>
+        <w:rPr>
+          <w:rFonts w:ascii="Times New Roman" w:eastAsia="Times New Roman" w:hAnsi="Times New Roman" w:cs="Times New Roman"/>
+          <w:sz w:val="24"/>
+          <w:szCs w:val="24"/>
+        </w:rPr>
+        <w:t>x1</w:t>
+      </w:r>
+      <w:proofErr w:type="gramEnd"/>
+      <w:r>
+        <w:rPr>
+          <w:rFonts w:ascii="Times New Roman" w:eastAsia="Times New Roman" w:hAnsi="Times New Roman" w:cs="Times New Roman"/>
+          <w:sz w:val="24"/>
+          <w:szCs w:val="24"/>
+        </w:rPr>
+        <w:t xml:space="preserve"> = 6 * 6 + 6</w:t>
+      </w:r>
+      <w:r>
+        <w:rPr>
+          <w:rFonts w:ascii="Times New Roman" w:eastAsia="Times New Roman" w:hAnsi="Times New Roman" w:cs="Times New Roman"/>
+          <w:sz w:val="24"/>
+          <w:szCs w:val="24"/>
+        </w:rPr>
+        <w:br/>
+        <w:t>= 36 + 6</w:t>
+      </w:r>
+      <w:r>
+        <w:rPr>
+          <w:rFonts w:ascii="Times New Roman" w:eastAsia="Times New Roman" w:hAnsi="Times New Roman" w:cs="Times New Roman"/>
+          <w:sz w:val="24"/>
+          <w:szCs w:val="24"/>
+        </w:rPr>
+        <w:br/>
+      </w:r>
+      <w:r>
+        <w:rPr>
+          <w:rFonts w:ascii="Times New Roman" w:eastAsia="Times New Roman" w:hAnsi="Times New Roman" w:cs="Times New Roman"/>
+          <w:color w:val="FF0000"/>
+          <w:sz w:val="24"/>
+          <w:szCs w:val="24"/>
+        </w:rPr>
+        <w:t xml:space="preserve">= </w:t>
+      </w:r>
+      <w:r>
+        <w:rPr>
+          <w:rFonts w:ascii="Times New Roman" w:eastAsia="Times New Roman" w:hAnsi="Times New Roman" w:cs="Times New Roman"/>
+          <w:b/>
+          <w:bCs/>
+          <w:color w:val="FF0000"/>
+          <w:sz w:val="24"/>
+          <w:szCs w:val="24"/>
+        </w:rPr>
+        <w:t>42</w:t>
+      </w:r>
+    </w:p>
+    <w:p>
+      <w:pPr>
+        <w:spacing w:after="0" w:line="240" w:lineRule="auto"/>
+        <w:outlineLvl w:val="2"/>
+        <w:rPr>
+          <w:rFonts w:ascii="Times New Roman" w:eastAsia="Times New Roman" w:hAnsi="Times New Roman" w:cs="Times New Roman"/>
+          <w:b/>
+          <w:bCs/>
+          <w:color w:val="00B050"/>
+          <w:sz w:val="27"/>
+          <w:szCs w:val="27"/>
+        </w:rPr>
+      </w:pPr>
+      <w:r>
+        <w:rPr>
+          <w:rFonts w:ascii="Times New Roman" w:eastAsia="Times New Roman" w:hAnsi="Times New Roman" w:cs="Times New Roman"/>
+          <w:b/>
+          <w:bCs/>
+          <w:color w:val="00B050"/>
+          <w:sz w:val="27"/>
+          <w:szCs w:val="27"/>
+        </w:rPr>
+        <w:t>Q10.</w:t>
+      </w:r>
+    </w:p>
+    <w:p>
+      <w:pPr>
+        <w:spacing w:after="0" w:line="240" w:lineRule="auto"/>
+        <w:rPr>
+          <w:rFonts w:ascii="Times New Roman" w:eastAsia="Times New Roman" w:hAnsi="Times New Roman" w:cs="Times New Roman"/>
+          <w:sz w:val="24"/>
+          <w:szCs w:val="24"/>
+        </w:rPr>
+      </w:pPr>
+      <w:r>
+        <w:rPr>
+          <w:rFonts w:ascii="Times New Roman" w:eastAsia="Times New Roman" w:hAnsi="Times New Roman" w:cs="Times New Roman"/>
+          <w:b/>
+          <w:bCs/>
+          <w:sz w:val="24"/>
+          <w:szCs w:val="24"/>
+        </w:rPr>
+        <w:t>Answer:</w:t>
+      </w:r>
+      <w:r>
+        <w:rPr>
+          <w:rFonts w:ascii="Times New Roman" w:eastAsia="Times New Roman" w:hAnsi="Times New Roman" w:cs="Times New Roman"/>
+          <w:sz w:val="24"/>
+          <w:szCs w:val="24"/>
+        </w:rPr>
+        <w:t xml:space="preserve"> </w:t>
+      </w:r>
+      <w:proofErr w:type="spellStart"/>
+      <w:proofErr w:type="gramStart"/>
+      <w:r>
+        <w:rPr>
+          <w:rFonts w:ascii="Courier New" w:eastAsia="Times New Roman" w:hAnsi="Courier New" w:cs="Courier New"/>
+          <w:sz w:val="20"/>
+          <w:szCs w:val="20"/>
+        </w:rPr>
+        <w:t>Math.sqrt</w:t>
+      </w:r>
+      <w:proofErr w:type="spellEnd"/>
+      <w:r>
+        <w:rPr>
+          <w:rFonts w:ascii="Courier New" w:eastAsia="Times New Roman" w:hAnsi="Courier New" w:cs="Courier New"/>
+          <w:sz w:val="20"/>
+          <w:szCs w:val="20"/>
+        </w:rPr>
+        <w:t>(</w:t>
+      </w:r>
+      <w:proofErr w:type="gramEnd"/>
+      <w:r>
+        <w:rPr>
+          <w:rFonts w:ascii="Courier New" w:eastAsia="Times New Roman" w:hAnsi="Courier New" w:cs="Courier New"/>
+          <w:sz w:val="20"/>
+          <w:szCs w:val="20"/>
+        </w:rPr>
+        <w:t>A*A + B*B + C*C);</w:t>
+      </w:r>
+    </w:p>
+    <w:p>
+      <w:pPr>
+        <w:spacing w:after="0" w:line="240" w:lineRule="auto"/>
+        <w:outlineLvl w:val="2"/>
+        <w:rPr>
+          <w:rFonts w:ascii="Times New Roman" w:eastAsia="Times New Roman" w:hAnsi="Times New Roman" w:cs="Times New Roman"/>
+          <w:b/>
+          <w:bCs/>
+          <w:color w:val="00B050"/>
+          <w:sz w:val="27"/>
+          <w:szCs w:val="27"/>
+        </w:rPr>
+      </w:pPr>
+      <w:r>
+        <w:rPr>
+          <w:rFonts w:ascii="Times New Roman" w:eastAsia="Times New Roman" w:hAnsi="Times New Roman" w:cs="Times New Roman"/>
+          <w:b/>
+          <w:bCs/>
+          <w:color w:val="00B050"/>
+          <w:sz w:val="27"/>
+          <w:szCs w:val="27"/>
+        </w:rPr>
+        <w:t>Q11.</w:t>
+      </w:r>
+    </w:p>
+    <w:p>
+      <w:pPr>
+        <w:spacing w:after="0" w:line="240" w:lineRule="auto"/>
+        <w:rPr>
+          <w:rFonts w:ascii="Times New Roman" w:eastAsia="Times New Roman" w:hAnsi="Times New Roman" w:cs="Times New Roman"/>
+          <w:color w:val="FF0000"/>
+          <w:sz w:val="24"/>
+          <w:szCs w:val="24"/>
+        </w:rPr>
+      </w:pPr>
+      <w:r>
+        <w:rPr>
+          <w:rFonts w:ascii="Times New Roman" w:eastAsia="Times New Roman" w:hAnsi="Times New Roman" w:cs="Times New Roman"/>
+          <w:b/>
+          <w:bCs/>
+          <w:color w:val="FF0000"/>
+          <w:sz w:val="24"/>
+          <w:szCs w:val="24"/>
+        </w:rPr>
+        <w:t>Answer:</w:t>
+      </w:r>
+    </w:p>
+    <w:p>
+      <w:pPr>
+        <w:tabs>
+          <w:tab w:val="left" w:pos="916"/>
+          <w:tab w:val="left" w:pos="1832"/>
+          <w:tab w:val="left" w:pos="2748"/>
+          <w:tab w:val="left" w:pos="3664"/>
+          <w:tab w:val="left" w:pos="4580"/>
+          <w:tab w:val="left" w:pos="5496"/>
+          <w:tab w:val="left" w:pos="6412"/>
+          <w:tab w:val="left" w:pos="7328"/>
+          <w:tab w:val="left" w:pos="8244"/>
+          <w:tab w:val="left" w:pos="9160"/>
+          <w:tab w:val="left" w:pos="10076"/>
+          <w:tab w:val="left" w:pos="10992"/>
+          <w:tab w:val="left" w:pos="11908"/>
+          <w:tab w:val="left" w:pos="12824"/>
+          <w:tab w:val="left" w:pos="13740"/>
+          <w:tab w:val="left" w:pos="14656"/>
+        </w:tabs>
+        <w:spacing w:after="0" w:line="240" w:lineRule="auto"/>
+        <w:rPr>
+          <w:rFonts w:ascii="Courier New" w:eastAsia="Times New Roman" w:hAnsi="Courier New" w:cs="Courier New"/>
+          <w:color w:val="FF0000"/>
+          <w:sz w:val="20"/>
+          <w:szCs w:val="20"/>
+        </w:rPr>
+      </w:pPr>
+      <w:proofErr w:type="spellStart"/>
+      <w:proofErr w:type="gramStart"/>
+      <w:r>
+        <w:rPr>
+          <w:rFonts w:ascii="Courier New" w:eastAsia="Times New Roman" w:hAnsi="Courier New" w:cs="Courier New"/>
+          <w:color w:val="FF0000"/>
+          <w:sz w:val="20"/>
+          <w:szCs w:val="20"/>
+        </w:rPr>
+        <w:t>System.out.print</w:t>
+      </w:r>
+      <w:proofErr w:type="spellEnd"/>
+      <w:r>
+        <w:rPr>
+          <w:rFonts w:ascii="Courier New" w:eastAsia="Times New Roman" w:hAnsi="Courier New" w:cs="Courier New"/>
+          <w:color w:val="FF0000"/>
+          <w:sz w:val="20"/>
+          <w:szCs w:val="20"/>
+        </w:rPr>
+        <w:t>(</w:t>
+      </w:r>
+      <w:proofErr w:type="gramEnd"/>
+      <w:r>
+        <w:rPr>
+          <w:rFonts w:ascii="Courier New" w:eastAsia="Times New Roman" w:hAnsi="Courier New" w:cs="Courier New"/>
+          <w:color w:val="FF0000"/>
+          <w:sz w:val="20"/>
+          <w:szCs w:val="20"/>
+        </w:rPr>
+        <w:t>(</w:t>
+      </w:r>
+      <w:r>
+        <w:rPr>
+          <w:rFonts w:ascii="Courier New" w:eastAsia="Times New Roman" w:hAnsi="Courier New" w:cs="Courier New"/>
+          <w:color w:val="FF0000"/>
+          <w:sz w:val="20"/>
+          <w:szCs w:val="20"/>
+        </w:rPr>
+        <w:t>x</w:t>
+      </w:r>
+      <w:r>
+        <w:rPr>
+          <w:rFonts w:ascii="Courier New" w:eastAsia="Times New Roman" w:hAnsi="Courier New" w:cs="Courier New"/>
+          <w:color w:val="FF0000"/>
+          <w:sz w:val="20"/>
+          <w:szCs w:val="20"/>
+        </w:rPr>
+        <w:t xml:space="preserve"> </w:t>
+      </w:r>
+      <w:r>
+        <w:rPr>
+          <w:rFonts w:ascii="Courier New" w:eastAsia="Times New Roman" w:hAnsi="Courier New" w:cs="Courier New"/>
+          <w:color w:val="FF0000"/>
+          <w:sz w:val="20"/>
+          <w:szCs w:val="20"/>
+        </w:rPr>
+        <w:t>%</w:t>
+      </w:r>
+      <w:r>
+        <w:rPr>
+          <w:rFonts w:ascii="Courier New" w:eastAsia="Times New Roman" w:hAnsi="Courier New" w:cs="Courier New"/>
+          <w:color w:val="FF0000"/>
+          <w:sz w:val="20"/>
+          <w:szCs w:val="20"/>
+        </w:rPr>
+        <w:t xml:space="preserve"> </w:t>
+      </w:r>
+      <w:r>
+        <w:rPr>
+          <w:rFonts w:ascii="Courier New" w:eastAsia="Times New Roman" w:hAnsi="Courier New" w:cs="Courier New"/>
+          <w:color w:val="FF0000"/>
+          <w:sz w:val="20"/>
+          <w:szCs w:val="20"/>
+        </w:rPr>
+        <w:t>2</w:t>
+      </w:r>
+      <w:r>
+        <w:rPr>
+          <w:rFonts w:ascii="Courier New" w:eastAsia="Times New Roman" w:hAnsi="Courier New" w:cs="Courier New"/>
+          <w:color w:val="FF0000"/>
+          <w:sz w:val="20"/>
+          <w:szCs w:val="20"/>
+        </w:rPr>
+        <w:t xml:space="preserve"> </w:t>
+      </w:r>
+      <w:r>
+        <w:rPr>
+          <w:rFonts w:ascii="Courier New" w:eastAsia="Times New Roman" w:hAnsi="Courier New" w:cs="Courier New"/>
+          <w:color w:val="FF0000"/>
+          <w:sz w:val="20"/>
+          <w:szCs w:val="20"/>
+        </w:rPr>
+        <w:t>==</w:t>
+      </w:r>
+      <w:r>
+        <w:rPr>
+          <w:rFonts w:ascii="Courier New" w:eastAsia="Times New Roman" w:hAnsi="Courier New" w:cs="Courier New"/>
+          <w:color w:val="FF0000"/>
+          <w:sz w:val="20"/>
+          <w:szCs w:val="20"/>
+        </w:rPr>
+        <w:t xml:space="preserve"> </w:t>
+      </w:r>
+      <w:r>
+        <w:rPr>
+          <w:rFonts w:ascii="Courier New" w:eastAsia="Times New Roman" w:hAnsi="Courier New" w:cs="Courier New"/>
+          <w:color w:val="FF0000"/>
+          <w:sz w:val="20"/>
+          <w:szCs w:val="20"/>
+        </w:rPr>
+        <w:t>0</w:t>
+      </w:r>
+      <w:r>
+        <w:rPr>
+          <w:rFonts w:ascii="Courier New" w:eastAsia="Times New Roman" w:hAnsi="Courier New" w:cs="Courier New"/>
+          <w:color w:val="FF0000"/>
+          <w:sz w:val="20"/>
+          <w:szCs w:val="20"/>
+        </w:rPr>
+        <w:t xml:space="preserve">) </w:t>
+      </w:r>
+      <w:r>
+        <w:rPr>
+          <w:rFonts w:ascii="Courier New" w:eastAsia="Times New Roman" w:hAnsi="Courier New" w:cs="Courier New"/>
+          <w:color w:val="FF0000"/>
+          <w:sz w:val="20"/>
+          <w:szCs w:val="20"/>
+        </w:rPr>
+        <w:t>?</w:t>
+      </w:r>
+      <w:r>
+        <w:rPr>
+          <w:rFonts w:ascii="Courier New" w:eastAsia="Times New Roman" w:hAnsi="Courier New" w:cs="Courier New"/>
+          <w:color w:val="FF0000"/>
+          <w:sz w:val="20"/>
+          <w:szCs w:val="20"/>
+        </w:rPr>
+        <w:t xml:space="preserve"> </w:t>
+      </w:r>
+      <w:r>
+        <w:rPr>
+          <w:rFonts w:ascii="Courier New" w:eastAsia="Times New Roman" w:hAnsi="Courier New" w:cs="Courier New"/>
+          <w:color w:val="FF0000"/>
+          <w:sz w:val="20"/>
+          <w:szCs w:val="20"/>
+        </w:rPr>
+        <w:t>"EVEN</w:t>
+      </w:r>
+      <w:proofErr w:type="gramStart"/>
+      <w:r>
+        <w:rPr>
+          <w:rFonts w:ascii="Courier New" w:eastAsia="Times New Roman" w:hAnsi="Courier New" w:cs="Courier New"/>
+          <w:color w:val="FF0000"/>
+          <w:sz w:val="20"/>
+          <w:szCs w:val="20"/>
+        </w:rPr>
+        <w:t>"</w:t>
+      </w:r>
+      <w:r>
+        <w:rPr>
+          <w:rFonts w:ascii="Courier New" w:eastAsia="Times New Roman" w:hAnsi="Courier New" w:cs="Courier New"/>
+          <w:color w:val="FF0000"/>
+          <w:sz w:val="20"/>
+          <w:szCs w:val="20"/>
+        </w:rPr>
+        <w:t xml:space="preserve"> :</w:t>
+      </w:r>
+      <w:proofErr w:type="gramEnd"/>
+      <w:r>
+        <w:rPr>
+          <w:rFonts w:ascii="Courier New" w:eastAsia="Times New Roman" w:hAnsi="Courier New" w:cs="Courier New"/>
+          <w:color w:val="FF0000"/>
+          <w:sz w:val="20"/>
+          <w:szCs w:val="20"/>
+        </w:rPr>
+        <w:t xml:space="preserve"> </w:t>
+      </w:r>
+      <w:r>
+        <w:rPr>
+          <w:rFonts w:ascii="Courier New" w:eastAsia="Times New Roman" w:hAnsi="Courier New" w:cs="Courier New"/>
+          <w:color w:val="FF0000"/>
+          <w:sz w:val="20"/>
+          <w:szCs w:val="20"/>
+        </w:rPr>
+        <w:t>"ODD"</w:t>
+      </w:r>
+      <w:r>
+        <w:rPr>
+          <w:rFonts w:ascii="Courier New" w:eastAsia="Times New Roman" w:hAnsi="Courier New" w:cs="Courier New"/>
+          <w:color w:val="FF0000"/>
+          <w:sz w:val="20"/>
+          <w:szCs w:val="20"/>
+        </w:rPr>
+        <w:t>);</w:t>
+      </w:r>
+    </w:p>
+    <w:p>
+      <w:pPr>
+        <w:spacing w:after="0" w:line="240" w:lineRule="auto"/>
+        <w:outlineLvl w:val="2"/>
+        <w:rPr>
+          <w:rFonts w:ascii="Times New Roman" w:eastAsia="Times New Roman" w:hAnsi="Times New Roman" w:cs="Times New Roman"/>
+          <w:b/>
+          <w:bCs/>
+          <w:color w:val="00B050"/>
+          <w:sz w:val="27"/>
+          <w:szCs w:val="27"/>
+        </w:rPr>
+      </w:pPr>
+      <w:r>
+        <w:rPr>
+          <w:rFonts w:ascii="Times New Roman" w:eastAsia="Times New Roman" w:hAnsi="Times New Roman" w:cs="Times New Roman"/>
+          <w:b/>
+          <w:bCs/>
+          <w:color w:val="00B050"/>
+          <w:sz w:val="27"/>
+          <w:szCs w:val="27"/>
+        </w:rPr>
+        <w:t>Q12. Output (a=7)</w:t>
+      </w:r>
+    </w:p>
+    <w:p>
+      <w:pPr>
+        <w:spacing w:after="0" w:line="240" w:lineRule="auto"/>
+        <w:rPr>
+          <w:rFonts w:ascii="Times New Roman" w:eastAsia="Times New Roman" w:hAnsi="Times New Roman" w:cs="Times New Roman"/>
+          <w:color w:val="FF0000"/>
+          <w:sz w:val="24"/>
+          <w:szCs w:val="24"/>
+        </w:rPr>
+      </w:pPr>
+      <w:r>
+        <w:rPr>
+          <w:rFonts w:ascii="Times New Roman" w:eastAsia="Times New Roman" w:hAnsi="Times New Roman" w:cs="Times New Roman"/>
+          <w:b/>
+          <w:bCs/>
+          <w:color w:val="FF0000"/>
+          <w:sz w:val="24"/>
+          <w:szCs w:val="24"/>
+        </w:rPr>
+        <w:t>Answer:</w:t>
+      </w:r>
+      <w:r>
+        <w:rPr>
+          <w:rFonts w:ascii="Times New Roman" w:eastAsia="Times New Roman" w:hAnsi="Times New Roman" w:cs="Times New Roman"/>
+          <w:color w:val="FF0000"/>
+          <w:sz w:val="24"/>
+          <w:szCs w:val="24"/>
+        </w:rPr>
+        <w:t xml:space="preserve"> 39</w:t>
+      </w:r>
+    </w:p>
+    <w:p>
+      <w:pPr>
+        <w:spacing w:after="0" w:line="240" w:lineRule="auto"/>
+        <w:outlineLvl w:val="2"/>
+        <w:rPr>
+          <w:rFonts w:ascii="Times New Roman" w:eastAsia="Times New Roman" w:hAnsi="Times New Roman" w:cs="Times New Roman"/>
+          <w:b/>
+          <w:bCs/>
+          <w:color w:val="00B050"/>
+          <w:sz w:val="27"/>
+          <w:szCs w:val="27"/>
+        </w:rPr>
+      </w:pPr>
+      <w:r>
+        <w:rPr>
+          <w:rFonts w:ascii="Times New Roman" w:eastAsia="Times New Roman" w:hAnsi="Times New Roman" w:cs="Times New Roman"/>
+          <w:b/>
+          <w:bCs/>
+          <w:color w:val="00B050"/>
+          <w:sz w:val="27"/>
+          <w:szCs w:val="27"/>
+        </w:rPr>
+        <w:t>Q13.</w:t>
+      </w:r>
+    </w:p>
+    <w:p>
+      <w:pPr>
+        <w:spacing w:after="0" w:line="240" w:lineRule="auto"/>
+        <w:rPr>
+          <w:rFonts w:ascii="Times New Roman" w:eastAsia="Times New Roman" w:hAnsi="Times New Roman" w:cs="Times New Roman"/>
+          <w:color w:val="FF0000"/>
+          <w:sz w:val="24"/>
+          <w:szCs w:val="24"/>
+        </w:rPr>
+      </w:pPr>
+      <w:r>
+        <w:rPr>
+          <w:rFonts w:ascii="Times New Roman" w:eastAsia="Times New Roman" w:hAnsi="Times New Roman" w:cs="Times New Roman"/>
+          <w:b/>
+          <w:bCs/>
+          <w:color w:val="FF0000"/>
+          <w:sz w:val="24"/>
+          <w:szCs w:val="24"/>
+        </w:rPr>
+        <w:t>Answer:</w:t>
+      </w:r>
+      <w:r>
+        <w:rPr>
+          <w:rFonts w:ascii="Times New Roman" w:eastAsia="Times New Roman" w:hAnsi="Times New Roman" w:cs="Times New Roman"/>
+          <w:color w:val="FF0000"/>
+          <w:sz w:val="24"/>
+          <w:szCs w:val="24"/>
+        </w:rPr>
+        <w:t xml:space="preserve"> 14</w:t>
+      </w:r>
+    </w:p>
+    <w:p>
+      <w:pPr>
+        <w:tabs>
+          <w:tab w:val="left" w:pos="3156"/>
+        </w:tabs>
+        <w:spacing w:after="0" w:line="240" w:lineRule="auto"/>
+        <w:outlineLvl w:val="2"/>
+        <w:rPr>
+          <w:rFonts w:ascii="Times New Roman" w:eastAsia="Times New Roman" w:hAnsi="Times New Roman" w:cs="Times New Roman"/>
+          <w:b/>
+          <w:bCs/>
+          <w:color w:val="00B050"/>
+          <w:sz w:val="27"/>
+          <w:szCs w:val="27"/>
+        </w:rPr>
+      </w:pPr>
+      <w:r>
+        <w:rPr>
+          <w:rFonts w:ascii="Times New Roman" w:eastAsia="Times New Roman" w:hAnsi="Times New Roman" w:cs="Times New Roman"/>
+          <w:b/>
+          <w:bCs/>
+          <w:color w:val="00B050"/>
+          <w:sz w:val="27"/>
+          <w:szCs w:val="27"/>
+        </w:rPr>
+        <w:t>Q14.</w:t>
+      </w:r>
+      <w:r>
+        <w:rPr>
+          <w:rFonts w:ascii="Times New Roman" w:eastAsia="Times New Roman" w:hAnsi="Times New Roman" w:cs="Times New Roman"/>
+          <w:b/>
+          <w:bCs/>
+          <w:color w:val="00B050"/>
+          <w:sz w:val="27"/>
+          <w:szCs w:val="27"/>
+        </w:rPr>
+        <w:tab/>
+      </w:r>
+    </w:p>
+    <w:p>
+      <w:pPr>
+        <w:spacing w:after="0" w:line="240" w:lineRule="auto"/>
+        <w:rPr>
+          <w:rFonts w:ascii="Times New Roman" w:eastAsia="Times New Roman" w:hAnsi="Times New Roman" w:cs="Times New Roman"/>
+          <w:color w:val="FF0000"/>
+          <w:sz w:val="24"/>
+          <w:szCs w:val="24"/>
+        </w:rPr>
+      </w:pPr>
+      <w:r>
+        <w:rPr>
+          <w:rFonts w:ascii="Times New Roman" w:eastAsia="Times New Roman" w:hAnsi="Times New Roman" w:cs="Times New Roman"/>
+          <w:b/>
+          <w:bCs/>
+          <w:color w:val="FF0000"/>
+          <w:sz w:val="24"/>
+          <w:szCs w:val="24"/>
+        </w:rPr>
+        <w:t>Answer:</w:t>
+      </w:r>
+      <w:r>
+        <w:rPr>
+          <w:rFonts w:ascii="Times New Roman" w:eastAsia="Times New Roman" w:hAnsi="Times New Roman" w:cs="Times New Roman"/>
+          <w:color w:val="FF0000"/>
+          <w:sz w:val="24"/>
+          <w:szCs w:val="24"/>
+        </w:rPr>
+        <w:t xml:space="preserve"> </w:t>
+      </w:r>
+      <w:r>
+        <w:rPr>
+          <w:rFonts w:ascii="Courier New" w:eastAsia="Times New Roman" w:hAnsi="Courier New" w:cs="Courier New"/>
+          <w:color w:val="FF0000"/>
+          <w:sz w:val="20"/>
+          <w:szCs w:val="20"/>
+        </w:rPr>
+        <w:t>(a + b)*(a + b)</w:t>
+      </w:r>
+    </w:p>
+    <w:p>
+      <w:pPr>
+        <w:spacing w:after="0" w:line="240" w:lineRule="auto"/>
+        <w:outlineLvl w:val="2"/>
+        <w:rPr>
+          <w:rFonts w:ascii="Times New Roman" w:eastAsia="Times New Roman" w:hAnsi="Times New Roman" w:cs="Times New Roman"/>
+          <w:b/>
+          <w:bCs/>
+          <w:color w:val="00B050"/>
+          <w:sz w:val="27"/>
+          <w:szCs w:val="27"/>
+        </w:rPr>
+      </w:pPr>
+      <w:r>
+        <w:rPr>
+          <w:rFonts w:ascii="Times New Roman" w:eastAsia="Times New Roman" w:hAnsi="Times New Roman" w:cs="Times New Roman"/>
+          <w:b/>
+          <w:bCs/>
+          <w:color w:val="00B050"/>
+          <w:sz w:val="27"/>
+          <w:szCs w:val="27"/>
+        </w:rPr>
+        <w:t>Q15.</w:t>
+      </w:r>
+    </w:p>
+    <w:p>
+      <w:pPr>
+        <w:spacing w:after="0" w:line="240" w:lineRule="auto"/>
+        <w:rPr>
+          <w:rFonts w:ascii="Times New Roman" w:eastAsia="Times New Roman" w:hAnsi="Times New Roman" w:cs="Times New Roman"/>
+          <w:color w:val="FF0000"/>
+          <w:sz w:val="24"/>
+          <w:szCs w:val="24"/>
+        </w:rPr>
+      </w:pPr>
+      <w:r>
+        <w:rPr>
+          <w:rFonts w:ascii="Times New Roman" w:eastAsia="Times New Roman" w:hAnsi="Times New Roman" w:cs="Times New Roman"/>
+          <w:b/>
+          <w:bCs/>
+          <w:color w:val="FF0000"/>
+          <w:sz w:val="24"/>
+          <w:szCs w:val="24"/>
+        </w:rPr>
+        <w:t>Answer:</w:t>
+      </w:r>
+      <w:r>
+        <w:rPr>
+          <w:rFonts w:ascii="Times New Roman" w:eastAsia="Times New Roman" w:hAnsi="Times New Roman" w:cs="Times New Roman"/>
+          <w:color w:val="FF0000"/>
+          <w:sz w:val="24"/>
+          <w:szCs w:val="24"/>
+        </w:rPr>
+        <w:t xml:space="preserve"> 176</w:t>
+      </w:r>
+    </w:p>
+    <w:p>
+      <w:pPr>
+        <w:spacing w:after="0" w:line="240" w:lineRule="auto"/>
+        <w:outlineLvl w:val="2"/>
+        <w:rPr>
+          <w:rFonts w:ascii="Times New Roman" w:eastAsia="Times New Roman" w:hAnsi="Times New Roman" w:cs="Times New Roman"/>
+          <w:b/>
+          <w:bCs/>
+          <w:color w:val="00B050"/>
+          <w:sz w:val="27"/>
+          <w:szCs w:val="27"/>
+        </w:rPr>
+      </w:pPr>
+      <w:r>
+        <w:rPr>
+          <w:rFonts w:ascii="Times New Roman" w:eastAsia="Times New Roman" w:hAnsi="Times New Roman" w:cs="Times New Roman"/>
+          <w:b/>
+          <w:bCs/>
+          <w:color w:val="00B050"/>
+          <w:sz w:val="27"/>
+          <w:szCs w:val="27"/>
+        </w:rPr>
+        <w:t>Q16. Precedence:</w:t>
+      </w:r>
+    </w:p>
+    <w:p>
+      <w:pPr>
+        <w:spacing w:after="0" w:line="240" w:lineRule="auto"/>
+        <w:rPr>
+          <w:rFonts w:ascii="Times New Roman" w:eastAsia="Times New Roman" w:hAnsi="Times New Roman" w:cs="Times New Roman"/>
+          <w:color w:val="FF0000"/>
+          <w:sz w:val="24"/>
+          <w:szCs w:val="24"/>
+        </w:rPr>
+      </w:pPr>
+      <w:r>
+        <w:rPr>
+          <w:rFonts w:ascii="Times New Roman" w:eastAsia="Times New Roman" w:hAnsi="Times New Roman" w:cs="Times New Roman"/>
+          <w:b/>
+          <w:bCs/>
+          <w:color w:val="FF0000"/>
+          <w:sz w:val="24"/>
+          <w:szCs w:val="24"/>
+        </w:rPr>
+        <w:t>Answer:</w:t>
+      </w:r>
+      <w:r>
+        <w:rPr>
+          <w:rFonts w:ascii="Times New Roman" w:eastAsia="Times New Roman" w:hAnsi="Times New Roman" w:cs="Times New Roman"/>
+          <w:color w:val="FF0000"/>
+          <w:sz w:val="24"/>
+          <w:szCs w:val="24"/>
+        </w:rPr>
+        <w:t xml:space="preserve"> </w:t>
+      </w:r>
+      <w:r>
+        <w:rPr>
+          <w:rFonts w:ascii="Courier New" w:eastAsia="Times New Roman" w:hAnsi="Courier New" w:cs="Courier New"/>
+          <w:color w:val="FF0000"/>
+          <w:sz w:val="20"/>
+          <w:szCs w:val="20"/>
+        </w:rPr>
+        <w:t>++, %, &gt;=, &amp;&amp;</w:t>
+      </w:r>
+    </w:p>
+    <w:p>
+      <w:pPr>
+        <w:spacing w:after="0" w:line="240" w:lineRule="auto"/>
+        <w:outlineLvl w:val="2"/>
+        <w:rPr>
+          <w:rFonts w:ascii="Times New Roman" w:eastAsia="Times New Roman" w:hAnsi="Times New Roman" w:cs="Times New Roman"/>
+          <w:b/>
+          <w:bCs/>
+          <w:color w:val="00B050"/>
+          <w:sz w:val="27"/>
+          <w:szCs w:val="27"/>
+        </w:rPr>
+      </w:pPr>
+      <w:r>
+        <w:rPr>
+          <w:rFonts w:ascii="Times New Roman" w:eastAsia="Times New Roman" w:hAnsi="Times New Roman" w:cs="Times New Roman"/>
+          <w:b/>
+          <w:bCs/>
+          <w:color w:val="00B050"/>
+          <w:sz w:val="27"/>
+          <w:szCs w:val="27"/>
+        </w:rPr>
+        <w:t>Q17. Output:</w:t>
+      </w:r>
+    </w:p>
+    <w:p>
+      <w:pPr>
+        <w:spacing w:after="0" w:line="240" w:lineRule="auto"/>
+        <w:rPr>
+          <w:rFonts w:ascii="Times New Roman" w:eastAsia="Times New Roman" w:hAnsi="Times New Roman" w:cs="Times New Roman"/>
+          <w:color w:val="FF0000"/>
+          <w:sz w:val="24"/>
+          <w:szCs w:val="24"/>
+        </w:rPr>
+      </w:pPr>
+      <w:r>
+        <w:rPr>
+          <w:rFonts w:ascii="Times New Roman" w:eastAsia="Times New Roman" w:hAnsi="Times New Roman" w:cs="Times New Roman"/>
+          <w:color w:val="FF0000"/>
+          <w:sz w:val="24"/>
+          <w:szCs w:val="24"/>
+        </w:rPr>
+        <w:t>6</w:t>
+      </w:r>
+      <w:r>
+        <w:rPr>
+          <w:rFonts w:ascii="Times New Roman" w:eastAsia="Times New Roman" w:hAnsi="Times New Roman" w:cs="Times New Roman"/>
+          <w:color w:val="FF0000"/>
+          <w:sz w:val="24"/>
+          <w:szCs w:val="24"/>
+        </w:rPr>
+        <w:br/>
+        <w:t>4</w:t>
+      </w:r>
+    </w:p>
+    <w:p>
+      <w:pPr>
+        <w:spacing w:after="0" w:line="240" w:lineRule="auto"/>
+        <w:outlineLvl w:val="2"/>
+        <w:rPr>
+          <w:rFonts w:ascii="Times New Roman" w:eastAsia="Times New Roman" w:hAnsi="Times New Roman" w:cs="Times New Roman"/>
+          <w:b/>
+          <w:bCs/>
+          <w:color w:val="00B050"/>
+          <w:sz w:val="27"/>
+          <w:szCs w:val="27"/>
+        </w:rPr>
+      </w:pPr>
+      <w:r>
+        <w:rPr>
+          <w:rFonts w:ascii="Times New Roman" w:eastAsia="Times New Roman" w:hAnsi="Times New Roman" w:cs="Times New Roman"/>
+          <w:b/>
+          <w:bCs/>
+          <w:color w:val="00B050"/>
+          <w:sz w:val="27"/>
+          <w:szCs w:val="27"/>
+        </w:rPr>
+        <w:t>Q18. Precedence definition:</w:t>
+      </w:r>
+    </w:p>
+    <w:p>
+      <w:pPr>
+        <w:spacing w:after="0" w:line="240" w:lineRule="auto"/>
+        <w:rPr>
+          <w:rFonts w:ascii="Times New Roman" w:eastAsia="Times New Roman" w:hAnsi="Times New Roman" w:cs="Times New Roman"/>
+          <w:color w:val="FF0000"/>
+          <w:sz w:val="24"/>
+          <w:szCs w:val="24"/>
+        </w:rPr>
+      </w:pPr>
+      <w:r>
+        <w:rPr>
+          <w:rFonts w:ascii="Times New Roman" w:eastAsia="Times New Roman" w:hAnsi="Times New Roman" w:cs="Times New Roman"/>
+          <w:color w:val="FF0000"/>
+          <w:sz w:val="24"/>
+          <w:szCs w:val="24"/>
+        </w:rPr>
+        <w:t>Order of evaluation</w:t>
+      </w:r>
+    </w:p>
+    <w:p>
+      <w:pPr>
+        <w:spacing w:after="0" w:line="240" w:lineRule="auto"/>
+        <w:outlineLvl w:val="2"/>
+        <w:rPr>
+          <w:rFonts w:ascii="Times New Roman" w:eastAsia="Times New Roman" w:hAnsi="Times New Roman" w:cs="Times New Roman"/>
+          <w:b/>
+          <w:bCs/>
+          <w:color w:val="00B050"/>
+          <w:sz w:val="27"/>
+          <w:szCs w:val="27"/>
+        </w:rPr>
+      </w:pPr>
+      <w:r>
+        <w:rPr>
+          <w:rFonts w:ascii="Times New Roman" w:eastAsia="Times New Roman" w:hAnsi="Times New Roman" w:cs="Times New Roman"/>
+          <w:b/>
+          <w:bCs/>
+          <w:color w:val="00B050"/>
+          <w:sz w:val="27"/>
+          <w:szCs w:val="27"/>
+        </w:rPr>
+        <w:t>Q19. Expression:</w:t>
+      </w:r>
+    </w:p>
+    <w:p>
+      <w:pPr>
+        <w:spacing w:after="0" w:line="240" w:lineRule="auto"/>
+        <w:rPr>
+          <w:rFonts w:ascii="Times New Roman" w:eastAsia="Times New Roman" w:hAnsi="Times New Roman" w:cs="Times New Roman"/>
+          <w:color w:val="FF0000"/>
+          <w:sz w:val="24"/>
+          <w:szCs w:val="24"/>
+        </w:rPr>
+      </w:pPr>
+      <w:proofErr w:type="gramStart"/>
+      <w:r>
+        <w:rPr>
+          <w:rFonts w:ascii="Courier New" w:eastAsia="Times New Roman" w:hAnsi="Courier New" w:cs="Courier New"/>
+          <w:color w:val="FF0000"/>
+          <w:sz w:val="20"/>
+          <w:szCs w:val="20"/>
+        </w:rPr>
+        <w:t>u*</w:t>
+      </w:r>
+      <w:proofErr w:type="gramEnd"/>
+      <w:r>
+        <w:rPr>
+          <w:rFonts w:ascii="Courier New" w:eastAsia="Times New Roman" w:hAnsi="Courier New" w:cs="Courier New"/>
+          <w:color w:val="FF0000"/>
+          <w:sz w:val="20"/>
+          <w:szCs w:val="20"/>
+        </w:rPr>
+        <w:t>t + 1/2*f*t*t</w:t>
+      </w:r>
+    </w:p>
+    <w:p>
+      <w:pPr>
+        <w:spacing w:after="0" w:line="240" w:lineRule="auto"/>
+        <w:outlineLvl w:val="2"/>
+        <w:rPr>
+          <w:rFonts w:ascii="Times New Roman" w:eastAsia="Times New Roman" w:hAnsi="Times New Roman" w:cs="Times New Roman"/>
+          <w:b/>
+          <w:bCs/>
+          <w:color w:val="00B050"/>
+          <w:sz w:val="27"/>
+          <w:szCs w:val="27"/>
+        </w:rPr>
+      </w:pPr>
+      <w:r>
+        <w:rPr>
+          <w:rFonts w:ascii="Times New Roman" w:eastAsia="Times New Roman" w:hAnsi="Times New Roman" w:cs="Times New Roman"/>
+          <w:b/>
+          <w:bCs/>
+          <w:color w:val="00B050"/>
+          <w:sz w:val="27"/>
+          <w:szCs w:val="27"/>
+        </w:rPr>
+        <w:t>Q20. Unary vs Binary:</w:t>
+      </w:r>
+    </w:p>
+    <w:p>
+      <w:pPr>
+        <w:spacing w:after="0" w:line="240" w:lineRule="auto"/>
+        <w:rPr>
+          <w:rFonts w:ascii="Times New Roman" w:eastAsia="Times New Roman" w:hAnsi="Times New Roman" w:cs="Times New Roman"/>
+          <w:color w:val="FF0000"/>
+          <w:sz w:val="24"/>
+          <w:szCs w:val="24"/>
+        </w:rPr>
+      </w:pPr>
+      <w:r>
+        <w:rPr>
+          <w:rFonts w:ascii="Times New Roman" w:eastAsia="Times New Roman" w:hAnsi="Times New Roman" w:cs="Times New Roman"/>
+          <w:color w:val="FF0000"/>
+          <w:sz w:val="24"/>
+          <w:szCs w:val="24"/>
+        </w:rPr>
+        <w:t>Same as above</w:t>
+      </w:r>
+    </w:p>
+    <w:p>
+      <w:pPr>
+        <w:spacing w:after="0" w:line="240" w:lineRule="auto"/>
+        <w:outlineLvl w:val="2"/>
+        <w:rPr>
+          <w:rFonts w:ascii="Times New Roman" w:eastAsia="Times New Roman" w:hAnsi="Times New Roman" w:cs="Times New Roman"/>
+          <w:b/>
+          <w:bCs/>
+          <w:color w:val="00B050"/>
+          <w:sz w:val="27"/>
+          <w:szCs w:val="27"/>
+        </w:rPr>
+      </w:pPr>
+      <w:r>
+        <w:rPr>
+          <w:rFonts w:ascii="Times New Roman" w:eastAsia="Times New Roman" w:hAnsi="Times New Roman" w:cs="Times New Roman"/>
+          <w:b/>
+          <w:bCs/>
+          <w:color w:val="00B050"/>
+          <w:sz w:val="27"/>
+          <w:szCs w:val="27"/>
+        </w:rPr>
+        <w:t>Q21.</w:t>
+      </w:r>
+    </w:p>
+    <w:p>
+      <w:pPr>
+        <w:spacing w:after="0" w:line="240" w:lineRule="auto"/>
+        <w:rPr>
+          <w:rFonts w:ascii="Times New Roman" w:eastAsia="Times New Roman" w:hAnsi="Times New Roman" w:cs="Times New Roman"/>
+          <w:color w:val="FF0000"/>
+          <w:sz w:val="24"/>
+          <w:szCs w:val="24"/>
+        </w:rPr>
+      </w:pPr>
+      <w:proofErr w:type="spellStart"/>
+      <w:proofErr w:type="gramStart"/>
+      <w:r>
+        <w:rPr>
+          <w:rFonts w:ascii="Courier New" w:eastAsia="Times New Roman" w:hAnsi="Courier New" w:cs="Courier New"/>
+          <w:color w:val="FF0000"/>
+          <w:sz w:val="20"/>
+          <w:szCs w:val="20"/>
+        </w:rPr>
+        <w:t>Math.sqrt</w:t>
+      </w:r>
+      <w:proofErr w:type="spellEnd"/>
+      <w:r>
+        <w:rPr>
+          <w:rFonts w:ascii="Courier New" w:eastAsia="Times New Roman" w:hAnsi="Courier New" w:cs="Courier New"/>
+          <w:color w:val="FF0000"/>
+          <w:sz w:val="20"/>
+          <w:szCs w:val="20"/>
+        </w:rPr>
+        <w:t>(</w:t>
+      </w:r>
+      <w:proofErr w:type="gramEnd"/>
+      <w:r>
+        <w:rPr>
+          <w:rFonts w:ascii="Courier New" w:eastAsia="Times New Roman" w:hAnsi="Courier New" w:cs="Courier New"/>
+          <w:color w:val="FF0000"/>
+          <w:sz w:val="20"/>
+          <w:szCs w:val="20"/>
+        </w:rPr>
+        <w:t>2*a*s + u*u);</w:t>
+      </w:r>
+    </w:p>
+    <w:p>
+      <w:pPr>
+        <w:spacing w:after="0" w:line="240" w:lineRule="auto"/>
+        <w:outlineLvl w:val="2"/>
+        <w:rPr>
+          <w:rFonts w:ascii="Times New Roman" w:eastAsia="Times New Roman" w:hAnsi="Times New Roman" w:cs="Times New Roman"/>
+          <w:b/>
+          <w:bCs/>
+          <w:color w:val="00B050"/>
+          <w:sz w:val="27"/>
+          <w:szCs w:val="27"/>
+        </w:rPr>
+      </w:pPr>
+      <w:r>
+        <w:rPr>
+          <w:rFonts w:ascii="Times New Roman" w:eastAsia="Times New Roman" w:hAnsi="Times New Roman" w:cs="Times New Roman"/>
+          <w:b/>
+          <w:bCs/>
+          <w:color w:val="00B050"/>
+          <w:sz w:val="27"/>
+          <w:szCs w:val="27"/>
+        </w:rPr>
+        <w:t>Q22.</w:t>
+      </w:r>
+    </w:p>
+    <w:p>
+      <w:pPr>
+        <w:spacing w:after="0" w:line="240" w:lineRule="auto"/>
+        <w:rPr>
+          <w:rFonts w:ascii="Times New Roman" w:eastAsia="Times New Roman" w:hAnsi="Times New Roman" w:cs="Times New Roman"/>
+          <w:color w:val="FF0000"/>
+          <w:sz w:val="24"/>
+          <w:szCs w:val="24"/>
+        </w:rPr>
+      </w:pPr>
+      <w:r>
+        <w:rPr>
+          <w:rFonts w:ascii="Times New Roman" w:eastAsia="Times New Roman" w:hAnsi="Times New Roman" w:cs="Times New Roman"/>
+          <w:color w:val="FF0000"/>
+          <w:sz w:val="24"/>
+          <w:szCs w:val="24"/>
+        </w:rPr>
+        <w:t>x = true</w:t>
+      </w:r>
+      <w:r>
+        <w:rPr>
+          <w:rFonts w:ascii="Times New Roman" w:eastAsia="Times New Roman" w:hAnsi="Times New Roman" w:cs="Times New Roman"/>
+          <w:color w:val="FF0000"/>
+          <w:sz w:val="24"/>
+          <w:szCs w:val="24"/>
+        </w:rPr>
+        <w:br/>
+        <w:t>y = 36</w:t>
+      </w:r>
+    </w:p>
+    <w:p>
+      <w:pPr>
+        <w:spacing w:after="0" w:line="240" w:lineRule="auto"/>
+        <w:outlineLvl w:val="2"/>
+        <w:rPr>
+          <w:rFonts w:ascii="Times New Roman" w:eastAsia="Times New Roman" w:hAnsi="Times New Roman" w:cs="Times New Roman"/>
+          <w:b/>
+          <w:bCs/>
+          <w:color w:val="00B050"/>
+          <w:sz w:val="27"/>
+          <w:szCs w:val="27"/>
+        </w:rPr>
+      </w:pPr>
+      <w:r>
+        <w:rPr>
+          <w:rFonts w:ascii="Times New Roman" w:eastAsia="Times New Roman" w:hAnsi="Times New Roman" w:cs="Times New Roman"/>
+          <w:b/>
+          <w:bCs/>
+          <w:color w:val="00B050"/>
+          <w:sz w:val="27"/>
+          <w:szCs w:val="27"/>
+        </w:rPr>
+        <w:t>Q23.</w:t>
+      </w:r>
+    </w:p>
+    <w:p>
+      <w:pPr>
+        <w:spacing w:after="0" w:line="240" w:lineRule="auto"/>
+        <w:rPr>
+          <w:rFonts w:ascii="Times New Roman" w:eastAsia="Times New Roman" w:hAnsi="Times New Roman" w:cs="Times New Roman"/>
+          <w:color w:val="FF0000"/>
+          <w:sz w:val="24"/>
+          <w:szCs w:val="24"/>
+        </w:rPr>
+      </w:pPr>
+      <w:r>
+        <w:rPr>
+          <w:rFonts w:ascii="Times New Roman" w:eastAsia="Times New Roman" w:hAnsi="Times New Roman" w:cs="Times New Roman"/>
+          <w:color w:val="FF0000"/>
+          <w:sz w:val="24"/>
+          <w:szCs w:val="24"/>
+        </w:rPr>
+        <w:t>n = 66</w:t>
+      </w:r>
+      <w:r>
+        <w:rPr>
+          <w:rFonts w:ascii="Times New Roman" w:eastAsia="Times New Roman" w:hAnsi="Times New Roman" w:cs="Times New Roman"/>
+          <w:color w:val="FF0000"/>
+          <w:sz w:val="24"/>
+          <w:szCs w:val="24"/>
+        </w:rPr>
+        <w:br/>
+      </w:r>
+      <w:proofErr w:type="spellStart"/>
+      <w:r>
+        <w:rPr>
+          <w:rFonts w:ascii="Times New Roman" w:eastAsia="Times New Roman" w:hAnsi="Times New Roman" w:cs="Times New Roman"/>
+          <w:color w:val="FF0000"/>
+          <w:sz w:val="24"/>
+          <w:szCs w:val="24"/>
+        </w:rPr>
+        <w:t>ch</w:t>
+      </w:r>
+      <w:proofErr w:type="spellEnd"/>
+      <w:r>
+        <w:rPr>
+          <w:rFonts w:ascii="Times New Roman" w:eastAsia="Times New Roman" w:hAnsi="Times New Roman" w:cs="Times New Roman"/>
+          <w:color w:val="FF0000"/>
+          <w:sz w:val="24"/>
+          <w:szCs w:val="24"/>
+        </w:rPr>
+        <w:t xml:space="preserve"> = B</w:t>
+      </w:r>
+    </w:p>
+    <w:p>
+      <w:pPr>
+        <w:spacing w:after="0" w:line="240" w:lineRule="auto"/>
+        <w:outlineLvl w:val="2"/>
+        <w:rPr>
+          <w:rFonts w:ascii="Times New Roman" w:eastAsia="Times New Roman" w:hAnsi="Times New Roman" w:cs="Times New Roman"/>
+          <w:b/>
+          <w:bCs/>
+          <w:color w:val="00B050"/>
+          <w:sz w:val="27"/>
+          <w:szCs w:val="27"/>
+        </w:rPr>
+      </w:pPr>
+      <w:r>
+        <w:rPr>
+          <w:rFonts w:ascii="Times New Roman" w:eastAsia="Times New Roman" w:hAnsi="Times New Roman" w:cs="Times New Roman"/>
+          <w:b/>
+          <w:bCs/>
+          <w:color w:val="00B050"/>
+          <w:sz w:val="27"/>
+          <w:szCs w:val="27"/>
+        </w:rPr>
+        <w:t>Q24.</w:t>
+      </w:r>
+    </w:p>
+    <w:p>
+      <w:pPr>
+        <w:tabs>
+          <w:tab w:val="left" w:pos="916"/>
+          <w:tab w:val="left" w:pos="1832"/>
+          <w:tab w:val="left" w:pos="2748"/>
+          <w:tab w:val="left" w:pos="3664"/>
+          <w:tab w:val="left" w:pos="4580"/>
+          <w:tab w:val="left" w:pos="5496"/>
+          <w:tab w:val="left" w:pos="6412"/>
+          <w:tab w:val="left" w:pos="7328"/>
+          <w:tab w:val="left" w:pos="8244"/>
+          <w:tab w:val="left" w:pos="9160"/>
+          <w:tab w:val="left" w:pos="10076"/>
+          <w:tab w:val="left" w:pos="10992"/>
+          <w:tab w:val="left" w:pos="11908"/>
+          <w:tab w:val="left" w:pos="12824"/>
+          <w:tab w:val="left" w:pos="13740"/>
+          <w:tab w:val="left" w:pos="14656"/>
+        </w:tabs>
+        <w:spacing w:after="0" w:line="240" w:lineRule="auto"/>
+        <w:rPr>
+          <w:rFonts w:ascii="Courier New" w:eastAsia="Times New Roman" w:hAnsi="Courier New" w:cs="Courier New"/>
+          <w:sz w:val="20"/>
+          <w:szCs w:val="20"/>
+        </w:rPr>
+      </w:pPr>
+      <w:r>
+        <w:rPr>
+          <w:rFonts w:ascii="Courier New" w:eastAsia="Times New Roman" w:hAnsi="Courier New" w:cs="Courier New"/>
+          <w:sz w:val="20"/>
+          <w:szCs w:val="20"/>
+        </w:rPr>
+        <w:t>x = 4</w:t>
+      </w:r>
+      <w:proofErr w:type="gramStart"/>
+      <w:r>
+        <w:rPr>
+          <w:rFonts w:ascii="Courier New" w:eastAsia="Times New Roman" w:hAnsi="Courier New" w:cs="Courier New"/>
+          <w:sz w:val="20"/>
+          <w:szCs w:val="20"/>
+        </w:rPr>
+        <w:t>;</w:t>
+      </w:r>
+      <w:proofErr w:type="gramEnd"/>
+      <w:r>
+        <w:rPr>
+          <w:rFonts w:ascii="Courier New" w:eastAsia="Times New Roman" w:hAnsi="Courier New" w:cs="Courier New"/>
+          <w:sz w:val="20"/>
+          <w:szCs w:val="20"/>
+        </w:rPr>
+        <w:br/>
+        <w:t>x += (x++) + (++x) + x;</w:t>
+      </w:r>
+    </w:p>
+    <w:p>
+      <w:pPr>
+        <w:spacing w:after="0" w:line="240" w:lineRule="auto"/>
+        <w:rPr>
+          <w:rFonts w:ascii="Times New Roman" w:eastAsia="Times New Roman" w:hAnsi="Times New Roman" w:cs="Times New Roman"/>
+          <w:sz w:val="24"/>
+          <w:szCs w:val="24"/>
+        </w:rPr>
+      </w:pPr>
+      <w:r>
+        <w:rPr>
+          <w:rFonts w:ascii="Times New Roman" w:eastAsia="Times New Roman" w:hAnsi="Times New Roman" w:cs="Times New Roman"/>
+          <w:sz w:val="24"/>
+          <w:szCs w:val="24"/>
+        </w:rPr>
+        <w:lastRenderedPageBreak/>
+        <w:t>Steps</w:t>
+      </w:r>
+      <w:proofErr w:type="gramStart"/>
+      <w:r>
+        <w:rPr>
+          <w:rFonts w:ascii="Times New Roman" w:eastAsia="Times New Roman" w:hAnsi="Times New Roman" w:cs="Times New Roman"/>
+          <w:sz w:val="24"/>
+          <w:szCs w:val="24"/>
+        </w:rPr>
+        <w:t>:</w:t>
+      </w:r>
+      <w:proofErr w:type="gramEnd"/>
+      <w:r>
+        <w:rPr>
+          <w:rFonts w:ascii="Times New Roman" w:eastAsia="Times New Roman" w:hAnsi="Times New Roman" w:cs="Times New Roman"/>
+          <w:sz w:val="24"/>
+          <w:szCs w:val="24"/>
+        </w:rPr>
+        <w:br/>
+        <w:t>x=4</w:t>
+      </w:r>
+      <w:r>
+        <w:rPr>
+          <w:rFonts w:ascii="Times New Roman" w:eastAsia="Times New Roman" w:hAnsi="Times New Roman" w:cs="Times New Roman"/>
+          <w:sz w:val="24"/>
+          <w:szCs w:val="24"/>
+        </w:rPr>
+        <w:br/>
+        <w:t>x++ → 4 (x=5)</w:t>
+      </w:r>
+      <w:r>
+        <w:rPr>
+          <w:rFonts w:ascii="Times New Roman" w:eastAsia="Times New Roman" w:hAnsi="Times New Roman" w:cs="Times New Roman"/>
+          <w:sz w:val="24"/>
+          <w:szCs w:val="24"/>
+        </w:rPr>
+        <w:br/>
+        <w:t>++x → 6</w:t>
+      </w:r>
+    </w:p>
+    <w:p>
+      <w:pPr>
+        <w:spacing w:after="0" w:line="240" w:lineRule="auto"/>
+        <w:rPr>
+          <w:rFonts w:ascii="Times New Roman" w:eastAsia="Times New Roman" w:hAnsi="Times New Roman" w:cs="Times New Roman"/>
+          <w:color w:val="FF0000"/>
+          <w:sz w:val="24"/>
+          <w:szCs w:val="24"/>
+        </w:rPr>
+      </w:pPr>
+      <w:r>
+        <w:rPr>
+          <w:rFonts w:ascii="Times New Roman" w:eastAsia="Times New Roman" w:hAnsi="Times New Roman" w:cs="Times New Roman"/>
+          <w:sz w:val="24"/>
+          <w:szCs w:val="24"/>
+        </w:rPr>
+        <w:t>x = 4 + 4 + 6 + 6</w:t>
+      </w:r>
+      <w:r>
+        <w:rPr>
+          <w:rFonts w:ascii="Times New Roman" w:eastAsia="Times New Roman" w:hAnsi="Times New Roman" w:cs="Times New Roman"/>
+          <w:sz w:val="24"/>
+          <w:szCs w:val="24"/>
+        </w:rPr>
+        <w:br/>
+      </w:r>
+      <w:r>
+        <w:rPr>
+          <w:rFonts w:ascii="Times New Roman" w:eastAsia="Times New Roman" w:hAnsi="Times New Roman" w:cs="Times New Roman"/>
+          <w:color w:val="FF0000"/>
+          <w:sz w:val="24"/>
+          <w:szCs w:val="24"/>
+        </w:rPr>
+        <w:t xml:space="preserve">= </w:t>
+      </w:r>
+      <w:r>
+        <w:rPr>
+          <w:rFonts w:ascii="Times New Roman" w:eastAsia="Times New Roman" w:hAnsi="Times New Roman" w:cs="Times New Roman"/>
+          <w:b/>
+          <w:bCs/>
+          <w:color w:val="FF0000"/>
+          <w:sz w:val="24"/>
+          <w:szCs w:val="24"/>
+        </w:rPr>
+        <w:t>20</w:t>
+      </w:r>
+    </w:p>
     <w:p>
       <w:pPr>
         <w:spacing w:after="0" w:line="240" w:lineRule="auto"/>
@@ -1544,6 +7389,7 @@
           <w:sz w:val="24"/>
           <w:szCs w:val="24"/>
         </w:rPr>
+        <w:lastRenderedPageBreak/>
         <w:t xml:space="preserve">The expression </w:t>
       </w:r>
       <w:r>
@@ -1665,7 +7511,6 @@
           <w:rFonts w:ascii="Times New Roman" w:hAnsi="Times New Roman" w:cs="Times New Roman"/>
           <w:noProof/>
         </w:rPr>
-        <w:lastRenderedPageBreak/>
         <mc:AlternateContent>
           <mc:Choice Requires="wpg">
             <w:drawing>
@@ -3563,6 +9408,7 @@
           <w:sz w:val="24"/>
           <w:szCs w:val="24"/>
         </w:rPr>
+        <w:lastRenderedPageBreak/>
         <w:t>f. ||</w:t>
       </w:r>
       <w:r>
@@ -3741,7 +9587,6 @@
           <w:rFonts w:ascii="Times New Roman" w:hAnsi="Times New Roman" w:cs="Times New Roman"/>
           <w:noProof/>
         </w:rPr>
-        <w:lastRenderedPageBreak/>
         <mc:AlternateContent>
           <mc:Choice Requires="wpg">
             <w:drawing>
@@ -5255,6 +11100,14 @@
           <w:szCs w:val="24"/>
         </w:rPr>
         <w:br/>
+      </w:r>
+      <w:r>
+        <w:rPr>
+          <w:rFonts w:ascii="Times New Roman" w:eastAsia="Times New Roman" w:hAnsi="Times New Roman" w:cs="Times New Roman"/>
+          <w:sz w:val="24"/>
+          <w:szCs w:val="24"/>
+        </w:rPr>
+        <w:lastRenderedPageBreak/>
         <w:t>c) A is true but R is false</w:t>
       </w:r>
       <w:r>
@@ -5363,7 +11216,6 @@
           <w:rFonts w:ascii="Times New Roman" w:hAnsi="Times New Roman" w:cs="Times New Roman"/>
           <w:noProof/>
         </w:rPr>
-        <w:lastRenderedPageBreak/>
         <mc:AlternateContent>
           <mc:Choice Requires="wpg">
             <w:drawing>
@@ -6537,6 +12389,7 @@
           <w:sz w:val="24"/>
           <w:szCs w:val="24"/>
         </w:rPr>
+        <w:lastRenderedPageBreak/>
         <w:t>9.</w:t>
       </w:r>
       <w:proofErr w:type="gramEnd"/>
@@ -6708,7 +12561,6 @@
           <w:rFonts w:ascii="Times New Roman" w:hAnsi="Times New Roman" w:cs="Times New Roman"/>
           <w:noProof/>
         </w:rPr>
-        <w:lastRenderedPageBreak/>
         <mc:AlternateContent>
           <mc:Choice Requires="wpg">
             <w:drawing>
@@ -7979,6 +13831,7 @@
           <w:sz w:val="24"/>
           <w:szCs w:val="24"/>
         </w:rPr>
+        <w:lastRenderedPageBreak/>
         <w:t>8. What is the output of the following if x = 10, y = 5?</w:t>
       </w:r>
       <w:r>
@@ -8061,7 +13914,6 @@
           <w:rFonts w:ascii="Times New Roman" w:hAnsi="Times New Roman" w:cs="Times New Roman"/>
           <w:noProof/>
         </w:rPr>
-        <w:lastRenderedPageBreak/>
         <mc:AlternateContent>
           <mc:Choice Requires="wpg">
             <w:drawing>
@@ -9759,6 +15611,7 @@
           <w:sz w:val="20"/>
           <w:szCs w:val="20"/>
         </w:rPr>
+        <w:lastRenderedPageBreak/>
         <w:t>10 / 4 = 2</w:t>
       </w:r>
       <w:r>
@@ -9929,7 +15782,6 @@
           <w:rFonts w:ascii="Times New Roman" w:hAnsi="Times New Roman" w:cs="Times New Roman"/>
           <w:noProof/>
         </w:rPr>
-        <w:lastRenderedPageBreak/>
         <mc:AlternateContent>
           <mc:Choice Requires="wpg">
             <w:drawing>
@@ -11854,6 +17706,7 @@
           <w:sz w:val="24"/>
           <w:szCs w:val="24"/>
         </w:rPr>
+        <w:lastRenderedPageBreak/>
         <w:t>2</w:t>
       </w:r>
       <w:r>
@@ -12053,7 +17906,6 @@
           <w:rFonts w:ascii="Times New Roman" w:hAnsi="Times New Roman" w:cs="Times New Roman"/>
           <w:noProof/>
         </w:rPr>
-        <w:lastRenderedPageBreak/>
         <mc:AlternateContent>
           <mc:Choice Requires="wpg">
             <w:drawing>
@@ -13733,15 +19585,7 @@
           <w:color w:val="C00000"/>
           <w:sz w:val="44"/>
         </w:rPr>
-        <w:t>S</w:t>
-      </w:r>
-      <w:r>
-        <w:rPr>
-          <w:b/>
-          <w:color w:val="C00000"/>
-          <w:sz w:val="44"/>
-        </w:rPr>
-        <w:t>hort answer questions</w:t>
+        <w:t>Short answer questions</w:t>
       </w:r>
     </w:p>
     <w:p>
@@ -13849,6 +19693,7 @@
           <w:sz w:val="24"/>
           <w:szCs w:val="24"/>
         </w:rPr>
+        <w:lastRenderedPageBreak/>
         <w:t>2. Question:</w:t>
       </w:r>
       <w:r>
@@ -13950,7 +19795,6 @@
           <w:rFonts w:ascii="Times New Roman" w:hAnsi="Times New Roman" w:cs="Times New Roman"/>
           <w:noProof/>
         </w:rPr>
-        <w:lastRenderedPageBreak/>
         <mc:AlternateContent>
           <mc:Choice Requires="wpg">
             <w:drawing>
@@ -15518,6 +21362,7 @@
           <w:sz w:val="24"/>
           <w:szCs w:val="24"/>
         </w:rPr>
+        <w:lastRenderedPageBreak/>
         <w:t>13. Question:</w:t>
       </w:r>
       <w:r>
@@ -15654,13 +21499,11 @@
           <w:szCs w:val="24"/>
         </w:rPr>
       </w:pPr>
-      <w:bookmarkStart w:id="0" w:name="_GoBack"/>
       <w:r>
         <w:rPr>
           <w:rFonts w:ascii="Times New Roman" w:hAnsi="Times New Roman" w:cs="Times New Roman"/>
           <w:noProof/>
         </w:rPr>
-        <w:lastRenderedPageBreak/>
         <mc:AlternateContent>
           <mc:Choice Requires="wpg">
             <w:drawing>
@@ -15972,7 +21815,6 @@
           </mc:Fallback>
         </mc:AlternateContent>
       </w:r>
-      <w:bookmarkEnd w:id="0"/>
       <w:r>
         <w:rPr>
           <w:rFonts w:ascii="Times New Roman" w:eastAsia="Times New Roman" w:hAnsi="Times New Roman" w:cs="Times New Roman"/>
@@ -17163,9 +23005,9 @@
   </w:docDefaults>
   <w:latentStyles w:defLockedState="0" w:defUIPriority="0" w:defSemiHidden="0" w:defUnhideWhenUsed="0" w:defQFormat="0" w:count="371">
     <w:lsdException w:name="Normal" w:qFormat="1"/>
-    <w:lsdException w:name="heading 1" w:qFormat="1"/>
+    <w:lsdException w:name="heading 1" w:uiPriority="9" w:qFormat="1"/>
     <w:lsdException w:name="heading 2" w:semiHidden="1" w:unhideWhenUsed="1" w:qFormat="1"/>
-    <w:lsdException w:name="heading 3" w:semiHidden="1" w:unhideWhenUsed="1" w:qFormat="1"/>
+    <w:lsdException w:name="heading 3" w:semiHidden="1" w:uiPriority="9" w:unhideWhenUsed="1" w:qFormat="1"/>
     <w:lsdException w:name="heading 4" w:semiHidden="1" w:unhideWhenUsed="1" w:qFormat="1"/>
     <w:lsdException w:name="heading 5" w:semiHidden="1" w:unhideWhenUsed="1" w:qFormat="1"/>
     <w:lsdException w:name="heading 6" w:semiHidden="1" w:unhideWhenUsed="1" w:qFormat="1"/>
@@ -17177,7 +23019,9 @@
     <w:lsdException w:name="Subtitle" w:qFormat="1"/>
     <w:lsdException w:name="Strong" w:uiPriority="22" w:qFormat="1"/>
     <w:lsdException w:name="Emphasis" w:uiPriority="20" w:qFormat="1"/>
+    <w:lsdException w:name="Normal (Web)" w:uiPriority="99"/>
     <w:lsdException w:name="HTML Code" w:uiPriority="99"/>
+    <w:lsdException w:name="HTML Preformatted" w:uiPriority="99"/>
     <w:lsdException w:name="Normal Table" w:semiHidden="1" w:unhideWhenUsed="1"/>
     <w:lsdException w:name="Table Simple 1" w:semiHidden="1" w:unhideWhenUsed="1"/>
     <w:lsdException w:name="Table Simple 2" w:semiHidden="1" w:unhideWhenUsed="1"/>
@@ -17451,6 +23295,45 @@
       <w:szCs w:val="22"/>
     </w:rPr>
   </w:style>
+  <w:style w:type="paragraph" w:styleId="Heading1">
+    <w:name w:val="heading 1"/>
+    <w:basedOn w:val="Normal"/>
+    <w:link w:val="Heading1Char"/>
+    <w:uiPriority w:val="9"/>
+    <w:qFormat/>
+    <w:rsid w:val="00036E79"/>
+    <w:pPr>
+      <w:spacing w:before="100" w:beforeAutospacing="1" w:after="100" w:afterAutospacing="1" w:line="240" w:lineRule="auto"/>
+      <w:outlineLvl w:val="0"/>
+    </w:pPr>
+    <w:rPr>
+      <w:rFonts w:ascii="Times New Roman" w:eastAsia="Times New Roman" w:hAnsi="Times New Roman" w:cs="Times New Roman"/>
+      <w:b/>
+      <w:bCs/>
+      <w:kern w:val="36"/>
+      <w:sz w:val="48"/>
+      <w:szCs w:val="48"/>
+    </w:rPr>
+  </w:style>
+  <w:style w:type="paragraph" w:styleId="Heading3">
+    <w:name w:val="heading 3"/>
+    <w:basedOn w:val="Normal"/>
+    <w:link w:val="Heading3Char"/>
+    <w:uiPriority w:val="9"/>
+    <w:qFormat/>
+    <w:rsid w:val="00036E79"/>
+    <w:pPr>
+      <w:spacing w:before="100" w:beforeAutospacing="1" w:after="100" w:afterAutospacing="1" w:line="240" w:lineRule="auto"/>
+      <w:outlineLvl w:val="2"/>
+    </w:pPr>
+    <w:rPr>
+      <w:rFonts w:ascii="Times New Roman" w:eastAsia="Times New Roman" w:hAnsi="Times New Roman" w:cs="Times New Roman"/>
+      <w:b/>
+      <w:bCs/>
+      <w:sz w:val="27"/>
+      <w:szCs w:val="27"/>
+    </w:rPr>
+  </w:style>
   <w:style w:type="character" w:default="1" w:styleId="DefaultParagraphFont">
     <w:name w:val="Default Paragraph Font"/>
     <w:uiPriority w:val="1"/>
@@ -17511,6 +23394,112 @@
       <w:i/>
       <w:iCs/>
     </w:rPr>
+  </w:style>
+  <w:style w:type="character" w:customStyle="1" w:styleId="Heading1Char">
+    <w:name w:val="Heading 1 Char"/>
+    <w:basedOn w:val="DefaultParagraphFont"/>
+    <w:link w:val="Heading1"/>
+    <w:uiPriority w:val="9"/>
+    <w:rsid w:val="00036E79"/>
+    <w:rPr>
+      <w:b/>
+      <w:bCs/>
+      <w:kern w:val="36"/>
+      <w:sz w:val="48"/>
+      <w:szCs w:val="48"/>
+    </w:rPr>
+  </w:style>
+  <w:style w:type="character" w:customStyle="1" w:styleId="Heading3Char">
+    <w:name w:val="Heading 3 Char"/>
+    <w:basedOn w:val="DefaultParagraphFont"/>
+    <w:link w:val="Heading3"/>
+    <w:uiPriority w:val="9"/>
+    <w:rsid w:val="00036E79"/>
+    <w:rPr>
+      <w:b/>
+      <w:bCs/>
+      <w:sz w:val="27"/>
+      <w:szCs w:val="27"/>
+    </w:rPr>
+  </w:style>
+  <w:style w:type="paragraph" w:styleId="NormalWeb">
+    <w:name w:val="Normal (Web)"/>
+    <w:basedOn w:val="Normal"/>
+    <w:uiPriority w:val="99"/>
+    <w:unhideWhenUsed/>
+    <w:rsid w:val="00036E79"/>
+    <w:pPr>
+      <w:spacing w:before="100" w:beforeAutospacing="1" w:after="100" w:afterAutospacing="1" w:line="240" w:lineRule="auto"/>
+    </w:pPr>
+    <w:rPr>
+      <w:rFonts w:ascii="Times New Roman" w:eastAsia="Times New Roman" w:hAnsi="Times New Roman" w:cs="Times New Roman"/>
+      <w:sz w:val="24"/>
+      <w:szCs w:val="24"/>
+    </w:rPr>
+  </w:style>
+  <w:style w:type="paragraph" w:styleId="HTMLPreformatted">
+    <w:name w:val="HTML Preformatted"/>
+    <w:basedOn w:val="Normal"/>
+    <w:link w:val="HTMLPreformattedChar"/>
+    <w:uiPriority w:val="99"/>
+    <w:unhideWhenUsed/>
+    <w:rsid w:val="00036E79"/>
+    <w:pPr>
+      <w:tabs>
+        <w:tab w:val="left" w:pos="916"/>
+        <w:tab w:val="left" w:pos="1832"/>
+        <w:tab w:val="left" w:pos="2748"/>
+        <w:tab w:val="left" w:pos="3664"/>
+        <w:tab w:val="left" w:pos="4580"/>
+        <w:tab w:val="left" w:pos="5496"/>
+        <w:tab w:val="left" w:pos="6412"/>
+        <w:tab w:val="left" w:pos="7328"/>
+        <w:tab w:val="left" w:pos="8244"/>
+        <w:tab w:val="left" w:pos="9160"/>
+        <w:tab w:val="left" w:pos="10076"/>
+        <w:tab w:val="left" w:pos="10992"/>
+        <w:tab w:val="left" w:pos="11908"/>
+        <w:tab w:val="left" w:pos="12824"/>
+        <w:tab w:val="left" w:pos="13740"/>
+        <w:tab w:val="left" w:pos="14656"/>
+      </w:tabs>
+      <w:spacing w:after="0" w:line="240" w:lineRule="auto"/>
+    </w:pPr>
+    <w:rPr>
+      <w:rFonts w:ascii="Courier New" w:eastAsia="Times New Roman" w:hAnsi="Courier New" w:cs="Courier New"/>
+      <w:sz w:val="20"/>
+      <w:szCs w:val="20"/>
+    </w:rPr>
+  </w:style>
+  <w:style w:type="character" w:customStyle="1" w:styleId="HTMLPreformattedChar">
+    <w:name w:val="HTML Preformatted Char"/>
+    <w:basedOn w:val="DefaultParagraphFont"/>
+    <w:link w:val="HTMLPreformatted"/>
+    <w:uiPriority w:val="99"/>
+    <w:rsid w:val="00036E79"/>
+    <w:rPr>
+      <w:rFonts w:ascii="Courier New" w:hAnsi="Courier New" w:cs="Courier New"/>
+    </w:rPr>
+  </w:style>
+  <w:style w:type="character" w:customStyle="1" w:styleId="t">
+    <w:name w:val="ͼt"/>
+    <w:basedOn w:val="DefaultParagraphFont"/>
+    <w:rsid w:val="00036E79"/>
+  </w:style>
+  <w:style w:type="character" w:customStyle="1" w:styleId="n">
+    <w:name w:val="ͼn"/>
+    <w:basedOn w:val="DefaultParagraphFont"/>
+    <w:rsid w:val="00036E79"/>
+  </w:style>
+  <w:style w:type="character" w:customStyle="1" w:styleId="q">
+    <w:name w:val="ͼq"/>
+    <w:basedOn w:val="DefaultParagraphFont"/>
+    <w:rsid w:val="00036E79"/>
+  </w:style>
+  <w:style w:type="character" w:customStyle="1" w:styleId="r">
+    <w:name w:val="ͼr"/>
+    <w:basedOn w:val="DefaultParagraphFont"/>
+    <w:rsid w:val="00036E79"/>
   </w:style>
 </w:styles>
 </file>

--- a/pdf/class 10/CLASS 10 CH-4.docx
+++ b/pdf/class 10/CLASS 10 CH-4.docx
@@ -3,5851 +3,6 @@
 <w:document xmlns:wpc="http://schemas.microsoft.com/office/word/2010/wordprocessingCanvas" xmlns:mc="http://schemas.openxmlformats.org/markup-compatibility/2006" xmlns:o="urn:schemas-microsoft-com:office:office" xmlns:r="http://schemas.openxmlformats.org/officeDocument/2006/relationships" xmlns:m="http://schemas.openxmlformats.org/officeDocument/2006/math" xmlns:v="urn:schemas-microsoft-com:vml" xmlns:wp14="http://schemas.microsoft.com/office/word/2010/wordprocessingDrawing" xmlns:wp="http://schemas.openxmlformats.org/drawingml/2006/wordprocessingDrawing" xmlns:w10="urn:schemas-microsoft-com:office:word" xmlns:w="http://schemas.openxmlformats.org/wordprocessingml/2006/main" xmlns:w14="http://schemas.microsoft.com/office/word/2010/wordml" xmlns:w15="http://schemas.microsoft.com/office/word/2012/wordml" xmlns:wpg="http://schemas.microsoft.com/office/word/2010/wordprocessingGroup" xmlns:wpi="http://schemas.microsoft.com/office/word/2010/wordprocessingInk" xmlns:wne="http://schemas.microsoft.com/office/word/2006/wordml" xmlns:wps="http://schemas.microsoft.com/office/word/2010/wordprocessingShape" mc:Ignorable="w14 w15 wp14">
   <w:background w:color="E2EFD9" w:themeColor="accent6" w:themeTint="33"/>
   <w:body>
-    <w:p>
-      <w:pPr>
-        <w:spacing w:after="0" w:line="240" w:lineRule="auto"/>
-        <w:ind w:left="270"/>
-        <w:jc w:val="center"/>
-        <w:rPr>
-          <w:rFonts w:ascii="Times New Roman" w:hAnsi="Times New Roman" w:cs="Times New Roman"/>
-          <w:color w:val="7030A0"/>
-          <w:sz w:val="40"/>
-        </w:rPr>
-      </w:pPr>
-      <w:r>
-        <w:rPr>
-          <w:rFonts w:ascii="Times New Roman" w:hAnsi="Times New Roman" w:cs="Times New Roman"/>
-          <w:color w:val="7030A0"/>
-          <w:sz w:val="40"/>
-        </w:rPr>
-        <w:t>CLASS -1</w:t>
-      </w:r>
-      <w:r>
-        <w:rPr>
-          <w:rFonts w:ascii="Times New Roman" w:hAnsi="Times New Roman" w:cs="Times New Roman"/>
-          <w:color w:val="7030A0"/>
-          <w:sz w:val="40"/>
-        </w:rPr>
-        <w:t>0</w:t>
-      </w:r>
-      <w:r>
-        <w:rPr>
-          <w:rFonts w:ascii="Times New Roman" w:hAnsi="Times New Roman" w:cs="Times New Roman"/>
-          <w:color w:val="7030A0"/>
-          <w:sz w:val="40"/>
-        </w:rPr>
-        <w:t xml:space="preserve"> (202</w:t>
-      </w:r>
-      <w:r>
-        <w:rPr>
-          <w:rFonts w:ascii="Times New Roman" w:hAnsi="Times New Roman" w:cs="Times New Roman"/>
-          <w:color w:val="7030A0"/>
-          <w:sz w:val="40"/>
-        </w:rPr>
-        <w:t>6</w:t>
-      </w:r>
-      <w:r>
-        <w:rPr>
-          <w:rFonts w:ascii="Times New Roman" w:hAnsi="Times New Roman" w:cs="Times New Roman"/>
-          <w:color w:val="7030A0"/>
-          <w:sz w:val="40"/>
-        </w:rPr>
-        <w:t>-2</w:t>
-      </w:r>
-      <w:r>
-        <w:rPr>
-          <w:rFonts w:ascii="Times New Roman" w:hAnsi="Times New Roman" w:cs="Times New Roman"/>
-          <w:color w:val="7030A0"/>
-          <w:sz w:val="40"/>
-        </w:rPr>
-        <w:t>7</w:t>
-      </w:r>
-      <w:r>
-        <w:rPr>
-          <w:rFonts w:ascii="Times New Roman" w:hAnsi="Times New Roman" w:cs="Times New Roman"/>
-          <w:color w:val="7030A0"/>
-          <w:sz w:val="40"/>
-        </w:rPr>
-        <w:t>)</w:t>
-      </w:r>
-    </w:p>
-    <w:p>
-      <w:pPr>
-        <w:spacing w:after="0" w:line="240" w:lineRule="auto"/>
-        <w:ind w:left="270"/>
-        <w:jc w:val="center"/>
-        <w:rPr>
-          <w:rFonts w:ascii="Times New Roman" w:hAnsi="Times New Roman" w:cs="Times New Roman"/>
-          <w:b/>
-          <w:color w:val="00B050"/>
-          <w:sz w:val="72"/>
-        </w:rPr>
-      </w:pPr>
-      <w:r>
-        <w:rPr>
-          <w:rFonts w:ascii="Times New Roman" w:hAnsi="Times New Roman" w:cs="Times New Roman"/>
-          <w:b/>
-          <w:color w:val="00B050"/>
-          <w:sz w:val="44"/>
-        </w:rPr>
-        <w:t>Operators in Java</w:t>
-      </w:r>
-    </w:p>
-    <w:p>
-      <w:pPr>
-        <w:spacing w:after="0" w:line="240" w:lineRule="auto"/>
-        <w:ind w:left="270"/>
-        <w:jc w:val="center"/>
-        <w:rPr>
-          <w:rFonts w:ascii="Times New Roman" w:hAnsi="Times New Roman" w:cs="Times New Roman"/>
-          <w:b/>
-          <w:color w:val="538135" w:themeColor="accent6" w:themeShade="BF"/>
-          <w:sz w:val="32"/>
-        </w:rPr>
-      </w:pPr>
-      <w:r>
-        <w:rPr>
-          <w:rFonts w:ascii="Times New Roman" w:hAnsi="Times New Roman" w:cs="Times New Roman"/>
-          <w:b/>
-          <w:color w:val="538135" w:themeColor="accent6" w:themeShade="BF"/>
-          <w:sz w:val="32"/>
-        </w:rPr>
-        <w:t xml:space="preserve">CHAPTER </w:t>
-      </w:r>
-      <w:r>
-        <w:rPr>
-          <w:rFonts w:ascii="Times New Roman" w:hAnsi="Times New Roman" w:cs="Times New Roman"/>
-          <w:b/>
-          <w:color w:val="538135" w:themeColor="accent6" w:themeShade="BF"/>
-          <w:sz w:val="32"/>
-        </w:rPr>
-        <w:t>4</w:t>
-      </w:r>
-    </w:p>
-    <w:p>
-      <w:pPr>
-        <w:spacing w:after="0" w:line="240" w:lineRule="auto"/>
-        <w:outlineLvl w:val="0"/>
-        <w:rPr>
-          <w:rFonts w:ascii="Times New Roman" w:eastAsia="Times New Roman" w:hAnsi="Times New Roman" w:cs="Times New Roman"/>
-          <w:b/>
-          <w:bCs/>
-          <w:color w:val="00B0F0"/>
-          <w:kern w:val="36"/>
-          <w:sz w:val="48"/>
-          <w:szCs w:val="48"/>
-        </w:rPr>
-      </w:pPr>
-      <w:r>
-        <w:rPr>
-          <w:rFonts w:ascii="Times New Roman" w:eastAsia="Times New Roman" w:hAnsi="Times New Roman" w:cs="Times New Roman"/>
-          <w:b/>
-          <w:bCs/>
-          <w:color w:val="00B0F0"/>
-          <w:kern w:val="36"/>
-          <w:sz w:val="48"/>
-          <w:szCs w:val="48"/>
-        </w:rPr>
-        <w:t>A. Tick (</w:t>
-      </w:r>
-      <w:r>
-        <w:rPr>
-          <w:rFonts w:ascii="Segoe UI Symbol" w:eastAsia="Times New Roman" w:hAnsi="Segoe UI Symbol" w:cs="Segoe UI Symbol"/>
-          <w:b/>
-          <w:bCs/>
-          <w:color w:val="00B0F0"/>
-          <w:kern w:val="36"/>
-          <w:sz w:val="48"/>
-          <w:szCs w:val="48"/>
-        </w:rPr>
-        <w:t>✓</w:t>
-      </w:r>
-      <w:r>
-        <w:rPr>
-          <w:rFonts w:ascii="Times New Roman" w:eastAsia="Times New Roman" w:hAnsi="Times New Roman" w:cs="Times New Roman"/>
-          <w:b/>
-          <w:bCs/>
-          <w:color w:val="00B0F0"/>
-          <w:kern w:val="36"/>
-          <w:sz w:val="48"/>
-          <w:szCs w:val="48"/>
-        </w:rPr>
-        <w:t>) the correct answer</w:t>
-      </w:r>
-    </w:p>
-    <w:p>
-      <w:pPr>
-        <w:spacing w:after="0" w:line="240" w:lineRule="auto"/>
-        <w:outlineLvl w:val="2"/>
-        <w:rPr>
-          <w:rFonts w:ascii="Times New Roman" w:eastAsia="Times New Roman" w:hAnsi="Times New Roman" w:cs="Times New Roman"/>
-          <w:b/>
-          <w:bCs/>
-          <w:color w:val="00B050"/>
-          <w:sz w:val="27"/>
-          <w:szCs w:val="27"/>
-        </w:rPr>
-      </w:pPr>
-      <w:r>
-        <w:rPr>
-          <w:rFonts w:ascii="Times New Roman" w:eastAsia="Times New Roman" w:hAnsi="Times New Roman" w:cs="Times New Roman"/>
-          <w:b/>
-          <w:bCs/>
-          <w:color w:val="00B050"/>
-          <w:sz w:val="27"/>
-          <w:szCs w:val="27"/>
-        </w:rPr>
-        <w:t>Q1. The ‘+’ operator is an example of ______ operator.</w:t>
-      </w:r>
-    </w:p>
-    <w:p>
-      <w:pPr>
-        <w:spacing w:after="0" w:line="240" w:lineRule="auto"/>
-        <w:rPr>
-          <w:rFonts w:ascii="Times New Roman" w:eastAsia="Times New Roman" w:hAnsi="Times New Roman" w:cs="Times New Roman"/>
-          <w:sz w:val="24"/>
-          <w:szCs w:val="24"/>
-        </w:rPr>
-      </w:pPr>
-      <w:r>
-        <w:rPr>
-          <w:rFonts w:ascii="Times New Roman" w:eastAsia="Times New Roman" w:hAnsi="Times New Roman" w:cs="Times New Roman"/>
-          <w:sz w:val="24"/>
-          <w:szCs w:val="24"/>
-        </w:rPr>
-        <w:t>a. Relational</w:t>
-      </w:r>
-      <w:r>
-        <w:rPr>
-          <w:rFonts w:ascii="Times New Roman" w:eastAsia="Times New Roman" w:hAnsi="Times New Roman" w:cs="Times New Roman"/>
-          <w:sz w:val="24"/>
-          <w:szCs w:val="24"/>
-        </w:rPr>
-        <w:br/>
-        <w:t>b. Logical</w:t>
-      </w:r>
-      <w:r>
-        <w:rPr>
-          <w:rFonts w:ascii="Times New Roman" w:eastAsia="Times New Roman" w:hAnsi="Times New Roman" w:cs="Times New Roman"/>
-          <w:sz w:val="24"/>
-          <w:szCs w:val="24"/>
-        </w:rPr>
-        <w:br/>
-        <w:t>c. Arithmetic</w:t>
-      </w:r>
-      <w:r>
-        <w:rPr>
-          <w:rFonts w:ascii="Times New Roman" w:eastAsia="Times New Roman" w:hAnsi="Times New Roman" w:cs="Times New Roman"/>
-          <w:sz w:val="24"/>
-          <w:szCs w:val="24"/>
-        </w:rPr>
-        <w:br/>
-        <w:t>d. Assignment</w:t>
-      </w:r>
-    </w:p>
-    <w:p>
-      <w:pPr>
-        <w:spacing w:after="0" w:line="240" w:lineRule="auto"/>
-        <w:rPr>
-          <w:rFonts w:ascii="Times New Roman" w:eastAsia="Times New Roman" w:hAnsi="Times New Roman" w:cs="Times New Roman"/>
-          <w:color w:val="FF0000"/>
-          <w:sz w:val="24"/>
-          <w:szCs w:val="24"/>
-        </w:rPr>
-      </w:pPr>
-      <w:r>
-        <w:rPr>
-          <w:rFonts w:ascii="Times New Roman" w:eastAsia="Times New Roman" w:hAnsi="Times New Roman" w:cs="Times New Roman"/>
-          <w:b/>
-          <w:bCs/>
-          <w:color w:val="FF0000"/>
-          <w:sz w:val="24"/>
-          <w:szCs w:val="24"/>
-        </w:rPr>
-        <w:t>Answer:</w:t>
-      </w:r>
-      <w:r>
-        <w:rPr>
-          <w:rFonts w:ascii="Times New Roman" w:eastAsia="Times New Roman" w:hAnsi="Times New Roman" w:cs="Times New Roman"/>
-          <w:color w:val="FF0000"/>
-          <w:sz w:val="24"/>
-          <w:szCs w:val="24"/>
-        </w:rPr>
-        <w:t xml:space="preserve"> c. Arithmetic</w:t>
-      </w:r>
-    </w:p>
-    <w:p>
-      <w:pPr>
-        <w:spacing w:after="0" w:line="240" w:lineRule="auto"/>
-        <w:outlineLvl w:val="2"/>
-        <w:rPr>
-          <w:rFonts w:ascii="Times New Roman" w:eastAsia="Times New Roman" w:hAnsi="Times New Roman" w:cs="Times New Roman"/>
-          <w:b/>
-          <w:bCs/>
-          <w:color w:val="00B050"/>
-          <w:sz w:val="27"/>
-          <w:szCs w:val="27"/>
-        </w:rPr>
-      </w:pPr>
-      <w:r>
-        <w:rPr>
-          <w:rFonts w:ascii="Times New Roman" w:eastAsia="Times New Roman" w:hAnsi="Times New Roman" w:cs="Times New Roman"/>
-          <w:b/>
-          <w:bCs/>
-          <w:color w:val="00B050"/>
-          <w:sz w:val="27"/>
-          <w:szCs w:val="27"/>
-        </w:rPr>
-        <w:t>Q2. Which of the following is an example of a postfix increment operator?</w:t>
-      </w:r>
-    </w:p>
-    <w:p>
-      <w:pPr>
-        <w:spacing w:after="0" w:line="240" w:lineRule="auto"/>
-        <w:rPr>
-          <w:rFonts w:ascii="Times New Roman" w:eastAsia="Times New Roman" w:hAnsi="Times New Roman" w:cs="Times New Roman"/>
-          <w:sz w:val="24"/>
-          <w:szCs w:val="24"/>
-        </w:rPr>
-      </w:pPr>
-      <w:proofErr w:type="gramStart"/>
-      <w:r>
-        <w:rPr>
-          <w:rFonts w:ascii="Times New Roman" w:eastAsia="Times New Roman" w:hAnsi="Times New Roman" w:cs="Times New Roman"/>
-          <w:sz w:val="24"/>
-          <w:szCs w:val="24"/>
-        </w:rPr>
-        <w:t>a</w:t>
-      </w:r>
-      <w:proofErr w:type="gramEnd"/>
-      <w:r>
-        <w:rPr>
-          <w:rFonts w:ascii="Times New Roman" w:eastAsia="Times New Roman" w:hAnsi="Times New Roman" w:cs="Times New Roman"/>
-          <w:sz w:val="24"/>
-          <w:szCs w:val="24"/>
-        </w:rPr>
-        <w:t>. a+</w:t>
-      </w:r>
-      <w:r>
-        <w:rPr>
-          <w:rFonts w:ascii="Times New Roman" w:eastAsia="Times New Roman" w:hAnsi="Times New Roman" w:cs="Times New Roman"/>
-          <w:sz w:val="24"/>
-          <w:szCs w:val="24"/>
-        </w:rPr>
-        <w:br/>
-        <w:t>b. a++</w:t>
-      </w:r>
-      <w:r>
-        <w:rPr>
-          <w:rFonts w:ascii="Times New Roman" w:eastAsia="Times New Roman" w:hAnsi="Times New Roman" w:cs="Times New Roman"/>
-          <w:sz w:val="24"/>
-          <w:szCs w:val="24"/>
-        </w:rPr>
-        <w:br/>
-        <w:t>c. ++a</w:t>
-      </w:r>
-      <w:r>
-        <w:rPr>
-          <w:rFonts w:ascii="Times New Roman" w:eastAsia="Times New Roman" w:hAnsi="Times New Roman" w:cs="Times New Roman"/>
-          <w:sz w:val="24"/>
-          <w:szCs w:val="24"/>
-        </w:rPr>
-        <w:br/>
-        <w:t>d. +++a</w:t>
-      </w:r>
-    </w:p>
-    <w:p>
-      <w:pPr>
-        <w:spacing w:after="0" w:line="240" w:lineRule="auto"/>
-        <w:rPr>
-          <w:rFonts w:ascii="Times New Roman" w:eastAsia="Times New Roman" w:hAnsi="Times New Roman" w:cs="Times New Roman"/>
-          <w:color w:val="FF0000"/>
-          <w:sz w:val="24"/>
-          <w:szCs w:val="24"/>
-        </w:rPr>
-      </w:pPr>
-      <w:r>
-        <w:rPr>
-          <w:rFonts w:ascii="Times New Roman" w:eastAsia="Times New Roman" w:hAnsi="Times New Roman" w:cs="Times New Roman"/>
-          <w:b/>
-          <w:bCs/>
-          <w:color w:val="FF0000"/>
-          <w:sz w:val="24"/>
-          <w:szCs w:val="24"/>
-        </w:rPr>
-        <w:t>Answer:</w:t>
-      </w:r>
-      <w:r>
-        <w:rPr>
-          <w:rFonts w:ascii="Times New Roman" w:eastAsia="Times New Roman" w:hAnsi="Times New Roman" w:cs="Times New Roman"/>
-          <w:color w:val="FF0000"/>
-          <w:sz w:val="24"/>
-          <w:szCs w:val="24"/>
-        </w:rPr>
-        <w:t xml:space="preserve"> b. a++</w:t>
-      </w:r>
-    </w:p>
-    <w:p>
-      <w:pPr>
-        <w:spacing w:after="0" w:line="240" w:lineRule="auto"/>
-        <w:outlineLvl w:val="2"/>
-        <w:rPr>
-          <w:rFonts w:ascii="Times New Roman" w:eastAsia="Times New Roman" w:hAnsi="Times New Roman" w:cs="Times New Roman"/>
-          <w:b/>
-          <w:bCs/>
-          <w:color w:val="00B050"/>
-          <w:sz w:val="27"/>
-          <w:szCs w:val="27"/>
-        </w:rPr>
-      </w:pPr>
-      <w:r>
-        <w:rPr>
-          <w:rFonts w:ascii="Times New Roman" w:eastAsia="Times New Roman" w:hAnsi="Times New Roman" w:cs="Times New Roman"/>
-          <w:b/>
-          <w:bCs/>
-          <w:color w:val="00B050"/>
-          <w:sz w:val="27"/>
-          <w:szCs w:val="27"/>
-        </w:rPr>
-        <w:t>Q3. Which of the following is an example of a prefix decrement operator?</w:t>
-      </w:r>
-    </w:p>
-    <w:p>
-      <w:pPr>
-        <w:spacing w:after="0" w:line="240" w:lineRule="auto"/>
-        <w:rPr>
-          <w:rFonts w:ascii="Times New Roman" w:eastAsia="Times New Roman" w:hAnsi="Times New Roman" w:cs="Times New Roman"/>
-          <w:sz w:val="24"/>
-          <w:szCs w:val="24"/>
-        </w:rPr>
-      </w:pPr>
-      <w:proofErr w:type="gramStart"/>
-      <w:r>
-        <w:rPr>
-          <w:rFonts w:ascii="Times New Roman" w:eastAsia="Times New Roman" w:hAnsi="Times New Roman" w:cs="Times New Roman"/>
-          <w:sz w:val="24"/>
-          <w:szCs w:val="24"/>
-        </w:rPr>
-        <w:t>a</w:t>
-      </w:r>
-      <w:proofErr w:type="gramEnd"/>
-      <w:r>
-        <w:rPr>
-          <w:rFonts w:ascii="Times New Roman" w:eastAsia="Times New Roman" w:hAnsi="Times New Roman" w:cs="Times New Roman"/>
-          <w:sz w:val="24"/>
-          <w:szCs w:val="24"/>
-        </w:rPr>
-        <w:t xml:space="preserve">. </w:t>
-      </w:r>
-      <w:proofErr w:type="spellStart"/>
-      <w:r>
-        <w:rPr>
-          <w:rFonts w:ascii="Times New Roman" w:eastAsia="Times New Roman" w:hAnsi="Times New Roman" w:cs="Times New Roman"/>
-          <w:sz w:val="24"/>
-          <w:szCs w:val="24"/>
-        </w:rPr>
-        <w:t>i</w:t>
-      </w:r>
-      <w:proofErr w:type="spellEnd"/>
-      <w:r>
-        <w:rPr>
-          <w:rFonts w:ascii="Times New Roman" w:eastAsia="Times New Roman" w:hAnsi="Times New Roman" w:cs="Times New Roman"/>
-          <w:sz w:val="24"/>
-          <w:szCs w:val="24"/>
-        </w:rPr>
-        <w:t>++</w:t>
-      </w:r>
-      <w:r>
-        <w:rPr>
-          <w:rFonts w:ascii="Times New Roman" w:eastAsia="Times New Roman" w:hAnsi="Times New Roman" w:cs="Times New Roman"/>
-          <w:sz w:val="24"/>
-          <w:szCs w:val="24"/>
-        </w:rPr>
-        <w:br/>
-        <w:t>b. a--</w:t>
-      </w:r>
-      <w:r>
-        <w:rPr>
-          <w:rFonts w:ascii="Times New Roman" w:eastAsia="Times New Roman" w:hAnsi="Times New Roman" w:cs="Times New Roman"/>
-          <w:sz w:val="24"/>
-          <w:szCs w:val="24"/>
-        </w:rPr>
-        <w:br/>
-        <w:t>c. --a</w:t>
-      </w:r>
-      <w:r>
-        <w:rPr>
-          <w:rFonts w:ascii="Times New Roman" w:eastAsia="Times New Roman" w:hAnsi="Times New Roman" w:cs="Times New Roman"/>
-          <w:sz w:val="24"/>
-          <w:szCs w:val="24"/>
-        </w:rPr>
-        <w:br/>
-        <w:t>d. ++a</w:t>
-      </w:r>
-    </w:p>
-    <w:p>
-      <w:pPr>
-        <w:spacing w:after="0" w:line="240" w:lineRule="auto"/>
-        <w:rPr>
-          <w:rFonts w:ascii="Times New Roman" w:eastAsia="Times New Roman" w:hAnsi="Times New Roman" w:cs="Times New Roman"/>
-          <w:color w:val="FF0000"/>
-          <w:sz w:val="24"/>
-          <w:szCs w:val="24"/>
-        </w:rPr>
-      </w:pPr>
-      <w:r>
-        <w:rPr>
-          <w:rFonts w:ascii="Times New Roman" w:eastAsia="Times New Roman" w:hAnsi="Times New Roman" w:cs="Times New Roman"/>
-          <w:b/>
-          <w:bCs/>
-          <w:color w:val="FF0000"/>
-          <w:sz w:val="24"/>
-          <w:szCs w:val="24"/>
-        </w:rPr>
-        <w:t>Answer:</w:t>
-      </w:r>
-      <w:r>
-        <w:rPr>
-          <w:rFonts w:ascii="Times New Roman" w:eastAsia="Times New Roman" w:hAnsi="Times New Roman" w:cs="Times New Roman"/>
-          <w:color w:val="FF0000"/>
-          <w:sz w:val="24"/>
-          <w:szCs w:val="24"/>
-        </w:rPr>
-        <w:t xml:space="preserve"> c. --a</w:t>
-      </w:r>
-    </w:p>
-    <w:p>
-      <w:pPr>
-        <w:spacing w:after="0" w:line="240" w:lineRule="auto"/>
-        <w:outlineLvl w:val="2"/>
-        <w:rPr>
-          <w:rFonts w:ascii="Times New Roman" w:eastAsia="Times New Roman" w:hAnsi="Times New Roman" w:cs="Times New Roman"/>
-          <w:b/>
-          <w:bCs/>
-          <w:color w:val="00B050"/>
-          <w:sz w:val="27"/>
-          <w:szCs w:val="27"/>
-        </w:rPr>
-      </w:pPr>
-      <w:r>
-        <w:rPr>
-          <w:rFonts w:ascii="Times New Roman" w:eastAsia="Times New Roman" w:hAnsi="Times New Roman" w:cs="Times New Roman"/>
-          <w:b/>
-          <w:bCs/>
-          <w:color w:val="00B050"/>
-          <w:sz w:val="27"/>
-          <w:szCs w:val="27"/>
-        </w:rPr>
-        <w:t>Q4. Which of the following is the correct use of a ternary operator?</w:t>
-      </w:r>
-    </w:p>
-    <w:p>
-      <w:pPr>
-        <w:spacing w:after="0" w:line="240" w:lineRule="auto"/>
-        <w:rPr>
-          <w:rFonts w:ascii="Times New Roman" w:eastAsia="Times New Roman" w:hAnsi="Times New Roman" w:cs="Times New Roman"/>
-          <w:sz w:val="24"/>
-          <w:szCs w:val="24"/>
-        </w:rPr>
-      </w:pPr>
-      <w:r>
-        <w:rPr>
-          <w:rFonts w:ascii="Times New Roman" w:eastAsia="Times New Roman" w:hAnsi="Times New Roman" w:cs="Times New Roman"/>
-          <w:sz w:val="24"/>
-          <w:szCs w:val="24"/>
-        </w:rPr>
-        <w:t>a. (a &gt; b)? "</w:t>
-      </w:r>
-      <w:proofErr w:type="gramStart"/>
-      <w:r>
-        <w:rPr>
-          <w:rFonts w:ascii="Times New Roman" w:eastAsia="Times New Roman" w:hAnsi="Times New Roman" w:cs="Times New Roman"/>
-          <w:sz w:val="24"/>
-          <w:szCs w:val="24"/>
-        </w:rPr>
-        <w:t>a</w:t>
-      </w:r>
-      <w:proofErr w:type="gramEnd"/>
-      <w:r>
-        <w:rPr>
-          <w:rFonts w:ascii="Times New Roman" w:eastAsia="Times New Roman" w:hAnsi="Times New Roman" w:cs="Times New Roman"/>
-          <w:sz w:val="24"/>
-          <w:szCs w:val="24"/>
-        </w:rPr>
-        <w:t xml:space="preserve"> is greater than b" : "b is greater than a";</w:t>
-      </w:r>
-      <w:r>
-        <w:rPr>
-          <w:rFonts w:ascii="Times New Roman" w:eastAsia="Times New Roman" w:hAnsi="Times New Roman" w:cs="Times New Roman"/>
-          <w:sz w:val="24"/>
-          <w:szCs w:val="24"/>
-        </w:rPr>
-        <w:br/>
-        <w:t>b. (a &gt; b): "a is greater than b" ? "</w:t>
-      </w:r>
-      <w:proofErr w:type="gramStart"/>
-      <w:r>
-        <w:rPr>
-          <w:rFonts w:ascii="Times New Roman" w:eastAsia="Times New Roman" w:hAnsi="Times New Roman" w:cs="Times New Roman"/>
-          <w:sz w:val="24"/>
-          <w:szCs w:val="24"/>
-        </w:rPr>
-        <w:t>b</w:t>
-      </w:r>
-      <w:proofErr w:type="gramEnd"/>
-      <w:r>
-        <w:rPr>
-          <w:rFonts w:ascii="Times New Roman" w:eastAsia="Times New Roman" w:hAnsi="Times New Roman" w:cs="Times New Roman"/>
-          <w:sz w:val="24"/>
-          <w:szCs w:val="24"/>
-        </w:rPr>
-        <w:t xml:space="preserve"> is greater than a";</w:t>
-      </w:r>
-      <w:r>
-        <w:rPr>
-          <w:rFonts w:ascii="Times New Roman" w:eastAsia="Times New Roman" w:hAnsi="Times New Roman" w:cs="Times New Roman"/>
-          <w:sz w:val="24"/>
-          <w:szCs w:val="24"/>
-        </w:rPr>
-        <w:br/>
-        <w:t xml:space="preserve">c. Both </w:t>
-      </w:r>
-      <w:proofErr w:type="gramStart"/>
-      <w:r>
-        <w:rPr>
-          <w:rFonts w:ascii="Times New Roman" w:eastAsia="Times New Roman" w:hAnsi="Times New Roman" w:cs="Times New Roman"/>
-          <w:sz w:val="24"/>
-          <w:szCs w:val="24"/>
-        </w:rPr>
-        <w:t>a and</w:t>
-      </w:r>
-      <w:proofErr w:type="gramEnd"/>
-      <w:r>
-        <w:rPr>
-          <w:rFonts w:ascii="Times New Roman" w:eastAsia="Times New Roman" w:hAnsi="Times New Roman" w:cs="Times New Roman"/>
-          <w:sz w:val="24"/>
-          <w:szCs w:val="24"/>
-        </w:rPr>
-        <w:t xml:space="preserve"> b</w:t>
-      </w:r>
-      <w:r>
-        <w:rPr>
-          <w:rFonts w:ascii="Times New Roman" w:eastAsia="Times New Roman" w:hAnsi="Times New Roman" w:cs="Times New Roman"/>
-          <w:sz w:val="24"/>
-          <w:szCs w:val="24"/>
-        </w:rPr>
-        <w:br/>
-        <w:t>d. (a &gt; b)? "</w:t>
-      </w:r>
-      <w:proofErr w:type="gramStart"/>
-      <w:r>
-        <w:rPr>
-          <w:rFonts w:ascii="Times New Roman" w:eastAsia="Times New Roman" w:hAnsi="Times New Roman" w:cs="Times New Roman"/>
-          <w:sz w:val="24"/>
-          <w:szCs w:val="24"/>
-        </w:rPr>
-        <w:t>a</w:t>
-      </w:r>
-      <w:proofErr w:type="gramEnd"/>
-      <w:r>
-        <w:rPr>
-          <w:rFonts w:ascii="Times New Roman" w:eastAsia="Times New Roman" w:hAnsi="Times New Roman" w:cs="Times New Roman"/>
-          <w:sz w:val="24"/>
-          <w:szCs w:val="24"/>
-        </w:rPr>
-        <w:t xml:space="preserve"> is greater than b" ; "b is greater than a";</w:t>
-      </w:r>
-    </w:p>
-    <w:p>
-      <w:pPr>
-        <w:spacing w:after="0" w:line="240" w:lineRule="auto"/>
-        <w:rPr>
-          <w:rFonts w:ascii="Times New Roman" w:eastAsia="Times New Roman" w:hAnsi="Times New Roman" w:cs="Times New Roman"/>
-          <w:color w:val="FF0000"/>
-          <w:sz w:val="24"/>
-          <w:szCs w:val="24"/>
-        </w:rPr>
-      </w:pPr>
-      <w:r>
-        <w:rPr>
-          <w:rFonts w:ascii="Times New Roman" w:eastAsia="Times New Roman" w:hAnsi="Times New Roman" w:cs="Times New Roman"/>
-          <w:b/>
-          <w:bCs/>
-          <w:color w:val="FF0000"/>
-          <w:sz w:val="24"/>
-          <w:szCs w:val="24"/>
-        </w:rPr>
-        <w:t>Answer:</w:t>
-      </w:r>
-      <w:r>
-        <w:rPr>
-          <w:rFonts w:ascii="Times New Roman" w:eastAsia="Times New Roman" w:hAnsi="Times New Roman" w:cs="Times New Roman"/>
-          <w:color w:val="FF0000"/>
-          <w:sz w:val="24"/>
-          <w:szCs w:val="24"/>
-        </w:rPr>
-        <w:t xml:space="preserve"> a.</w:t>
-      </w:r>
-    </w:p>
-    <w:p>
-      <w:pPr>
-        <w:spacing w:after="0" w:line="240" w:lineRule="auto"/>
-        <w:outlineLvl w:val="2"/>
-        <w:rPr>
-          <w:rFonts w:ascii="Times New Roman" w:eastAsia="Times New Roman" w:hAnsi="Times New Roman" w:cs="Times New Roman"/>
-          <w:b/>
-          <w:bCs/>
-          <w:color w:val="00B050"/>
-          <w:sz w:val="27"/>
-          <w:szCs w:val="27"/>
-        </w:rPr>
-      </w:pPr>
-      <w:r>
-        <w:rPr>
-          <w:rFonts w:ascii="Times New Roman" w:eastAsia="Times New Roman" w:hAnsi="Times New Roman" w:cs="Times New Roman"/>
-          <w:b/>
-          <w:bCs/>
-          <w:color w:val="00B050"/>
-          <w:sz w:val="27"/>
-          <w:szCs w:val="27"/>
-        </w:rPr>
-        <w:t>Q5. Which of the following operators can we use to initialize all non-primitive data types?</w:t>
-      </w:r>
-    </w:p>
-    <w:p>
-      <w:pPr>
-        <w:spacing w:after="0" w:line="240" w:lineRule="auto"/>
-        <w:rPr>
-          <w:rFonts w:ascii="Times New Roman" w:eastAsia="Times New Roman" w:hAnsi="Times New Roman" w:cs="Times New Roman"/>
-          <w:sz w:val="24"/>
-          <w:szCs w:val="24"/>
-        </w:rPr>
-      </w:pPr>
-      <w:proofErr w:type="gramStart"/>
-      <w:r>
-        <w:rPr>
-          <w:rFonts w:ascii="Times New Roman" w:eastAsia="Times New Roman" w:hAnsi="Times New Roman" w:cs="Times New Roman"/>
-          <w:sz w:val="24"/>
-          <w:szCs w:val="24"/>
-        </w:rPr>
-        <w:t>a</w:t>
-      </w:r>
-      <w:proofErr w:type="gramEnd"/>
-      <w:r>
-        <w:rPr>
-          <w:rFonts w:ascii="Times New Roman" w:eastAsia="Times New Roman" w:hAnsi="Times New Roman" w:cs="Times New Roman"/>
-          <w:sz w:val="24"/>
-          <w:szCs w:val="24"/>
-        </w:rPr>
-        <w:t>. Dot (.) operator</w:t>
-      </w:r>
-      <w:r>
-        <w:rPr>
-          <w:rFonts w:ascii="Times New Roman" w:eastAsia="Times New Roman" w:hAnsi="Times New Roman" w:cs="Times New Roman"/>
-          <w:sz w:val="24"/>
-          <w:szCs w:val="24"/>
-        </w:rPr>
-        <w:br/>
-        <w:t>b. Ternary operator</w:t>
-      </w:r>
-      <w:r>
-        <w:rPr>
-          <w:rFonts w:ascii="Times New Roman" w:eastAsia="Times New Roman" w:hAnsi="Times New Roman" w:cs="Times New Roman"/>
-          <w:sz w:val="24"/>
-          <w:szCs w:val="24"/>
-        </w:rPr>
-        <w:br/>
-        <w:t>c. new operator</w:t>
-      </w:r>
-      <w:r>
-        <w:rPr>
-          <w:rFonts w:ascii="Times New Roman" w:eastAsia="Times New Roman" w:hAnsi="Times New Roman" w:cs="Times New Roman"/>
-          <w:sz w:val="24"/>
-          <w:szCs w:val="24"/>
-        </w:rPr>
-        <w:br/>
-        <w:t>d. relational operator</w:t>
-      </w:r>
-    </w:p>
-    <w:p>
-      <w:pPr>
-        <w:spacing w:after="0" w:line="240" w:lineRule="auto"/>
-        <w:rPr>
-          <w:rFonts w:ascii="Times New Roman" w:eastAsia="Times New Roman" w:hAnsi="Times New Roman" w:cs="Times New Roman"/>
-          <w:color w:val="FF0000"/>
-          <w:sz w:val="24"/>
-          <w:szCs w:val="24"/>
-        </w:rPr>
-      </w:pPr>
-      <w:r>
-        <w:rPr>
-          <w:rFonts w:ascii="Times New Roman" w:eastAsia="Times New Roman" w:hAnsi="Times New Roman" w:cs="Times New Roman"/>
-          <w:b/>
-          <w:bCs/>
-          <w:color w:val="FF0000"/>
-          <w:sz w:val="24"/>
-          <w:szCs w:val="24"/>
-        </w:rPr>
-        <w:t>Answer:</w:t>
-      </w:r>
-      <w:r>
-        <w:rPr>
-          <w:rFonts w:ascii="Times New Roman" w:eastAsia="Times New Roman" w:hAnsi="Times New Roman" w:cs="Times New Roman"/>
-          <w:color w:val="FF0000"/>
-          <w:sz w:val="24"/>
-          <w:szCs w:val="24"/>
-        </w:rPr>
-        <w:t xml:space="preserve"> c. new operator</w:t>
-      </w:r>
-    </w:p>
-    <w:p>
-      <w:pPr>
-        <w:spacing w:after="0" w:line="240" w:lineRule="auto"/>
-        <w:outlineLvl w:val="0"/>
-        <w:rPr>
-          <w:rFonts w:ascii="Times New Roman" w:eastAsia="Times New Roman" w:hAnsi="Times New Roman" w:cs="Times New Roman"/>
-          <w:b/>
-          <w:bCs/>
-          <w:color w:val="00B0F0"/>
-          <w:kern w:val="36"/>
-          <w:sz w:val="48"/>
-          <w:szCs w:val="48"/>
-        </w:rPr>
-      </w:pPr>
-      <w:r>
-        <w:rPr>
-          <w:rFonts w:ascii="Times New Roman" w:eastAsia="Times New Roman" w:hAnsi="Times New Roman" w:cs="Times New Roman"/>
-          <w:b/>
-          <w:bCs/>
-          <w:color w:val="00B0F0"/>
-          <w:kern w:val="36"/>
-          <w:sz w:val="48"/>
-          <w:szCs w:val="48"/>
-        </w:rPr>
-        <w:t>B. Fill in the blanks</w:t>
-      </w:r>
-    </w:p>
-    <w:p>
-      <w:pPr>
-        <w:spacing w:after="0" w:line="240" w:lineRule="auto"/>
-        <w:outlineLvl w:val="2"/>
-        <w:rPr>
-          <w:rFonts w:ascii="Times New Roman" w:eastAsia="Times New Roman" w:hAnsi="Times New Roman" w:cs="Times New Roman"/>
-          <w:b/>
-          <w:bCs/>
-          <w:color w:val="00B050"/>
-          <w:sz w:val="27"/>
-          <w:szCs w:val="27"/>
-        </w:rPr>
-      </w:pPr>
-      <w:r>
-        <w:rPr>
-          <w:rFonts w:ascii="Times New Roman" w:eastAsia="Times New Roman" w:hAnsi="Times New Roman" w:cs="Times New Roman"/>
-          <w:b/>
-          <w:bCs/>
-          <w:color w:val="00B050"/>
-          <w:sz w:val="27"/>
-          <w:szCs w:val="27"/>
-        </w:rPr>
-        <w:t>Q1. Arrange these operators (&lt;, ++, +, %) in order of higher to lower precedence.</w:t>
-      </w:r>
-    </w:p>
-    <w:p>
-      <w:pPr>
-        <w:spacing w:after="0" w:line="240" w:lineRule="auto"/>
-        <w:rPr>
-          <w:rFonts w:ascii="Times New Roman" w:eastAsia="Times New Roman" w:hAnsi="Times New Roman" w:cs="Times New Roman"/>
-          <w:color w:val="FF0000"/>
-          <w:sz w:val="24"/>
-          <w:szCs w:val="24"/>
-        </w:rPr>
-      </w:pPr>
-      <w:r>
-        <w:rPr>
-          <w:rFonts w:ascii="Times New Roman" w:eastAsia="Times New Roman" w:hAnsi="Times New Roman" w:cs="Times New Roman"/>
-          <w:b/>
-          <w:bCs/>
-          <w:color w:val="FF0000"/>
-          <w:sz w:val="24"/>
-          <w:szCs w:val="24"/>
-        </w:rPr>
-        <w:t>Answer</w:t>
-      </w:r>
-      <w:proofErr w:type="gramStart"/>
-      <w:r>
-        <w:rPr>
-          <w:rFonts w:ascii="Times New Roman" w:eastAsia="Times New Roman" w:hAnsi="Times New Roman" w:cs="Times New Roman"/>
-          <w:b/>
-          <w:bCs/>
-          <w:color w:val="FF0000"/>
-          <w:sz w:val="24"/>
-          <w:szCs w:val="24"/>
-        </w:rPr>
-        <w:t>:</w:t>
-      </w:r>
-      <w:proofErr w:type="gramEnd"/>
-      <w:r>
-        <w:rPr>
-          <w:rFonts w:ascii="Times New Roman" w:eastAsia="Times New Roman" w:hAnsi="Times New Roman" w:cs="Times New Roman"/>
-          <w:color w:val="FF0000"/>
-          <w:sz w:val="24"/>
-          <w:szCs w:val="24"/>
-        </w:rPr>
-        <w:br/>
-      </w:r>
-      <w:r>
-        <w:rPr>
-          <w:rFonts w:ascii="Courier New" w:eastAsia="Times New Roman" w:hAnsi="Courier New" w:cs="Courier New"/>
-          <w:color w:val="FF0000"/>
-          <w:sz w:val="20"/>
-          <w:szCs w:val="20"/>
-        </w:rPr>
-        <w:t>++ , % , + , &lt;</w:t>
-      </w:r>
-    </w:p>
-    <w:p>
-      <w:pPr>
-        <w:spacing w:after="0" w:line="240" w:lineRule="auto"/>
-        <w:outlineLvl w:val="2"/>
-        <w:rPr>
-          <w:rFonts w:ascii="Times New Roman" w:eastAsia="Times New Roman" w:hAnsi="Times New Roman" w:cs="Times New Roman"/>
-          <w:b/>
-          <w:bCs/>
-          <w:color w:val="00B050"/>
-          <w:sz w:val="27"/>
-          <w:szCs w:val="27"/>
-        </w:rPr>
-      </w:pPr>
-      <w:r>
-        <w:rPr>
-          <w:rFonts w:ascii="Times New Roman" w:eastAsia="Times New Roman" w:hAnsi="Times New Roman" w:cs="Times New Roman"/>
-          <w:b/>
-          <w:bCs/>
-          <w:color w:val="00B050"/>
-          <w:sz w:val="27"/>
-          <w:szCs w:val="27"/>
-        </w:rPr>
-        <w:t>Q2. The equivalent Java expression for a² + b² + 2ab is ______.</w:t>
-      </w:r>
-    </w:p>
-    <w:p>
-      <w:pPr>
-        <w:spacing w:after="0" w:line="240" w:lineRule="auto"/>
-        <w:rPr>
-          <w:rFonts w:ascii="Times New Roman" w:eastAsia="Times New Roman" w:hAnsi="Times New Roman" w:cs="Times New Roman"/>
-          <w:color w:val="FF0000"/>
-          <w:sz w:val="24"/>
-          <w:szCs w:val="24"/>
-        </w:rPr>
-      </w:pPr>
-      <w:r>
-        <w:rPr>
-          <w:rFonts w:ascii="Times New Roman" w:eastAsia="Times New Roman" w:hAnsi="Times New Roman" w:cs="Times New Roman"/>
-          <w:b/>
-          <w:bCs/>
-          <w:color w:val="FF0000"/>
-          <w:sz w:val="24"/>
-          <w:szCs w:val="24"/>
-        </w:rPr>
-        <w:t>Answer</w:t>
-      </w:r>
-      <w:proofErr w:type="gramStart"/>
-      <w:r>
-        <w:rPr>
-          <w:rFonts w:ascii="Times New Roman" w:eastAsia="Times New Roman" w:hAnsi="Times New Roman" w:cs="Times New Roman"/>
-          <w:b/>
-          <w:bCs/>
-          <w:color w:val="FF0000"/>
-          <w:sz w:val="24"/>
-          <w:szCs w:val="24"/>
-        </w:rPr>
-        <w:t>:</w:t>
-      </w:r>
-      <w:proofErr w:type="gramEnd"/>
-      <w:r>
-        <w:rPr>
-          <w:rFonts w:ascii="Times New Roman" w:eastAsia="Times New Roman" w:hAnsi="Times New Roman" w:cs="Times New Roman"/>
-          <w:color w:val="FF0000"/>
-          <w:sz w:val="24"/>
-          <w:szCs w:val="24"/>
-        </w:rPr>
-        <w:br/>
-      </w:r>
-      <w:r>
-        <w:rPr>
-          <w:rFonts w:ascii="Courier New" w:eastAsia="Times New Roman" w:hAnsi="Courier New" w:cs="Courier New"/>
-          <w:color w:val="FF0000"/>
-          <w:sz w:val="20"/>
-          <w:szCs w:val="20"/>
-        </w:rPr>
-        <w:t>a*a + b*b + 2*a*b</w:t>
-      </w:r>
-    </w:p>
-    <w:p>
-      <w:pPr>
-        <w:spacing w:after="0" w:line="240" w:lineRule="auto"/>
-        <w:outlineLvl w:val="2"/>
-        <w:rPr>
-          <w:rFonts w:ascii="Times New Roman" w:eastAsia="Times New Roman" w:hAnsi="Times New Roman" w:cs="Times New Roman"/>
-          <w:b/>
-          <w:bCs/>
-          <w:color w:val="00B050"/>
-          <w:sz w:val="27"/>
-          <w:szCs w:val="27"/>
-        </w:rPr>
-      </w:pPr>
-      <w:r>
-        <w:rPr>
-          <w:rFonts w:ascii="Times New Roman" w:eastAsia="Times New Roman" w:hAnsi="Times New Roman" w:cs="Times New Roman"/>
-          <w:b/>
-          <w:bCs/>
-          <w:color w:val="00B050"/>
-          <w:sz w:val="27"/>
-          <w:szCs w:val="27"/>
-        </w:rPr>
-        <w:t xml:space="preserve">Q3. The output of the expression a += a++ + a++ % </w:t>
-      </w:r>
-      <w:proofErr w:type="gramStart"/>
-      <w:r>
-        <w:rPr>
-          <w:rFonts w:ascii="Times New Roman" w:eastAsia="Times New Roman" w:hAnsi="Times New Roman" w:cs="Times New Roman"/>
-          <w:b/>
-          <w:bCs/>
-          <w:color w:val="00B050"/>
-          <w:sz w:val="27"/>
-          <w:szCs w:val="27"/>
-        </w:rPr>
-        <w:t>a is</w:t>
-      </w:r>
-      <w:proofErr w:type="gramEnd"/>
-      <w:r>
-        <w:rPr>
-          <w:rFonts w:ascii="Times New Roman" w:eastAsia="Times New Roman" w:hAnsi="Times New Roman" w:cs="Times New Roman"/>
-          <w:b/>
-          <w:bCs/>
-          <w:color w:val="00B050"/>
-          <w:sz w:val="27"/>
-          <w:szCs w:val="27"/>
-        </w:rPr>
-        <w:t xml:space="preserve"> ______ if a = 5.</w:t>
-      </w:r>
-    </w:p>
-    <w:p>
-      <w:pPr>
-        <w:spacing w:after="0" w:line="240" w:lineRule="auto"/>
-        <w:outlineLvl w:val="2"/>
-        <w:rPr>
-          <w:rFonts w:ascii="Times New Roman" w:eastAsia="Times New Roman" w:hAnsi="Times New Roman" w:cs="Times New Roman"/>
-          <w:b/>
-          <w:bCs/>
-          <w:color w:val="00B050"/>
-          <w:sz w:val="27"/>
-          <w:szCs w:val="27"/>
-        </w:rPr>
-      </w:pPr>
-      <w:r>
-        <w:rPr>
-          <w:rFonts w:ascii="Times New Roman" w:eastAsia="Times New Roman" w:hAnsi="Times New Roman" w:cs="Times New Roman"/>
-          <w:b/>
-          <w:bCs/>
-          <w:color w:val="00B050"/>
-          <w:sz w:val="27"/>
-          <w:szCs w:val="27"/>
-        </w:rPr>
-        <w:t>Step-by-step solution:</w:t>
-      </w:r>
-    </w:p>
-    <w:p>
-      <w:pPr>
-        <w:spacing w:after="0" w:line="240" w:lineRule="auto"/>
-        <w:rPr>
-          <w:rFonts w:ascii="Times New Roman" w:eastAsia="Times New Roman" w:hAnsi="Times New Roman" w:cs="Times New Roman"/>
-          <w:sz w:val="24"/>
-          <w:szCs w:val="24"/>
-        </w:rPr>
-      </w:pPr>
-      <w:r>
-        <w:rPr>
-          <w:rFonts w:ascii="Times New Roman" w:eastAsia="Times New Roman" w:hAnsi="Times New Roman" w:cs="Times New Roman"/>
-          <w:sz w:val="24"/>
-          <w:szCs w:val="24"/>
-        </w:rPr>
-        <w:t>Initial value → a = 5</w:t>
-      </w:r>
-    </w:p>
-    <w:p>
-      <w:pPr>
-        <w:spacing w:after="0" w:line="240" w:lineRule="auto"/>
-        <w:rPr>
-          <w:rFonts w:ascii="Times New Roman" w:eastAsia="Times New Roman" w:hAnsi="Times New Roman" w:cs="Times New Roman"/>
-          <w:sz w:val="24"/>
-          <w:szCs w:val="24"/>
-        </w:rPr>
-      </w:pPr>
-      <w:r>
-        <w:rPr>
-          <w:rFonts w:ascii="Times New Roman" w:eastAsia="Times New Roman" w:hAnsi="Times New Roman" w:cs="Times New Roman"/>
-          <w:sz w:val="24"/>
-          <w:szCs w:val="24"/>
-        </w:rPr>
-        <w:t>Expression</w:t>
-      </w:r>
-      <w:proofErr w:type="gramStart"/>
-      <w:r>
-        <w:rPr>
-          <w:rFonts w:ascii="Times New Roman" w:eastAsia="Times New Roman" w:hAnsi="Times New Roman" w:cs="Times New Roman"/>
-          <w:sz w:val="24"/>
-          <w:szCs w:val="24"/>
-        </w:rPr>
-        <w:t>:</w:t>
-      </w:r>
-      <w:proofErr w:type="gramEnd"/>
-      <w:r>
-        <w:rPr>
-          <w:rFonts w:ascii="Times New Roman" w:eastAsia="Times New Roman" w:hAnsi="Times New Roman" w:cs="Times New Roman"/>
-          <w:sz w:val="24"/>
-          <w:szCs w:val="24"/>
-        </w:rPr>
-        <w:br/>
-        <w:t>a += a++ + a++ % a</w:t>
-      </w:r>
-    </w:p>
-    <w:p>
-      <w:pPr>
-        <w:spacing w:after="0" w:line="240" w:lineRule="auto"/>
-        <w:rPr>
-          <w:rFonts w:ascii="Times New Roman" w:eastAsia="Times New Roman" w:hAnsi="Times New Roman" w:cs="Times New Roman"/>
-          <w:sz w:val="24"/>
-          <w:szCs w:val="24"/>
-        </w:rPr>
-      </w:pPr>
-      <w:r>
-        <w:rPr>
-          <w:rFonts w:ascii="Times New Roman" w:eastAsia="Times New Roman" w:hAnsi="Times New Roman" w:cs="Times New Roman"/>
-          <w:sz w:val="24"/>
-          <w:szCs w:val="24"/>
-        </w:rPr>
-        <w:t>Step 1: a++ → use 5, then a becomes 6</w:t>
-      </w:r>
-      <w:r>
-        <w:rPr>
-          <w:rFonts w:ascii="Times New Roman" w:eastAsia="Times New Roman" w:hAnsi="Times New Roman" w:cs="Times New Roman"/>
-          <w:sz w:val="24"/>
-          <w:szCs w:val="24"/>
-        </w:rPr>
-        <w:br/>
-        <w:t>Step 2: next a++ → use 6, then a becomes 7</w:t>
-      </w:r>
-      <w:r>
-        <w:rPr>
-          <w:rFonts w:ascii="Times New Roman" w:eastAsia="Times New Roman" w:hAnsi="Times New Roman" w:cs="Times New Roman"/>
-          <w:sz w:val="24"/>
-          <w:szCs w:val="24"/>
-        </w:rPr>
-        <w:br/>
-        <w:t>Step 3: 6 % 7 = 6</w:t>
-      </w:r>
-    </w:p>
-    <w:p>
-      <w:pPr>
-        <w:spacing w:after="0" w:line="240" w:lineRule="auto"/>
-        <w:rPr>
-          <w:rFonts w:ascii="Times New Roman" w:eastAsia="Times New Roman" w:hAnsi="Times New Roman" w:cs="Times New Roman"/>
-          <w:sz w:val="24"/>
-          <w:szCs w:val="24"/>
-        </w:rPr>
-      </w:pPr>
-      <w:r>
-        <w:rPr>
-          <w:rFonts w:ascii="Times New Roman" w:eastAsia="Times New Roman" w:hAnsi="Times New Roman" w:cs="Times New Roman"/>
-          <w:sz w:val="24"/>
-          <w:szCs w:val="24"/>
-        </w:rPr>
-        <w:lastRenderedPageBreak/>
-        <w:t>Now</w:t>
-      </w:r>
-      <w:proofErr w:type="gramStart"/>
-      <w:r>
-        <w:rPr>
-          <w:rFonts w:ascii="Times New Roman" w:eastAsia="Times New Roman" w:hAnsi="Times New Roman" w:cs="Times New Roman"/>
-          <w:sz w:val="24"/>
-          <w:szCs w:val="24"/>
-        </w:rPr>
-        <w:t>:</w:t>
-      </w:r>
-      <w:proofErr w:type="gramEnd"/>
-      <w:r>
-        <w:rPr>
-          <w:rFonts w:ascii="Times New Roman" w:eastAsia="Times New Roman" w:hAnsi="Times New Roman" w:cs="Times New Roman"/>
-          <w:sz w:val="24"/>
-          <w:szCs w:val="24"/>
-        </w:rPr>
-        <w:br/>
-        <w:t>a += 5 + 6</w:t>
-      </w:r>
-      <w:r>
-        <w:rPr>
-          <w:rFonts w:ascii="Times New Roman" w:eastAsia="Times New Roman" w:hAnsi="Times New Roman" w:cs="Times New Roman"/>
-          <w:sz w:val="24"/>
-          <w:szCs w:val="24"/>
-        </w:rPr>
-        <w:br/>
-        <w:t>a += 11</w:t>
-      </w:r>
-    </w:p>
-    <w:p>
-      <w:pPr>
-        <w:spacing w:after="0" w:line="240" w:lineRule="auto"/>
-        <w:rPr>
-          <w:rFonts w:ascii="Times New Roman" w:eastAsia="Times New Roman" w:hAnsi="Times New Roman" w:cs="Times New Roman"/>
-          <w:sz w:val="24"/>
-          <w:szCs w:val="24"/>
-        </w:rPr>
-      </w:pPr>
-      <w:r>
-        <w:rPr>
-          <w:rFonts w:ascii="Times New Roman" w:eastAsia="Times New Roman" w:hAnsi="Times New Roman" w:cs="Times New Roman"/>
-          <w:sz w:val="24"/>
-          <w:szCs w:val="24"/>
-        </w:rPr>
-        <w:t>Final</w:t>
-      </w:r>
-      <w:proofErr w:type="gramStart"/>
-      <w:r>
-        <w:rPr>
-          <w:rFonts w:ascii="Times New Roman" w:eastAsia="Times New Roman" w:hAnsi="Times New Roman" w:cs="Times New Roman"/>
-          <w:sz w:val="24"/>
-          <w:szCs w:val="24"/>
-        </w:rPr>
-        <w:t>:</w:t>
-      </w:r>
-      <w:proofErr w:type="gramEnd"/>
-      <w:r>
-        <w:rPr>
-          <w:rFonts w:ascii="Times New Roman" w:eastAsia="Times New Roman" w:hAnsi="Times New Roman" w:cs="Times New Roman"/>
-          <w:sz w:val="24"/>
-          <w:szCs w:val="24"/>
-        </w:rPr>
-        <w:br/>
-        <w:t xml:space="preserve">a = 7 + 11 = </w:t>
-      </w:r>
-      <w:r>
-        <w:rPr>
-          <w:rFonts w:ascii="Times New Roman" w:eastAsia="Times New Roman" w:hAnsi="Times New Roman" w:cs="Times New Roman"/>
-          <w:b/>
-          <w:bCs/>
-          <w:sz w:val="24"/>
-          <w:szCs w:val="24"/>
-        </w:rPr>
-        <w:t>18</w:t>
-      </w:r>
-    </w:p>
-    <w:p>
-      <w:pPr>
-        <w:spacing w:after="0" w:line="240" w:lineRule="auto"/>
-        <w:rPr>
-          <w:rFonts w:ascii="Times New Roman" w:eastAsia="Times New Roman" w:hAnsi="Times New Roman" w:cs="Times New Roman"/>
-          <w:color w:val="FF0000"/>
-          <w:sz w:val="24"/>
-          <w:szCs w:val="24"/>
-        </w:rPr>
-      </w:pPr>
-      <w:r>
-        <w:rPr>
-          <w:rFonts w:ascii="Times New Roman" w:eastAsia="Times New Roman" w:hAnsi="Times New Roman" w:cs="Times New Roman"/>
-          <w:b/>
-          <w:bCs/>
-          <w:color w:val="FF0000"/>
-          <w:sz w:val="24"/>
-          <w:szCs w:val="24"/>
-        </w:rPr>
-        <w:t>Answer:</w:t>
-      </w:r>
-      <w:r>
-        <w:rPr>
-          <w:rFonts w:ascii="Times New Roman" w:eastAsia="Times New Roman" w:hAnsi="Times New Roman" w:cs="Times New Roman"/>
-          <w:color w:val="FF0000"/>
-          <w:sz w:val="24"/>
-          <w:szCs w:val="24"/>
-        </w:rPr>
-        <w:t xml:space="preserve"> 18</w:t>
-      </w:r>
-    </w:p>
-    <w:p>
-      <w:pPr>
-        <w:spacing w:after="0" w:line="240" w:lineRule="auto"/>
-        <w:outlineLvl w:val="2"/>
-        <w:rPr>
-          <w:rFonts w:ascii="Times New Roman" w:eastAsia="Times New Roman" w:hAnsi="Times New Roman" w:cs="Times New Roman"/>
-          <w:b/>
-          <w:bCs/>
-          <w:color w:val="00B050"/>
-          <w:sz w:val="27"/>
-          <w:szCs w:val="27"/>
-        </w:rPr>
-      </w:pPr>
-      <w:r>
-        <w:rPr>
-          <w:rFonts w:ascii="Times New Roman" w:eastAsia="Times New Roman" w:hAnsi="Times New Roman" w:cs="Times New Roman"/>
-          <w:b/>
-          <w:bCs/>
-          <w:color w:val="00B050"/>
-          <w:sz w:val="27"/>
-          <w:szCs w:val="27"/>
-        </w:rPr>
-        <w:t>Q4. The expression (true || true) || (true) will return ______.</w:t>
-      </w:r>
-    </w:p>
-    <w:p>
-      <w:pPr>
-        <w:spacing w:after="0" w:line="240" w:lineRule="auto"/>
-        <w:rPr>
-          <w:rFonts w:ascii="Times New Roman" w:eastAsia="Times New Roman" w:hAnsi="Times New Roman" w:cs="Times New Roman"/>
-          <w:sz w:val="24"/>
-          <w:szCs w:val="24"/>
-        </w:rPr>
-      </w:pPr>
-      <w:r>
-        <w:rPr>
-          <w:rFonts w:ascii="Times New Roman" w:eastAsia="Times New Roman" w:hAnsi="Times New Roman" w:cs="Times New Roman"/>
-          <w:b/>
-          <w:bCs/>
-          <w:sz w:val="24"/>
-          <w:szCs w:val="24"/>
-        </w:rPr>
-        <w:t>Answer:</w:t>
-      </w:r>
-      <w:r>
-        <w:rPr>
-          <w:rFonts w:ascii="Times New Roman" w:eastAsia="Times New Roman" w:hAnsi="Times New Roman" w:cs="Times New Roman"/>
-          <w:sz w:val="24"/>
-          <w:szCs w:val="24"/>
-        </w:rPr>
-        <w:t xml:space="preserve"> true</w:t>
-      </w:r>
-    </w:p>
-    <w:p>
-      <w:pPr>
-        <w:spacing w:after="0" w:line="240" w:lineRule="auto"/>
-        <w:outlineLvl w:val="2"/>
-        <w:rPr>
-          <w:rFonts w:ascii="Times New Roman" w:eastAsia="Times New Roman" w:hAnsi="Times New Roman" w:cs="Times New Roman"/>
-          <w:b/>
-          <w:bCs/>
-          <w:color w:val="00B050"/>
-          <w:sz w:val="27"/>
-          <w:szCs w:val="27"/>
-        </w:rPr>
-      </w:pPr>
-      <w:r>
-        <w:rPr>
-          <w:rFonts w:ascii="Times New Roman" w:eastAsia="Times New Roman" w:hAnsi="Times New Roman" w:cs="Times New Roman"/>
-          <w:b/>
-          <w:bCs/>
-          <w:color w:val="00B050"/>
-          <w:sz w:val="27"/>
-          <w:szCs w:val="27"/>
-        </w:rPr>
-        <w:t>Q5. The expression 10 % 3 will return ______.</w:t>
-      </w:r>
-    </w:p>
-    <w:p>
-      <w:pPr>
-        <w:spacing w:after="0" w:line="240" w:lineRule="auto"/>
-        <w:rPr>
-          <w:rFonts w:ascii="Times New Roman" w:eastAsia="Times New Roman" w:hAnsi="Times New Roman" w:cs="Times New Roman"/>
-          <w:sz w:val="24"/>
-          <w:szCs w:val="24"/>
-        </w:rPr>
-      </w:pPr>
-      <w:r>
-        <w:rPr>
-          <w:rFonts w:ascii="Times New Roman" w:eastAsia="Times New Roman" w:hAnsi="Times New Roman" w:cs="Times New Roman"/>
-          <w:b/>
-          <w:bCs/>
-          <w:sz w:val="24"/>
-          <w:szCs w:val="24"/>
-        </w:rPr>
-        <w:t>Step</w:t>
-      </w:r>
-      <w:proofErr w:type="gramStart"/>
-      <w:r>
-        <w:rPr>
-          <w:rFonts w:ascii="Times New Roman" w:eastAsia="Times New Roman" w:hAnsi="Times New Roman" w:cs="Times New Roman"/>
-          <w:b/>
-          <w:bCs/>
-          <w:sz w:val="24"/>
-          <w:szCs w:val="24"/>
-        </w:rPr>
-        <w:t>:</w:t>
-      </w:r>
-      <w:proofErr w:type="gramEnd"/>
-      <w:r>
-        <w:rPr>
-          <w:rFonts w:ascii="Times New Roman" w:eastAsia="Times New Roman" w:hAnsi="Times New Roman" w:cs="Times New Roman"/>
-          <w:sz w:val="24"/>
-          <w:szCs w:val="24"/>
-        </w:rPr>
-        <w:br/>
-        <w:t>10 ÷ 3 → remainder = 1</w:t>
-      </w:r>
-    </w:p>
-    <w:p>
-      <w:pPr>
-        <w:spacing w:after="0" w:line="240" w:lineRule="auto"/>
-        <w:rPr>
-          <w:rFonts w:ascii="Times New Roman" w:eastAsia="Times New Roman" w:hAnsi="Times New Roman" w:cs="Times New Roman"/>
-          <w:color w:val="FF0000"/>
-          <w:sz w:val="24"/>
-          <w:szCs w:val="24"/>
-        </w:rPr>
-      </w:pPr>
-      <w:r>
-        <w:rPr>
-          <w:rFonts w:ascii="Times New Roman" w:eastAsia="Times New Roman" w:hAnsi="Times New Roman" w:cs="Times New Roman"/>
-          <w:b/>
-          <w:bCs/>
-          <w:color w:val="FF0000"/>
-          <w:sz w:val="24"/>
-          <w:szCs w:val="24"/>
-        </w:rPr>
-        <w:t>Answer:</w:t>
-      </w:r>
-      <w:r>
-        <w:rPr>
-          <w:rFonts w:ascii="Times New Roman" w:eastAsia="Times New Roman" w:hAnsi="Times New Roman" w:cs="Times New Roman"/>
-          <w:color w:val="FF0000"/>
-          <w:sz w:val="24"/>
-          <w:szCs w:val="24"/>
-        </w:rPr>
-        <w:t xml:space="preserve"> 1</w:t>
-      </w:r>
-    </w:p>
-    <w:p>
-      <w:pPr>
-        <w:spacing w:after="0" w:line="240" w:lineRule="auto"/>
-        <w:outlineLvl w:val="0"/>
-        <w:rPr>
-          <w:rFonts w:ascii="Times New Roman" w:eastAsia="Times New Roman" w:hAnsi="Times New Roman" w:cs="Times New Roman"/>
-          <w:b/>
-          <w:bCs/>
-          <w:color w:val="00B0F0"/>
-          <w:kern w:val="36"/>
-          <w:sz w:val="48"/>
-          <w:szCs w:val="48"/>
-        </w:rPr>
-      </w:pPr>
-      <w:r>
-        <w:rPr>
-          <w:rFonts w:ascii="Times New Roman" w:eastAsia="Times New Roman" w:hAnsi="Times New Roman" w:cs="Times New Roman"/>
-          <w:b/>
-          <w:bCs/>
-          <w:color w:val="00B0F0"/>
-          <w:kern w:val="36"/>
-          <w:sz w:val="48"/>
-          <w:szCs w:val="48"/>
-        </w:rPr>
-        <w:t>C. Answer the following questions</w:t>
-      </w:r>
-    </w:p>
-    <w:p>
-      <w:pPr>
-        <w:spacing w:after="0" w:line="240" w:lineRule="auto"/>
-        <w:outlineLvl w:val="2"/>
-        <w:rPr>
-          <w:rFonts w:ascii="Times New Roman" w:eastAsia="Times New Roman" w:hAnsi="Times New Roman" w:cs="Times New Roman"/>
-          <w:b/>
-          <w:bCs/>
-          <w:color w:val="00B050"/>
-          <w:sz w:val="27"/>
-          <w:szCs w:val="27"/>
-        </w:rPr>
-      </w:pPr>
-      <w:r>
-        <w:rPr>
-          <w:rFonts w:ascii="Times New Roman" w:eastAsia="Times New Roman" w:hAnsi="Times New Roman" w:cs="Times New Roman"/>
-          <w:b/>
-          <w:bCs/>
-          <w:color w:val="00B050"/>
-          <w:sz w:val="27"/>
-          <w:szCs w:val="27"/>
-        </w:rPr>
-        <w:t>Q1. What is the output of the following expressions (a = 10, b = 2, c = 8)?</w:t>
-      </w:r>
-    </w:p>
-    <w:p>
-      <w:pPr>
-        <w:tabs>
-          <w:tab w:val="left" w:pos="916"/>
-          <w:tab w:val="left" w:pos="1832"/>
-          <w:tab w:val="left" w:pos="2748"/>
-          <w:tab w:val="left" w:pos="3664"/>
-          <w:tab w:val="left" w:pos="4580"/>
-          <w:tab w:val="left" w:pos="5496"/>
-          <w:tab w:val="left" w:pos="6412"/>
-          <w:tab w:val="left" w:pos="7328"/>
-          <w:tab w:val="left" w:pos="8244"/>
-          <w:tab w:val="left" w:pos="9160"/>
-          <w:tab w:val="left" w:pos="10076"/>
-          <w:tab w:val="left" w:pos="10992"/>
-          <w:tab w:val="left" w:pos="11908"/>
-          <w:tab w:val="left" w:pos="12824"/>
-          <w:tab w:val="left" w:pos="13740"/>
-          <w:tab w:val="left" w:pos="14656"/>
-        </w:tabs>
-        <w:spacing w:after="0" w:line="240" w:lineRule="auto"/>
-        <w:rPr>
-          <w:rFonts w:ascii="Courier New" w:eastAsia="Times New Roman" w:hAnsi="Courier New" w:cs="Courier New"/>
-          <w:sz w:val="20"/>
-          <w:szCs w:val="20"/>
-        </w:rPr>
-      </w:pPr>
-      <w:r>
-        <w:rPr>
-          <w:rFonts w:ascii="Courier New" w:eastAsia="Times New Roman" w:hAnsi="Courier New" w:cs="Courier New"/>
-          <w:sz w:val="20"/>
-          <w:szCs w:val="20"/>
-        </w:rPr>
-        <w:t>a = a++ * (a + b + c)</w:t>
-      </w:r>
-      <w:proofErr w:type="gramStart"/>
-      <w:r>
-        <w:rPr>
-          <w:rFonts w:ascii="Courier New" w:eastAsia="Times New Roman" w:hAnsi="Courier New" w:cs="Courier New"/>
-          <w:sz w:val="20"/>
-          <w:szCs w:val="20"/>
-        </w:rPr>
-        <w:t>;</w:t>
-      </w:r>
-      <w:proofErr w:type="gramEnd"/>
-      <w:r>
-        <w:rPr>
-          <w:rFonts w:ascii="Courier New" w:eastAsia="Times New Roman" w:hAnsi="Courier New" w:cs="Courier New"/>
-          <w:sz w:val="20"/>
-          <w:szCs w:val="20"/>
-        </w:rPr>
-        <w:br/>
-        <w:t>a = c + b++ * (a + b + c);</w:t>
-      </w:r>
-    </w:p>
-    <w:p>
-      <w:pPr>
-        <w:spacing w:after="0" w:line="240" w:lineRule="auto"/>
-        <w:outlineLvl w:val="2"/>
-        <w:rPr>
-          <w:rFonts w:ascii="Times New Roman" w:eastAsia="Times New Roman" w:hAnsi="Times New Roman" w:cs="Times New Roman"/>
-          <w:b/>
-          <w:bCs/>
-          <w:sz w:val="27"/>
-          <w:szCs w:val="27"/>
-        </w:rPr>
-      </w:pPr>
-      <w:r>
-        <w:rPr>
-          <w:rFonts w:ascii="Times New Roman" w:eastAsia="Times New Roman" w:hAnsi="Times New Roman" w:cs="Times New Roman"/>
-          <w:b/>
-          <w:bCs/>
-          <w:sz w:val="27"/>
-          <w:szCs w:val="27"/>
-        </w:rPr>
-        <w:t>Step-by-step:</w:t>
-      </w:r>
-    </w:p>
-    <w:p>
-      <w:pPr>
-        <w:spacing w:after="0" w:line="240" w:lineRule="auto"/>
-        <w:rPr>
-          <w:rFonts w:ascii="Times New Roman" w:eastAsia="Times New Roman" w:hAnsi="Times New Roman" w:cs="Times New Roman"/>
-          <w:sz w:val="24"/>
-          <w:szCs w:val="24"/>
-        </w:rPr>
-      </w:pPr>
-      <w:r>
-        <w:rPr>
-          <w:rFonts w:ascii="Times New Roman" w:eastAsia="Times New Roman" w:hAnsi="Times New Roman" w:cs="Times New Roman"/>
-          <w:sz w:val="24"/>
-          <w:szCs w:val="24"/>
-        </w:rPr>
-        <w:t>Initial</w:t>
-      </w:r>
-      <w:proofErr w:type="gramStart"/>
-      <w:r>
-        <w:rPr>
-          <w:rFonts w:ascii="Times New Roman" w:eastAsia="Times New Roman" w:hAnsi="Times New Roman" w:cs="Times New Roman"/>
-          <w:sz w:val="24"/>
-          <w:szCs w:val="24"/>
-        </w:rPr>
-        <w:t>:</w:t>
-      </w:r>
-      <w:proofErr w:type="gramEnd"/>
-      <w:r>
-        <w:rPr>
-          <w:rFonts w:ascii="Times New Roman" w:eastAsia="Times New Roman" w:hAnsi="Times New Roman" w:cs="Times New Roman"/>
-          <w:sz w:val="24"/>
-          <w:szCs w:val="24"/>
-        </w:rPr>
-        <w:br/>
-        <w:t>a = 10, b = 2, c = 8</w:t>
-      </w:r>
-    </w:p>
-    <w:p>
-      <w:pPr>
-        <w:spacing w:after="0" w:line="240" w:lineRule="auto"/>
-        <w:rPr>
-          <w:rFonts w:ascii="Times New Roman" w:eastAsia="Times New Roman" w:hAnsi="Times New Roman" w:cs="Times New Roman"/>
-          <w:sz w:val="24"/>
-          <w:szCs w:val="24"/>
-        </w:rPr>
-      </w:pPr>
-      <w:r>
-        <w:rPr>
-          <w:rFonts w:ascii="Times New Roman" w:eastAsia="Times New Roman" w:hAnsi="Times New Roman" w:cs="Times New Roman"/>
-          <w:b/>
-          <w:bCs/>
-          <w:sz w:val="24"/>
-          <w:szCs w:val="24"/>
-        </w:rPr>
-        <w:t>First Expression</w:t>
-      </w:r>
-      <w:proofErr w:type="gramStart"/>
-      <w:r>
-        <w:rPr>
-          <w:rFonts w:ascii="Times New Roman" w:eastAsia="Times New Roman" w:hAnsi="Times New Roman" w:cs="Times New Roman"/>
-          <w:b/>
-          <w:bCs/>
-          <w:sz w:val="24"/>
-          <w:szCs w:val="24"/>
-        </w:rPr>
-        <w:t>:</w:t>
-      </w:r>
-      <w:proofErr w:type="gramEnd"/>
-      <w:r>
-        <w:rPr>
-          <w:rFonts w:ascii="Times New Roman" w:eastAsia="Times New Roman" w:hAnsi="Times New Roman" w:cs="Times New Roman"/>
-          <w:sz w:val="24"/>
-          <w:szCs w:val="24"/>
-        </w:rPr>
-        <w:br/>
-        <w:t>a = a++ * (a + b + c)</w:t>
-      </w:r>
-    </w:p>
-    <w:p>
-      <w:pPr>
-        <w:spacing w:after="0" w:line="240" w:lineRule="auto"/>
-        <w:rPr>
-          <w:rFonts w:ascii="Times New Roman" w:eastAsia="Times New Roman" w:hAnsi="Times New Roman" w:cs="Times New Roman"/>
-          <w:sz w:val="24"/>
-          <w:szCs w:val="24"/>
-        </w:rPr>
-      </w:pPr>
-      <w:proofErr w:type="gramStart"/>
-      <w:r>
-        <w:rPr>
-          <w:rFonts w:ascii="Times New Roman" w:eastAsia="Times New Roman" w:hAnsi="Times New Roman" w:cs="Times New Roman"/>
-          <w:sz w:val="24"/>
-          <w:szCs w:val="24"/>
-        </w:rPr>
-        <w:t>a</w:t>
-      </w:r>
-      <w:proofErr w:type="gramEnd"/>
-      <w:r>
-        <w:rPr>
-          <w:rFonts w:ascii="Times New Roman" w:eastAsia="Times New Roman" w:hAnsi="Times New Roman" w:cs="Times New Roman"/>
-          <w:sz w:val="24"/>
-          <w:szCs w:val="24"/>
-        </w:rPr>
-        <w:t>++ → use 10, then a = 11</w:t>
-      </w:r>
-    </w:p>
-    <w:p>
-      <w:pPr>
-        <w:spacing w:after="0" w:line="240" w:lineRule="auto"/>
-        <w:rPr>
-          <w:rFonts w:ascii="Times New Roman" w:eastAsia="Times New Roman" w:hAnsi="Times New Roman" w:cs="Times New Roman"/>
-          <w:sz w:val="24"/>
-          <w:szCs w:val="24"/>
-        </w:rPr>
-      </w:pPr>
-      <w:r>
-        <w:rPr>
-          <w:rFonts w:ascii="Times New Roman" w:eastAsia="Times New Roman" w:hAnsi="Times New Roman" w:cs="Times New Roman"/>
-          <w:sz w:val="24"/>
-          <w:szCs w:val="24"/>
-        </w:rPr>
-        <w:t>Now</w:t>
-      </w:r>
-      <w:proofErr w:type="gramStart"/>
-      <w:r>
-        <w:rPr>
-          <w:rFonts w:ascii="Times New Roman" w:eastAsia="Times New Roman" w:hAnsi="Times New Roman" w:cs="Times New Roman"/>
-          <w:sz w:val="24"/>
-          <w:szCs w:val="24"/>
-        </w:rPr>
-        <w:t>:</w:t>
-      </w:r>
-      <w:proofErr w:type="gramEnd"/>
-      <w:r>
-        <w:rPr>
-          <w:rFonts w:ascii="Times New Roman" w:eastAsia="Times New Roman" w:hAnsi="Times New Roman" w:cs="Times New Roman"/>
-          <w:sz w:val="24"/>
-          <w:szCs w:val="24"/>
-        </w:rPr>
-        <w:br/>
-        <w:t>a = 10 * (11 + 2 + 8)</w:t>
-      </w:r>
-      <w:r>
-        <w:rPr>
-          <w:rFonts w:ascii="Times New Roman" w:eastAsia="Times New Roman" w:hAnsi="Times New Roman" w:cs="Times New Roman"/>
-          <w:sz w:val="24"/>
-          <w:szCs w:val="24"/>
-        </w:rPr>
-        <w:br/>
-        <w:t>= 10 * 21</w:t>
-      </w:r>
-      <w:r>
-        <w:rPr>
-          <w:rFonts w:ascii="Times New Roman" w:eastAsia="Times New Roman" w:hAnsi="Times New Roman" w:cs="Times New Roman"/>
-          <w:sz w:val="24"/>
-          <w:szCs w:val="24"/>
-        </w:rPr>
-        <w:br/>
-        <w:t>= 210</w:t>
-      </w:r>
-    </w:p>
-    <w:p>
-      <w:pPr>
-        <w:spacing w:after="0" w:line="240" w:lineRule="auto"/>
-        <w:rPr>
-          <w:rFonts w:ascii="Times New Roman" w:eastAsia="Times New Roman" w:hAnsi="Times New Roman" w:cs="Times New Roman"/>
-          <w:sz w:val="24"/>
-          <w:szCs w:val="24"/>
-        </w:rPr>
-      </w:pPr>
-      <w:r>
-        <w:rPr>
-          <w:rFonts w:ascii="Times New Roman" w:eastAsia="Times New Roman" w:hAnsi="Times New Roman" w:cs="Times New Roman"/>
-          <w:b/>
-          <w:bCs/>
-          <w:sz w:val="24"/>
-          <w:szCs w:val="24"/>
-        </w:rPr>
-        <w:t>Second Expression</w:t>
-      </w:r>
-      <w:proofErr w:type="gramStart"/>
-      <w:r>
-        <w:rPr>
-          <w:rFonts w:ascii="Times New Roman" w:eastAsia="Times New Roman" w:hAnsi="Times New Roman" w:cs="Times New Roman"/>
-          <w:b/>
-          <w:bCs/>
-          <w:sz w:val="24"/>
-          <w:szCs w:val="24"/>
-        </w:rPr>
-        <w:t>:</w:t>
-      </w:r>
-      <w:proofErr w:type="gramEnd"/>
-      <w:r>
-        <w:rPr>
-          <w:rFonts w:ascii="Times New Roman" w:eastAsia="Times New Roman" w:hAnsi="Times New Roman" w:cs="Times New Roman"/>
-          <w:sz w:val="24"/>
-          <w:szCs w:val="24"/>
-        </w:rPr>
-        <w:br/>
-        <w:t>a = c + b++ * (a + b + c)</w:t>
-      </w:r>
-    </w:p>
-    <w:p>
-      <w:pPr>
-        <w:spacing w:after="0" w:line="240" w:lineRule="auto"/>
-        <w:rPr>
-          <w:rFonts w:ascii="Times New Roman" w:eastAsia="Times New Roman" w:hAnsi="Times New Roman" w:cs="Times New Roman"/>
-          <w:sz w:val="24"/>
-          <w:szCs w:val="24"/>
-        </w:rPr>
-      </w:pPr>
-      <w:proofErr w:type="gramStart"/>
-      <w:r>
-        <w:rPr>
-          <w:rFonts w:ascii="Times New Roman" w:eastAsia="Times New Roman" w:hAnsi="Times New Roman" w:cs="Times New Roman"/>
-          <w:sz w:val="24"/>
-          <w:szCs w:val="24"/>
-        </w:rPr>
-        <w:t>b</w:t>
-      </w:r>
-      <w:proofErr w:type="gramEnd"/>
-      <w:r>
-        <w:rPr>
-          <w:rFonts w:ascii="Times New Roman" w:eastAsia="Times New Roman" w:hAnsi="Times New Roman" w:cs="Times New Roman"/>
-          <w:sz w:val="24"/>
-          <w:szCs w:val="24"/>
-        </w:rPr>
-        <w:t>++ → use 2, then b = 3</w:t>
-      </w:r>
-    </w:p>
-    <w:p>
-      <w:pPr>
-        <w:spacing w:after="0" w:line="240" w:lineRule="auto"/>
-        <w:rPr>
-          <w:rFonts w:ascii="Times New Roman" w:eastAsia="Times New Roman" w:hAnsi="Times New Roman" w:cs="Times New Roman"/>
-          <w:sz w:val="24"/>
-          <w:szCs w:val="24"/>
-        </w:rPr>
-      </w:pPr>
-      <w:r>
-        <w:rPr>
-          <w:rFonts w:ascii="Times New Roman" w:eastAsia="Times New Roman" w:hAnsi="Times New Roman" w:cs="Times New Roman"/>
-          <w:sz w:val="24"/>
-          <w:szCs w:val="24"/>
-        </w:rPr>
-        <w:t>Now</w:t>
-      </w:r>
-      <w:proofErr w:type="gramStart"/>
-      <w:r>
-        <w:rPr>
-          <w:rFonts w:ascii="Times New Roman" w:eastAsia="Times New Roman" w:hAnsi="Times New Roman" w:cs="Times New Roman"/>
-          <w:sz w:val="24"/>
-          <w:szCs w:val="24"/>
-        </w:rPr>
-        <w:t>:</w:t>
-      </w:r>
-      <w:proofErr w:type="gramEnd"/>
-      <w:r>
-        <w:rPr>
-          <w:rFonts w:ascii="Times New Roman" w:eastAsia="Times New Roman" w:hAnsi="Times New Roman" w:cs="Times New Roman"/>
-          <w:sz w:val="24"/>
-          <w:szCs w:val="24"/>
-        </w:rPr>
-        <w:br/>
-        <w:t>a = 8 + 2 * (210 + 3 + 8)</w:t>
-      </w:r>
-      <w:r>
-        <w:rPr>
-          <w:rFonts w:ascii="Times New Roman" w:eastAsia="Times New Roman" w:hAnsi="Times New Roman" w:cs="Times New Roman"/>
-          <w:sz w:val="24"/>
-          <w:szCs w:val="24"/>
-        </w:rPr>
-        <w:br/>
-        <w:t>= 8 + 2 * 221</w:t>
-      </w:r>
-      <w:r>
-        <w:rPr>
-          <w:rFonts w:ascii="Times New Roman" w:eastAsia="Times New Roman" w:hAnsi="Times New Roman" w:cs="Times New Roman"/>
-          <w:sz w:val="24"/>
-          <w:szCs w:val="24"/>
-        </w:rPr>
-        <w:br/>
-        <w:t>= 8 + 442</w:t>
-      </w:r>
-      <w:r>
-        <w:rPr>
-          <w:rFonts w:ascii="Times New Roman" w:eastAsia="Times New Roman" w:hAnsi="Times New Roman" w:cs="Times New Roman"/>
-          <w:sz w:val="24"/>
-          <w:szCs w:val="24"/>
-        </w:rPr>
-        <w:br/>
-        <w:t xml:space="preserve">= </w:t>
-      </w:r>
-      <w:r>
-        <w:rPr>
-          <w:rFonts w:ascii="Times New Roman" w:eastAsia="Times New Roman" w:hAnsi="Times New Roman" w:cs="Times New Roman"/>
-          <w:b/>
-          <w:bCs/>
-          <w:sz w:val="24"/>
-          <w:szCs w:val="24"/>
-        </w:rPr>
-        <w:t>450</w:t>
-      </w:r>
-    </w:p>
-    <w:p>
-      <w:pPr>
-        <w:spacing w:after="0" w:line="240" w:lineRule="auto"/>
-        <w:outlineLvl w:val="2"/>
-        <w:rPr>
-          <w:rFonts w:ascii="Times New Roman" w:eastAsia="Times New Roman" w:hAnsi="Times New Roman" w:cs="Times New Roman"/>
-          <w:b/>
-          <w:bCs/>
-          <w:color w:val="FF0000"/>
-          <w:sz w:val="27"/>
-          <w:szCs w:val="27"/>
-        </w:rPr>
-      </w:pPr>
-      <w:r>
-        <w:rPr>
-          <w:rFonts w:ascii="Times New Roman" w:eastAsia="Times New Roman" w:hAnsi="Times New Roman" w:cs="Times New Roman"/>
-          <w:b/>
-          <w:bCs/>
-          <w:color w:val="FF0000"/>
-          <w:sz w:val="27"/>
-          <w:szCs w:val="27"/>
-        </w:rPr>
-        <w:t>Final Answer: 450</w:t>
-      </w:r>
-    </w:p>
-    <w:p>
-      <w:pPr>
-        <w:spacing w:after="0" w:line="240" w:lineRule="auto"/>
-        <w:outlineLvl w:val="2"/>
-        <w:rPr>
-          <w:rFonts w:ascii="Times New Roman" w:eastAsia="Times New Roman" w:hAnsi="Times New Roman" w:cs="Times New Roman"/>
-          <w:b/>
-          <w:bCs/>
-          <w:color w:val="00B050"/>
-          <w:sz w:val="27"/>
-          <w:szCs w:val="27"/>
-        </w:rPr>
-      </w:pPr>
-      <w:r>
-        <w:rPr>
-          <w:rFonts w:ascii="Times New Roman" w:eastAsia="Times New Roman" w:hAnsi="Times New Roman" w:cs="Times New Roman"/>
-          <w:b/>
-          <w:bCs/>
-          <w:color w:val="00B050"/>
-          <w:sz w:val="27"/>
-          <w:szCs w:val="27"/>
-        </w:rPr>
-        <w:t>Q2. What will be the output?</w:t>
-      </w:r>
-    </w:p>
-    <w:p>
-      <w:pPr>
-        <w:tabs>
-          <w:tab w:val="left" w:pos="916"/>
-          <w:tab w:val="left" w:pos="1832"/>
-          <w:tab w:val="left" w:pos="2748"/>
-          <w:tab w:val="left" w:pos="3664"/>
-          <w:tab w:val="left" w:pos="4580"/>
-          <w:tab w:val="left" w:pos="5496"/>
-          <w:tab w:val="left" w:pos="6412"/>
-          <w:tab w:val="left" w:pos="7328"/>
-          <w:tab w:val="left" w:pos="8244"/>
-          <w:tab w:val="left" w:pos="9160"/>
-          <w:tab w:val="left" w:pos="10076"/>
-          <w:tab w:val="left" w:pos="10992"/>
-          <w:tab w:val="left" w:pos="11908"/>
-          <w:tab w:val="left" w:pos="12824"/>
-          <w:tab w:val="left" w:pos="13740"/>
-          <w:tab w:val="left" w:pos="14656"/>
-        </w:tabs>
-        <w:spacing w:after="0" w:line="240" w:lineRule="auto"/>
-        <w:rPr>
-          <w:rFonts w:ascii="Courier New" w:eastAsia="Times New Roman" w:hAnsi="Courier New" w:cs="Courier New"/>
-          <w:sz w:val="20"/>
-          <w:szCs w:val="20"/>
-        </w:rPr>
-      </w:pPr>
-      <w:proofErr w:type="spellStart"/>
-      <w:proofErr w:type="gramStart"/>
-      <w:r>
-        <w:rPr>
-          <w:rFonts w:ascii="Courier New" w:eastAsia="Times New Roman" w:hAnsi="Courier New" w:cs="Courier New"/>
-          <w:sz w:val="20"/>
-          <w:szCs w:val="20"/>
-        </w:rPr>
-        <w:t>int</w:t>
-      </w:r>
-      <w:proofErr w:type="spellEnd"/>
-      <w:proofErr w:type="gramEnd"/>
-      <w:r>
-        <w:rPr>
-          <w:rFonts w:ascii="Courier New" w:eastAsia="Times New Roman" w:hAnsi="Courier New" w:cs="Courier New"/>
-          <w:sz w:val="20"/>
-          <w:szCs w:val="20"/>
-        </w:rPr>
-        <w:t xml:space="preserve"> a = 5, b = 3;</w:t>
-      </w:r>
-      <w:r>
-        <w:rPr>
-          <w:rFonts w:ascii="Courier New" w:eastAsia="Times New Roman" w:hAnsi="Courier New" w:cs="Courier New"/>
-          <w:sz w:val="20"/>
-          <w:szCs w:val="20"/>
-        </w:rPr>
-        <w:br/>
-        <w:t>double d = a + b / a;</w:t>
-      </w:r>
-    </w:p>
-    <w:p>
-      <w:pPr>
-        <w:spacing w:after="0" w:line="240" w:lineRule="auto"/>
-        <w:outlineLvl w:val="2"/>
-        <w:rPr>
-          <w:rFonts w:ascii="Times New Roman" w:eastAsia="Times New Roman" w:hAnsi="Times New Roman" w:cs="Times New Roman"/>
-          <w:b/>
-          <w:bCs/>
-          <w:sz w:val="27"/>
-          <w:szCs w:val="27"/>
-        </w:rPr>
-      </w:pPr>
-      <w:r>
-        <w:rPr>
-          <w:rFonts w:ascii="Times New Roman" w:eastAsia="Times New Roman" w:hAnsi="Times New Roman" w:cs="Times New Roman"/>
-          <w:b/>
-          <w:bCs/>
-          <w:sz w:val="27"/>
-          <w:szCs w:val="27"/>
-        </w:rPr>
-        <w:t>Steps:</w:t>
-      </w:r>
-    </w:p>
-    <w:p>
-      <w:pPr>
-        <w:spacing w:after="0" w:line="240" w:lineRule="auto"/>
-        <w:rPr>
-          <w:rFonts w:ascii="Times New Roman" w:eastAsia="Times New Roman" w:hAnsi="Times New Roman" w:cs="Times New Roman"/>
-          <w:sz w:val="24"/>
-          <w:szCs w:val="24"/>
-        </w:rPr>
-      </w:pPr>
-      <w:proofErr w:type="gramStart"/>
-      <w:r>
-        <w:rPr>
-          <w:rFonts w:ascii="Times New Roman" w:eastAsia="Times New Roman" w:hAnsi="Times New Roman" w:cs="Times New Roman"/>
-          <w:sz w:val="24"/>
-          <w:szCs w:val="24"/>
-        </w:rPr>
-        <w:t>b</w:t>
-      </w:r>
-      <w:proofErr w:type="gramEnd"/>
-      <w:r>
-        <w:rPr>
-          <w:rFonts w:ascii="Times New Roman" w:eastAsia="Times New Roman" w:hAnsi="Times New Roman" w:cs="Times New Roman"/>
-          <w:sz w:val="24"/>
-          <w:szCs w:val="24"/>
-        </w:rPr>
-        <w:t xml:space="preserve"> / a = 3 / 5 = 0 (integer division)</w:t>
-      </w:r>
-    </w:p>
-    <w:p>
-      <w:pPr>
-        <w:spacing w:after="0" w:line="240" w:lineRule="auto"/>
-        <w:rPr>
-          <w:rFonts w:ascii="Times New Roman" w:eastAsia="Times New Roman" w:hAnsi="Times New Roman" w:cs="Times New Roman"/>
-          <w:sz w:val="24"/>
-          <w:szCs w:val="24"/>
-        </w:rPr>
-      </w:pPr>
-      <w:r>
-        <w:rPr>
-          <w:rFonts w:ascii="Times New Roman" w:eastAsia="Times New Roman" w:hAnsi="Times New Roman" w:cs="Times New Roman"/>
-          <w:sz w:val="24"/>
-          <w:szCs w:val="24"/>
-        </w:rPr>
-        <w:t>d = 5 + 0</w:t>
-      </w:r>
-      <w:r>
-        <w:rPr>
-          <w:rFonts w:ascii="Times New Roman" w:eastAsia="Times New Roman" w:hAnsi="Times New Roman" w:cs="Times New Roman"/>
-          <w:sz w:val="24"/>
-          <w:szCs w:val="24"/>
-        </w:rPr>
-        <w:br/>
-        <w:t xml:space="preserve">= </w:t>
-      </w:r>
-      <w:r>
-        <w:rPr>
-          <w:rFonts w:ascii="Times New Roman" w:eastAsia="Times New Roman" w:hAnsi="Times New Roman" w:cs="Times New Roman"/>
-          <w:b/>
-          <w:bCs/>
-          <w:sz w:val="24"/>
-          <w:szCs w:val="24"/>
-        </w:rPr>
-        <w:t>5.0</w:t>
-      </w:r>
-    </w:p>
-    <w:p>
-      <w:pPr>
-        <w:spacing w:after="0" w:line="240" w:lineRule="auto"/>
-        <w:outlineLvl w:val="2"/>
-        <w:rPr>
-          <w:rFonts w:ascii="Times New Roman" w:eastAsia="Times New Roman" w:hAnsi="Times New Roman" w:cs="Times New Roman"/>
-          <w:b/>
-          <w:bCs/>
-          <w:color w:val="FF0000"/>
-          <w:sz w:val="27"/>
-          <w:szCs w:val="27"/>
-        </w:rPr>
-      </w:pPr>
-      <w:r>
-        <w:rPr>
-          <w:rFonts w:ascii="Times New Roman" w:eastAsia="Times New Roman" w:hAnsi="Times New Roman" w:cs="Times New Roman"/>
-          <w:b/>
-          <w:bCs/>
-          <w:color w:val="FF0000"/>
-          <w:sz w:val="27"/>
-          <w:szCs w:val="27"/>
-        </w:rPr>
-        <w:t>Answer: 5.0</w:t>
-      </w:r>
-    </w:p>
-    <w:p>
-      <w:pPr>
-        <w:spacing w:after="0" w:line="240" w:lineRule="auto"/>
-        <w:outlineLvl w:val="2"/>
-        <w:rPr>
-          <w:rFonts w:ascii="Times New Roman" w:eastAsia="Times New Roman" w:hAnsi="Times New Roman" w:cs="Times New Roman"/>
-          <w:b/>
-          <w:bCs/>
-          <w:color w:val="00B050"/>
-          <w:sz w:val="27"/>
-          <w:szCs w:val="27"/>
-        </w:rPr>
-      </w:pPr>
-      <w:r>
-        <w:rPr>
-          <w:rFonts w:ascii="Times New Roman" w:eastAsia="Times New Roman" w:hAnsi="Times New Roman" w:cs="Times New Roman"/>
-          <w:b/>
-          <w:bCs/>
-          <w:color w:val="00B050"/>
-          <w:sz w:val="27"/>
-          <w:szCs w:val="27"/>
-        </w:rPr>
-        <w:t>Q3. Difference between ternary and unary operator.</w:t>
-      </w:r>
-    </w:p>
-    <w:p>
-      <w:pPr>
-        <w:spacing w:after="0" w:line="240" w:lineRule="auto"/>
-        <w:rPr>
-          <w:rFonts w:ascii="Times New Roman" w:eastAsia="Times New Roman" w:hAnsi="Times New Roman" w:cs="Times New Roman"/>
-          <w:color w:val="FF0000"/>
-          <w:sz w:val="24"/>
-          <w:szCs w:val="24"/>
-        </w:rPr>
-      </w:pPr>
-      <w:r>
-        <w:rPr>
-          <w:rFonts w:ascii="Times New Roman" w:eastAsia="Times New Roman" w:hAnsi="Times New Roman" w:cs="Times New Roman"/>
-          <w:b/>
-          <w:bCs/>
-          <w:color w:val="FF0000"/>
-          <w:sz w:val="24"/>
-          <w:szCs w:val="24"/>
-        </w:rPr>
-        <w:t>Answer:</w:t>
-      </w:r>
-    </w:p>
-    <w:tbl>
-      <w:tblPr>
-        <w:tblW w:w="0" w:type="auto"/>
-        <w:tblCellSpacing w:w="15" w:type="dxa"/>
-        <w:tblCellMar>
-          <w:top w:w="15" w:type="dxa"/>
-          <w:left w:w="15" w:type="dxa"/>
-          <w:bottom w:w="15" w:type="dxa"/>
-          <w:right w:w="15" w:type="dxa"/>
-        </w:tblCellMar>
-        <w:tblLook w:val="04A0" w:firstRow="1" w:lastRow="0" w:firstColumn="1" w:lastColumn="0" w:noHBand="0" w:noVBand="1"/>
-      </w:tblPr>
-      <w:tblGrid>
-        <w:gridCol w:w="2255"/>
-        <w:gridCol w:w="2481"/>
-      </w:tblGrid>
-      <w:tr>
-        <w:trPr>
-          <w:tblHeader/>
-          <w:tblCellSpacing w:w="15" w:type="dxa"/>
-        </w:trPr>
-        <w:tc>
-          <w:tcPr>
-            <w:tcW w:w="0" w:type="auto"/>
-            <w:vAlign w:val="center"/>
-            <w:hideMark/>
-          </w:tcPr>
-          <w:p>
-            <w:pPr>
-              <w:spacing w:after="0" w:line="240" w:lineRule="auto"/>
-              <w:jc w:val="center"/>
-              <w:rPr>
-                <w:rFonts w:ascii="Times New Roman" w:eastAsia="Times New Roman" w:hAnsi="Times New Roman" w:cs="Times New Roman"/>
-                <w:b/>
-                <w:bCs/>
-                <w:sz w:val="24"/>
-                <w:szCs w:val="24"/>
-              </w:rPr>
-            </w:pPr>
-            <w:r>
-              <w:rPr>
-                <w:rFonts w:ascii="Times New Roman" w:eastAsia="Times New Roman" w:hAnsi="Times New Roman" w:cs="Times New Roman"/>
-                <w:b/>
-                <w:bCs/>
-                <w:sz w:val="24"/>
-                <w:szCs w:val="24"/>
-              </w:rPr>
-              <w:t>Unary Operator</w:t>
-            </w:r>
-          </w:p>
-        </w:tc>
-        <w:tc>
-          <w:tcPr>
-            <w:tcW w:w="0" w:type="auto"/>
-            <w:vAlign w:val="center"/>
-            <w:hideMark/>
-          </w:tcPr>
-          <w:p>
-            <w:pPr>
-              <w:spacing w:after="0" w:line="240" w:lineRule="auto"/>
-              <w:jc w:val="center"/>
-              <w:rPr>
-                <w:rFonts w:ascii="Times New Roman" w:eastAsia="Times New Roman" w:hAnsi="Times New Roman" w:cs="Times New Roman"/>
-                <w:b/>
-                <w:bCs/>
-                <w:sz w:val="24"/>
-                <w:szCs w:val="24"/>
-              </w:rPr>
-            </w:pPr>
-            <w:r>
-              <w:rPr>
-                <w:rFonts w:ascii="Times New Roman" w:eastAsia="Times New Roman" w:hAnsi="Times New Roman" w:cs="Times New Roman"/>
-                <w:b/>
-                <w:bCs/>
-                <w:sz w:val="24"/>
-                <w:szCs w:val="24"/>
-              </w:rPr>
-              <w:t>Ternary Operator</w:t>
-            </w:r>
-          </w:p>
-        </w:tc>
-      </w:tr>
-      <w:tr>
-        <w:trPr>
-          <w:tblCellSpacing w:w="15" w:type="dxa"/>
-        </w:trPr>
-        <w:tc>
-          <w:tcPr>
-            <w:tcW w:w="0" w:type="auto"/>
-            <w:vAlign w:val="center"/>
-            <w:hideMark/>
-          </w:tcPr>
-          <w:p>
-            <w:pPr>
-              <w:spacing w:after="0" w:line="240" w:lineRule="auto"/>
-              <w:rPr>
-                <w:rFonts w:ascii="Times New Roman" w:eastAsia="Times New Roman" w:hAnsi="Times New Roman" w:cs="Times New Roman"/>
-                <w:sz w:val="24"/>
-                <w:szCs w:val="24"/>
-              </w:rPr>
-            </w:pPr>
-            <w:r>
-              <w:rPr>
-                <w:rFonts w:ascii="Times New Roman" w:eastAsia="Times New Roman" w:hAnsi="Times New Roman" w:cs="Times New Roman"/>
-                <w:sz w:val="24"/>
-                <w:szCs w:val="24"/>
-              </w:rPr>
-              <w:t>Works on one operand</w:t>
-            </w:r>
-          </w:p>
-        </w:tc>
-        <w:tc>
-          <w:tcPr>
-            <w:tcW w:w="0" w:type="auto"/>
-            <w:vAlign w:val="center"/>
-            <w:hideMark/>
-          </w:tcPr>
-          <w:p>
-            <w:pPr>
-              <w:spacing w:after="0" w:line="240" w:lineRule="auto"/>
-              <w:rPr>
-                <w:rFonts w:ascii="Times New Roman" w:eastAsia="Times New Roman" w:hAnsi="Times New Roman" w:cs="Times New Roman"/>
-                <w:sz w:val="24"/>
-                <w:szCs w:val="24"/>
-              </w:rPr>
-            </w:pPr>
-            <w:r>
-              <w:rPr>
-                <w:rFonts w:ascii="Times New Roman" w:eastAsia="Times New Roman" w:hAnsi="Times New Roman" w:cs="Times New Roman"/>
-                <w:sz w:val="24"/>
-                <w:szCs w:val="24"/>
-              </w:rPr>
-              <w:t>Works on three operands</w:t>
-            </w:r>
-          </w:p>
-        </w:tc>
-      </w:tr>
-      <w:tr>
-        <w:trPr>
-          <w:tblCellSpacing w:w="15" w:type="dxa"/>
-        </w:trPr>
-        <w:tc>
-          <w:tcPr>
-            <w:tcW w:w="0" w:type="auto"/>
-            <w:vAlign w:val="center"/>
-            <w:hideMark/>
-          </w:tcPr>
-          <w:p>
-            <w:pPr>
-              <w:spacing w:after="0" w:line="240" w:lineRule="auto"/>
-              <w:rPr>
-                <w:rFonts w:ascii="Times New Roman" w:eastAsia="Times New Roman" w:hAnsi="Times New Roman" w:cs="Times New Roman"/>
-                <w:sz w:val="24"/>
-                <w:szCs w:val="24"/>
-              </w:rPr>
-            </w:pPr>
-            <w:r>
-              <w:rPr>
-                <w:rFonts w:ascii="Times New Roman" w:eastAsia="Times New Roman" w:hAnsi="Times New Roman" w:cs="Times New Roman"/>
-                <w:sz w:val="24"/>
-                <w:szCs w:val="24"/>
-              </w:rPr>
-              <w:t>Example: ++a</w:t>
-            </w:r>
-          </w:p>
-        </w:tc>
-        <w:tc>
-          <w:tcPr>
-            <w:tcW w:w="0" w:type="auto"/>
-            <w:vAlign w:val="center"/>
-            <w:hideMark/>
-          </w:tcPr>
-          <w:p>
-            <w:pPr>
-              <w:spacing w:after="0" w:line="240" w:lineRule="auto"/>
-              <w:rPr>
-                <w:rFonts w:ascii="Times New Roman" w:eastAsia="Times New Roman" w:hAnsi="Times New Roman" w:cs="Times New Roman"/>
-                <w:sz w:val="24"/>
-                <w:szCs w:val="24"/>
-              </w:rPr>
-            </w:pPr>
-            <w:r>
-              <w:rPr>
-                <w:rFonts w:ascii="Times New Roman" w:eastAsia="Times New Roman" w:hAnsi="Times New Roman" w:cs="Times New Roman"/>
-                <w:sz w:val="24"/>
-                <w:szCs w:val="24"/>
-              </w:rPr>
-              <w:t>Example: (a&gt;b)?</w:t>
-            </w:r>
-            <w:proofErr w:type="spellStart"/>
-            <w:r>
-              <w:rPr>
-                <w:rFonts w:ascii="Times New Roman" w:eastAsia="Times New Roman" w:hAnsi="Times New Roman" w:cs="Times New Roman"/>
-                <w:sz w:val="24"/>
-                <w:szCs w:val="24"/>
-              </w:rPr>
-              <w:t>a:b</w:t>
-            </w:r>
-            <w:proofErr w:type="spellEnd"/>
-          </w:p>
-        </w:tc>
-      </w:tr>
-    </w:tbl>
-    <w:p>
-      <w:pPr>
-        <w:spacing w:after="0" w:line="240" w:lineRule="auto"/>
-        <w:outlineLvl w:val="2"/>
-        <w:rPr>
-          <w:rFonts w:ascii="Times New Roman" w:eastAsia="Times New Roman" w:hAnsi="Times New Roman" w:cs="Times New Roman"/>
-          <w:b/>
-          <w:bCs/>
-          <w:color w:val="00B050"/>
-          <w:sz w:val="27"/>
-          <w:szCs w:val="27"/>
-        </w:rPr>
-      </w:pPr>
-      <w:r>
-        <w:rPr>
-          <w:rFonts w:ascii="Times New Roman" w:eastAsia="Times New Roman" w:hAnsi="Times New Roman" w:cs="Times New Roman"/>
-          <w:b/>
-          <w:bCs/>
-          <w:color w:val="00B050"/>
-          <w:sz w:val="27"/>
-          <w:szCs w:val="27"/>
-        </w:rPr>
-        <w:t>Q4. Write Java expressions:</w:t>
-      </w:r>
-    </w:p>
-    <w:p>
-      <w:pPr>
-        <w:spacing w:after="0" w:line="240" w:lineRule="auto"/>
-        <w:rPr>
-          <w:rFonts w:ascii="Times New Roman" w:eastAsia="Times New Roman" w:hAnsi="Times New Roman" w:cs="Times New Roman"/>
-          <w:color w:val="FF0000"/>
-          <w:sz w:val="24"/>
-          <w:szCs w:val="24"/>
-        </w:rPr>
-      </w:pPr>
-      <w:r>
-        <w:rPr>
-          <w:rFonts w:ascii="Times New Roman" w:eastAsia="Times New Roman" w:hAnsi="Times New Roman" w:cs="Times New Roman"/>
-          <w:sz w:val="24"/>
-          <w:szCs w:val="24"/>
-        </w:rPr>
-        <w:t>(</w:t>
-      </w:r>
-      <w:proofErr w:type="spellStart"/>
-      <w:r>
-        <w:rPr>
-          <w:rFonts w:ascii="Times New Roman" w:eastAsia="Times New Roman" w:hAnsi="Times New Roman" w:cs="Times New Roman"/>
-          <w:sz w:val="24"/>
-          <w:szCs w:val="24"/>
-        </w:rPr>
-        <w:t>i</w:t>
-      </w:r>
-      <w:proofErr w:type="spellEnd"/>
-      <w:r>
-        <w:rPr>
-          <w:rFonts w:ascii="Times New Roman" w:eastAsia="Times New Roman" w:hAnsi="Times New Roman" w:cs="Times New Roman"/>
-          <w:sz w:val="24"/>
-          <w:szCs w:val="24"/>
-        </w:rPr>
-        <w:t>) A = (B + C) × h</w:t>
-      </w:r>
-      <w:r>
-        <w:rPr>
-          <w:rFonts w:ascii="Times New Roman" w:eastAsia="Times New Roman" w:hAnsi="Times New Roman" w:cs="Times New Roman"/>
-          <w:sz w:val="24"/>
-          <w:szCs w:val="24"/>
-        </w:rPr>
-        <w:br/>
-      </w:r>
-      <w:r>
-        <w:rPr>
-          <w:rFonts w:ascii="Times New Roman" w:eastAsia="Times New Roman" w:hAnsi="Times New Roman" w:cs="Times New Roman"/>
-          <w:b/>
-          <w:bCs/>
-          <w:color w:val="FF0000"/>
-          <w:sz w:val="24"/>
-          <w:szCs w:val="24"/>
-        </w:rPr>
-        <w:t>Answer:</w:t>
-      </w:r>
-      <w:r>
-        <w:rPr>
-          <w:rFonts w:ascii="Times New Roman" w:eastAsia="Times New Roman" w:hAnsi="Times New Roman" w:cs="Times New Roman"/>
-          <w:color w:val="FF0000"/>
-          <w:sz w:val="24"/>
-          <w:szCs w:val="24"/>
-        </w:rPr>
-        <w:t xml:space="preserve"> </w:t>
-      </w:r>
-      <w:r>
-        <w:rPr>
-          <w:rFonts w:ascii="Courier New" w:eastAsia="Times New Roman" w:hAnsi="Courier New" w:cs="Courier New"/>
-          <w:color w:val="FF0000"/>
-          <w:sz w:val="20"/>
-          <w:szCs w:val="20"/>
-        </w:rPr>
-        <w:t>A = (B + C) * h;</w:t>
-      </w:r>
-    </w:p>
-    <w:p>
-      <w:pPr>
-        <w:spacing w:after="0" w:line="240" w:lineRule="auto"/>
-        <w:rPr>
-          <w:rFonts w:ascii="Times New Roman" w:eastAsia="Times New Roman" w:hAnsi="Times New Roman" w:cs="Times New Roman"/>
-          <w:sz w:val="24"/>
-          <w:szCs w:val="24"/>
-        </w:rPr>
-      </w:pPr>
-      <w:r>
-        <w:rPr>
-          <w:rFonts w:ascii="Times New Roman" w:eastAsia="Times New Roman" w:hAnsi="Times New Roman" w:cs="Times New Roman"/>
-          <w:sz w:val="24"/>
-          <w:szCs w:val="24"/>
-        </w:rPr>
-        <w:t>(ii) V = πr²h</w:t>
-      </w:r>
-      <w:r>
-        <w:rPr>
-          <w:rFonts w:ascii="Times New Roman" w:eastAsia="Times New Roman" w:hAnsi="Times New Roman" w:cs="Times New Roman"/>
-          <w:sz w:val="24"/>
-          <w:szCs w:val="24"/>
-        </w:rPr>
-        <w:br/>
-      </w:r>
-      <w:r>
-        <w:rPr>
-          <w:rFonts w:ascii="Times New Roman" w:eastAsia="Times New Roman" w:hAnsi="Times New Roman" w:cs="Times New Roman"/>
-          <w:b/>
-          <w:bCs/>
-          <w:sz w:val="24"/>
-          <w:szCs w:val="24"/>
-        </w:rPr>
-        <w:t>Answer:</w:t>
-      </w:r>
-      <w:r>
-        <w:rPr>
-          <w:rFonts w:ascii="Times New Roman" w:eastAsia="Times New Roman" w:hAnsi="Times New Roman" w:cs="Times New Roman"/>
-          <w:sz w:val="24"/>
-          <w:szCs w:val="24"/>
-        </w:rPr>
-        <w:t xml:space="preserve"> </w:t>
-      </w:r>
-      <w:r>
-        <w:rPr>
-          <w:rFonts w:ascii="Courier New" w:eastAsia="Times New Roman" w:hAnsi="Courier New" w:cs="Courier New"/>
-          <w:sz w:val="20"/>
-          <w:szCs w:val="20"/>
-        </w:rPr>
-        <w:t xml:space="preserve">V = </w:t>
-      </w:r>
-      <w:proofErr w:type="spellStart"/>
-      <w:r>
-        <w:rPr>
-          <w:rFonts w:ascii="Courier New" w:eastAsia="Times New Roman" w:hAnsi="Courier New" w:cs="Courier New"/>
-          <w:sz w:val="20"/>
-          <w:szCs w:val="20"/>
-        </w:rPr>
-        <w:t>Math.PI</w:t>
-      </w:r>
-      <w:proofErr w:type="spellEnd"/>
-      <w:r>
-        <w:rPr>
-          <w:rFonts w:ascii="Courier New" w:eastAsia="Times New Roman" w:hAnsi="Courier New" w:cs="Courier New"/>
-          <w:sz w:val="20"/>
-          <w:szCs w:val="20"/>
-        </w:rPr>
-        <w:t xml:space="preserve"> * r * r * h;</w:t>
-      </w:r>
-    </w:p>
-    <w:p>
-      <w:pPr>
-        <w:spacing w:after="0" w:line="240" w:lineRule="auto"/>
-        <w:outlineLvl w:val="2"/>
-        <w:rPr>
-          <w:rFonts w:ascii="Times New Roman" w:eastAsia="Times New Roman" w:hAnsi="Times New Roman" w:cs="Times New Roman"/>
-          <w:b/>
-          <w:bCs/>
-          <w:color w:val="00B050"/>
-          <w:sz w:val="27"/>
-          <w:szCs w:val="27"/>
-        </w:rPr>
-      </w:pPr>
-      <w:r>
-        <w:rPr>
-          <w:rFonts w:ascii="Times New Roman" w:eastAsia="Times New Roman" w:hAnsi="Times New Roman" w:cs="Times New Roman"/>
-          <w:b/>
-          <w:bCs/>
-          <w:color w:val="00B050"/>
-          <w:sz w:val="27"/>
-          <w:szCs w:val="27"/>
-        </w:rPr>
-        <w:lastRenderedPageBreak/>
-        <w:t>Q5. Name the operators:</w:t>
-      </w:r>
-    </w:p>
-    <w:tbl>
-      <w:tblPr>
-        <w:tblW w:w="0" w:type="auto"/>
-        <w:tblCellSpacing w:w="15" w:type="dxa"/>
-        <w:tblCellMar>
-          <w:top w:w="15" w:type="dxa"/>
-          <w:left w:w="15" w:type="dxa"/>
-          <w:bottom w:w="15" w:type="dxa"/>
-          <w:right w:w="15" w:type="dxa"/>
-        </w:tblCellMar>
-        <w:tblLook w:val="04A0" w:firstRow="1" w:lastRow="0" w:firstColumn="1" w:lastColumn="0" w:noHBand="0" w:noVBand="1"/>
-      </w:tblPr>
-      <w:tblGrid>
-        <w:gridCol w:w="1209"/>
-        <w:gridCol w:w="1695"/>
-      </w:tblGrid>
-      <w:tr>
-        <w:trPr>
-          <w:tblHeader/>
-          <w:tblCellSpacing w:w="15" w:type="dxa"/>
-        </w:trPr>
-        <w:tc>
-          <w:tcPr>
-            <w:tcW w:w="0" w:type="auto"/>
-            <w:vAlign w:val="center"/>
-            <w:hideMark/>
-          </w:tcPr>
-          <w:p>
-            <w:pPr>
-              <w:spacing w:after="0" w:line="240" w:lineRule="auto"/>
-              <w:jc w:val="center"/>
-              <w:rPr>
-                <w:rFonts w:ascii="Times New Roman" w:eastAsia="Times New Roman" w:hAnsi="Times New Roman" w:cs="Times New Roman"/>
-                <w:b/>
-                <w:bCs/>
-                <w:sz w:val="24"/>
-                <w:szCs w:val="24"/>
-              </w:rPr>
-            </w:pPr>
-            <w:r>
-              <w:rPr>
-                <w:rFonts w:ascii="Times New Roman" w:eastAsia="Times New Roman" w:hAnsi="Times New Roman" w:cs="Times New Roman"/>
-                <w:b/>
-                <w:bCs/>
-                <w:sz w:val="24"/>
-                <w:szCs w:val="24"/>
-              </w:rPr>
-              <w:t>Expression</w:t>
-            </w:r>
-          </w:p>
-        </w:tc>
-        <w:tc>
-          <w:tcPr>
-            <w:tcW w:w="0" w:type="auto"/>
-            <w:vAlign w:val="center"/>
-            <w:hideMark/>
-          </w:tcPr>
-          <w:p>
-            <w:pPr>
-              <w:spacing w:after="0" w:line="240" w:lineRule="auto"/>
-              <w:jc w:val="center"/>
-              <w:rPr>
-                <w:rFonts w:ascii="Times New Roman" w:eastAsia="Times New Roman" w:hAnsi="Times New Roman" w:cs="Times New Roman"/>
-                <w:b/>
-                <w:bCs/>
-                <w:sz w:val="24"/>
-                <w:szCs w:val="24"/>
-              </w:rPr>
-            </w:pPr>
-            <w:r>
-              <w:rPr>
-                <w:rFonts w:ascii="Times New Roman" w:eastAsia="Times New Roman" w:hAnsi="Times New Roman" w:cs="Times New Roman"/>
-                <w:b/>
-                <w:bCs/>
-                <w:sz w:val="24"/>
-                <w:szCs w:val="24"/>
-              </w:rPr>
-              <w:t>Operator Name</w:t>
-            </w:r>
-          </w:p>
-        </w:tc>
-      </w:tr>
-      <w:tr>
-        <w:trPr>
-          <w:tblCellSpacing w:w="15" w:type="dxa"/>
-        </w:trPr>
-        <w:tc>
-          <w:tcPr>
-            <w:tcW w:w="0" w:type="auto"/>
-            <w:vAlign w:val="center"/>
-            <w:hideMark/>
-          </w:tcPr>
-          <w:p>
-            <w:pPr>
-              <w:spacing w:after="0" w:line="240" w:lineRule="auto"/>
-              <w:rPr>
-                <w:rFonts w:ascii="Times New Roman" w:eastAsia="Times New Roman" w:hAnsi="Times New Roman" w:cs="Times New Roman"/>
-                <w:sz w:val="24"/>
-                <w:szCs w:val="24"/>
-              </w:rPr>
-            </w:pPr>
-            <w:r>
-              <w:rPr>
-                <w:rFonts w:ascii="Times New Roman" w:eastAsia="Times New Roman" w:hAnsi="Times New Roman" w:cs="Times New Roman"/>
-                <w:sz w:val="24"/>
-                <w:szCs w:val="24"/>
-              </w:rPr>
-              <w:t>&gt;=</w:t>
-            </w:r>
-          </w:p>
-        </w:tc>
-        <w:tc>
-          <w:tcPr>
-            <w:tcW w:w="0" w:type="auto"/>
-            <w:vAlign w:val="center"/>
-            <w:hideMark/>
-          </w:tcPr>
-          <w:p>
-            <w:pPr>
-              <w:spacing w:after="0" w:line="240" w:lineRule="auto"/>
-              <w:rPr>
-                <w:rFonts w:ascii="Times New Roman" w:eastAsia="Times New Roman" w:hAnsi="Times New Roman" w:cs="Times New Roman"/>
-                <w:sz w:val="24"/>
-                <w:szCs w:val="24"/>
-              </w:rPr>
-            </w:pPr>
-            <w:r>
-              <w:rPr>
-                <w:rFonts w:ascii="Times New Roman" w:eastAsia="Times New Roman" w:hAnsi="Times New Roman" w:cs="Times New Roman"/>
-                <w:sz w:val="24"/>
-                <w:szCs w:val="24"/>
-              </w:rPr>
-              <w:t>Relational</w:t>
-            </w:r>
-          </w:p>
-        </w:tc>
-      </w:tr>
-      <w:tr>
-        <w:trPr>
-          <w:tblCellSpacing w:w="15" w:type="dxa"/>
-        </w:trPr>
-        <w:tc>
-          <w:tcPr>
-            <w:tcW w:w="0" w:type="auto"/>
-            <w:vAlign w:val="center"/>
-            <w:hideMark/>
-          </w:tcPr>
-          <w:p>
-            <w:pPr>
-              <w:spacing w:after="0" w:line="240" w:lineRule="auto"/>
-              <w:rPr>
-                <w:rFonts w:ascii="Times New Roman" w:eastAsia="Times New Roman" w:hAnsi="Times New Roman" w:cs="Times New Roman"/>
-                <w:sz w:val="24"/>
-                <w:szCs w:val="24"/>
-              </w:rPr>
-            </w:pPr>
-            <w:r>
-              <w:rPr>
-                <w:rFonts w:ascii="Times New Roman" w:eastAsia="Times New Roman" w:hAnsi="Times New Roman" w:cs="Times New Roman"/>
-                <w:sz w:val="24"/>
-                <w:szCs w:val="24"/>
-              </w:rPr>
-              <w:t>!=</w:t>
-            </w:r>
-          </w:p>
-        </w:tc>
-        <w:tc>
-          <w:tcPr>
-            <w:tcW w:w="0" w:type="auto"/>
-            <w:vAlign w:val="center"/>
-            <w:hideMark/>
-          </w:tcPr>
-          <w:p>
-            <w:pPr>
-              <w:spacing w:after="0" w:line="240" w:lineRule="auto"/>
-              <w:rPr>
-                <w:rFonts w:ascii="Times New Roman" w:eastAsia="Times New Roman" w:hAnsi="Times New Roman" w:cs="Times New Roman"/>
-                <w:sz w:val="24"/>
-                <w:szCs w:val="24"/>
-              </w:rPr>
-            </w:pPr>
-            <w:r>
-              <w:rPr>
-                <w:rFonts w:ascii="Times New Roman" w:eastAsia="Times New Roman" w:hAnsi="Times New Roman" w:cs="Times New Roman"/>
-                <w:sz w:val="24"/>
-                <w:szCs w:val="24"/>
-              </w:rPr>
-              <w:t>Relational</w:t>
-            </w:r>
-          </w:p>
-        </w:tc>
-      </w:tr>
-      <w:tr>
-        <w:trPr>
-          <w:tblCellSpacing w:w="15" w:type="dxa"/>
-        </w:trPr>
-        <w:tc>
-          <w:tcPr>
-            <w:tcW w:w="0" w:type="auto"/>
-            <w:vAlign w:val="center"/>
-            <w:hideMark/>
-          </w:tcPr>
-          <w:p>
-            <w:pPr>
-              <w:spacing w:after="0" w:line="240" w:lineRule="auto"/>
-              <w:rPr>
-                <w:rFonts w:ascii="Times New Roman" w:eastAsia="Times New Roman" w:hAnsi="Times New Roman" w:cs="Times New Roman"/>
-                <w:sz w:val="24"/>
-                <w:szCs w:val="24"/>
-              </w:rPr>
-            </w:pPr>
-            <w:r>
-              <w:rPr>
-                <w:rFonts w:ascii="Times New Roman" w:eastAsia="Times New Roman" w:hAnsi="Times New Roman" w:cs="Times New Roman"/>
-                <w:sz w:val="24"/>
-                <w:szCs w:val="24"/>
-              </w:rPr>
-              <w:t>%</w:t>
-            </w:r>
-          </w:p>
-        </w:tc>
-        <w:tc>
-          <w:tcPr>
-            <w:tcW w:w="0" w:type="auto"/>
-            <w:vAlign w:val="center"/>
-            <w:hideMark/>
-          </w:tcPr>
-          <w:p>
-            <w:pPr>
-              <w:spacing w:after="0" w:line="240" w:lineRule="auto"/>
-              <w:rPr>
-                <w:rFonts w:ascii="Times New Roman" w:eastAsia="Times New Roman" w:hAnsi="Times New Roman" w:cs="Times New Roman"/>
-                <w:sz w:val="24"/>
-                <w:szCs w:val="24"/>
-              </w:rPr>
-            </w:pPr>
-            <w:r>
-              <w:rPr>
-                <w:rFonts w:ascii="Times New Roman" w:eastAsia="Times New Roman" w:hAnsi="Times New Roman" w:cs="Times New Roman"/>
-                <w:sz w:val="24"/>
-                <w:szCs w:val="24"/>
-              </w:rPr>
-              <w:t>Modulus</w:t>
-            </w:r>
-          </w:p>
-        </w:tc>
-      </w:tr>
-      <w:tr>
-        <w:trPr>
-          <w:tblCellSpacing w:w="15" w:type="dxa"/>
-        </w:trPr>
-        <w:tc>
-          <w:tcPr>
-            <w:tcW w:w="0" w:type="auto"/>
-            <w:vAlign w:val="center"/>
-            <w:hideMark/>
-          </w:tcPr>
-          <w:p>
-            <w:pPr>
-              <w:spacing w:after="0" w:line="240" w:lineRule="auto"/>
-              <w:rPr>
-                <w:rFonts w:ascii="Times New Roman" w:eastAsia="Times New Roman" w:hAnsi="Times New Roman" w:cs="Times New Roman"/>
-                <w:sz w:val="24"/>
-                <w:szCs w:val="24"/>
-              </w:rPr>
-            </w:pPr>
-            <w:r>
-              <w:rPr>
-                <w:rFonts w:ascii="Times New Roman" w:eastAsia="Times New Roman" w:hAnsi="Times New Roman" w:cs="Times New Roman"/>
-                <w:sz w:val="24"/>
-                <w:szCs w:val="24"/>
-              </w:rPr>
-              <w:t>+=</w:t>
-            </w:r>
-          </w:p>
-        </w:tc>
-        <w:tc>
-          <w:tcPr>
-            <w:tcW w:w="0" w:type="auto"/>
-            <w:vAlign w:val="center"/>
-            <w:hideMark/>
-          </w:tcPr>
-          <w:p>
-            <w:pPr>
-              <w:spacing w:after="0" w:line="240" w:lineRule="auto"/>
-              <w:rPr>
-                <w:rFonts w:ascii="Times New Roman" w:eastAsia="Times New Roman" w:hAnsi="Times New Roman" w:cs="Times New Roman"/>
-                <w:sz w:val="24"/>
-                <w:szCs w:val="24"/>
-              </w:rPr>
-            </w:pPr>
-            <w:r>
-              <w:rPr>
-                <w:rFonts w:ascii="Times New Roman" w:eastAsia="Times New Roman" w:hAnsi="Times New Roman" w:cs="Times New Roman"/>
-                <w:sz w:val="24"/>
-                <w:szCs w:val="24"/>
-              </w:rPr>
-              <w:t>Assignment</w:t>
-            </w:r>
-          </w:p>
-        </w:tc>
-      </w:tr>
-      <w:tr>
-        <w:trPr>
-          <w:tblCellSpacing w:w="15" w:type="dxa"/>
-        </w:trPr>
-        <w:tc>
-          <w:tcPr>
-            <w:tcW w:w="0" w:type="auto"/>
-            <w:vAlign w:val="center"/>
-            <w:hideMark/>
-          </w:tcPr>
-          <w:p>
-            <w:pPr>
-              <w:spacing w:after="0" w:line="240" w:lineRule="auto"/>
-              <w:rPr>
-                <w:rFonts w:ascii="Times New Roman" w:eastAsia="Times New Roman" w:hAnsi="Times New Roman" w:cs="Times New Roman"/>
-                <w:sz w:val="24"/>
-                <w:szCs w:val="24"/>
-              </w:rPr>
-            </w:pPr>
-            <w:r>
-              <w:rPr>
-                <w:rFonts w:ascii="Times New Roman" w:eastAsia="Times New Roman" w:hAnsi="Times New Roman" w:cs="Times New Roman"/>
-                <w:sz w:val="24"/>
-                <w:szCs w:val="24"/>
-              </w:rPr>
-              <w:t>*=</w:t>
-            </w:r>
-          </w:p>
-        </w:tc>
-        <w:tc>
-          <w:tcPr>
-            <w:tcW w:w="0" w:type="auto"/>
-            <w:vAlign w:val="center"/>
-            <w:hideMark/>
-          </w:tcPr>
-          <w:p>
-            <w:pPr>
-              <w:spacing w:after="0" w:line="240" w:lineRule="auto"/>
-              <w:rPr>
-                <w:rFonts w:ascii="Times New Roman" w:eastAsia="Times New Roman" w:hAnsi="Times New Roman" w:cs="Times New Roman"/>
-                <w:sz w:val="24"/>
-                <w:szCs w:val="24"/>
-              </w:rPr>
-            </w:pPr>
-            <w:r>
-              <w:rPr>
-                <w:rFonts w:ascii="Times New Roman" w:eastAsia="Times New Roman" w:hAnsi="Times New Roman" w:cs="Times New Roman"/>
-                <w:sz w:val="24"/>
-                <w:szCs w:val="24"/>
-              </w:rPr>
-              <w:t>Assignment</w:t>
-            </w:r>
-          </w:p>
-        </w:tc>
-      </w:tr>
-      <w:tr>
-        <w:trPr>
-          <w:tblCellSpacing w:w="15" w:type="dxa"/>
-        </w:trPr>
-        <w:tc>
-          <w:tcPr>
-            <w:tcW w:w="0" w:type="auto"/>
-            <w:vAlign w:val="center"/>
-            <w:hideMark/>
-          </w:tcPr>
-          <w:p>
-            <w:pPr>
-              <w:spacing w:after="0" w:line="240" w:lineRule="auto"/>
-              <w:rPr>
-                <w:rFonts w:ascii="Times New Roman" w:eastAsia="Times New Roman" w:hAnsi="Times New Roman" w:cs="Times New Roman"/>
-                <w:sz w:val="24"/>
-                <w:szCs w:val="24"/>
-              </w:rPr>
-            </w:pPr>
-            <w:r>
-              <w:rPr>
-                <w:rFonts w:ascii="Times New Roman" w:eastAsia="Times New Roman" w:hAnsi="Times New Roman" w:cs="Times New Roman"/>
-                <w:sz w:val="24"/>
-                <w:szCs w:val="24"/>
-              </w:rPr>
-              <w:t>||</w:t>
-            </w:r>
-          </w:p>
-        </w:tc>
-        <w:tc>
-          <w:tcPr>
-            <w:tcW w:w="0" w:type="auto"/>
-            <w:vAlign w:val="center"/>
-            <w:hideMark/>
-          </w:tcPr>
-          <w:p>
-            <w:pPr>
-              <w:spacing w:after="0" w:line="240" w:lineRule="auto"/>
-              <w:rPr>
-                <w:rFonts w:ascii="Times New Roman" w:eastAsia="Times New Roman" w:hAnsi="Times New Roman" w:cs="Times New Roman"/>
-                <w:sz w:val="24"/>
-                <w:szCs w:val="24"/>
-              </w:rPr>
-            </w:pPr>
-            <w:r>
-              <w:rPr>
-                <w:rFonts w:ascii="Times New Roman" w:eastAsia="Times New Roman" w:hAnsi="Times New Roman" w:cs="Times New Roman"/>
-                <w:sz w:val="24"/>
-                <w:szCs w:val="24"/>
-              </w:rPr>
-              <w:t>Logical OR</w:t>
-            </w:r>
-          </w:p>
-        </w:tc>
-      </w:tr>
-    </w:tbl>
-    <w:p>
-      <w:pPr>
-        <w:spacing w:after="0" w:line="240" w:lineRule="auto"/>
-        <w:outlineLvl w:val="2"/>
-        <w:rPr>
-          <w:rFonts w:ascii="Times New Roman" w:eastAsia="Times New Roman" w:hAnsi="Times New Roman" w:cs="Times New Roman"/>
-          <w:b/>
-          <w:bCs/>
-          <w:color w:val="00B050"/>
-          <w:sz w:val="27"/>
-          <w:szCs w:val="27"/>
-        </w:rPr>
-      </w:pPr>
-      <w:r>
-        <w:rPr>
-          <w:rFonts w:ascii="Times New Roman" w:eastAsia="Times New Roman" w:hAnsi="Times New Roman" w:cs="Times New Roman"/>
-          <w:b/>
-          <w:bCs/>
-          <w:color w:val="00B050"/>
-          <w:sz w:val="27"/>
-          <w:szCs w:val="27"/>
-        </w:rPr>
-        <w:t>Q6. Give the output:</w:t>
-      </w:r>
-    </w:p>
-    <w:p>
-      <w:pPr>
-        <w:tabs>
-          <w:tab w:val="left" w:pos="916"/>
-          <w:tab w:val="left" w:pos="1832"/>
-          <w:tab w:val="left" w:pos="2748"/>
-          <w:tab w:val="left" w:pos="3664"/>
-          <w:tab w:val="left" w:pos="4580"/>
-          <w:tab w:val="left" w:pos="5496"/>
-          <w:tab w:val="left" w:pos="6412"/>
-          <w:tab w:val="left" w:pos="7328"/>
-          <w:tab w:val="left" w:pos="8244"/>
-          <w:tab w:val="left" w:pos="9160"/>
-          <w:tab w:val="left" w:pos="10076"/>
-          <w:tab w:val="left" w:pos="10992"/>
-          <w:tab w:val="left" w:pos="11908"/>
-          <w:tab w:val="left" w:pos="12824"/>
-          <w:tab w:val="left" w:pos="13740"/>
-          <w:tab w:val="left" w:pos="14656"/>
-        </w:tabs>
-        <w:spacing w:after="0" w:line="240" w:lineRule="auto"/>
-        <w:rPr>
-          <w:rFonts w:ascii="Courier New" w:eastAsia="Times New Roman" w:hAnsi="Courier New" w:cs="Courier New"/>
-          <w:sz w:val="20"/>
-          <w:szCs w:val="20"/>
-        </w:rPr>
-      </w:pPr>
-      <w:r>
-        <w:rPr>
-          <w:rFonts w:ascii="Courier New" w:eastAsia="Times New Roman" w:hAnsi="Courier New" w:cs="Courier New"/>
-          <w:sz w:val="20"/>
-          <w:szCs w:val="20"/>
-        </w:rPr>
-        <w:t>a = ++a + a-- / ++a</w:t>
-      </w:r>
-      <w:proofErr w:type="gramStart"/>
-      <w:r>
-        <w:rPr>
-          <w:rFonts w:ascii="Courier New" w:eastAsia="Times New Roman" w:hAnsi="Courier New" w:cs="Courier New"/>
-          <w:sz w:val="20"/>
-          <w:szCs w:val="20"/>
-        </w:rPr>
-        <w:t>;</w:t>
-      </w:r>
-      <w:proofErr w:type="gramEnd"/>
-      <w:r>
-        <w:rPr>
-          <w:rFonts w:ascii="Courier New" w:eastAsia="Times New Roman" w:hAnsi="Courier New" w:cs="Courier New"/>
-          <w:sz w:val="20"/>
-          <w:szCs w:val="20"/>
-        </w:rPr>
-        <w:br/>
-        <w:t>a = 5;</w:t>
-      </w:r>
-    </w:p>
-    <w:p>
-      <w:pPr>
-        <w:spacing w:after="0" w:line="240" w:lineRule="auto"/>
-        <w:outlineLvl w:val="2"/>
-        <w:rPr>
-          <w:rFonts w:ascii="Times New Roman" w:eastAsia="Times New Roman" w:hAnsi="Times New Roman" w:cs="Times New Roman"/>
-          <w:b/>
-          <w:bCs/>
-          <w:sz w:val="27"/>
-          <w:szCs w:val="27"/>
-        </w:rPr>
-      </w:pPr>
-      <w:r>
-        <w:rPr>
-          <w:rFonts w:ascii="Times New Roman" w:eastAsia="Times New Roman" w:hAnsi="Times New Roman" w:cs="Times New Roman"/>
-          <w:b/>
-          <w:bCs/>
-          <w:sz w:val="27"/>
-          <w:szCs w:val="27"/>
-        </w:rPr>
-        <w:t>Steps:</w:t>
-      </w:r>
-    </w:p>
-    <w:p>
-      <w:pPr>
-        <w:spacing w:after="0" w:line="240" w:lineRule="auto"/>
-        <w:rPr>
-          <w:rFonts w:ascii="Times New Roman" w:eastAsia="Times New Roman" w:hAnsi="Times New Roman" w:cs="Times New Roman"/>
-          <w:sz w:val="24"/>
-          <w:szCs w:val="24"/>
-        </w:rPr>
-      </w:pPr>
-      <w:r>
-        <w:rPr>
-          <w:rFonts w:ascii="Times New Roman" w:eastAsia="Times New Roman" w:hAnsi="Times New Roman" w:cs="Times New Roman"/>
-          <w:sz w:val="24"/>
-          <w:szCs w:val="24"/>
-        </w:rPr>
-        <w:t>Initial: a = 5</w:t>
-      </w:r>
-    </w:p>
-    <w:p>
-      <w:pPr>
-        <w:spacing w:after="0" w:line="240" w:lineRule="auto"/>
-        <w:rPr>
-          <w:rFonts w:ascii="Times New Roman" w:eastAsia="Times New Roman" w:hAnsi="Times New Roman" w:cs="Times New Roman"/>
-          <w:sz w:val="24"/>
-          <w:szCs w:val="24"/>
-        </w:rPr>
-      </w:pPr>
-      <w:r>
-        <w:rPr>
-          <w:rFonts w:ascii="Times New Roman" w:eastAsia="Times New Roman" w:hAnsi="Times New Roman" w:cs="Times New Roman"/>
-          <w:sz w:val="24"/>
-          <w:szCs w:val="24"/>
-        </w:rPr>
-        <w:t>++a → a = 6</w:t>
-      </w:r>
-      <w:r>
-        <w:rPr>
-          <w:rFonts w:ascii="Times New Roman" w:eastAsia="Times New Roman" w:hAnsi="Times New Roman" w:cs="Times New Roman"/>
-          <w:sz w:val="24"/>
-          <w:szCs w:val="24"/>
-        </w:rPr>
-        <w:br/>
-        <w:t>a-- → use 6, then a = 5</w:t>
-      </w:r>
-      <w:r>
-        <w:rPr>
-          <w:rFonts w:ascii="Times New Roman" w:eastAsia="Times New Roman" w:hAnsi="Times New Roman" w:cs="Times New Roman"/>
-          <w:sz w:val="24"/>
-          <w:szCs w:val="24"/>
-        </w:rPr>
-        <w:br/>
-        <w:t>++a → a = 6</w:t>
-      </w:r>
-    </w:p>
-    <w:p>
-      <w:pPr>
-        <w:spacing w:after="0" w:line="240" w:lineRule="auto"/>
-        <w:rPr>
-          <w:rFonts w:ascii="Times New Roman" w:eastAsia="Times New Roman" w:hAnsi="Times New Roman" w:cs="Times New Roman"/>
-          <w:sz w:val="24"/>
-          <w:szCs w:val="24"/>
-        </w:rPr>
-      </w:pPr>
-      <w:r>
-        <w:rPr>
-          <w:rFonts w:ascii="Times New Roman" w:eastAsia="Times New Roman" w:hAnsi="Times New Roman" w:cs="Times New Roman"/>
-          <w:sz w:val="24"/>
-          <w:szCs w:val="24"/>
-        </w:rPr>
-        <w:t>Now</w:t>
-      </w:r>
-      <w:proofErr w:type="gramStart"/>
-      <w:r>
-        <w:rPr>
-          <w:rFonts w:ascii="Times New Roman" w:eastAsia="Times New Roman" w:hAnsi="Times New Roman" w:cs="Times New Roman"/>
-          <w:sz w:val="24"/>
-          <w:szCs w:val="24"/>
-        </w:rPr>
-        <w:t>:</w:t>
-      </w:r>
-      <w:proofErr w:type="gramEnd"/>
-      <w:r>
-        <w:rPr>
-          <w:rFonts w:ascii="Times New Roman" w:eastAsia="Times New Roman" w:hAnsi="Times New Roman" w:cs="Times New Roman"/>
-          <w:sz w:val="24"/>
-          <w:szCs w:val="24"/>
-        </w:rPr>
-        <w:br/>
-        <w:t>a = 6 + (6 / 6)</w:t>
-      </w:r>
-      <w:r>
-        <w:rPr>
-          <w:rFonts w:ascii="Times New Roman" w:eastAsia="Times New Roman" w:hAnsi="Times New Roman" w:cs="Times New Roman"/>
-          <w:sz w:val="24"/>
-          <w:szCs w:val="24"/>
-        </w:rPr>
-        <w:br/>
-        <w:t>= 6 + 1</w:t>
-      </w:r>
-      <w:r>
-        <w:rPr>
-          <w:rFonts w:ascii="Times New Roman" w:eastAsia="Times New Roman" w:hAnsi="Times New Roman" w:cs="Times New Roman"/>
-          <w:sz w:val="24"/>
-          <w:szCs w:val="24"/>
-        </w:rPr>
-        <w:br/>
-        <w:t xml:space="preserve">= </w:t>
-      </w:r>
-      <w:r>
-        <w:rPr>
-          <w:rFonts w:ascii="Times New Roman" w:eastAsia="Times New Roman" w:hAnsi="Times New Roman" w:cs="Times New Roman"/>
-          <w:b/>
-          <w:bCs/>
-          <w:sz w:val="24"/>
-          <w:szCs w:val="24"/>
-        </w:rPr>
-        <w:t>7</w:t>
-      </w:r>
-    </w:p>
-    <w:p>
-      <w:pPr>
-        <w:spacing w:after="0" w:line="240" w:lineRule="auto"/>
-        <w:outlineLvl w:val="2"/>
-        <w:rPr>
-          <w:rFonts w:ascii="Times New Roman" w:eastAsia="Times New Roman" w:hAnsi="Times New Roman" w:cs="Times New Roman"/>
-          <w:b/>
-          <w:bCs/>
-          <w:color w:val="FF0000"/>
-          <w:sz w:val="27"/>
-          <w:szCs w:val="27"/>
-        </w:rPr>
-      </w:pPr>
-      <w:r>
-        <w:rPr>
-          <w:rFonts w:ascii="Times New Roman" w:eastAsia="Times New Roman" w:hAnsi="Times New Roman" w:cs="Times New Roman"/>
-          <w:b/>
-          <w:bCs/>
-          <w:color w:val="FF0000"/>
-          <w:sz w:val="27"/>
-          <w:szCs w:val="27"/>
-        </w:rPr>
-        <w:t>Answer: 7</w:t>
-      </w:r>
-    </w:p>
-    <w:p>
-      <w:pPr>
-        <w:spacing w:after="0" w:line="240" w:lineRule="auto"/>
-        <w:outlineLvl w:val="0"/>
-        <w:rPr>
-          <w:rFonts w:ascii="Times New Roman" w:eastAsia="Times New Roman" w:hAnsi="Times New Roman" w:cs="Times New Roman"/>
-          <w:b/>
-          <w:bCs/>
-          <w:color w:val="00B0F0"/>
-          <w:kern w:val="36"/>
-          <w:sz w:val="48"/>
-          <w:szCs w:val="48"/>
-        </w:rPr>
-      </w:pPr>
-      <w:r>
-        <w:rPr>
-          <w:rFonts w:ascii="Times New Roman" w:eastAsia="Times New Roman" w:hAnsi="Times New Roman" w:cs="Times New Roman"/>
-          <w:b/>
-          <w:bCs/>
-          <w:color w:val="00B0F0"/>
-          <w:kern w:val="36"/>
-          <w:sz w:val="48"/>
-          <w:szCs w:val="48"/>
-        </w:rPr>
-        <w:t>D. Assertion and Reasoning</w:t>
-      </w:r>
-    </w:p>
-    <w:p>
-      <w:pPr>
-        <w:spacing w:after="0" w:line="240" w:lineRule="auto"/>
-        <w:outlineLvl w:val="2"/>
-        <w:rPr>
-          <w:rFonts w:ascii="Times New Roman" w:eastAsia="Times New Roman" w:hAnsi="Times New Roman" w:cs="Times New Roman"/>
-          <w:b/>
-          <w:bCs/>
-          <w:color w:val="00B050"/>
-          <w:sz w:val="27"/>
-          <w:szCs w:val="27"/>
-        </w:rPr>
-      </w:pPr>
-      <w:r>
-        <w:rPr>
-          <w:rFonts w:ascii="Times New Roman" w:eastAsia="Times New Roman" w:hAnsi="Times New Roman" w:cs="Times New Roman"/>
-          <w:b/>
-          <w:bCs/>
-          <w:color w:val="00B050"/>
-          <w:sz w:val="27"/>
-          <w:szCs w:val="27"/>
-        </w:rPr>
-        <w:t>Q1.</w:t>
-      </w:r>
-    </w:p>
-    <w:p>
-      <w:pPr>
-        <w:spacing w:after="0" w:line="240" w:lineRule="auto"/>
-        <w:rPr>
-          <w:rFonts w:ascii="Times New Roman" w:eastAsia="Times New Roman" w:hAnsi="Times New Roman" w:cs="Times New Roman"/>
-          <w:sz w:val="24"/>
-          <w:szCs w:val="24"/>
-        </w:rPr>
-      </w:pPr>
-      <w:r>
-        <w:rPr>
-          <w:rFonts w:ascii="Times New Roman" w:eastAsia="Times New Roman" w:hAnsi="Times New Roman" w:cs="Times New Roman"/>
-          <w:sz w:val="24"/>
-          <w:szCs w:val="24"/>
-        </w:rPr>
-        <w:t>Assertion: += performs addition and assignment</w:t>
-      </w:r>
-      <w:r>
-        <w:rPr>
-          <w:rFonts w:ascii="Times New Roman" w:eastAsia="Times New Roman" w:hAnsi="Times New Roman" w:cs="Times New Roman"/>
-          <w:sz w:val="24"/>
-          <w:szCs w:val="24"/>
-        </w:rPr>
-        <w:br/>
-        <w:t>Reason: It is shorthand for x = x + y</w:t>
-      </w:r>
-    </w:p>
-    <w:p>
-      <w:pPr>
-        <w:spacing w:after="0" w:line="240" w:lineRule="auto"/>
-        <w:rPr>
-          <w:rFonts w:ascii="Times New Roman" w:eastAsia="Times New Roman" w:hAnsi="Times New Roman" w:cs="Times New Roman"/>
-          <w:color w:val="FF0000"/>
-          <w:sz w:val="24"/>
-          <w:szCs w:val="24"/>
-        </w:rPr>
-      </w:pPr>
-      <w:r>
-        <w:rPr>
-          <w:rFonts w:ascii="Times New Roman" w:eastAsia="Times New Roman" w:hAnsi="Times New Roman" w:cs="Times New Roman"/>
-          <w:b/>
-          <w:bCs/>
-          <w:color w:val="FF0000"/>
-          <w:sz w:val="24"/>
-          <w:szCs w:val="24"/>
-        </w:rPr>
-        <w:t>Answer:</w:t>
-      </w:r>
-      <w:r>
-        <w:rPr>
-          <w:rFonts w:ascii="Times New Roman" w:eastAsia="Times New Roman" w:hAnsi="Times New Roman" w:cs="Times New Roman"/>
-          <w:color w:val="FF0000"/>
-          <w:sz w:val="24"/>
-          <w:szCs w:val="24"/>
-        </w:rPr>
-        <w:t xml:space="preserve"> a. </w:t>
-      </w:r>
-      <w:proofErr w:type="gramStart"/>
-      <w:r>
-        <w:rPr>
-          <w:rFonts w:ascii="Times New Roman" w:eastAsia="Times New Roman" w:hAnsi="Times New Roman" w:cs="Times New Roman"/>
-          <w:color w:val="FF0000"/>
-          <w:sz w:val="24"/>
-          <w:szCs w:val="24"/>
-        </w:rPr>
-        <w:t>Both</w:t>
-      </w:r>
-      <w:proofErr w:type="gramEnd"/>
-      <w:r>
-        <w:rPr>
-          <w:rFonts w:ascii="Times New Roman" w:eastAsia="Times New Roman" w:hAnsi="Times New Roman" w:cs="Times New Roman"/>
-          <w:color w:val="FF0000"/>
-          <w:sz w:val="24"/>
-          <w:szCs w:val="24"/>
-        </w:rPr>
-        <w:t xml:space="preserve"> true and correct</w:t>
-      </w:r>
-    </w:p>
-    <w:p>
-      <w:pPr>
-        <w:spacing w:after="0" w:line="240" w:lineRule="auto"/>
-        <w:outlineLvl w:val="2"/>
-        <w:rPr>
-          <w:rFonts w:ascii="Times New Roman" w:eastAsia="Times New Roman" w:hAnsi="Times New Roman" w:cs="Times New Roman"/>
-          <w:b/>
-          <w:bCs/>
-          <w:color w:val="00B050"/>
-          <w:sz w:val="27"/>
-          <w:szCs w:val="27"/>
-        </w:rPr>
-      </w:pPr>
-      <w:r>
-        <w:rPr>
-          <w:rFonts w:ascii="Times New Roman" w:eastAsia="Times New Roman" w:hAnsi="Times New Roman" w:cs="Times New Roman"/>
-          <w:b/>
-          <w:bCs/>
-          <w:color w:val="00B050"/>
-          <w:sz w:val="27"/>
-          <w:szCs w:val="27"/>
-        </w:rPr>
-        <w:t>Q2.</w:t>
-      </w:r>
-    </w:p>
-    <w:p>
-      <w:pPr>
-        <w:spacing w:after="0" w:line="240" w:lineRule="auto"/>
-        <w:rPr>
-          <w:rFonts w:ascii="Times New Roman" w:eastAsia="Times New Roman" w:hAnsi="Times New Roman" w:cs="Times New Roman"/>
-          <w:sz w:val="24"/>
-          <w:szCs w:val="24"/>
-        </w:rPr>
-      </w:pPr>
-      <w:r>
-        <w:rPr>
-          <w:rFonts w:ascii="Times New Roman" w:eastAsia="Times New Roman" w:hAnsi="Times New Roman" w:cs="Times New Roman"/>
-          <w:sz w:val="24"/>
-          <w:szCs w:val="24"/>
-        </w:rPr>
-        <w:t>Assertion</w:t>
-      </w:r>
-      <w:proofErr w:type="gramStart"/>
-      <w:r>
-        <w:rPr>
-          <w:rFonts w:ascii="Times New Roman" w:eastAsia="Times New Roman" w:hAnsi="Times New Roman" w:cs="Times New Roman"/>
-          <w:sz w:val="24"/>
-          <w:szCs w:val="24"/>
-        </w:rPr>
-        <w:t>: !</w:t>
-      </w:r>
-      <w:proofErr w:type="gramEnd"/>
-      <w:r>
-        <w:rPr>
-          <w:rFonts w:ascii="Times New Roman" w:eastAsia="Times New Roman" w:hAnsi="Times New Roman" w:cs="Times New Roman"/>
-          <w:sz w:val="24"/>
-          <w:szCs w:val="24"/>
-        </w:rPr>
-        <w:t>= checks inequality</w:t>
-      </w:r>
-      <w:r>
-        <w:rPr>
-          <w:rFonts w:ascii="Times New Roman" w:eastAsia="Times New Roman" w:hAnsi="Times New Roman" w:cs="Times New Roman"/>
-          <w:sz w:val="24"/>
-          <w:szCs w:val="24"/>
-        </w:rPr>
-        <w:br/>
-        <w:t>Reason: It compares equality</w:t>
-      </w:r>
-    </w:p>
-    <w:p>
-      <w:pPr>
-        <w:spacing w:after="0" w:line="240" w:lineRule="auto"/>
-        <w:rPr>
-          <w:rFonts w:ascii="Times New Roman" w:eastAsia="Times New Roman" w:hAnsi="Times New Roman" w:cs="Times New Roman"/>
-          <w:color w:val="FF0000"/>
-          <w:sz w:val="24"/>
-          <w:szCs w:val="24"/>
-        </w:rPr>
-      </w:pPr>
-      <w:r>
-        <w:rPr>
-          <w:rFonts w:ascii="Times New Roman" w:eastAsia="Times New Roman" w:hAnsi="Times New Roman" w:cs="Times New Roman"/>
-          <w:b/>
-          <w:bCs/>
-          <w:color w:val="FF0000"/>
-          <w:sz w:val="24"/>
-          <w:szCs w:val="24"/>
-        </w:rPr>
-        <w:t>Answer:</w:t>
-      </w:r>
-      <w:r>
-        <w:rPr>
-          <w:rFonts w:ascii="Times New Roman" w:eastAsia="Times New Roman" w:hAnsi="Times New Roman" w:cs="Times New Roman"/>
-          <w:color w:val="FF0000"/>
-          <w:sz w:val="24"/>
-          <w:szCs w:val="24"/>
-        </w:rPr>
-        <w:t xml:space="preserve"> d. </w:t>
-      </w:r>
-      <w:proofErr w:type="gramStart"/>
-      <w:r>
-        <w:rPr>
-          <w:rFonts w:ascii="Times New Roman" w:eastAsia="Times New Roman" w:hAnsi="Times New Roman" w:cs="Times New Roman"/>
-          <w:color w:val="FF0000"/>
-          <w:sz w:val="24"/>
-          <w:szCs w:val="24"/>
-        </w:rPr>
-        <w:t>A</w:t>
-      </w:r>
-      <w:proofErr w:type="gramEnd"/>
-      <w:r>
-        <w:rPr>
-          <w:rFonts w:ascii="Times New Roman" w:eastAsia="Times New Roman" w:hAnsi="Times New Roman" w:cs="Times New Roman"/>
-          <w:color w:val="FF0000"/>
-          <w:sz w:val="24"/>
-          <w:szCs w:val="24"/>
-        </w:rPr>
-        <w:t xml:space="preserve"> true, R false</w:t>
-      </w:r>
-    </w:p>
-    <w:p>
-      <w:pPr>
-        <w:spacing w:after="0" w:line="240" w:lineRule="auto"/>
-        <w:outlineLvl w:val="0"/>
-        <w:rPr>
-          <w:rFonts w:ascii="Times New Roman" w:eastAsia="Times New Roman" w:hAnsi="Times New Roman" w:cs="Times New Roman"/>
-          <w:b/>
-          <w:bCs/>
-          <w:color w:val="C00000"/>
-          <w:kern w:val="36"/>
-          <w:sz w:val="32"/>
-          <w:szCs w:val="48"/>
-        </w:rPr>
-      </w:pPr>
-      <w:r>
-        <w:rPr>
-          <w:rFonts w:ascii="Segoe UI Symbol" w:eastAsia="Times New Roman" w:hAnsi="Segoe UI Symbol" w:cs="Segoe UI Symbol"/>
-          <w:b/>
-          <w:bCs/>
-          <w:color w:val="C00000"/>
-          <w:kern w:val="36"/>
-          <w:sz w:val="48"/>
-          <w:szCs w:val="48"/>
-        </w:rPr>
-        <w:t>📘</w:t>
-      </w:r>
-      <w:r>
-        <w:rPr>
-          <w:rFonts w:ascii="Times New Roman" w:eastAsia="Times New Roman" w:hAnsi="Times New Roman" w:cs="Times New Roman"/>
-          <w:b/>
-          <w:bCs/>
-          <w:color w:val="C00000"/>
-          <w:kern w:val="36"/>
-          <w:sz w:val="48"/>
-          <w:szCs w:val="48"/>
-        </w:rPr>
-        <w:t xml:space="preserve"> </w:t>
-      </w:r>
-      <w:r>
-        <w:rPr>
-          <w:rFonts w:ascii="Times New Roman" w:eastAsia="Times New Roman" w:hAnsi="Times New Roman" w:cs="Times New Roman"/>
-          <w:b/>
-          <w:bCs/>
-          <w:color w:val="C00000"/>
-          <w:kern w:val="36"/>
-          <w:sz w:val="48"/>
-          <w:szCs w:val="48"/>
-        </w:rPr>
-        <w:t xml:space="preserve">PREVIOUS YEARS’ </w:t>
-      </w:r>
-      <w:proofErr w:type="gramStart"/>
-      <w:r>
-        <w:rPr>
-          <w:rFonts w:ascii="Times New Roman" w:eastAsia="Times New Roman" w:hAnsi="Times New Roman" w:cs="Times New Roman"/>
-          <w:b/>
-          <w:bCs/>
-          <w:color w:val="C00000"/>
-          <w:kern w:val="36"/>
-          <w:sz w:val="48"/>
-          <w:szCs w:val="48"/>
-        </w:rPr>
-        <w:t>QUESTIONS</w:t>
-      </w:r>
-      <w:r>
-        <w:rPr>
-          <w:rFonts w:ascii="Times New Roman" w:eastAsia="Times New Roman" w:hAnsi="Times New Roman" w:cs="Times New Roman"/>
-          <w:b/>
-          <w:bCs/>
-          <w:color w:val="C00000"/>
-          <w:kern w:val="36"/>
-          <w:sz w:val="32"/>
-          <w:szCs w:val="48"/>
-        </w:rPr>
-        <w:t>(</w:t>
-      </w:r>
-      <w:proofErr w:type="gramEnd"/>
-      <w:r>
-        <w:rPr>
-          <w:rFonts w:ascii="Times New Roman" w:eastAsia="Times New Roman" w:hAnsi="Times New Roman" w:cs="Times New Roman"/>
-          <w:b/>
-          <w:bCs/>
-          <w:color w:val="C00000"/>
-          <w:kern w:val="36"/>
-          <w:sz w:val="32"/>
-          <w:szCs w:val="48"/>
-        </w:rPr>
-        <w:t>From BOOK)</w:t>
-      </w:r>
-    </w:p>
-    <w:p>
-      <w:pPr>
-        <w:spacing w:after="0" w:line="240" w:lineRule="auto"/>
-        <w:outlineLvl w:val="2"/>
-        <w:rPr>
-          <w:rFonts w:ascii="Times New Roman" w:eastAsia="Times New Roman" w:hAnsi="Times New Roman" w:cs="Times New Roman"/>
-          <w:b/>
-          <w:bCs/>
-          <w:color w:val="00B050"/>
-          <w:sz w:val="27"/>
-          <w:szCs w:val="27"/>
-        </w:rPr>
-      </w:pPr>
-      <w:r>
-        <w:rPr>
-          <w:rFonts w:ascii="Times New Roman" w:eastAsia="Times New Roman" w:hAnsi="Times New Roman" w:cs="Times New Roman"/>
-          <w:b/>
-          <w:bCs/>
-          <w:color w:val="00B050"/>
-          <w:sz w:val="27"/>
-          <w:szCs w:val="27"/>
-        </w:rPr>
-        <w:t>Q1. Operator acting on one operand is called:</w:t>
-      </w:r>
-    </w:p>
-    <w:p>
-      <w:pPr>
-        <w:spacing w:after="0" w:line="240" w:lineRule="auto"/>
-        <w:rPr>
-          <w:rFonts w:ascii="Times New Roman" w:eastAsia="Times New Roman" w:hAnsi="Times New Roman" w:cs="Times New Roman"/>
-          <w:color w:val="FF0000"/>
-          <w:sz w:val="24"/>
-          <w:szCs w:val="24"/>
-        </w:rPr>
-      </w:pPr>
-      <w:r>
-        <w:rPr>
-          <w:rFonts w:ascii="Times New Roman" w:eastAsia="Times New Roman" w:hAnsi="Times New Roman" w:cs="Times New Roman"/>
-          <w:b/>
-          <w:bCs/>
-          <w:color w:val="FF0000"/>
-          <w:sz w:val="24"/>
-          <w:szCs w:val="24"/>
-        </w:rPr>
-        <w:t>Answer:</w:t>
-      </w:r>
-      <w:r>
-        <w:rPr>
-          <w:rFonts w:ascii="Times New Roman" w:eastAsia="Times New Roman" w:hAnsi="Times New Roman" w:cs="Times New Roman"/>
-          <w:color w:val="FF0000"/>
-          <w:sz w:val="24"/>
-          <w:szCs w:val="24"/>
-        </w:rPr>
-        <w:t xml:space="preserve"> Unary</w:t>
-      </w:r>
-    </w:p>
-    <w:p>
-      <w:pPr>
-        <w:spacing w:after="0" w:line="240" w:lineRule="auto"/>
-        <w:outlineLvl w:val="2"/>
-        <w:rPr>
-          <w:rFonts w:ascii="Times New Roman" w:eastAsia="Times New Roman" w:hAnsi="Times New Roman" w:cs="Times New Roman"/>
-          <w:b/>
-          <w:bCs/>
-          <w:color w:val="00B050"/>
-          <w:sz w:val="27"/>
-          <w:szCs w:val="27"/>
-        </w:rPr>
-      </w:pPr>
-      <w:r>
-        <w:rPr>
-          <w:rFonts w:ascii="Times New Roman" w:eastAsia="Times New Roman" w:hAnsi="Times New Roman" w:cs="Times New Roman"/>
-          <w:b/>
-          <w:bCs/>
-          <w:color w:val="00B050"/>
-          <w:sz w:val="27"/>
-          <w:szCs w:val="27"/>
-        </w:rPr>
-        <w:t>Q2. ASCII code of ‘B’:</w:t>
-      </w:r>
-      <w:bookmarkStart w:id="0" w:name="_GoBack"/>
-      <w:bookmarkEnd w:id="0"/>
-    </w:p>
-    <w:p>
-      <w:pPr>
-        <w:spacing w:after="0" w:line="240" w:lineRule="auto"/>
-        <w:rPr>
-          <w:rFonts w:ascii="Times New Roman" w:eastAsia="Times New Roman" w:hAnsi="Times New Roman" w:cs="Times New Roman"/>
-          <w:color w:val="FF0000"/>
-          <w:sz w:val="24"/>
-          <w:szCs w:val="24"/>
-        </w:rPr>
-      </w:pPr>
-      <w:r>
-        <w:rPr>
-          <w:rFonts w:ascii="Times New Roman" w:eastAsia="Times New Roman" w:hAnsi="Times New Roman" w:cs="Times New Roman"/>
-          <w:b/>
-          <w:bCs/>
-          <w:color w:val="FF0000"/>
-          <w:sz w:val="24"/>
-          <w:szCs w:val="24"/>
-        </w:rPr>
-        <w:t>Answer:</w:t>
-      </w:r>
-      <w:r>
-        <w:rPr>
-          <w:rFonts w:ascii="Times New Roman" w:eastAsia="Times New Roman" w:hAnsi="Times New Roman" w:cs="Times New Roman"/>
-          <w:color w:val="FF0000"/>
-          <w:sz w:val="24"/>
-          <w:szCs w:val="24"/>
-        </w:rPr>
-        <w:t xml:space="preserve"> 66</w:t>
-      </w:r>
-    </w:p>
-    <w:p>
-      <w:pPr>
-        <w:spacing w:after="0" w:line="240" w:lineRule="auto"/>
-        <w:outlineLvl w:val="2"/>
-        <w:rPr>
-          <w:rFonts w:ascii="Times New Roman" w:eastAsia="Times New Roman" w:hAnsi="Times New Roman" w:cs="Times New Roman"/>
-          <w:b/>
-          <w:bCs/>
-          <w:color w:val="00B050"/>
-          <w:sz w:val="27"/>
-          <w:szCs w:val="27"/>
-        </w:rPr>
-      </w:pPr>
-      <w:r>
-        <w:rPr>
-          <w:rFonts w:ascii="Times New Roman" w:eastAsia="Times New Roman" w:hAnsi="Times New Roman" w:cs="Times New Roman"/>
-          <w:b/>
-          <w:bCs/>
-          <w:color w:val="00B050"/>
-          <w:sz w:val="27"/>
-          <w:szCs w:val="27"/>
-        </w:rPr>
-        <w:t>Q3. “== is assignment operator”</w:t>
-      </w:r>
-    </w:p>
-    <w:p>
-      <w:pPr>
-        <w:spacing w:after="0" w:line="240" w:lineRule="auto"/>
-        <w:rPr>
-          <w:rFonts w:ascii="Times New Roman" w:eastAsia="Times New Roman" w:hAnsi="Times New Roman" w:cs="Times New Roman"/>
-          <w:sz w:val="24"/>
-          <w:szCs w:val="24"/>
-        </w:rPr>
-      </w:pPr>
-      <w:r>
-        <w:rPr>
-          <w:rFonts w:ascii="Times New Roman" w:eastAsia="Times New Roman" w:hAnsi="Times New Roman" w:cs="Times New Roman"/>
-          <w:b/>
-          <w:bCs/>
-          <w:sz w:val="24"/>
-          <w:szCs w:val="24"/>
-        </w:rPr>
-        <w:t>Answer:</w:t>
-      </w:r>
-      <w:r>
-        <w:rPr>
-          <w:rFonts w:ascii="Times New Roman" w:eastAsia="Times New Roman" w:hAnsi="Times New Roman" w:cs="Times New Roman"/>
-          <w:sz w:val="24"/>
-          <w:szCs w:val="24"/>
-        </w:rPr>
-        <w:t xml:space="preserve"> False</w:t>
-      </w:r>
-    </w:p>
-    <w:p>
-      <w:pPr>
-        <w:spacing w:after="0" w:line="240" w:lineRule="auto"/>
-        <w:outlineLvl w:val="2"/>
-        <w:rPr>
-          <w:rFonts w:ascii="Times New Roman" w:eastAsia="Times New Roman" w:hAnsi="Times New Roman" w:cs="Times New Roman"/>
-          <w:b/>
-          <w:bCs/>
-          <w:color w:val="00B050"/>
-          <w:sz w:val="27"/>
-          <w:szCs w:val="27"/>
-        </w:rPr>
-      </w:pPr>
-      <w:r>
-        <w:rPr>
-          <w:rFonts w:ascii="Times New Roman" w:eastAsia="Times New Roman" w:hAnsi="Times New Roman" w:cs="Times New Roman"/>
-          <w:b/>
-          <w:bCs/>
-          <w:color w:val="00B050"/>
-          <w:sz w:val="27"/>
-          <w:szCs w:val="27"/>
-        </w:rPr>
-        <w:t>Q4. Choose the odd one:</w:t>
-      </w:r>
-    </w:p>
-    <w:p>
-      <w:pPr>
-        <w:spacing w:after="0" w:line="240" w:lineRule="auto"/>
-        <w:rPr>
-          <w:rFonts w:ascii="Times New Roman" w:eastAsia="Times New Roman" w:hAnsi="Times New Roman" w:cs="Times New Roman"/>
-          <w:color w:val="FF0000"/>
-          <w:sz w:val="24"/>
-          <w:szCs w:val="24"/>
-        </w:rPr>
-      </w:pPr>
-      <w:r>
-        <w:rPr>
-          <w:rFonts w:ascii="Times New Roman" w:eastAsia="Times New Roman" w:hAnsi="Times New Roman" w:cs="Times New Roman"/>
-          <w:b/>
-          <w:bCs/>
-          <w:color w:val="FF0000"/>
-          <w:sz w:val="24"/>
-          <w:szCs w:val="24"/>
-        </w:rPr>
-        <w:t>Answer:</w:t>
-      </w:r>
-      <w:r>
-        <w:rPr>
-          <w:rFonts w:ascii="Times New Roman" w:eastAsia="Times New Roman" w:hAnsi="Times New Roman" w:cs="Times New Roman"/>
-          <w:color w:val="FF0000"/>
-          <w:sz w:val="24"/>
-          <w:szCs w:val="24"/>
-        </w:rPr>
-        <w:t xml:space="preserve"> &gt;=</w:t>
-      </w:r>
-    </w:p>
-    <w:p>
-      <w:pPr>
-        <w:spacing w:after="0" w:line="240" w:lineRule="auto"/>
-        <w:outlineLvl w:val="2"/>
-        <w:rPr>
-          <w:rFonts w:ascii="Times New Roman" w:eastAsia="Times New Roman" w:hAnsi="Times New Roman" w:cs="Times New Roman"/>
-          <w:b/>
-          <w:bCs/>
-          <w:color w:val="00B050"/>
-          <w:sz w:val="27"/>
-          <w:szCs w:val="27"/>
-        </w:rPr>
-      </w:pPr>
-      <w:r>
-        <w:rPr>
-          <w:rFonts w:ascii="Times New Roman" w:eastAsia="Times New Roman" w:hAnsi="Times New Roman" w:cs="Times New Roman"/>
-          <w:b/>
-          <w:bCs/>
-          <w:color w:val="00B050"/>
-          <w:sz w:val="27"/>
-          <w:szCs w:val="27"/>
-        </w:rPr>
-        <w:t>Q5. Difference unary vs binary:</w:t>
-      </w:r>
-    </w:p>
-    <w:tbl>
-      <w:tblPr>
-        <w:tblW w:w="0" w:type="auto"/>
-        <w:tblCellSpacing w:w="15" w:type="dxa"/>
-        <w:tblCellMar>
-          <w:top w:w="15" w:type="dxa"/>
-          <w:left w:w="15" w:type="dxa"/>
-          <w:bottom w:w="15" w:type="dxa"/>
-          <w:right w:w="15" w:type="dxa"/>
-        </w:tblCellMar>
-        <w:tblLook w:val="04A0" w:firstRow="1" w:lastRow="0" w:firstColumn="1" w:lastColumn="0" w:noHBand="0" w:noVBand="1"/>
-      </w:tblPr>
-      <w:tblGrid>
-        <w:gridCol w:w="1308"/>
-        <w:gridCol w:w="1442"/>
-      </w:tblGrid>
-      <w:tr>
-        <w:trPr>
-          <w:tblHeader/>
-          <w:tblCellSpacing w:w="15" w:type="dxa"/>
-        </w:trPr>
-        <w:tc>
-          <w:tcPr>
-            <w:tcW w:w="0" w:type="auto"/>
-            <w:vAlign w:val="center"/>
-            <w:hideMark/>
-          </w:tcPr>
-          <w:p>
-            <w:pPr>
-              <w:spacing w:after="0" w:line="240" w:lineRule="auto"/>
-              <w:jc w:val="center"/>
-              <w:rPr>
-                <w:rFonts w:ascii="Times New Roman" w:eastAsia="Times New Roman" w:hAnsi="Times New Roman" w:cs="Times New Roman"/>
-                <w:b/>
-                <w:bCs/>
-                <w:sz w:val="24"/>
-                <w:szCs w:val="24"/>
-              </w:rPr>
-            </w:pPr>
-            <w:r>
-              <w:rPr>
-                <w:rFonts w:ascii="Times New Roman" w:eastAsia="Times New Roman" w:hAnsi="Times New Roman" w:cs="Times New Roman"/>
-                <w:b/>
-                <w:bCs/>
-                <w:sz w:val="24"/>
-                <w:szCs w:val="24"/>
-              </w:rPr>
-              <w:t>Unary</w:t>
-            </w:r>
-          </w:p>
-        </w:tc>
-        <w:tc>
-          <w:tcPr>
-            <w:tcW w:w="0" w:type="auto"/>
-            <w:vAlign w:val="center"/>
-            <w:hideMark/>
-          </w:tcPr>
-          <w:p>
-            <w:pPr>
-              <w:spacing w:after="0" w:line="240" w:lineRule="auto"/>
-              <w:jc w:val="center"/>
-              <w:rPr>
-                <w:rFonts w:ascii="Times New Roman" w:eastAsia="Times New Roman" w:hAnsi="Times New Roman" w:cs="Times New Roman"/>
-                <w:b/>
-                <w:bCs/>
-                <w:sz w:val="24"/>
-                <w:szCs w:val="24"/>
-              </w:rPr>
-            </w:pPr>
-            <w:r>
-              <w:rPr>
-                <w:rFonts w:ascii="Times New Roman" w:eastAsia="Times New Roman" w:hAnsi="Times New Roman" w:cs="Times New Roman"/>
-                <w:b/>
-                <w:bCs/>
-                <w:sz w:val="24"/>
-                <w:szCs w:val="24"/>
-              </w:rPr>
-              <w:t>Binary</w:t>
-            </w:r>
-          </w:p>
-        </w:tc>
-      </w:tr>
-      <w:tr>
-        <w:trPr>
-          <w:tblCellSpacing w:w="15" w:type="dxa"/>
-        </w:trPr>
-        <w:tc>
-          <w:tcPr>
-            <w:tcW w:w="0" w:type="auto"/>
-            <w:vAlign w:val="center"/>
-            <w:hideMark/>
-          </w:tcPr>
-          <w:p>
-            <w:pPr>
-              <w:spacing w:after="0" w:line="240" w:lineRule="auto"/>
-              <w:rPr>
-                <w:rFonts w:ascii="Times New Roman" w:eastAsia="Times New Roman" w:hAnsi="Times New Roman" w:cs="Times New Roman"/>
-                <w:sz w:val="24"/>
-                <w:szCs w:val="24"/>
-              </w:rPr>
-            </w:pPr>
-            <w:r>
-              <w:rPr>
-                <w:rFonts w:ascii="Times New Roman" w:eastAsia="Times New Roman" w:hAnsi="Times New Roman" w:cs="Times New Roman"/>
-                <w:sz w:val="24"/>
-                <w:szCs w:val="24"/>
-              </w:rPr>
-              <w:t>One operand</w:t>
-            </w:r>
-          </w:p>
-        </w:tc>
-        <w:tc>
-          <w:tcPr>
-            <w:tcW w:w="0" w:type="auto"/>
-            <w:vAlign w:val="center"/>
-            <w:hideMark/>
-          </w:tcPr>
-          <w:p>
-            <w:pPr>
-              <w:spacing w:after="0" w:line="240" w:lineRule="auto"/>
-              <w:rPr>
-                <w:rFonts w:ascii="Times New Roman" w:eastAsia="Times New Roman" w:hAnsi="Times New Roman" w:cs="Times New Roman"/>
-                <w:sz w:val="24"/>
-                <w:szCs w:val="24"/>
-              </w:rPr>
-            </w:pPr>
-            <w:r>
-              <w:rPr>
-                <w:rFonts w:ascii="Times New Roman" w:eastAsia="Times New Roman" w:hAnsi="Times New Roman" w:cs="Times New Roman"/>
-                <w:sz w:val="24"/>
-                <w:szCs w:val="24"/>
-              </w:rPr>
-              <w:t>Two operands</w:t>
-            </w:r>
-          </w:p>
-        </w:tc>
-      </w:tr>
-    </w:tbl>
-    <w:p>
-      <w:pPr>
-        <w:spacing w:after="0" w:line="240" w:lineRule="auto"/>
-        <w:outlineLvl w:val="2"/>
-        <w:rPr>
-          <w:rFonts w:ascii="Times New Roman" w:eastAsia="Times New Roman" w:hAnsi="Times New Roman" w:cs="Times New Roman"/>
-          <w:b/>
-          <w:bCs/>
-          <w:color w:val="00B050"/>
-          <w:sz w:val="27"/>
-          <w:szCs w:val="27"/>
-        </w:rPr>
-      </w:pPr>
-      <w:r>
-        <w:rPr>
-          <w:rFonts w:ascii="Times New Roman" w:eastAsia="Times New Roman" w:hAnsi="Times New Roman" w:cs="Times New Roman"/>
-          <w:b/>
-          <w:bCs/>
-          <w:color w:val="00B050"/>
-          <w:sz w:val="27"/>
-          <w:szCs w:val="27"/>
-        </w:rPr>
-        <w:t>Q6. Name operators:</w:t>
-      </w:r>
-    </w:p>
-    <w:p>
-      <w:pPr>
-        <w:spacing w:after="0" w:line="240" w:lineRule="auto"/>
-        <w:rPr>
-          <w:rFonts w:ascii="Times New Roman" w:eastAsia="Times New Roman" w:hAnsi="Times New Roman" w:cs="Times New Roman"/>
-          <w:sz w:val="24"/>
-          <w:szCs w:val="24"/>
-        </w:rPr>
-      </w:pPr>
-      <w:r>
-        <w:rPr>
-          <w:rFonts w:ascii="Times New Roman" w:eastAsia="Times New Roman" w:hAnsi="Times New Roman" w:cs="Times New Roman"/>
-          <w:sz w:val="24"/>
-          <w:szCs w:val="24"/>
-        </w:rPr>
-        <w:t>&lt; → Less than</w:t>
-      </w:r>
-      <w:r>
-        <w:rPr>
-          <w:rFonts w:ascii="Times New Roman" w:eastAsia="Times New Roman" w:hAnsi="Times New Roman" w:cs="Times New Roman"/>
-          <w:sz w:val="24"/>
-          <w:szCs w:val="24"/>
-        </w:rPr>
-        <w:br/>
-        <w:t>++ → Increment</w:t>
-      </w:r>
-      <w:r>
-        <w:rPr>
-          <w:rFonts w:ascii="Times New Roman" w:eastAsia="Times New Roman" w:hAnsi="Times New Roman" w:cs="Times New Roman"/>
-          <w:sz w:val="24"/>
-          <w:szCs w:val="24"/>
-        </w:rPr>
-        <w:br/>
-        <w:t>&amp;&amp; → Logical AND</w:t>
-      </w:r>
-      <w:r>
-        <w:rPr>
-          <w:rFonts w:ascii="Times New Roman" w:eastAsia="Times New Roman" w:hAnsi="Times New Roman" w:cs="Times New Roman"/>
-          <w:sz w:val="24"/>
-          <w:szCs w:val="24"/>
-        </w:rPr>
-        <w:br/>
-      </w:r>
-      <w:proofErr w:type="gramStart"/>
-      <w:r>
-        <w:rPr>
-          <w:rFonts w:ascii="Times New Roman" w:eastAsia="Times New Roman" w:hAnsi="Times New Roman" w:cs="Times New Roman"/>
-          <w:sz w:val="24"/>
-          <w:szCs w:val="24"/>
-        </w:rPr>
-        <w:t>?:</w:t>
-      </w:r>
-      <w:proofErr w:type="gramEnd"/>
-      <w:r>
-        <w:rPr>
-          <w:rFonts w:ascii="Times New Roman" w:eastAsia="Times New Roman" w:hAnsi="Times New Roman" w:cs="Times New Roman"/>
-          <w:sz w:val="24"/>
-          <w:szCs w:val="24"/>
-        </w:rPr>
-        <w:t xml:space="preserve"> → Ternary</w:t>
-      </w:r>
-    </w:p>
-    <w:p>
-      <w:pPr>
-        <w:spacing w:after="0" w:line="240" w:lineRule="auto"/>
-        <w:outlineLvl w:val="2"/>
-        <w:rPr>
-          <w:rFonts w:ascii="Times New Roman" w:eastAsia="Times New Roman" w:hAnsi="Times New Roman" w:cs="Times New Roman"/>
-          <w:b/>
-          <w:bCs/>
-          <w:color w:val="00B050"/>
-          <w:sz w:val="27"/>
-          <w:szCs w:val="27"/>
-        </w:rPr>
-      </w:pPr>
-      <w:r>
-        <w:rPr>
-          <w:rFonts w:ascii="Times New Roman" w:eastAsia="Times New Roman" w:hAnsi="Times New Roman" w:cs="Times New Roman"/>
-          <w:b/>
-          <w:bCs/>
-          <w:color w:val="00B050"/>
-          <w:sz w:val="27"/>
-          <w:szCs w:val="27"/>
-        </w:rPr>
-        <w:t>Q7. Difference / and %:</w:t>
-      </w:r>
-    </w:p>
-    <w:tbl>
-      <w:tblPr>
-        <w:tblW w:w="0" w:type="auto"/>
-        <w:tblCellSpacing w:w="15" w:type="dxa"/>
-        <w:tblCellMar>
-          <w:top w:w="15" w:type="dxa"/>
-          <w:left w:w="15" w:type="dxa"/>
-          <w:bottom w:w="15" w:type="dxa"/>
-          <w:right w:w="15" w:type="dxa"/>
-        </w:tblCellMar>
-        <w:tblLook w:val="04A0" w:firstRow="1" w:lastRow="0" w:firstColumn="1" w:lastColumn="0" w:noHBand="0" w:noVBand="1"/>
-      </w:tblPr>
-      <w:tblGrid>
-        <w:gridCol w:w="1482"/>
-        <w:gridCol w:w="1668"/>
-      </w:tblGrid>
-      <w:tr>
-        <w:trPr>
-          <w:tblHeader/>
-          <w:tblCellSpacing w:w="15" w:type="dxa"/>
-        </w:trPr>
-        <w:tc>
-          <w:tcPr>
-            <w:tcW w:w="0" w:type="auto"/>
-            <w:vAlign w:val="center"/>
-            <w:hideMark/>
-          </w:tcPr>
-          <w:p>
-            <w:pPr>
-              <w:spacing w:after="0" w:line="240" w:lineRule="auto"/>
-              <w:jc w:val="center"/>
-              <w:rPr>
-                <w:rFonts w:ascii="Times New Roman" w:eastAsia="Times New Roman" w:hAnsi="Times New Roman" w:cs="Times New Roman"/>
-                <w:b/>
-                <w:bCs/>
-                <w:sz w:val="24"/>
-                <w:szCs w:val="24"/>
-              </w:rPr>
-            </w:pPr>
-            <w:r>
-              <w:rPr>
-                <w:rFonts w:ascii="Times New Roman" w:eastAsia="Times New Roman" w:hAnsi="Times New Roman" w:cs="Times New Roman"/>
-                <w:b/>
-                <w:bCs/>
-                <w:sz w:val="24"/>
-                <w:szCs w:val="24"/>
-              </w:rPr>
-              <w:lastRenderedPageBreak/>
-              <w:t>/</w:t>
-            </w:r>
-          </w:p>
-        </w:tc>
-        <w:tc>
-          <w:tcPr>
-            <w:tcW w:w="0" w:type="auto"/>
-            <w:vAlign w:val="center"/>
-            <w:hideMark/>
-          </w:tcPr>
-          <w:p>
-            <w:pPr>
-              <w:spacing w:after="0" w:line="240" w:lineRule="auto"/>
-              <w:jc w:val="center"/>
-              <w:rPr>
-                <w:rFonts w:ascii="Times New Roman" w:eastAsia="Times New Roman" w:hAnsi="Times New Roman" w:cs="Times New Roman"/>
-                <w:b/>
-                <w:bCs/>
-                <w:sz w:val="24"/>
-                <w:szCs w:val="24"/>
-              </w:rPr>
-            </w:pPr>
-            <w:r>
-              <w:rPr>
-                <w:rFonts w:ascii="Times New Roman" w:eastAsia="Times New Roman" w:hAnsi="Times New Roman" w:cs="Times New Roman"/>
-                <w:b/>
-                <w:bCs/>
-                <w:sz w:val="24"/>
-                <w:szCs w:val="24"/>
-              </w:rPr>
-              <w:t>%</w:t>
-            </w:r>
-          </w:p>
-        </w:tc>
-      </w:tr>
-      <w:tr>
-        <w:trPr>
-          <w:tblCellSpacing w:w="15" w:type="dxa"/>
-        </w:trPr>
-        <w:tc>
-          <w:tcPr>
-            <w:tcW w:w="0" w:type="auto"/>
-            <w:vAlign w:val="center"/>
-            <w:hideMark/>
-          </w:tcPr>
-          <w:p>
-            <w:pPr>
-              <w:spacing w:after="0" w:line="240" w:lineRule="auto"/>
-              <w:rPr>
-                <w:rFonts w:ascii="Times New Roman" w:eastAsia="Times New Roman" w:hAnsi="Times New Roman" w:cs="Times New Roman"/>
-                <w:sz w:val="24"/>
-                <w:szCs w:val="24"/>
-              </w:rPr>
-            </w:pPr>
-            <w:r>
-              <w:rPr>
-                <w:rFonts w:ascii="Times New Roman" w:eastAsia="Times New Roman" w:hAnsi="Times New Roman" w:cs="Times New Roman"/>
-                <w:sz w:val="24"/>
-                <w:szCs w:val="24"/>
-              </w:rPr>
-              <w:t>Gives quotient</w:t>
-            </w:r>
-          </w:p>
-        </w:tc>
-        <w:tc>
-          <w:tcPr>
-            <w:tcW w:w="0" w:type="auto"/>
-            <w:vAlign w:val="center"/>
-            <w:hideMark/>
-          </w:tcPr>
-          <w:p>
-            <w:pPr>
-              <w:spacing w:after="0" w:line="240" w:lineRule="auto"/>
-              <w:rPr>
-                <w:rFonts w:ascii="Times New Roman" w:eastAsia="Times New Roman" w:hAnsi="Times New Roman" w:cs="Times New Roman"/>
-                <w:sz w:val="24"/>
-                <w:szCs w:val="24"/>
-              </w:rPr>
-            </w:pPr>
-            <w:r>
-              <w:rPr>
-                <w:rFonts w:ascii="Times New Roman" w:eastAsia="Times New Roman" w:hAnsi="Times New Roman" w:cs="Times New Roman"/>
-                <w:sz w:val="24"/>
-                <w:szCs w:val="24"/>
-              </w:rPr>
-              <w:t>Gives remainder</w:t>
-            </w:r>
-          </w:p>
-        </w:tc>
-      </w:tr>
-    </w:tbl>
-    <w:p>
-      <w:pPr>
-        <w:spacing w:after="0" w:line="240" w:lineRule="auto"/>
-        <w:outlineLvl w:val="2"/>
-        <w:rPr>
-          <w:rFonts w:ascii="Times New Roman" w:eastAsia="Times New Roman" w:hAnsi="Times New Roman" w:cs="Times New Roman"/>
-          <w:b/>
-          <w:bCs/>
-          <w:color w:val="00B050"/>
-          <w:sz w:val="27"/>
-          <w:szCs w:val="27"/>
-        </w:rPr>
-      </w:pPr>
-      <w:r>
-        <w:rPr>
-          <w:rFonts w:ascii="Times New Roman" w:eastAsia="Times New Roman" w:hAnsi="Times New Roman" w:cs="Times New Roman"/>
-          <w:b/>
-          <w:bCs/>
-          <w:color w:val="00B050"/>
-          <w:sz w:val="27"/>
-          <w:szCs w:val="27"/>
-        </w:rPr>
-        <w:t>Q8. Output</w:t>
-      </w:r>
-    </w:p>
-    <w:p>
-      <w:pPr>
-        <w:tabs>
-          <w:tab w:val="left" w:pos="916"/>
-          <w:tab w:val="left" w:pos="1832"/>
-          <w:tab w:val="left" w:pos="2748"/>
-          <w:tab w:val="left" w:pos="3664"/>
-          <w:tab w:val="left" w:pos="4580"/>
-          <w:tab w:val="left" w:pos="5496"/>
-          <w:tab w:val="left" w:pos="6412"/>
-          <w:tab w:val="left" w:pos="7328"/>
-          <w:tab w:val="left" w:pos="8244"/>
-          <w:tab w:val="left" w:pos="9160"/>
-          <w:tab w:val="left" w:pos="10076"/>
-          <w:tab w:val="left" w:pos="10992"/>
-          <w:tab w:val="left" w:pos="11908"/>
-          <w:tab w:val="left" w:pos="12824"/>
-          <w:tab w:val="left" w:pos="13740"/>
-          <w:tab w:val="left" w:pos="14656"/>
-        </w:tabs>
-        <w:spacing w:after="0" w:line="240" w:lineRule="auto"/>
-        <w:rPr>
-          <w:rFonts w:ascii="Courier New" w:eastAsia="Times New Roman" w:hAnsi="Courier New" w:cs="Courier New"/>
-          <w:sz w:val="20"/>
-          <w:szCs w:val="20"/>
-        </w:rPr>
-      </w:pPr>
-      <w:proofErr w:type="gramStart"/>
-      <w:r>
-        <w:rPr>
-          <w:rFonts w:ascii="Courier New" w:eastAsia="Times New Roman" w:hAnsi="Courier New" w:cs="Courier New"/>
-          <w:sz w:val="20"/>
-          <w:szCs w:val="20"/>
-        </w:rPr>
-        <w:t>char</w:t>
-      </w:r>
-      <w:proofErr w:type="gramEnd"/>
-      <w:r>
-        <w:rPr>
-          <w:rFonts w:ascii="Courier New" w:eastAsia="Times New Roman" w:hAnsi="Courier New" w:cs="Courier New"/>
-          <w:sz w:val="20"/>
-          <w:szCs w:val="20"/>
-        </w:rPr>
-        <w:t xml:space="preserve"> </w:t>
-      </w:r>
-      <w:proofErr w:type="spellStart"/>
-      <w:r>
-        <w:rPr>
-          <w:rFonts w:ascii="Courier New" w:eastAsia="Times New Roman" w:hAnsi="Courier New" w:cs="Courier New"/>
-          <w:sz w:val="20"/>
-          <w:szCs w:val="20"/>
-        </w:rPr>
-        <w:t>ch</w:t>
-      </w:r>
-      <w:proofErr w:type="spellEnd"/>
-      <w:r>
-        <w:rPr>
-          <w:rFonts w:ascii="Courier New" w:eastAsia="Times New Roman" w:hAnsi="Courier New" w:cs="Courier New"/>
-          <w:sz w:val="20"/>
-          <w:szCs w:val="20"/>
-        </w:rPr>
-        <w:t xml:space="preserve"> = 'F';</w:t>
-      </w:r>
-      <w:r>
-        <w:rPr>
-          <w:rFonts w:ascii="Courier New" w:eastAsia="Times New Roman" w:hAnsi="Courier New" w:cs="Courier New"/>
-          <w:sz w:val="20"/>
-          <w:szCs w:val="20"/>
-        </w:rPr>
-        <w:br/>
-      </w:r>
-      <w:proofErr w:type="spellStart"/>
-      <w:r>
-        <w:rPr>
-          <w:rFonts w:ascii="Courier New" w:eastAsia="Times New Roman" w:hAnsi="Courier New" w:cs="Courier New"/>
-          <w:sz w:val="20"/>
-          <w:szCs w:val="20"/>
-        </w:rPr>
-        <w:t>int</w:t>
-      </w:r>
-      <w:proofErr w:type="spellEnd"/>
-      <w:r>
-        <w:rPr>
-          <w:rFonts w:ascii="Courier New" w:eastAsia="Times New Roman" w:hAnsi="Courier New" w:cs="Courier New"/>
-          <w:sz w:val="20"/>
-          <w:szCs w:val="20"/>
-        </w:rPr>
-        <w:t xml:space="preserve"> m = </w:t>
-      </w:r>
-      <w:proofErr w:type="spellStart"/>
-      <w:r>
-        <w:rPr>
-          <w:rFonts w:ascii="Courier New" w:eastAsia="Times New Roman" w:hAnsi="Courier New" w:cs="Courier New"/>
-          <w:sz w:val="20"/>
-          <w:szCs w:val="20"/>
-        </w:rPr>
-        <w:t>ch</w:t>
-      </w:r>
-      <w:proofErr w:type="spellEnd"/>
-      <w:r>
-        <w:rPr>
-          <w:rFonts w:ascii="Courier New" w:eastAsia="Times New Roman" w:hAnsi="Courier New" w:cs="Courier New"/>
-          <w:sz w:val="20"/>
-          <w:szCs w:val="20"/>
-        </w:rPr>
-        <w:t>;</w:t>
-      </w:r>
-      <w:r>
-        <w:rPr>
-          <w:rFonts w:ascii="Courier New" w:eastAsia="Times New Roman" w:hAnsi="Courier New" w:cs="Courier New"/>
-          <w:sz w:val="20"/>
-          <w:szCs w:val="20"/>
-        </w:rPr>
-        <w:br/>
-        <w:t>m = m + 5;</w:t>
-      </w:r>
-      <w:r>
-        <w:rPr>
-          <w:rFonts w:ascii="Courier New" w:eastAsia="Times New Roman" w:hAnsi="Courier New" w:cs="Courier New"/>
-          <w:sz w:val="20"/>
-          <w:szCs w:val="20"/>
-        </w:rPr>
-        <w:br/>
-      </w:r>
-      <w:proofErr w:type="spellStart"/>
-      <w:r>
-        <w:rPr>
-          <w:rFonts w:ascii="Courier New" w:eastAsia="Times New Roman" w:hAnsi="Courier New" w:cs="Courier New"/>
-          <w:sz w:val="20"/>
-          <w:szCs w:val="20"/>
-        </w:rPr>
-        <w:t>System.out.println</w:t>
-      </w:r>
-      <w:proofErr w:type="spellEnd"/>
-      <w:r>
-        <w:rPr>
-          <w:rFonts w:ascii="Courier New" w:eastAsia="Times New Roman" w:hAnsi="Courier New" w:cs="Courier New"/>
-          <w:sz w:val="20"/>
-          <w:szCs w:val="20"/>
-        </w:rPr>
-        <w:t xml:space="preserve">(m + " " + </w:t>
-      </w:r>
-      <w:proofErr w:type="spellStart"/>
-      <w:r>
-        <w:rPr>
-          <w:rFonts w:ascii="Courier New" w:eastAsia="Times New Roman" w:hAnsi="Courier New" w:cs="Courier New"/>
-          <w:sz w:val="20"/>
-          <w:szCs w:val="20"/>
-        </w:rPr>
-        <w:t>ch</w:t>
-      </w:r>
-      <w:proofErr w:type="spellEnd"/>
-      <w:r>
-        <w:rPr>
-          <w:rFonts w:ascii="Courier New" w:eastAsia="Times New Roman" w:hAnsi="Courier New" w:cs="Courier New"/>
-          <w:sz w:val="20"/>
-          <w:szCs w:val="20"/>
-        </w:rPr>
-        <w:t>);</w:t>
-      </w:r>
-    </w:p>
-    <w:p>
-      <w:pPr>
-        <w:spacing w:after="0" w:line="240" w:lineRule="auto"/>
-        <w:rPr>
-          <w:rFonts w:ascii="Times New Roman" w:eastAsia="Times New Roman" w:hAnsi="Times New Roman" w:cs="Times New Roman"/>
-          <w:sz w:val="24"/>
-          <w:szCs w:val="24"/>
-        </w:rPr>
-      </w:pPr>
-      <w:r>
-        <w:rPr>
-          <w:rFonts w:ascii="Times New Roman" w:eastAsia="Times New Roman" w:hAnsi="Times New Roman" w:cs="Times New Roman"/>
-          <w:sz w:val="24"/>
-          <w:szCs w:val="24"/>
-        </w:rPr>
-        <w:t>ASCII of F = 70</w:t>
-      </w:r>
-    </w:p>
-    <w:p>
-      <w:pPr>
-        <w:spacing w:after="0" w:line="240" w:lineRule="auto"/>
-        <w:rPr>
-          <w:rFonts w:ascii="Times New Roman" w:eastAsia="Times New Roman" w:hAnsi="Times New Roman" w:cs="Times New Roman"/>
-          <w:sz w:val="24"/>
-          <w:szCs w:val="24"/>
-        </w:rPr>
-      </w:pPr>
-      <w:r>
-        <w:rPr>
-          <w:rFonts w:ascii="Times New Roman" w:eastAsia="Times New Roman" w:hAnsi="Times New Roman" w:cs="Times New Roman"/>
-          <w:sz w:val="24"/>
-          <w:szCs w:val="24"/>
-        </w:rPr>
-        <w:t>m = 70 + 5 = 75</w:t>
-      </w:r>
-    </w:p>
-    <w:p>
-      <w:pPr>
-        <w:spacing w:after="0" w:line="240" w:lineRule="auto"/>
-        <w:rPr>
-          <w:rFonts w:ascii="Times New Roman" w:eastAsia="Times New Roman" w:hAnsi="Times New Roman" w:cs="Times New Roman"/>
-          <w:color w:val="FF0000"/>
-          <w:sz w:val="24"/>
-          <w:szCs w:val="24"/>
-        </w:rPr>
-      </w:pPr>
-      <w:r>
-        <w:rPr>
-          <w:rFonts w:ascii="Times New Roman" w:eastAsia="Times New Roman" w:hAnsi="Times New Roman" w:cs="Times New Roman"/>
-          <w:b/>
-          <w:bCs/>
-          <w:color w:val="FF0000"/>
-          <w:sz w:val="24"/>
-          <w:szCs w:val="24"/>
-        </w:rPr>
-        <w:t>Answer:</w:t>
-      </w:r>
-      <w:r>
-        <w:rPr>
-          <w:rFonts w:ascii="Times New Roman" w:eastAsia="Times New Roman" w:hAnsi="Times New Roman" w:cs="Times New Roman"/>
-          <w:color w:val="FF0000"/>
-          <w:sz w:val="24"/>
-          <w:szCs w:val="24"/>
-        </w:rPr>
-        <w:t xml:space="preserve"> 75 F</w:t>
-      </w:r>
-    </w:p>
-    <w:p>
-      <w:pPr>
-        <w:spacing w:after="0" w:line="240" w:lineRule="auto"/>
-        <w:outlineLvl w:val="2"/>
-        <w:rPr>
-          <w:rFonts w:ascii="Times New Roman" w:eastAsia="Times New Roman" w:hAnsi="Times New Roman" w:cs="Times New Roman"/>
-          <w:b/>
-          <w:bCs/>
-          <w:color w:val="00B050"/>
-          <w:sz w:val="27"/>
-          <w:szCs w:val="27"/>
-        </w:rPr>
-      </w:pPr>
-      <w:r>
-        <w:rPr>
-          <w:rFonts w:ascii="Times New Roman" w:eastAsia="Times New Roman" w:hAnsi="Times New Roman" w:cs="Times New Roman"/>
-          <w:b/>
-          <w:bCs/>
-          <w:color w:val="00B050"/>
-          <w:sz w:val="27"/>
-          <w:szCs w:val="27"/>
-        </w:rPr>
-        <w:t>Q9.</w:t>
-      </w:r>
-    </w:p>
-    <w:p>
-      <w:pPr>
-        <w:tabs>
-          <w:tab w:val="left" w:pos="916"/>
-          <w:tab w:val="left" w:pos="1832"/>
-          <w:tab w:val="left" w:pos="2748"/>
-          <w:tab w:val="left" w:pos="3664"/>
-          <w:tab w:val="left" w:pos="4580"/>
-          <w:tab w:val="left" w:pos="5496"/>
-          <w:tab w:val="left" w:pos="6412"/>
-          <w:tab w:val="left" w:pos="7328"/>
-          <w:tab w:val="left" w:pos="8244"/>
-          <w:tab w:val="left" w:pos="9160"/>
-          <w:tab w:val="left" w:pos="10076"/>
-          <w:tab w:val="left" w:pos="10992"/>
-          <w:tab w:val="left" w:pos="11908"/>
-          <w:tab w:val="left" w:pos="12824"/>
-          <w:tab w:val="left" w:pos="13740"/>
-          <w:tab w:val="left" w:pos="14656"/>
-        </w:tabs>
-        <w:spacing w:after="0" w:line="240" w:lineRule="auto"/>
-        <w:rPr>
-          <w:rFonts w:ascii="Courier New" w:eastAsia="Times New Roman" w:hAnsi="Courier New" w:cs="Courier New"/>
-          <w:sz w:val="20"/>
-          <w:szCs w:val="20"/>
-        </w:rPr>
-      </w:pPr>
-      <w:proofErr w:type="gramStart"/>
-      <w:r>
-        <w:rPr>
-          <w:rFonts w:ascii="Courier New" w:eastAsia="Times New Roman" w:hAnsi="Courier New" w:cs="Courier New"/>
-          <w:sz w:val="20"/>
-          <w:szCs w:val="20"/>
-        </w:rPr>
-        <w:t>x1</w:t>
-      </w:r>
-      <w:proofErr w:type="gramEnd"/>
-      <w:r>
-        <w:rPr>
-          <w:rFonts w:ascii="Courier New" w:eastAsia="Times New Roman" w:hAnsi="Courier New" w:cs="Courier New"/>
-          <w:sz w:val="20"/>
-          <w:szCs w:val="20"/>
-        </w:rPr>
-        <w:t xml:space="preserve"> = ++x * x++ + --x; (x=5)</w:t>
-      </w:r>
-    </w:p>
-    <w:p>
-      <w:pPr>
-        <w:spacing w:after="0" w:line="240" w:lineRule="auto"/>
-        <w:rPr>
-          <w:rFonts w:ascii="Times New Roman" w:eastAsia="Times New Roman" w:hAnsi="Times New Roman" w:cs="Times New Roman"/>
-          <w:sz w:val="24"/>
-          <w:szCs w:val="24"/>
-        </w:rPr>
-      </w:pPr>
-      <w:r>
-        <w:rPr>
-          <w:rFonts w:ascii="Times New Roman" w:eastAsia="Times New Roman" w:hAnsi="Times New Roman" w:cs="Times New Roman"/>
-          <w:sz w:val="24"/>
-          <w:szCs w:val="24"/>
-        </w:rPr>
-        <w:t>Steps</w:t>
-      </w:r>
-      <w:proofErr w:type="gramStart"/>
-      <w:r>
-        <w:rPr>
-          <w:rFonts w:ascii="Times New Roman" w:eastAsia="Times New Roman" w:hAnsi="Times New Roman" w:cs="Times New Roman"/>
-          <w:sz w:val="24"/>
-          <w:szCs w:val="24"/>
-        </w:rPr>
-        <w:t>:</w:t>
-      </w:r>
-      <w:proofErr w:type="gramEnd"/>
-      <w:r>
-        <w:rPr>
-          <w:rFonts w:ascii="Times New Roman" w:eastAsia="Times New Roman" w:hAnsi="Times New Roman" w:cs="Times New Roman"/>
-          <w:sz w:val="24"/>
-          <w:szCs w:val="24"/>
-        </w:rPr>
-        <w:br/>
-        <w:t>++x → 6</w:t>
-      </w:r>
-      <w:r>
-        <w:rPr>
-          <w:rFonts w:ascii="Times New Roman" w:eastAsia="Times New Roman" w:hAnsi="Times New Roman" w:cs="Times New Roman"/>
-          <w:sz w:val="24"/>
-          <w:szCs w:val="24"/>
-        </w:rPr>
-        <w:br/>
-        <w:t>x++ → 6 (then x=7)</w:t>
-      </w:r>
-      <w:r>
-        <w:rPr>
-          <w:rFonts w:ascii="Times New Roman" w:eastAsia="Times New Roman" w:hAnsi="Times New Roman" w:cs="Times New Roman"/>
-          <w:sz w:val="24"/>
-          <w:szCs w:val="24"/>
-        </w:rPr>
-        <w:br/>
-        <w:t>--x → 6</w:t>
-      </w:r>
-    </w:p>
-    <w:p>
-      <w:pPr>
-        <w:spacing w:after="0" w:line="240" w:lineRule="auto"/>
-        <w:rPr>
-          <w:rFonts w:ascii="Times New Roman" w:eastAsia="Times New Roman" w:hAnsi="Times New Roman" w:cs="Times New Roman"/>
-          <w:color w:val="FF0000"/>
-          <w:sz w:val="24"/>
-          <w:szCs w:val="24"/>
-        </w:rPr>
-      </w:pPr>
-      <w:proofErr w:type="gramStart"/>
-      <w:r>
-        <w:rPr>
-          <w:rFonts w:ascii="Times New Roman" w:eastAsia="Times New Roman" w:hAnsi="Times New Roman" w:cs="Times New Roman"/>
-          <w:sz w:val="24"/>
-          <w:szCs w:val="24"/>
-        </w:rPr>
-        <w:t>x1</w:t>
-      </w:r>
-      <w:proofErr w:type="gramEnd"/>
-      <w:r>
-        <w:rPr>
-          <w:rFonts w:ascii="Times New Roman" w:eastAsia="Times New Roman" w:hAnsi="Times New Roman" w:cs="Times New Roman"/>
-          <w:sz w:val="24"/>
-          <w:szCs w:val="24"/>
-        </w:rPr>
-        <w:t xml:space="preserve"> = 6 * 6 + 6</w:t>
-      </w:r>
-      <w:r>
-        <w:rPr>
-          <w:rFonts w:ascii="Times New Roman" w:eastAsia="Times New Roman" w:hAnsi="Times New Roman" w:cs="Times New Roman"/>
-          <w:sz w:val="24"/>
-          <w:szCs w:val="24"/>
-        </w:rPr>
-        <w:br/>
-        <w:t>= 36 + 6</w:t>
-      </w:r>
-      <w:r>
-        <w:rPr>
-          <w:rFonts w:ascii="Times New Roman" w:eastAsia="Times New Roman" w:hAnsi="Times New Roman" w:cs="Times New Roman"/>
-          <w:sz w:val="24"/>
-          <w:szCs w:val="24"/>
-        </w:rPr>
-        <w:br/>
-      </w:r>
-      <w:r>
-        <w:rPr>
-          <w:rFonts w:ascii="Times New Roman" w:eastAsia="Times New Roman" w:hAnsi="Times New Roman" w:cs="Times New Roman"/>
-          <w:color w:val="FF0000"/>
-          <w:sz w:val="24"/>
-          <w:szCs w:val="24"/>
-        </w:rPr>
-        <w:t xml:space="preserve">= </w:t>
-      </w:r>
-      <w:r>
-        <w:rPr>
-          <w:rFonts w:ascii="Times New Roman" w:eastAsia="Times New Roman" w:hAnsi="Times New Roman" w:cs="Times New Roman"/>
-          <w:b/>
-          <w:bCs/>
-          <w:color w:val="FF0000"/>
-          <w:sz w:val="24"/>
-          <w:szCs w:val="24"/>
-        </w:rPr>
-        <w:t>42</w:t>
-      </w:r>
-    </w:p>
-    <w:p>
-      <w:pPr>
-        <w:spacing w:after="0" w:line="240" w:lineRule="auto"/>
-        <w:outlineLvl w:val="2"/>
-        <w:rPr>
-          <w:rFonts w:ascii="Times New Roman" w:eastAsia="Times New Roman" w:hAnsi="Times New Roman" w:cs="Times New Roman"/>
-          <w:b/>
-          <w:bCs/>
-          <w:color w:val="00B050"/>
-          <w:sz w:val="27"/>
-          <w:szCs w:val="27"/>
-        </w:rPr>
-      </w:pPr>
-      <w:r>
-        <w:rPr>
-          <w:rFonts w:ascii="Times New Roman" w:eastAsia="Times New Roman" w:hAnsi="Times New Roman" w:cs="Times New Roman"/>
-          <w:b/>
-          <w:bCs/>
-          <w:color w:val="00B050"/>
-          <w:sz w:val="27"/>
-          <w:szCs w:val="27"/>
-        </w:rPr>
-        <w:t>Q10.</w:t>
-      </w:r>
-    </w:p>
-    <w:p>
-      <w:pPr>
-        <w:spacing w:after="0" w:line="240" w:lineRule="auto"/>
-        <w:rPr>
-          <w:rFonts w:ascii="Times New Roman" w:eastAsia="Times New Roman" w:hAnsi="Times New Roman" w:cs="Times New Roman"/>
-          <w:sz w:val="24"/>
-          <w:szCs w:val="24"/>
-        </w:rPr>
-      </w:pPr>
-      <w:r>
-        <w:rPr>
-          <w:rFonts w:ascii="Times New Roman" w:eastAsia="Times New Roman" w:hAnsi="Times New Roman" w:cs="Times New Roman"/>
-          <w:b/>
-          <w:bCs/>
-          <w:sz w:val="24"/>
-          <w:szCs w:val="24"/>
-        </w:rPr>
-        <w:t>Answer:</w:t>
-      </w:r>
-      <w:r>
-        <w:rPr>
-          <w:rFonts w:ascii="Times New Roman" w:eastAsia="Times New Roman" w:hAnsi="Times New Roman" w:cs="Times New Roman"/>
-          <w:sz w:val="24"/>
-          <w:szCs w:val="24"/>
-        </w:rPr>
-        <w:t xml:space="preserve"> </w:t>
-      </w:r>
-      <w:proofErr w:type="spellStart"/>
-      <w:proofErr w:type="gramStart"/>
-      <w:r>
-        <w:rPr>
-          <w:rFonts w:ascii="Courier New" w:eastAsia="Times New Roman" w:hAnsi="Courier New" w:cs="Courier New"/>
-          <w:sz w:val="20"/>
-          <w:szCs w:val="20"/>
-        </w:rPr>
-        <w:t>Math.sqrt</w:t>
-      </w:r>
-      <w:proofErr w:type="spellEnd"/>
-      <w:r>
-        <w:rPr>
-          <w:rFonts w:ascii="Courier New" w:eastAsia="Times New Roman" w:hAnsi="Courier New" w:cs="Courier New"/>
-          <w:sz w:val="20"/>
-          <w:szCs w:val="20"/>
-        </w:rPr>
-        <w:t>(</w:t>
-      </w:r>
-      <w:proofErr w:type="gramEnd"/>
-      <w:r>
-        <w:rPr>
-          <w:rFonts w:ascii="Courier New" w:eastAsia="Times New Roman" w:hAnsi="Courier New" w:cs="Courier New"/>
-          <w:sz w:val="20"/>
-          <w:szCs w:val="20"/>
-        </w:rPr>
-        <w:t>A*A + B*B + C*C);</w:t>
-      </w:r>
-    </w:p>
-    <w:p>
-      <w:pPr>
-        <w:spacing w:after="0" w:line="240" w:lineRule="auto"/>
-        <w:outlineLvl w:val="2"/>
-        <w:rPr>
-          <w:rFonts w:ascii="Times New Roman" w:eastAsia="Times New Roman" w:hAnsi="Times New Roman" w:cs="Times New Roman"/>
-          <w:b/>
-          <w:bCs/>
-          <w:color w:val="00B050"/>
-          <w:sz w:val="27"/>
-          <w:szCs w:val="27"/>
-        </w:rPr>
-      </w:pPr>
-      <w:r>
-        <w:rPr>
-          <w:rFonts w:ascii="Times New Roman" w:eastAsia="Times New Roman" w:hAnsi="Times New Roman" w:cs="Times New Roman"/>
-          <w:b/>
-          <w:bCs/>
-          <w:color w:val="00B050"/>
-          <w:sz w:val="27"/>
-          <w:szCs w:val="27"/>
-        </w:rPr>
-        <w:t>Q11.</w:t>
-      </w:r>
-    </w:p>
-    <w:p>
-      <w:pPr>
-        <w:spacing w:after="0" w:line="240" w:lineRule="auto"/>
-        <w:rPr>
-          <w:rFonts w:ascii="Times New Roman" w:eastAsia="Times New Roman" w:hAnsi="Times New Roman" w:cs="Times New Roman"/>
-          <w:color w:val="FF0000"/>
-          <w:sz w:val="24"/>
-          <w:szCs w:val="24"/>
-        </w:rPr>
-      </w:pPr>
-      <w:r>
-        <w:rPr>
-          <w:rFonts w:ascii="Times New Roman" w:eastAsia="Times New Roman" w:hAnsi="Times New Roman" w:cs="Times New Roman"/>
-          <w:b/>
-          <w:bCs/>
-          <w:color w:val="FF0000"/>
-          <w:sz w:val="24"/>
-          <w:szCs w:val="24"/>
-        </w:rPr>
-        <w:t>Answer:</w:t>
-      </w:r>
-    </w:p>
-    <w:p>
-      <w:pPr>
-        <w:tabs>
-          <w:tab w:val="left" w:pos="916"/>
-          <w:tab w:val="left" w:pos="1832"/>
-          <w:tab w:val="left" w:pos="2748"/>
-          <w:tab w:val="left" w:pos="3664"/>
-          <w:tab w:val="left" w:pos="4580"/>
-          <w:tab w:val="left" w:pos="5496"/>
-          <w:tab w:val="left" w:pos="6412"/>
-          <w:tab w:val="left" w:pos="7328"/>
-          <w:tab w:val="left" w:pos="8244"/>
-          <w:tab w:val="left" w:pos="9160"/>
-          <w:tab w:val="left" w:pos="10076"/>
-          <w:tab w:val="left" w:pos="10992"/>
-          <w:tab w:val="left" w:pos="11908"/>
-          <w:tab w:val="left" w:pos="12824"/>
-          <w:tab w:val="left" w:pos="13740"/>
-          <w:tab w:val="left" w:pos="14656"/>
-        </w:tabs>
-        <w:spacing w:after="0" w:line="240" w:lineRule="auto"/>
-        <w:rPr>
-          <w:rFonts w:ascii="Courier New" w:eastAsia="Times New Roman" w:hAnsi="Courier New" w:cs="Courier New"/>
-          <w:color w:val="FF0000"/>
-          <w:sz w:val="20"/>
-          <w:szCs w:val="20"/>
-        </w:rPr>
-      </w:pPr>
-      <w:proofErr w:type="spellStart"/>
-      <w:proofErr w:type="gramStart"/>
-      <w:r>
-        <w:rPr>
-          <w:rFonts w:ascii="Courier New" w:eastAsia="Times New Roman" w:hAnsi="Courier New" w:cs="Courier New"/>
-          <w:color w:val="FF0000"/>
-          <w:sz w:val="20"/>
-          <w:szCs w:val="20"/>
-        </w:rPr>
-        <w:t>System.out.print</w:t>
-      </w:r>
-      <w:proofErr w:type="spellEnd"/>
-      <w:r>
-        <w:rPr>
-          <w:rFonts w:ascii="Courier New" w:eastAsia="Times New Roman" w:hAnsi="Courier New" w:cs="Courier New"/>
-          <w:color w:val="FF0000"/>
-          <w:sz w:val="20"/>
-          <w:szCs w:val="20"/>
-        </w:rPr>
-        <w:t>(</w:t>
-      </w:r>
-      <w:proofErr w:type="gramEnd"/>
-      <w:r>
-        <w:rPr>
-          <w:rFonts w:ascii="Courier New" w:eastAsia="Times New Roman" w:hAnsi="Courier New" w:cs="Courier New"/>
-          <w:color w:val="FF0000"/>
-          <w:sz w:val="20"/>
-          <w:szCs w:val="20"/>
-        </w:rPr>
-        <w:t>(</w:t>
-      </w:r>
-      <w:r>
-        <w:rPr>
-          <w:rFonts w:ascii="Courier New" w:eastAsia="Times New Roman" w:hAnsi="Courier New" w:cs="Courier New"/>
-          <w:color w:val="FF0000"/>
-          <w:sz w:val="20"/>
-          <w:szCs w:val="20"/>
-        </w:rPr>
-        <w:t>x</w:t>
-      </w:r>
-      <w:r>
-        <w:rPr>
-          <w:rFonts w:ascii="Courier New" w:eastAsia="Times New Roman" w:hAnsi="Courier New" w:cs="Courier New"/>
-          <w:color w:val="FF0000"/>
-          <w:sz w:val="20"/>
-          <w:szCs w:val="20"/>
-        </w:rPr>
-        <w:t xml:space="preserve"> </w:t>
-      </w:r>
-      <w:r>
-        <w:rPr>
-          <w:rFonts w:ascii="Courier New" w:eastAsia="Times New Roman" w:hAnsi="Courier New" w:cs="Courier New"/>
-          <w:color w:val="FF0000"/>
-          <w:sz w:val="20"/>
-          <w:szCs w:val="20"/>
-        </w:rPr>
-        <w:t>%</w:t>
-      </w:r>
-      <w:r>
-        <w:rPr>
-          <w:rFonts w:ascii="Courier New" w:eastAsia="Times New Roman" w:hAnsi="Courier New" w:cs="Courier New"/>
-          <w:color w:val="FF0000"/>
-          <w:sz w:val="20"/>
-          <w:szCs w:val="20"/>
-        </w:rPr>
-        <w:t xml:space="preserve"> </w:t>
-      </w:r>
-      <w:r>
-        <w:rPr>
-          <w:rFonts w:ascii="Courier New" w:eastAsia="Times New Roman" w:hAnsi="Courier New" w:cs="Courier New"/>
-          <w:color w:val="FF0000"/>
-          <w:sz w:val="20"/>
-          <w:szCs w:val="20"/>
-        </w:rPr>
-        <w:t>2</w:t>
-      </w:r>
-      <w:r>
-        <w:rPr>
-          <w:rFonts w:ascii="Courier New" w:eastAsia="Times New Roman" w:hAnsi="Courier New" w:cs="Courier New"/>
-          <w:color w:val="FF0000"/>
-          <w:sz w:val="20"/>
-          <w:szCs w:val="20"/>
-        </w:rPr>
-        <w:t xml:space="preserve"> </w:t>
-      </w:r>
-      <w:r>
-        <w:rPr>
-          <w:rFonts w:ascii="Courier New" w:eastAsia="Times New Roman" w:hAnsi="Courier New" w:cs="Courier New"/>
-          <w:color w:val="FF0000"/>
-          <w:sz w:val="20"/>
-          <w:szCs w:val="20"/>
-        </w:rPr>
-        <w:t>==</w:t>
-      </w:r>
-      <w:r>
-        <w:rPr>
-          <w:rFonts w:ascii="Courier New" w:eastAsia="Times New Roman" w:hAnsi="Courier New" w:cs="Courier New"/>
-          <w:color w:val="FF0000"/>
-          <w:sz w:val="20"/>
-          <w:szCs w:val="20"/>
-        </w:rPr>
-        <w:t xml:space="preserve"> </w:t>
-      </w:r>
-      <w:r>
-        <w:rPr>
-          <w:rFonts w:ascii="Courier New" w:eastAsia="Times New Roman" w:hAnsi="Courier New" w:cs="Courier New"/>
-          <w:color w:val="FF0000"/>
-          <w:sz w:val="20"/>
-          <w:szCs w:val="20"/>
-        </w:rPr>
-        <w:t>0</w:t>
-      </w:r>
-      <w:r>
-        <w:rPr>
-          <w:rFonts w:ascii="Courier New" w:eastAsia="Times New Roman" w:hAnsi="Courier New" w:cs="Courier New"/>
-          <w:color w:val="FF0000"/>
-          <w:sz w:val="20"/>
-          <w:szCs w:val="20"/>
-        </w:rPr>
-        <w:t xml:space="preserve">) </w:t>
-      </w:r>
-      <w:r>
-        <w:rPr>
-          <w:rFonts w:ascii="Courier New" w:eastAsia="Times New Roman" w:hAnsi="Courier New" w:cs="Courier New"/>
-          <w:color w:val="FF0000"/>
-          <w:sz w:val="20"/>
-          <w:szCs w:val="20"/>
-        </w:rPr>
-        <w:t>?</w:t>
-      </w:r>
-      <w:r>
-        <w:rPr>
-          <w:rFonts w:ascii="Courier New" w:eastAsia="Times New Roman" w:hAnsi="Courier New" w:cs="Courier New"/>
-          <w:color w:val="FF0000"/>
-          <w:sz w:val="20"/>
-          <w:szCs w:val="20"/>
-        </w:rPr>
-        <w:t xml:space="preserve"> </w:t>
-      </w:r>
-      <w:r>
-        <w:rPr>
-          <w:rFonts w:ascii="Courier New" w:eastAsia="Times New Roman" w:hAnsi="Courier New" w:cs="Courier New"/>
-          <w:color w:val="FF0000"/>
-          <w:sz w:val="20"/>
-          <w:szCs w:val="20"/>
-        </w:rPr>
-        <w:t>"EVEN</w:t>
-      </w:r>
-      <w:proofErr w:type="gramStart"/>
-      <w:r>
-        <w:rPr>
-          <w:rFonts w:ascii="Courier New" w:eastAsia="Times New Roman" w:hAnsi="Courier New" w:cs="Courier New"/>
-          <w:color w:val="FF0000"/>
-          <w:sz w:val="20"/>
-          <w:szCs w:val="20"/>
-        </w:rPr>
-        <w:t>"</w:t>
-      </w:r>
-      <w:r>
-        <w:rPr>
-          <w:rFonts w:ascii="Courier New" w:eastAsia="Times New Roman" w:hAnsi="Courier New" w:cs="Courier New"/>
-          <w:color w:val="FF0000"/>
-          <w:sz w:val="20"/>
-          <w:szCs w:val="20"/>
-        </w:rPr>
-        <w:t xml:space="preserve"> :</w:t>
-      </w:r>
-      <w:proofErr w:type="gramEnd"/>
-      <w:r>
-        <w:rPr>
-          <w:rFonts w:ascii="Courier New" w:eastAsia="Times New Roman" w:hAnsi="Courier New" w:cs="Courier New"/>
-          <w:color w:val="FF0000"/>
-          <w:sz w:val="20"/>
-          <w:szCs w:val="20"/>
-        </w:rPr>
-        <w:t xml:space="preserve"> </w:t>
-      </w:r>
-      <w:r>
-        <w:rPr>
-          <w:rFonts w:ascii="Courier New" w:eastAsia="Times New Roman" w:hAnsi="Courier New" w:cs="Courier New"/>
-          <w:color w:val="FF0000"/>
-          <w:sz w:val="20"/>
-          <w:szCs w:val="20"/>
-        </w:rPr>
-        <w:t>"ODD"</w:t>
-      </w:r>
-      <w:r>
-        <w:rPr>
-          <w:rFonts w:ascii="Courier New" w:eastAsia="Times New Roman" w:hAnsi="Courier New" w:cs="Courier New"/>
-          <w:color w:val="FF0000"/>
-          <w:sz w:val="20"/>
-          <w:szCs w:val="20"/>
-        </w:rPr>
-        <w:t>);</w:t>
-      </w:r>
-    </w:p>
-    <w:p>
-      <w:pPr>
-        <w:spacing w:after="0" w:line="240" w:lineRule="auto"/>
-        <w:outlineLvl w:val="2"/>
-        <w:rPr>
-          <w:rFonts w:ascii="Times New Roman" w:eastAsia="Times New Roman" w:hAnsi="Times New Roman" w:cs="Times New Roman"/>
-          <w:b/>
-          <w:bCs/>
-          <w:color w:val="00B050"/>
-          <w:sz w:val="27"/>
-          <w:szCs w:val="27"/>
-        </w:rPr>
-      </w:pPr>
-      <w:r>
-        <w:rPr>
-          <w:rFonts w:ascii="Times New Roman" w:eastAsia="Times New Roman" w:hAnsi="Times New Roman" w:cs="Times New Roman"/>
-          <w:b/>
-          <w:bCs/>
-          <w:color w:val="00B050"/>
-          <w:sz w:val="27"/>
-          <w:szCs w:val="27"/>
-        </w:rPr>
-        <w:t>Q12. Output (a=7)</w:t>
-      </w:r>
-    </w:p>
-    <w:p>
-      <w:pPr>
-        <w:spacing w:after="0" w:line="240" w:lineRule="auto"/>
-        <w:rPr>
-          <w:rFonts w:ascii="Times New Roman" w:eastAsia="Times New Roman" w:hAnsi="Times New Roman" w:cs="Times New Roman"/>
-          <w:color w:val="FF0000"/>
-          <w:sz w:val="24"/>
-          <w:szCs w:val="24"/>
-        </w:rPr>
-      </w:pPr>
-      <w:r>
-        <w:rPr>
-          <w:rFonts w:ascii="Times New Roman" w:eastAsia="Times New Roman" w:hAnsi="Times New Roman" w:cs="Times New Roman"/>
-          <w:b/>
-          <w:bCs/>
-          <w:color w:val="FF0000"/>
-          <w:sz w:val="24"/>
-          <w:szCs w:val="24"/>
-        </w:rPr>
-        <w:t>Answer:</w:t>
-      </w:r>
-      <w:r>
-        <w:rPr>
-          <w:rFonts w:ascii="Times New Roman" w:eastAsia="Times New Roman" w:hAnsi="Times New Roman" w:cs="Times New Roman"/>
-          <w:color w:val="FF0000"/>
-          <w:sz w:val="24"/>
-          <w:szCs w:val="24"/>
-        </w:rPr>
-        <w:t xml:space="preserve"> 39</w:t>
-      </w:r>
-    </w:p>
-    <w:p>
-      <w:pPr>
-        <w:spacing w:after="0" w:line="240" w:lineRule="auto"/>
-        <w:outlineLvl w:val="2"/>
-        <w:rPr>
-          <w:rFonts w:ascii="Times New Roman" w:eastAsia="Times New Roman" w:hAnsi="Times New Roman" w:cs="Times New Roman"/>
-          <w:b/>
-          <w:bCs/>
-          <w:color w:val="00B050"/>
-          <w:sz w:val="27"/>
-          <w:szCs w:val="27"/>
-        </w:rPr>
-      </w:pPr>
-      <w:r>
-        <w:rPr>
-          <w:rFonts w:ascii="Times New Roman" w:eastAsia="Times New Roman" w:hAnsi="Times New Roman" w:cs="Times New Roman"/>
-          <w:b/>
-          <w:bCs/>
-          <w:color w:val="00B050"/>
-          <w:sz w:val="27"/>
-          <w:szCs w:val="27"/>
-        </w:rPr>
-        <w:t>Q13.</w:t>
-      </w:r>
-    </w:p>
-    <w:p>
-      <w:pPr>
-        <w:spacing w:after="0" w:line="240" w:lineRule="auto"/>
-        <w:rPr>
-          <w:rFonts w:ascii="Times New Roman" w:eastAsia="Times New Roman" w:hAnsi="Times New Roman" w:cs="Times New Roman"/>
-          <w:color w:val="FF0000"/>
-          <w:sz w:val="24"/>
-          <w:szCs w:val="24"/>
-        </w:rPr>
-      </w:pPr>
-      <w:r>
-        <w:rPr>
-          <w:rFonts w:ascii="Times New Roman" w:eastAsia="Times New Roman" w:hAnsi="Times New Roman" w:cs="Times New Roman"/>
-          <w:b/>
-          <w:bCs/>
-          <w:color w:val="FF0000"/>
-          <w:sz w:val="24"/>
-          <w:szCs w:val="24"/>
-        </w:rPr>
-        <w:t>Answer:</w:t>
-      </w:r>
-      <w:r>
-        <w:rPr>
-          <w:rFonts w:ascii="Times New Roman" w:eastAsia="Times New Roman" w:hAnsi="Times New Roman" w:cs="Times New Roman"/>
-          <w:color w:val="FF0000"/>
-          <w:sz w:val="24"/>
-          <w:szCs w:val="24"/>
-        </w:rPr>
-        <w:t xml:space="preserve"> 14</w:t>
-      </w:r>
-    </w:p>
-    <w:p>
-      <w:pPr>
-        <w:tabs>
-          <w:tab w:val="left" w:pos="3156"/>
-        </w:tabs>
-        <w:spacing w:after="0" w:line="240" w:lineRule="auto"/>
-        <w:outlineLvl w:val="2"/>
-        <w:rPr>
-          <w:rFonts w:ascii="Times New Roman" w:eastAsia="Times New Roman" w:hAnsi="Times New Roman" w:cs="Times New Roman"/>
-          <w:b/>
-          <w:bCs/>
-          <w:color w:val="00B050"/>
-          <w:sz w:val="27"/>
-          <w:szCs w:val="27"/>
-        </w:rPr>
-      </w:pPr>
-      <w:r>
-        <w:rPr>
-          <w:rFonts w:ascii="Times New Roman" w:eastAsia="Times New Roman" w:hAnsi="Times New Roman" w:cs="Times New Roman"/>
-          <w:b/>
-          <w:bCs/>
-          <w:color w:val="00B050"/>
-          <w:sz w:val="27"/>
-          <w:szCs w:val="27"/>
-        </w:rPr>
-        <w:t>Q14.</w:t>
-      </w:r>
-      <w:r>
-        <w:rPr>
-          <w:rFonts w:ascii="Times New Roman" w:eastAsia="Times New Roman" w:hAnsi="Times New Roman" w:cs="Times New Roman"/>
-          <w:b/>
-          <w:bCs/>
-          <w:color w:val="00B050"/>
-          <w:sz w:val="27"/>
-          <w:szCs w:val="27"/>
-        </w:rPr>
-        <w:tab/>
-      </w:r>
-    </w:p>
-    <w:p>
-      <w:pPr>
-        <w:spacing w:after="0" w:line="240" w:lineRule="auto"/>
-        <w:rPr>
-          <w:rFonts w:ascii="Times New Roman" w:eastAsia="Times New Roman" w:hAnsi="Times New Roman" w:cs="Times New Roman"/>
-          <w:color w:val="FF0000"/>
-          <w:sz w:val="24"/>
-          <w:szCs w:val="24"/>
-        </w:rPr>
-      </w:pPr>
-      <w:r>
-        <w:rPr>
-          <w:rFonts w:ascii="Times New Roman" w:eastAsia="Times New Roman" w:hAnsi="Times New Roman" w:cs="Times New Roman"/>
-          <w:b/>
-          <w:bCs/>
-          <w:color w:val="FF0000"/>
-          <w:sz w:val="24"/>
-          <w:szCs w:val="24"/>
-        </w:rPr>
-        <w:t>Answer:</w:t>
-      </w:r>
-      <w:r>
-        <w:rPr>
-          <w:rFonts w:ascii="Times New Roman" w:eastAsia="Times New Roman" w:hAnsi="Times New Roman" w:cs="Times New Roman"/>
-          <w:color w:val="FF0000"/>
-          <w:sz w:val="24"/>
-          <w:szCs w:val="24"/>
-        </w:rPr>
-        <w:t xml:space="preserve"> </w:t>
-      </w:r>
-      <w:r>
-        <w:rPr>
-          <w:rFonts w:ascii="Courier New" w:eastAsia="Times New Roman" w:hAnsi="Courier New" w:cs="Courier New"/>
-          <w:color w:val="FF0000"/>
-          <w:sz w:val="20"/>
-          <w:szCs w:val="20"/>
-        </w:rPr>
-        <w:t>(a + b)*(a + b)</w:t>
-      </w:r>
-    </w:p>
-    <w:p>
-      <w:pPr>
-        <w:spacing w:after="0" w:line="240" w:lineRule="auto"/>
-        <w:outlineLvl w:val="2"/>
-        <w:rPr>
-          <w:rFonts w:ascii="Times New Roman" w:eastAsia="Times New Roman" w:hAnsi="Times New Roman" w:cs="Times New Roman"/>
-          <w:b/>
-          <w:bCs/>
-          <w:color w:val="00B050"/>
-          <w:sz w:val="27"/>
-          <w:szCs w:val="27"/>
-        </w:rPr>
-      </w:pPr>
-      <w:r>
-        <w:rPr>
-          <w:rFonts w:ascii="Times New Roman" w:eastAsia="Times New Roman" w:hAnsi="Times New Roman" w:cs="Times New Roman"/>
-          <w:b/>
-          <w:bCs/>
-          <w:color w:val="00B050"/>
-          <w:sz w:val="27"/>
-          <w:szCs w:val="27"/>
-        </w:rPr>
-        <w:t>Q15.</w:t>
-      </w:r>
-    </w:p>
-    <w:p>
-      <w:pPr>
-        <w:spacing w:after="0" w:line="240" w:lineRule="auto"/>
-        <w:rPr>
-          <w:rFonts w:ascii="Times New Roman" w:eastAsia="Times New Roman" w:hAnsi="Times New Roman" w:cs="Times New Roman"/>
-          <w:color w:val="FF0000"/>
-          <w:sz w:val="24"/>
-          <w:szCs w:val="24"/>
-        </w:rPr>
-      </w:pPr>
-      <w:r>
-        <w:rPr>
-          <w:rFonts w:ascii="Times New Roman" w:eastAsia="Times New Roman" w:hAnsi="Times New Roman" w:cs="Times New Roman"/>
-          <w:b/>
-          <w:bCs/>
-          <w:color w:val="FF0000"/>
-          <w:sz w:val="24"/>
-          <w:szCs w:val="24"/>
-        </w:rPr>
-        <w:t>Answer:</w:t>
-      </w:r>
-      <w:r>
-        <w:rPr>
-          <w:rFonts w:ascii="Times New Roman" w:eastAsia="Times New Roman" w:hAnsi="Times New Roman" w:cs="Times New Roman"/>
-          <w:color w:val="FF0000"/>
-          <w:sz w:val="24"/>
-          <w:szCs w:val="24"/>
-        </w:rPr>
-        <w:t xml:space="preserve"> 176</w:t>
-      </w:r>
-    </w:p>
-    <w:p>
-      <w:pPr>
-        <w:spacing w:after="0" w:line="240" w:lineRule="auto"/>
-        <w:outlineLvl w:val="2"/>
-        <w:rPr>
-          <w:rFonts w:ascii="Times New Roman" w:eastAsia="Times New Roman" w:hAnsi="Times New Roman" w:cs="Times New Roman"/>
-          <w:b/>
-          <w:bCs/>
-          <w:color w:val="00B050"/>
-          <w:sz w:val="27"/>
-          <w:szCs w:val="27"/>
-        </w:rPr>
-      </w:pPr>
-      <w:r>
-        <w:rPr>
-          <w:rFonts w:ascii="Times New Roman" w:eastAsia="Times New Roman" w:hAnsi="Times New Roman" w:cs="Times New Roman"/>
-          <w:b/>
-          <w:bCs/>
-          <w:color w:val="00B050"/>
-          <w:sz w:val="27"/>
-          <w:szCs w:val="27"/>
-        </w:rPr>
-        <w:t>Q16. Precedence:</w:t>
-      </w:r>
-    </w:p>
-    <w:p>
-      <w:pPr>
-        <w:spacing w:after="0" w:line="240" w:lineRule="auto"/>
-        <w:rPr>
-          <w:rFonts w:ascii="Times New Roman" w:eastAsia="Times New Roman" w:hAnsi="Times New Roman" w:cs="Times New Roman"/>
-          <w:color w:val="FF0000"/>
-          <w:sz w:val="24"/>
-          <w:szCs w:val="24"/>
-        </w:rPr>
-      </w:pPr>
-      <w:r>
-        <w:rPr>
-          <w:rFonts w:ascii="Times New Roman" w:eastAsia="Times New Roman" w:hAnsi="Times New Roman" w:cs="Times New Roman"/>
-          <w:b/>
-          <w:bCs/>
-          <w:color w:val="FF0000"/>
-          <w:sz w:val="24"/>
-          <w:szCs w:val="24"/>
-        </w:rPr>
-        <w:t>Answer:</w:t>
-      </w:r>
-      <w:r>
-        <w:rPr>
-          <w:rFonts w:ascii="Times New Roman" w:eastAsia="Times New Roman" w:hAnsi="Times New Roman" w:cs="Times New Roman"/>
-          <w:color w:val="FF0000"/>
-          <w:sz w:val="24"/>
-          <w:szCs w:val="24"/>
-        </w:rPr>
-        <w:t xml:space="preserve"> </w:t>
-      </w:r>
-      <w:r>
-        <w:rPr>
-          <w:rFonts w:ascii="Courier New" w:eastAsia="Times New Roman" w:hAnsi="Courier New" w:cs="Courier New"/>
-          <w:color w:val="FF0000"/>
-          <w:sz w:val="20"/>
-          <w:szCs w:val="20"/>
-        </w:rPr>
-        <w:t>++, %, &gt;=, &amp;&amp;</w:t>
-      </w:r>
-    </w:p>
-    <w:p>
-      <w:pPr>
-        <w:spacing w:after="0" w:line="240" w:lineRule="auto"/>
-        <w:outlineLvl w:val="2"/>
-        <w:rPr>
-          <w:rFonts w:ascii="Times New Roman" w:eastAsia="Times New Roman" w:hAnsi="Times New Roman" w:cs="Times New Roman"/>
-          <w:b/>
-          <w:bCs/>
-          <w:color w:val="00B050"/>
-          <w:sz w:val="27"/>
-          <w:szCs w:val="27"/>
-        </w:rPr>
-      </w:pPr>
-      <w:r>
-        <w:rPr>
-          <w:rFonts w:ascii="Times New Roman" w:eastAsia="Times New Roman" w:hAnsi="Times New Roman" w:cs="Times New Roman"/>
-          <w:b/>
-          <w:bCs/>
-          <w:color w:val="00B050"/>
-          <w:sz w:val="27"/>
-          <w:szCs w:val="27"/>
-        </w:rPr>
-        <w:t>Q17. Output:</w:t>
-      </w:r>
-    </w:p>
-    <w:p>
-      <w:pPr>
-        <w:spacing w:after="0" w:line="240" w:lineRule="auto"/>
-        <w:rPr>
-          <w:rFonts w:ascii="Times New Roman" w:eastAsia="Times New Roman" w:hAnsi="Times New Roman" w:cs="Times New Roman"/>
-          <w:color w:val="FF0000"/>
-          <w:sz w:val="24"/>
-          <w:szCs w:val="24"/>
-        </w:rPr>
-      </w:pPr>
-      <w:r>
-        <w:rPr>
-          <w:rFonts w:ascii="Times New Roman" w:eastAsia="Times New Roman" w:hAnsi="Times New Roman" w:cs="Times New Roman"/>
-          <w:color w:val="FF0000"/>
-          <w:sz w:val="24"/>
-          <w:szCs w:val="24"/>
-        </w:rPr>
-        <w:t>6</w:t>
-      </w:r>
-      <w:r>
-        <w:rPr>
-          <w:rFonts w:ascii="Times New Roman" w:eastAsia="Times New Roman" w:hAnsi="Times New Roman" w:cs="Times New Roman"/>
-          <w:color w:val="FF0000"/>
-          <w:sz w:val="24"/>
-          <w:szCs w:val="24"/>
-        </w:rPr>
-        <w:br/>
-        <w:t>4</w:t>
-      </w:r>
-    </w:p>
-    <w:p>
-      <w:pPr>
-        <w:spacing w:after="0" w:line="240" w:lineRule="auto"/>
-        <w:outlineLvl w:val="2"/>
-        <w:rPr>
-          <w:rFonts w:ascii="Times New Roman" w:eastAsia="Times New Roman" w:hAnsi="Times New Roman" w:cs="Times New Roman"/>
-          <w:b/>
-          <w:bCs/>
-          <w:color w:val="00B050"/>
-          <w:sz w:val="27"/>
-          <w:szCs w:val="27"/>
-        </w:rPr>
-      </w:pPr>
-      <w:r>
-        <w:rPr>
-          <w:rFonts w:ascii="Times New Roman" w:eastAsia="Times New Roman" w:hAnsi="Times New Roman" w:cs="Times New Roman"/>
-          <w:b/>
-          <w:bCs/>
-          <w:color w:val="00B050"/>
-          <w:sz w:val="27"/>
-          <w:szCs w:val="27"/>
-        </w:rPr>
-        <w:t>Q18. Precedence definition:</w:t>
-      </w:r>
-    </w:p>
-    <w:p>
-      <w:pPr>
-        <w:spacing w:after="0" w:line="240" w:lineRule="auto"/>
-        <w:rPr>
-          <w:rFonts w:ascii="Times New Roman" w:eastAsia="Times New Roman" w:hAnsi="Times New Roman" w:cs="Times New Roman"/>
-          <w:color w:val="FF0000"/>
-          <w:sz w:val="24"/>
-          <w:szCs w:val="24"/>
-        </w:rPr>
-      </w:pPr>
-      <w:r>
-        <w:rPr>
-          <w:rFonts w:ascii="Times New Roman" w:eastAsia="Times New Roman" w:hAnsi="Times New Roman" w:cs="Times New Roman"/>
-          <w:color w:val="FF0000"/>
-          <w:sz w:val="24"/>
-          <w:szCs w:val="24"/>
-        </w:rPr>
-        <w:t>Order of evaluation</w:t>
-      </w:r>
-    </w:p>
-    <w:p>
-      <w:pPr>
-        <w:spacing w:after="0" w:line="240" w:lineRule="auto"/>
-        <w:outlineLvl w:val="2"/>
-        <w:rPr>
-          <w:rFonts w:ascii="Times New Roman" w:eastAsia="Times New Roman" w:hAnsi="Times New Roman" w:cs="Times New Roman"/>
-          <w:b/>
-          <w:bCs/>
-          <w:color w:val="00B050"/>
-          <w:sz w:val="27"/>
-          <w:szCs w:val="27"/>
-        </w:rPr>
-      </w:pPr>
-      <w:r>
-        <w:rPr>
-          <w:rFonts w:ascii="Times New Roman" w:eastAsia="Times New Roman" w:hAnsi="Times New Roman" w:cs="Times New Roman"/>
-          <w:b/>
-          <w:bCs/>
-          <w:color w:val="00B050"/>
-          <w:sz w:val="27"/>
-          <w:szCs w:val="27"/>
-        </w:rPr>
-        <w:t>Q19. Expression:</w:t>
-      </w:r>
-    </w:p>
-    <w:p>
-      <w:pPr>
-        <w:spacing w:after="0" w:line="240" w:lineRule="auto"/>
-        <w:rPr>
-          <w:rFonts w:ascii="Times New Roman" w:eastAsia="Times New Roman" w:hAnsi="Times New Roman" w:cs="Times New Roman"/>
-          <w:color w:val="FF0000"/>
-          <w:sz w:val="24"/>
-          <w:szCs w:val="24"/>
-        </w:rPr>
-      </w:pPr>
-      <w:proofErr w:type="gramStart"/>
-      <w:r>
-        <w:rPr>
-          <w:rFonts w:ascii="Courier New" w:eastAsia="Times New Roman" w:hAnsi="Courier New" w:cs="Courier New"/>
-          <w:color w:val="FF0000"/>
-          <w:sz w:val="20"/>
-          <w:szCs w:val="20"/>
-        </w:rPr>
-        <w:t>u*</w:t>
-      </w:r>
-      <w:proofErr w:type="gramEnd"/>
-      <w:r>
-        <w:rPr>
-          <w:rFonts w:ascii="Courier New" w:eastAsia="Times New Roman" w:hAnsi="Courier New" w:cs="Courier New"/>
-          <w:color w:val="FF0000"/>
-          <w:sz w:val="20"/>
-          <w:szCs w:val="20"/>
-        </w:rPr>
-        <w:t>t + 1/2*f*t*t</w:t>
-      </w:r>
-    </w:p>
-    <w:p>
-      <w:pPr>
-        <w:spacing w:after="0" w:line="240" w:lineRule="auto"/>
-        <w:outlineLvl w:val="2"/>
-        <w:rPr>
-          <w:rFonts w:ascii="Times New Roman" w:eastAsia="Times New Roman" w:hAnsi="Times New Roman" w:cs="Times New Roman"/>
-          <w:b/>
-          <w:bCs/>
-          <w:color w:val="00B050"/>
-          <w:sz w:val="27"/>
-          <w:szCs w:val="27"/>
-        </w:rPr>
-      </w:pPr>
-      <w:r>
-        <w:rPr>
-          <w:rFonts w:ascii="Times New Roman" w:eastAsia="Times New Roman" w:hAnsi="Times New Roman" w:cs="Times New Roman"/>
-          <w:b/>
-          <w:bCs/>
-          <w:color w:val="00B050"/>
-          <w:sz w:val="27"/>
-          <w:szCs w:val="27"/>
-        </w:rPr>
-        <w:t>Q20. Unary vs Binary:</w:t>
-      </w:r>
-    </w:p>
-    <w:p>
-      <w:pPr>
-        <w:spacing w:after="0" w:line="240" w:lineRule="auto"/>
-        <w:rPr>
-          <w:rFonts w:ascii="Times New Roman" w:eastAsia="Times New Roman" w:hAnsi="Times New Roman" w:cs="Times New Roman"/>
-          <w:color w:val="FF0000"/>
-          <w:sz w:val="24"/>
-          <w:szCs w:val="24"/>
-        </w:rPr>
-      </w:pPr>
-      <w:r>
-        <w:rPr>
-          <w:rFonts w:ascii="Times New Roman" w:eastAsia="Times New Roman" w:hAnsi="Times New Roman" w:cs="Times New Roman"/>
-          <w:color w:val="FF0000"/>
-          <w:sz w:val="24"/>
-          <w:szCs w:val="24"/>
-        </w:rPr>
-        <w:t>Same as above</w:t>
-      </w:r>
-    </w:p>
-    <w:p>
-      <w:pPr>
-        <w:spacing w:after="0" w:line="240" w:lineRule="auto"/>
-        <w:outlineLvl w:val="2"/>
-        <w:rPr>
-          <w:rFonts w:ascii="Times New Roman" w:eastAsia="Times New Roman" w:hAnsi="Times New Roman" w:cs="Times New Roman"/>
-          <w:b/>
-          <w:bCs/>
-          <w:color w:val="00B050"/>
-          <w:sz w:val="27"/>
-          <w:szCs w:val="27"/>
-        </w:rPr>
-      </w:pPr>
-      <w:r>
-        <w:rPr>
-          <w:rFonts w:ascii="Times New Roman" w:eastAsia="Times New Roman" w:hAnsi="Times New Roman" w:cs="Times New Roman"/>
-          <w:b/>
-          <w:bCs/>
-          <w:color w:val="00B050"/>
-          <w:sz w:val="27"/>
-          <w:szCs w:val="27"/>
-        </w:rPr>
-        <w:t>Q21.</w:t>
-      </w:r>
-    </w:p>
-    <w:p>
-      <w:pPr>
-        <w:spacing w:after="0" w:line="240" w:lineRule="auto"/>
-        <w:rPr>
-          <w:rFonts w:ascii="Times New Roman" w:eastAsia="Times New Roman" w:hAnsi="Times New Roman" w:cs="Times New Roman"/>
-          <w:color w:val="FF0000"/>
-          <w:sz w:val="24"/>
-          <w:szCs w:val="24"/>
-        </w:rPr>
-      </w:pPr>
-      <w:proofErr w:type="spellStart"/>
-      <w:proofErr w:type="gramStart"/>
-      <w:r>
-        <w:rPr>
-          <w:rFonts w:ascii="Courier New" w:eastAsia="Times New Roman" w:hAnsi="Courier New" w:cs="Courier New"/>
-          <w:color w:val="FF0000"/>
-          <w:sz w:val="20"/>
-          <w:szCs w:val="20"/>
-        </w:rPr>
-        <w:t>Math.sqrt</w:t>
-      </w:r>
-      <w:proofErr w:type="spellEnd"/>
-      <w:r>
-        <w:rPr>
-          <w:rFonts w:ascii="Courier New" w:eastAsia="Times New Roman" w:hAnsi="Courier New" w:cs="Courier New"/>
-          <w:color w:val="FF0000"/>
-          <w:sz w:val="20"/>
-          <w:szCs w:val="20"/>
-        </w:rPr>
-        <w:t>(</w:t>
-      </w:r>
-      <w:proofErr w:type="gramEnd"/>
-      <w:r>
-        <w:rPr>
-          <w:rFonts w:ascii="Courier New" w:eastAsia="Times New Roman" w:hAnsi="Courier New" w:cs="Courier New"/>
-          <w:color w:val="FF0000"/>
-          <w:sz w:val="20"/>
-          <w:szCs w:val="20"/>
-        </w:rPr>
-        <w:t>2*a*s + u*u);</w:t>
-      </w:r>
-    </w:p>
-    <w:p>
-      <w:pPr>
-        <w:spacing w:after="0" w:line="240" w:lineRule="auto"/>
-        <w:outlineLvl w:val="2"/>
-        <w:rPr>
-          <w:rFonts w:ascii="Times New Roman" w:eastAsia="Times New Roman" w:hAnsi="Times New Roman" w:cs="Times New Roman"/>
-          <w:b/>
-          <w:bCs/>
-          <w:color w:val="00B050"/>
-          <w:sz w:val="27"/>
-          <w:szCs w:val="27"/>
-        </w:rPr>
-      </w:pPr>
-      <w:r>
-        <w:rPr>
-          <w:rFonts w:ascii="Times New Roman" w:eastAsia="Times New Roman" w:hAnsi="Times New Roman" w:cs="Times New Roman"/>
-          <w:b/>
-          <w:bCs/>
-          <w:color w:val="00B050"/>
-          <w:sz w:val="27"/>
-          <w:szCs w:val="27"/>
-        </w:rPr>
-        <w:t>Q22.</w:t>
-      </w:r>
-    </w:p>
-    <w:p>
-      <w:pPr>
-        <w:spacing w:after="0" w:line="240" w:lineRule="auto"/>
-        <w:rPr>
-          <w:rFonts w:ascii="Times New Roman" w:eastAsia="Times New Roman" w:hAnsi="Times New Roman" w:cs="Times New Roman"/>
-          <w:color w:val="FF0000"/>
-          <w:sz w:val="24"/>
-          <w:szCs w:val="24"/>
-        </w:rPr>
-      </w:pPr>
-      <w:r>
-        <w:rPr>
-          <w:rFonts w:ascii="Times New Roman" w:eastAsia="Times New Roman" w:hAnsi="Times New Roman" w:cs="Times New Roman"/>
-          <w:color w:val="FF0000"/>
-          <w:sz w:val="24"/>
-          <w:szCs w:val="24"/>
-        </w:rPr>
-        <w:t>x = true</w:t>
-      </w:r>
-      <w:r>
-        <w:rPr>
-          <w:rFonts w:ascii="Times New Roman" w:eastAsia="Times New Roman" w:hAnsi="Times New Roman" w:cs="Times New Roman"/>
-          <w:color w:val="FF0000"/>
-          <w:sz w:val="24"/>
-          <w:szCs w:val="24"/>
-        </w:rPr>
-        <w:br/>
-        <w:t>y = 36</w:t>
-      </w:r>
-    </w:p>
-    <w:p>
-      <w:pPr>
-        <w:spacing w:after="0" w:line="240" w:lineRule="auto"/>
-        <w:outlineLvl w:val="2"/>
-        <w:rPr>
-          <w:rFonts w:ascii="Times New Roman" w:eastAsia="Times New Roman" w:hAnsi="Times New Roman" w:cs="Times New Roman"/>
-          <w:b/>
-          <w:bCs/>
-          <w:color w:val="00B050"/>
-          <w:sz w:val="27"/>
-          <w:szCs w:val="27"/>
-        </w:rPr>
-      </w:pPr>
-      <w:r>
-        <w:rPr>
-          <w:rFonts w:ascii="Times New Roman" w:eastAsia="Times New Roman" w:hAnsi="Times New Roman" w:cs="Times New Roman"/>
-          <w:b/>
-          <w:bCs/>
-          <w:color w:val="00B050"/>
-          <w:sz w:val="27"/>
-          <w:szCs w:val="27"/>
-        </w:rPr>
-        <w:t>Q23.</w:t>
-      </w:r>
-    </w:p>
-    <w:p>
-      <w:pPr>
-        <w:spacing w:after="0" w:line="240" w:lineRule="auto"/>
-        <w:rPr>
-          <w:rFonts w:ascii="Times New Roman" w:eastAsia="Times New Roman" w:hAnsi="Times New Roman" w:cs="Times New Roman"/>
-          <w:color w:val="FF0000"/>
-          <w:sz w:val="24"/>
-          <w:szCs w:val="24"/>
-        </w:rPr>
-      </w:pPr>
-      <w:r>
-        <w:rPr>
-          <w:rFonts w:ascii="Times New Roman" w:eastAsia="Times New Roman" w:hAnsi="Times New Roman" w:cs="Times New Roman"/>
-          <w:color w:val="FF0000"/>
-          <w:sz w:val="24"/>
-          <w:szCs w:val="24"/>
-        </w:rPr>
-        <w:t>n = 66</w:t>
-      </w:r>
-      <w:r>
-        <w:rPr>
-          <w:rFonts w:ascii="Times New Roman" w:eastAsia="Times New Roman" w:hAnsi="Times New Roman" w:cs="Times New Roman"/>
-          <w:color w:val="FF0000"/>
-          <w:sz w:val="24"/>
-          <w:szCs w:val="24"/>
-        </w:rPr>
-        <w:br/>
-      </w:r>
-      <w:proofErr w:type="spellStart"/>
-      <w:r>
-        <w:rPr>
-          <w:rFonts w:ascii="Times New Roman" w:eastAsia="Times New Roman" w:hAnsi="Times New Roman" w:cs="Times New Roman"/>
-          <w:color w:val="FF0000"/>
-          <w:sz w:val="24"/>
-          <w:szCs w:val="24"/>
-        </w:rPr>
-        <w:t>ch</w:t>
-      </w:r>
-      <w:proofErr w:type="spellEnd"/>
-      <w:r>
-        <w:rPr>
-          <w:rFonts w:ascii="Times New Roman" w:eastAsia="Times New Roman" w:hAnsi="Times New Roman" w:cs="Times New Roman"/>
-          <w:color w:val="FF0000"/>
-          <w:sz w:val="24"/>
-          <w:szCs w:val="24"/>
-        </w:rPr>
-        <w:t xml:space="preserve"> = B</w:t>
-      </w:r>
-    </w:p>
-    <w:p>
-      <w:pPr>
-        <w:spacing w:after="0" w:line="240" w:lineRule="auto"/>
-        <w:outlineLvl w:val="2"/>
-        <w:rPr>
-          <w:rFonts w:ascii="Times New Roman" w:eastAsia="Times New Roman" w:hAnsi="Times New Roman" w:cs="Times New Roman"/>
-          <w:b/>
-          <w:bCs/>
-          <w:color w:val="00B050"/>
-          <w:sz w:val="27"/>
-          <w:szCs w:val="27"/>
-        </w:rPr>
-      </w:pPr>
-      <w:r>
-        <w:rPr>
-          <w:rFonts w:ascii="Times New Roman" w:eastAsia="Times New Roman" w:hAnsi="Times New Roman" w:cs="Times New Roman"/>
-          <w:b/>
-          <w:bCs/>
-          <w:color w:val="00B050"/>
-          <w:sz w:val="27"/>
-          <w:szCs w:val="27"/>
-        </w:rPr>
-        <w:t>Q24.</w:t>
-      </w:r>
-    </w:p>
-    <w:p>
-      <w:pPr>
-        <w:tabs>
-          <w:tab w:val="left" w:pos="916"/>
-          <w:tab w:val="left" w:pos="1832"/>
-          <w:tab w:val="left" w:pos="2748"/>
-          <w:tab w:val="left" w:pos="3664"/>
-          <w:tab w:val="left" w:pos="4580"/>
-          <w:tab w:val="left" w:pos="5496"/>
-          <w:tab w:val="left" w:pos="6412"/>
-          <w:tab w:val="left" w:pos="7328"/>
-          <w:tab w:val="left" w:pos="8244"/>
-          <w:tab w:val="left" w:pos="9160"/>
-          <w:tab w:val="left" w:pos="10076"/>
-          <w:tab w:val="left" w:pos="10992"/>
-          <w:tab w:val="left" w:pos="11908"/>
-          <w:tab w:val="left" w:pos="12824"/>
-          <w:tab w:val="left" w:pos="13740"/>
-          <w:tab w:val="left" w:pos="14656"/>
-        </w:tabs>
-        <w:spacing w:after="0" w:line="240" w:lineRule="auto"/>
-        <w:rPr>
-          <w:rFonts w:ascii="Courier New" w:eastAsia="Times New Roman" w:hAnsi="Courier New" w:cs="Courier New"/>
-          <w:sz w:val="20"/>
-          <w:szCs w:val="20"/>
-        </w:rPr>
-      </w:pPr>
-      <w:r>
-        <w:rPr>
-          <w:rFonts w:ascii="Courier New" w:eastAsia="Times New Roman" w:hAnsi="Courier New" w:cs="Courier New"/>
-          <w:sz w:val="20"/>
-          <w:szCs w:val="20"/>
-        </w:rPr>
-        <w:t>x = 4</w:t>
-      </w:r>
-      <w:proofErr w:type="gramStart"/>
-      <w:r>
-        <w:rPr>
-          <w:rFonts w:ascii="Courier New" w:eastAsia="Times New Roman" w:hAnsi="Courier New" w:cs="Courier New"/>
-          <w:sz w:val="20"/>
-          <w:szCs w:val="20"/>
-        </w:rPr>
-        <w:t>;</w:t>
-      </w:r>
-      <w:proofErr w:type="gramEnd"/>
-      <w:r>
-        <w:rPr>
-          <w:rFonts w:ascii="Courier New" w:eastAsia="Times New Roman" w:hAnsi="Courier New" w:cs="Courier New"/>
-          <w:sz w:val="20"/>
-          <w:szCs w:val="20"/>
-        </w:rPr>
-        <w:br/>
-        <w:t>x += (x++) + (++x) + x;</w:t>
-      </w:r>
-    </w:p>
-    <w:p>
-      <w:pPr>
-        <w:spacing w:after="0" w:line="240" w:lineRule="auto"/>
-        <w:rPr>
-          <w:rFonts w:ascii="Times New Roman" w:eastAsia="Times New Roman" w:hAnsi="Times New Roman" w:cs="Times New Roman"/>
-          <w:sz w:val="24"/>
-          <w:szCs w:val="24"/>
-        </w:rPr>
-      </w:pPr>
-      <w:r>
-        <w:rPr>
-          <w:rFonts w:ascii="Times New Roman" w:eastAsia="Times New Roman" w:hAnsi="Times New Roman" w:cs="Times New Roman"/>
-          <w:sz w:val="24"/>
-          <w:szCs w:val="24"/>
-        </w:rPr>
-        <w:lastRenderedPageBreak/>
-        <w:t>Steps</w:t>
-      </w:r>
-      <w:proofErr w:type="gramStart"/>
-      <w:r>
-        <w:rPr>
-          <w:rFonts w:ascii="Times New Roman" w:eastAsia="Times New Roman" w:hAnsi="Times New Roman" w:cs="Times New Roman"/>
-          <w:sz w:val="24"/>
-          <w:szCs w:val="24"/>
-        </w:rPr>
-        <w:t>:</w:t>
-      </w:r>
-      <w:proofErr w:type="gramEnd"/>
-      <w:r>
-        <w:rPr>
-          <w:rFonts w:ascii="Times New Roman" w:eastAsia="Times New Roman" w:hAnsi="Times New Roman" w:cs="Times New Roman"/>
-          <w:sz w:val="24"/>
-          <w:szCs w:val="24"/>
-        </w:rPr>
-        <w:br/>
-        <w:t>x=4</w:t>
-      </w:r>
-      <w:r>
-        <w:rPr>
-          <w:rFonts w:ascii="Times New Roman" w:eastAsia="Times New Roman" w:hAnsi="Times New Roman" w:cs="Times New Roman"/>
-          <w:sz w:val="24"/>
-          <w:szCs w:val="24"/>
-        </w:rPr>
-        <w:br/>
-        <w:t>x++ → 4 (x=5)</w:t>
-      </w:r>
-      <w:r>
-        <w:rPr>
-          <w:rFonts w:ascii="Times New Roman" w:eastAsia="Times New Roman" w:hAnsi="Times New Roman" w:cs="Times New Roman"/>
-          <w:sz w:val="24"/>
-          <w:szCs w:val="24"/>
-        </w:rPr>
-        <w:br/>
-        <w:t>++x → 6</w:t>
-      </w:r>
-    </w:p>
-    <w:p>
-      <w:pPr>
-        <w:spacing w:after="0" w:line="240" w:lineRule="auto"/>
-        <w:rPr>
-          <w:rFonts w:ascii="Times New Roman" w:eastAsia="Times New Roman" w:hAnsi="Times New Roman" w:cs="Times New Roman"/>
-          <w:color w:val="FF0000"/>
-          <w:sz w:val="24"/>
-          <w:szCs w:val="24"/>
-        </w:rPr>
-      </w:pPr>
-      <w:r>
-        <w:rPr>
-          <w:rFonts w:ascii="Times New Roman" w:eastAsia="Times New Roman" w:hAnsi="Times New Roman" w:cs="Times New Roman"/>
-          <w:sz w:val="24"/>
-          <w:szCs w:val="24"/>
-        </w:rPr>
-        <w:t>x = 4 + 4 + 6 + 6</w:t>
-      </w:r>
-      <w:r>
-        <w:rPr>
-          <w:rFonts w:ascii="Times New Roman" w:eastAsia="Times New Roman" w:hAnsi="Times New Roman" w:cs="Times New Roman"/>
-          <w:sz w:val="24"/>
-          <w:szCs w:val="24"/>
-        </w:rPr>
-        <w:br/>
-      </w:r>
-      <w:r>
-        <w:rPr>
-          <w:rFonts w:ascii="Times New Roman" w:eastAsia="Times New Roman" w:hAnsi="Times New Roman" w:cs="Times New Roman"/>
-          <w:color w:val="FF0000"/>
-          <w:sz w:val="24"/>
-          <w:szCs w:val="24"/>
-        </w:rPr>
-        <w:t xml:space="preserve">= </w:t>
-      </w:r>
-      <w:r>
-        <w:rPr>
-          <w:rFonts w:ascii="Times New Roman" w:eastAsia="Times New Roman" w:hAnsi="Times New Roman" w:cs="Times New Roman"/>
-          <w:b/>
-          <w:bCs/>
-          <w:color w:val="FF0000"/>
-          <w:sz w:val="24"/>
-          <w:szCs w:val="24"/>
-        </w:rPr>
-        <w:t>20</w:t>
-      </w:r>
-    </w:p>
     <w:p>
       <w:pPr>
         <w:spacing w:after="0" w:line="240" w:lineRule="auto"/>
@@ -7389,7 +1544,6 @@
           <w:sz w:val="24"/>
           <w:szCs w:val="24"/>
         </w:rPr>
-        <w:lastRenderedPageBreak/>
         <w:t xml:space="preserve">The expression </w:t>
       </w:r>
       <w:r>
@@ -7511,6 +1665,7 @@
           <w:rFonts w:ascii="Times New Roman" w:hAnsi="Times New Roman" w:cs="Times New Roman"/>
           <w:noProof/>
         </w:rPr>
+        <w:lastRenderedPageBreak/>
         <mc:AlternateContent>
           <mc:Choice Requires="wpg">
             <w:drawing>
@@ -9408,7 +3563,6 @@
           <w:sz w:val="24"/>
           <w:szCs w:val="24"/>
         </w:rPr>
-        <w:lastRenderedPageBreak/>
         <w:t>f. ||</w:t>
       </w:r>
       <w:r>
@@ -9587,6 +3741,7 @@
           <w:rFonts w:ascii="Times New Roman" w:hAnsi="Times New Roman" w:cs="Times New Roman"/>
           <w:noProof/>
         </w:rPr>
+        <w:lastRenderedPageBreak/>
         <mc:AlternateContent>
           <mc:Choice Requires="wpg">
             <w:drawing>
@@ -11100,14 +5255,6 @@
           <w:szCs w:val="24"/>
         </w:rPr>
         <w:br/>
-      </w:r>
-      <w:r>
-        <w:rPr>
-          <w:rFonts w:ascii="Times New Roman" w:eastAsia="Times New Roman" w:hAnsi="Times New Roman" w:cs="Times New Roman"/>
-          <w:sz w:val="24"/>
-          <w:szCs w:val="24"/>
-        </w:rPr>
-        <w:lastRenderedPageBreak/>
         <w:t>c) A is true but R is false</w:t>
       </w:r>
       <w:r>
@@ -11216,6 +5363,7 @@
           <w:rFonts w:ascii="Times New Roman" w:hAnsi="Times New Roman" w:cs="Times New Roman"/>
           <w:noProof/>
         </w:rPr>
+        <w:lastRenderedPageBreak/>
         <mc:AlternateContent>
           <mc:Choice Requires="wpg">
             <w:drawing>
@@ -12389,7 +6537,6 @@
           <w:sz w:val="24"/>
           <w:szCs w:val="24"/>
         </w:rPr>
-        <w:lastRenderedPageBreak/>
         <w:t>9.</w:t>
       </w:r>
       <w:proofErr w:type="gramEnd"/>
@@ -12561,6 +6708,7 @@
           <w:rFonts w:ascii="Times New Roman" w:hAnsi="Times New Roman" w:cs="Times New Roman"/>
           <w:noProof/>
         </w:rPr>
+        <w:lastRenderedPageBreak/>
         <mc:AlternateContent>
           <mc:Choice Requires="wpg">
             <w:drawing>
@@ -13831,7 +7979,6 @@
           <w:sz w:val="24"/>
           <w:szCs w:val="24"/>
         </w:rPr>
-        <w:lastRenderedPageBreak/>
         <w:t>8. What is the output of the following if x = 10, y = 5?</w:t>
       </w:r>
       <w:r>
@@ -13914,6 +8061,7 @@
           <w:rFonts w:ascii="Times New Roman" w:hAnsi="Times New Roman" w:cs="Times New Roman"/>
           <w:noProof/>
         </w:rPr>
+        <w:lastRenderedPageBreak/>
         <mc:AlternateContent>
           <mc:Choice Requires="wpg">
             <w:drawing>
@@ -15611,7 +9759,6 @@
           <w:sz w:val="20"/>
           <w:szCs w:val="20"/>
         </w:rPr>
-        <w:lastRenderedPageBreak/>
         <w:t>10 / 4 = 2</w:t>
       </w:r>
       <w:r>
@@ -15782,6 +9929,7 @@
           <w:rFonts w:ascii="Times New Roman" w:hAnsi="Times New Roman" w:cs="Times New Roman"/>
           <w:noProof/>
         </w:rPr>
+        <w:lastRenderedPageBreak/>
         <mc:AlternateContent>
           <mc:Choice Requires="wpg">
             <w:drawing>
@@ -17706,7 +11854,6 @@
           <w:sz w:val="24"/>
           <w:szCs w:val="24"/>
         </w:rPr>
-        <w:lastRenderedPageBreak/>
         <w:t>2</w:t>
       </w:r>
       <w:r>
@@ -17906,6 +12053,7 @@
           <w:rFonts w:ascii="Times New Roman" w:hAnsi="Times New Roman" w:cs="Times New Roman"/>
           <w:noProof/>
         </w:rPr>
+        <w:lastRenderedPageBreak/>
         <mc:AlternateContent>
           <mc:Choice Requires="wpg">
             <w:drawing>
@@ -19585,7 +13733,15 @@
           <w:color w:val="C00000"/>
           <w:sz w:val="44"/>
         </w:rPr>
-        <w:t>Short answer questions</w:t>
+        <w:t>S</w:t>
+      </w:r>
+      <w:r>
+        <w:rPr>
+          <w:b/>
+          <w:color w:val="C00000"/>
+          <w:sz w:val="44"/>
+        </w:rPr>
+        <w:t>hort answer questions</w:t>
       </w:r>
     </w:p>
     <w:p>
@@ -19693,7 +13849,6 @@
           <w:sz w:val="24"/>
           <w:szCs w:val="24"/>
         </w:rPr>
-        <w:lastRenderedPageBreak/>
         <w:t>2. Question:</w:t>
       </w:r>
       <w:r>
@@ -19795,6 +13950,7 @@
           <w:rFonts w:ascii="Times New Roman" w:hAnsi="Times New Roman" w:cs="Times New Roman"/>
           <w:noProof/>
         </w:rPr>
+        <w:lastRenderedPageBreak/>
         <mc:AlternateContent>
           <mc:Choice Requires="wpg">
             <w:drawing>
@@ -21362,7 +15518,6 @@
           <w:sz w:val="24"/>
           <w:szCs w:val="24"/>
         </w:rPr>
-        <w:lastRenderedPageBreak/>
         <w:t>13. Question:</w:t>
       </w:r>
       <w:r>
@@ -21499,11 +15654,13 @@
           <w:szCs w:val="24"/>
         </w:rPr>
       </w:pPr>
+      <w:bookmarkStart w:id="0" w:name="_GoBack"/>
       <w:r>
         <w:rPr>
           <w:rFonts w:ascii="Times New Roman" w:hAnsi="Times New Roman" w:cs="Times New Roman"/>
           <w:noProof/>
         </w:rPr>
+        <w:lastRenderedPageBreak/>
         <mc:AlternateContent>
           <mc:Choice Requires="wpg">
             <w:drawing>
@@ -21815,6 +15972,7 @@
           </mc:Fallback>
         </mc:AlternateContent>
       </w:r>
+      <w:bookmarkEnd w:id="0"/>
       <w:r>
         <w:rPr>
           <w:rFonts w:ascii="Times New Roman" w:eastAsia="Times New Roman" w:hAnsi="Times New Roman" w:cs="Times New Roman"/>
@@ -23005,9 +17163,9 @@
   </w:docDefaults>
   <w:latentStyles w:defLockedState="0" w:defUIPriority="0" w:defSemiHidden="0" w:defUnhideWhenUsed="0" w:defQFormat="0" w:count="371">
     <w:lsdException w:name="Normal" w:qFormat="1"/>
-    <w:lsdException w:name="heading 1" w:uiPriority="9" w:qFormat="1"/>
+    <w:lsdException w:name="heading 1" w:qFormat="1"/>
     <w:lsdException w:name="heading 2" w:semiHidden="1" w:unhideWhenUsed="1" w:qFormat="1"/>
-    <w:lsdException w:name="heading 3" w:semiHidden="1" w:uiPriority="9" w:unhideWhenUsed="1" w:qFormat="1"/>
+    <w:lsdException w:name="heading 3" w:semiHidden="1" w:unhideWhenUsed="1" w:qFormat="1"/>
     <w:lsdException w:name="heading 4" w:semiHidden="1" w:unhideWhenUsed="1" w:qFormat="1"/>
     <w:lsdException w:name="heading 5" w:semiHidden="1" w:unhideWhenUsed="1" w:qFormat="1"/>
     <w:lsdException w:name="heading 6" w:semiHidden="1" w:unhideWhenUsed="1" w:qFormat="1"/>
@@ -23019,9 +17177,7 @@
     <w:lsdException w:name="Subtitle" w:qFormat="1"/>
     <w:lsdException w:name="Strong" w:uiPriority="22" w:qFormat="1"/>
     <w:lsdException w:name="Emphasis" w:uiPriority="20" w:qFormat="1"/>
-    <w:lsdException w:name="Normal (Web)" w:uiPriority="99"/>
     <w:lsdException w:name="HTML Code" w:uiPriority="99"/>
-    <w:lsdException w:name="HTML Preformatted" w:uiPriority="99"/>
     <w:lsdException w:name="Normal Table" w:semiHidden="1" w:unhideWhenUsed="1"/>
     <w:lsdException w:name="Table Simple 1" w:semiHidden="1" w:unhideWhenUsed="1"/>
     <w:lsdException w:name="Table Simple 2" w:semiHidden="1" w:unhideWhenUsed="1"/>
@@ -23295,45 +17451,6 @@
       <w:szCs w:val="22"/>
     </w:rPr>
   </w:style>
-  <w:style w:type="paragraph" w:styleId="Heading1">
-    <w:name w:val="heading 1"/>
-    <w:basedOn w:val="Normal"/>
-    <w:link w:val="Heading1Char"/>
-    <w:uiPriority w:val="9"/>
-    <w:qFormat/>
-    <w:rsid w:val="00036E79"/>
-    <w:pPr>
-      <w:spacing w:before="100" w:beforeAutospacing="1" w:after="100" w:afterAutospacing="1" w:line="240" w:lineRule="auto"/>
-      <w:outlineLvl w:val="0"/>
-    </w:pPr>
-    <w:rPr>
-      <w:rFonts w:ascii="Times New Roman" w:eastAsia="Times New Roman" w:hAnsi="Times New Roman" w:cs="Times New Roman"/>
-      <w:b/>
-      <w:bCs/>
-      <w:kern w:val="36"/>
-      <w:sz w:val="48"/>
-      <w:szCs w:val="48"/>
-    </w:rPr>
-  </w:style>
-  <w:style w:type="paragraph" w:styleId="Heading3">
-    <w:name w:val="heading 3"/>
-    <w:basedOn w:val="Normal"/>
-    <w:link w:val="Heading3Char"/>
-    <w:uiPriority w:val="9"/>
-    <w:qFormat/>
-    <w:rsid w:val="00036E79"/>
-    <w:pPr>
-      <w:spacing w:before="100" w:beforeAutospacing="1" w:after="100" w:afterAutospacing="1" w:line="240" w:lineRule="auto"/>
-      <w:outlineLvl w:val="2"/>
-    </w:pPr>
-    <w:rPr>
-      <w:rFonts w:ascii="Times New Roman" w:eastAsia="Times New Roman" w:hAnsi="Times New Roman" w:cs="Times New Roman"/>
-      <w:b/>
-      <w:bCs/>
-      <w:sz w:val="27"/>
-      <w:szCs w:val="27"/>
-    </w:rPr>
-  </w:style>
   <w:style w:type="character" w:default="1" w:styleId="DefaultParagraphFont">
     <w:name w:val="Default Paragraph Font"/>
     <w:uiPriority w:val="1"/>
@@ -23394,112 +17511,6 @@
       <w:i/>
       <w:iCs/>
     </w:rPr>
-  </w:style>
-  <w:style w:type="character" w:customStyle="1" w:styleId="Heading1Char">
-    <w:name w:val="Heading 1 Char"/>
-    <w:basedOn w:val="DefaultParagraphFont"/>
-    <w:link w:val="Heading1"/>
-    <w:uiPriority w:val="9"/>
-    <w:rsid w:val="00036E79"/>
-    <w:rPr>
-      <w:b/>
-      <w:bCs/>
-      <w:kern w:val="36"/>
-      <w:sz w:val="48"/>
-      <w:szCs w:val="48"/>
-    </w:rPr>
-  </w:style>
-  <w:style w:type="character" w:customStyle="1" w:styleId="Heading3Char">
-    <w:name w:val="Heading 3 Char"/>
-    <w:basedOn w:val="DefaultParagraphFont"/>
-    <w:link w:val="Heading3"/>
-    <w:uiPriority w:val="9"/>
-    <w:rsid w:val="00036E79"/>
-    <w:rPr>
-      <w:b/>
-      <w:bCs/>
-      <w:sz w:val="27"/>
-      <w:szCs w:val="27"/>
-    </w:rPr>
-  </w:style>
-  <w:style w:type="paragraph" w:styleId="NormalWeb">
-    <w:name w:val="Normal (Web)"/>
-    <w:basedOn w:val="Normal"/>
-    <w:uiPriority w:val="99"/>
-    <w:unhideWhenUsed/>
-    <w:rsid w:val="00036E79"/>
-    <w:pPr>
-      <w:spacing w:before="100" w:beforeAutospacing="1" w:after="100" w:afterAutospacing="1" w:line="240" w:lineRule="auto"/>
-    </w:pPr>
-    <w:rPr>
-      <w:rFonts w:ascii="Times New Roman" w:eastAsia="Times New Roman" w:hAnsi="Times New Roman" w:cs="Times New Roman"/>
-      <w:sz w:val="24"/>
-      <w:szCs w:val="24"/>
-    </w:rPr>
-  </w:style>
-  <w:style w:type="paragraph" w:styleId="HTMLPreformatted">
-    <w:name w:val="HTML Preformatted"/>
-    <w:basedOn w:val="Normal"/>
-    <w:link w:val="HTMLPreformattedChar"/>
-    <w:uiPriority w:val="99"/>
-    <w:unhideWhenUsed/>
-    <w:rsid w:val="00036E79"/>
-    <w:pPr>
-      <w:tabs>
-        <w:tab w:val="left" w:pos="916"/>
-        <w:tab w:val="left" w:pos="1832"/>
-        <w:tab w:val="left" w:pos="2748"/>
-        <w:tab w:val="left" w:pos="3664"/>
-        <w:tab w:val="left" w:pos="4580"/>
-        <w:tab w:val="left" w:pos="5496"/>
-        <w:tab w:val="left" w:pos="6412"/>
-        <w:tab w:val="left" w:pos="7328"/>
-        <w:tab w:val="left" w:pos="8244"/>
-        <w:tab w:val="left" w:pos="9160"/>
-        <w:tab w:val="left" w:pos="10076"/>
-        <w:tab w:val="left" w:pos="10992"/>
-        <w:tab w:val="left" w:pos="11908"/>
-        <w:tab w:val="left" w:pos="12824"/>
-        <w:tab w:val="left" w:pos="13740"/>
-        <w:tab w:val="left" w:pos="14656"/>
-      </w:tabs>
-      <w:spacing w:after="0" w:line="240" w:lineRule="auto"/>
-    </w:pPr>
-    <w:rPr>
-      <w:rFonts w:ascii="Courier New" w:eastAsia="Times New Roman" w:hAnsi="Courier New" w:cs="Courier New"/>
-      <w:sz w:val="20"/>
-      <w:szCs w:val="20"/>
-    </w:rPr>
-  </w:style>
-  <w:style w:type="character" w:customStyle="1" w:styleId="HTMLPreformattedChar">
-    <w:name w:val="HTML Preformatted Char"/>
-    <w:basedOn w:val="DefaultParagraphFont"/>
-    <w:link w:val="HTMLPreformatted"/>
-    <w:uiPriority w:val="99"/>
-    <w:rsid w:val="00036E79"/>
-    <w:rPr>
-      <w:rFonts w:ascii="Courier New" w:hAnsi="Courier New" w:cs="Courier New"/>
-    </w:rPr>
-  </w:style>
-  <w:style w:type="character" w:customStyle="1" w:styleId="t">
-    <w:name w:val="ͼt"/>
-    <w:basedOn w:val="DefaultParagraphFont"/>
-    <w:rsid w:val="00036E79"/>
-  </w:style>
-  <w:style w:type="character" w:customStyle="1" w:styleId="n">
-    <w:name w:val="ͼn"/>
-    <w:basedOn w:val="DefaultParagraphFont"/>
-    <w:rsid w:val="00036E79"/>
-  </w:style>
-  <w:style w:type="character" w:customStyle="1" w:styleId="q">
-    <w:name w:val="ͼq"/>
-    <w:basedOn w:val="DefaultParagraphFont"/>
-    <w:rsid w:val="00036E79"/>
-  </w:style>
-  <w:style w:type="character" w:customStyle="1" w:styleId="r">
-    <w:name w:val="ͼr"/>
-    <w:basedOn w:val="DefaultParagraphFont"/>
-    <w:rsid w:val="00036E79"/>
   </w:style>
 </w:styles>
 </file>
